--- a/中間報告書/中間報告書１_大槻_添野_1.docx
+++ b/中間報告書/中間報告書１_大槻_添野_1.docx
@@ -7,7 +7,88 @@
         <w:snapToGrid w:val="0"/>
         <w:jc w:val="center"/>
         <w:rPr>
-          <w:rFonts w:asciiTheme="minorEastAsia" w:eastAsiaTheme="minorEastAsia" w:hAnsiTheme="minorEastAsia"/>
+          <w:rFonts w:ascii="ＭＳ 明朝" w:hAnsi="ＭＳ 明朝" w:eastAsia="ＭＳ 明朝" w:asciiTheme="minorEastAsia" w:hAnsiTheme="minorEastAsia" w:eastAsiaTheme="minorEastAsia"/>
+          <w:b w:val="1"/>
+          <w:bCs w:val="1"/>
+          <w:sz w:val="52"/>
+          <w:szCs w:val="52"/>
+        </w:rPr>
+      </w:pPr>
+      <w:r>
+        <w:rPr>
+          <w:rFonts w:ascii="ＭＳ 明朝" w:hAnsi="ＭＳ 明朝" w:eastAsia="ＭＳ 明朝" w:asciiTheme="minorEastAsia" w:hAnsiTheme="minorEastAsia" w:eastAsiaTheme="minorEastAsia"/>
+          <w:b w:val="1"/>
+          <w:bCs w:val="1"/>
+          <w:sz w:val="52"/>
+          <w:szCs w:val="52"/>
+          <w:lang w:eastAsia="zh-CN"/>
+        </w:rPr>
+        <w:t>令和</w:t>
+      </w:r>
+      <w:r>
+        <w:rPr>
+          <w:rFonts w:ascii="ＭＳ 明朝" w:hAnsi="ＭＳ 明朝" w:eastAsia="ＭＳ 明朝" w:asciiTheme="minorEastAsia" w:hAnsiTheme="minorEastAsia" w:eastAsiaTheme="minorEastAsia"/>
+          <w:b w:val="1"/>
+          <w:bCs w:val="1"/>
+          <w:sz w:val="52"/>
+          <w:szCs w:val="52"/>
+        </w:rPr>
+        <w:t>8</w:t>
+      </w:r>
+      <w:bookmarkStart w:name="_Int_bVto3r0q" w:id="1712458781"/>
+      <w:r>
+        <w:rPr>
+          <w:rFonts w:ascii="ＭＳ 明朝" w:hAnsi="ＭＳ 明朝" w:eastAsia="ＭＳ 明朝" w:asciiTheme="minorEastAsia" w:hAnsiTheme="minorEastAsia" w:eastAsiaTheme="minorEastAsia"/>
+          <w:b w:val="1"/>
+          <w:bCs w:val="1"/>
+          <w:sz w:val="52"/>
+          <w:szCs w:val="52"/>
+          <w:lang w:eastAsia="zh-CN"/>
+        </w:rPr>
+        <w:t xml:space="preserve">年度 </w:t>
+      </w:r>
+      <w:r>
+        <w:rPr>
+          <w:rFonts w:ascii="ＭＳ 明朝" w:hAnsi="ＭＳ 明朝" w:eastAsia="ＭＳ 明朝" w:asciiTheme="minorEastAsia" w:hAnsiTheme="minorEastAsia" w:eastAsiaTheme="minorEastAsia"/>
+          <w:b w:val="1"/>
+          <w:bCs w:val="1"/>
+          <w:sz w:val="52"/>
+          <w:szCs w:val="52"/>
+          <w:lang w:eastAsia="zh-CN"/>
+        </w:rPr>
+        <w:t>卒</w:t>
+      </w:r>
+      <w:bookmarkEnd w:id="1712458781"/>
+      <w:bookmarkStart w:name="_Int_YAljOtXt" w:id="223350087"/>
+      <w:r>
+        <w:rPr>
+          <w:rFonts w:ascii="ＭＳ 明朝" w:hAnsi="ＭＳ 明朝" w:eastAsia="ＭＳ 明朝" w:asciiTheme="minorEastAsia" w:hAnsiTheme="minorEastAsia" w:eastAsiaTheme="minorEastAsia"/>
+          <w:b w:val="1"/>
+          <w:bCs w:val="1"/>
+          <w:sz w:val="52"/>
+          <w:szCs w:val="52"/>
+          <w:lang w:eastAsia="zh-CN"/>
+        </w:rPr>
+        <w:t>業</w:t>
+      </w:r>
+      <w:bookmarkEnd w:id="223350087"/>
+      <w:r>
+        <w:rPr>
+          <w:rFonts w:ascii="ＭＳ 明朝" w:hAnsi="ＭＳ 明朝" w:eastAsia="ＭＳ 明朝" w:asciiTheme="minorEastAsia" w:hAnsiTheme="minorEastAsia" w:eastAsiaTheme="minorEastAsia"/>
+          <w:b w:val="1"/>
+          <w:bCs w:val="1"/>
+          <w:sz w:val="52"/>
+          <w:szCs w:val="52"/>
+          <w:lang w:eastAsia="zh-CN"/>
+        </w:rPr>
+        <w:t>研究</w:t>
+      </w:r>
+    </w:p>
+    <w:p>
+      <w:pPr>
+        <w:jc w:val="center"/>
+        <w:rPr>
+          <w:rFonts w:asciiTheme="minorEastAsia" w:hAnsiTheme="minorEastAsia" w:eastAsiaTheme="minorEastAsia"/>
           <w:b/>
           <w:sz w:val="52"/>
           <w:szCs w:val="52"/>
@@ -15,75 +96,25 @@
       </w:pPr>
       <w:r>
         <w:rPr>
-          <w:rFonts w:asciiTheme="minorEastAsia" w:eastAsiaTheme="minorEastAsia" w:hAnsiTheme="minorEastAsia" w:hint="eastAsia"/>
+          <w:rFonts w:hint="eastAsia" w:asciiTheme="minorEastAsia" w:hAnsiTheme="minorEastAsia" w:eastAsiaTheme="minorEastAsia"/>
           <w:b/>
           <w:sz w:val="52"/>
           <w:szCs w:val="52"/>
-          <w:lang w:eastAsia="zh-CN"/>
-        </w:rPr>
-        <w:t>令和</w:t>
+        </w:rPr>
+        <w:t>中間報告</w:t>
       </w:r>
       <w:r>
         <w:rPr>
-          <w:rFonts w:asciiTheme="minorEastAsia" w:eastAsiaTheme="minorEastAsia" w:hAnsiTheme="minorEastAsia" w:hint="eastAsia"/>
+          <w:rFonts w:hint="eastAsia" w:asciiTheme="minorEastAsia" w:hAnsiTheme="minorEastAsia" w:eastAsiaTheme="minorEastAsia"/>
           <w:b/>
           <w:sz w:val="52"/>
           <w:szCs w:val="52"/>
         </w:rPr>
-        <w:t>8</w:t>
-      </w:r>
-      <w:r>
-        <w:rPr>
-          <w:rFonts w:asciiTheme="minorEastAsia" w:eastAsiaTheme="minorEastAsia" w:hAnsiTheme="minorEastAsia" w:hint="eastAsia"/>
-          <w:b/>
-          <w:sz w:val="52"/>
-          <w:szCs w:val="52"/>
-          <w:lang w:eastAsia="zh-CN"/>
-        </w:rPr>
-        <w:t xml:space="preserve">年度 </w:t>
-      </w:r>
-      <w:r>
-        <w:rPr>
-          <w:rFonts w:asciiTheme="minorEastAsia" w:eastAsiaTheme="minorEastAsia" w:hAnsiTheme="minorEastAsia" w:hint="eastAsia"/>
-          <w:b/>
-          <w:sz w:val="52"/>
-          <w:szCs w:val="52"/>
-          <w:lang w:eastAsia="zh-CN"/>
-        </w:rPr>
-        <w:t>卒業研究</w:t>
-      </w:r>
-    </w:p>
-    <w:p>
-      <w:pPr>
-        <w:jc w:val="center"/>
-        <w:rPr>
-          <w:rFonts w:asciiTheme="minorEastAsia" w:eastAsiaTheme="minorEastAsia" w:hAnsiTheme="minorEastAsia"/>
-          <w:b/>
-          <w:sz w:val="52"/>
-          <w:szCs w:val="52"/>
-        </w:rPr>
-      </w:pPr>
-      <w:r>
-        <w:rPr>
-          <w:rFonts w:asciiTheme="minorEastAsia" w:eastAsiaTheme="minorEastAsia" w:hAnsiTheme="minorEastAsia" w:hint="eastAsia"/>
-          <w:b/>
-          <w:sz w:val="52"/>
-          <w:szCs w:val="52"/>
-        </w:rPr>
-        <w:t>中間報告</w:t>
-      </w:r>
-      <w:r>
-        <w:rPr>
-          <w:rFonts w:asciiTheme="minorEastAsia" w:eastAsiaTheme="minorEastAsia" w:hAnsiTheme="minorEastAsia" w:hint="eastAsia"/>
-          <w:b/>
-          <w:sz w:val="52"/>
-          <w:szCs w:val="52"/>
-        </w:rPr>
         <w:t>書</w:t>
       </w:r>
       <w:r>
         <w:rPr>
-          <w:rFonts w:asciiTheme="minorEastAsia" w:eastAsiaTheme="minorEastAsia" w:hAnsiTheme="minorEastAsia" w:hint="eastAsia"/>
+          <w:rFonts w:hint="eastAsia" w:asciiTheme="minorEastAsia" w:hAnsiTheme="minorEastAsia" w:eastAsiaTheme="minorEastAsia"/>
           <w:b/>
           <w:sz w:val="52"/>
           <w:szCs w:val="52"/>
@@ -95,7 +126,7 @@
       <w:pPr>
         <w:jc w:val="center"/>
         <w:rPr>
-          <w:rFonts w:asciiTheme="minorEastAsia" w:eastAsiaTheme="minorEastAsia" w:hAnsiTheme="minorEastAsia"/>
+          <w:rFonts w:asciiTheme="minorEastAsia" w:hAnsiTheme="minorEastAsia" w:eastAsiaTheme="minorEastAsia"/>
           <w:b/>
           <w:szCs w:val="21"/>
         </w:rPr>
@@ -105,14 +136,14 @@
       <w:pPr>
         <w:jc w:val="center"/>
         <w:rPr>
-          <w:rFonts w:asciiTheme="minorEastAsia" w:eastAsiaTheme="minorEastAsia" w:hAnsiTheme="minorEastAsia"/>
+          <w:rFonts w:asciiTheme="minorEastAsia" w:hAnsiTheme="minorEastAsia" w:eastAsiaTheme="minorEastAsia"/>
           <w:sz w:val="36"/>
           <w:szCs w:val="36"/>
         </w:rPr>
       </w:pPr>
       <w:r>
         <w:rPr>
-          <w:rFonts w:asciiTheme="minorEastAsia" w:eastAsiaTheme="minorEastAsia" w:hAnsiTheme="minorEastAsia" w:hint="eastAsia"/>
+          <w:rFonts w:hint="eastAsia" w:asciiTheme="minorEastAsia" w:hAnsiTheme="minorEastAsia" w:eastAsiaTheme="minorEastAsia"/>
           <w:sz w:val="36"/>
           <w:szCs w:val="36"/>
         </w:rPr>
@@ -123,7 +154,7 @@
       <w:pPr>
         <w:jc w:val="center"/>
         <w:rPr>
-          <w:rFonts w:asciiTheme="minorEastAsia" w:eastAsiaTheme="minorEastAsia" w:hAnsiTheme="minorEastAsia"/>
+          <w:rFonts w:asciiTheme="minorEastAsia" w:hAnsiTheme="minorEastAsia" w:eastAsiaTheme="minorEastAsia"/>
           <w:color w:val="FF0000"/>
           <w:sz w:val="36"/>
           <w:szCs w:val="36"/>
@@ -131,7 +162,7 @@
       </w:pPr>
       <w:r>
         <w:rPr>
-          <w:rFonts w:asciiTheme="minorEastAsia" w:eastAsiaTheme="minorEastAsia" w:hAnsiTheme="minorEastAsia"/>
+          <w:rFonts w:asciiTheme="minorEastAsia" w:hAnsiTheme="minorEastAsia" w:eastAsiaTheme="minorEastAsia"/>
           <w:sz w:val="36"/>
           <w:szCs w:val="36"/>
         </w:rPr>
@@ -142,7 +173,7 @@
       <w:pPr>
         <w:jc w:val="center"/>
         <w:rPr>
-          <w:rFonts w:asciiTheme="minorEastAsia" w:eastAsiaTheme="minorEastAsia" w:hAnsiTheme="minorEastAsia"/>
+          <w:rFonts w:asciiTheme="minorEastAsia" w:hAnsiTheme="minorEastAsia" w:eastAsiaTheme="minorEastAsia"/>
           <w:sz w:val="24"/>
         </w:rPr>
       </w:pPr>
@@ -151,7 +182,7 @@
       <w:pPr>
         <w:jc w:val="center"/>
         <w:rPr>
-          <w:rFonts w:asciiTheme="minorEastAsia" w:eastAsiaTheme="minorEastAsia" w:hAnsiTheme="minorEastAsia"/>
+          <w:rFonts w:asciiTheme="minorEastAsia" w:hAnsiTheme="minorEastAsia" w:eastAsiaTheme="minorEastAsia"/>
           <w:sz w:val="36"/>
           <w:szCs w:val="36"/>
           <w:lang w:eastAsia="zh-CN"/>
@@ -159,7 +190,7 @@
       </w:pPr>
       <w:r>
         <w:rPr>
-          <w:rFonts w:asciiTheme="minorEastAsia" w:eastAsiaTheme="minorEastAsia" w:hAnsiTheme="minorEastAsia" w:hint="eastAsia"/>
+          <w:rFonts w:hint="eastAsia" w:asciiTheme="minorEastAsia" w:hAnsiTheme="minorEastAsia" w:eastAsiaTheme="minorEastAsia"/>
           <w:sz w:val="36"/>
           <w:szCs w:val="36"/>
           <w:lang w:eastAsia="zh-CN"/>
@@ -171,14 +202,14 @@
       <w:pPr>
         <w:jc w:val="center"/>
         <w:rPr>
-          <w:rFonts w:asciiTheme="minorEastAsia" w:eastAsiaTheme="minorEastAsia" w:hAnsiTheme="minorEastAsia"/>
+          <w:rFonts w:asciiTheme="minorEastAsia" w:hAnsiTheme="minorEastAsia" w:eastAsiaTheme="minorEastAsia"/>
           <w:sz w:val="36"/>
           <w:szCs w:val="36"/>
         </w:rPr>
       </w:pPr>
       <w:r>
         <w:rPr>
-          <w:rFonts w:asciiTheme="minorEastAsia" w:eastAsiaTheme="minorEastAsia" w:hAnsiTheme="minorEastAsia" w:hint="eastAsia"/>
+          <w:rFonts w:hint="eastAsia" w:asciiTheme="minorEastAsia" w:hAnsiTheme="minorEastAsia" w:eastAsiaTheme="minorEastAsia"/>
           <w:sz w:val="36"/>
           <w:szCs w:val="36"/>
         </w:rPr>
@@ -186,7 +217,7 @@
       </w:r>
       <w:r>
         <w:rPr>
-          <w:rFonts w:asciiTheme="minorEastAsia" w:eastAsiaTheme="minorEastAsia" w:hAnsiTheme="minorEastAsia" w:hint="eastAsia"/>
+          <w:rFonts w:hint="eastAsia" w:asciiTheme="minorEastAsia" w:hAnsiTheme="minorEastAsia" w:eastAsiaTheme="minorEastAsia"/>
           <w:sz w:val="36"/>
           <w:szCs w:val="36"/>
           <w:lang w:eastAsia="zh-CN"/>
@@ -195,7 +226,7 @@
       </w:r>
       <w:r>
         <w:rPr>
-          <w:rFonts w:asciiTheme="minorEastAsia" w:eastAsiaTheme="minorEastAsia" w:hAnsiTheme="minorEastAsia" w:hint="eastAsia"/>
+          <w:rFonts w:hint="eastAsia" w:asciiTheme="minorEastAsia" w:hAnsiTheme="minorEastAsia" w:eastAsiaTheme="minorEastAsia"/>
           <w:sz w:val="36"/>
           <w:szCs w:val="36"/>
         </w:rPr>
@@ -203,7 +234,7 @@
       </w:r>
       <w:r>
         <w:rPr>
-          <w:rFonts w:asciiTheme="minorEastAsia" w:eastAsiaTheme="minorEastAsia" w:hAnsiTheme="minorEastAsia" w:hint="eastAsia"/>
+          <w:rFonts w:hint="eastAsia" w:asciiTheme="minorEastAsia" w:hAnsiTheme="minorEastAsia" w:eastAsiaTheme="minorEastAsia"/>
           <w:sz w:val="36"/>
           <w:szCs w:val="36"/>
           <w:lang w:eastAsia="zh-CN"/>
@@ -212,7 +243,7 @@
       </w:r>
       <w:r>
         <w:rPr>
-          <w:rFonts w:asciiTheme="minorEastAsia" w:eastAsiaTheme="minorEastAsia" w:hAnsiTheme="minorEastAsia" w:hint="eastAsia"/>
+          <w:rFonts w:hint="eastAsia" w:asciiTheme="minorEastAsia" w:hAnsiTheme="minorEastAsia" w:eastAsiaTheme="minorEastAsia"/>
           <w:sz w:val="36"/>
           <w:szCs w:val="36"/>
         </w:rPr>
@@ -223,14 +254,14 @@
       <w:pPr>
         <w:jc w:val="center"/>
         <w:rPr>
-          <w:rFonts w:asciiTheme="minorEastAsia" w:eastAsiaTheme="minorEastAsia" w:hAnsiTheme="minorEastAsia"/>
+          <w:rFonts w:asciiTheme="minorEastAsia" w:hAnsiTheme="minorEastAsia" w:eastAsiaTheme="minorEastAsia"/>
           <w:sz w:val="36"/>
           <w:szCs w:val="36"/>
         </w:rPr>
       </w:pPr>
       <w:r>
         <w:rPr>
-          <w:rFonts w:asciiTheme="minorEastAsia" w:eastAsiaTheme="minorEastAsia" w:hAnsiTheme="minorEastAsia" w:hint="eastAsia"/>
+          <w:rFonts w:hint="eastAsia" w:asciiTheme="minorEastAsia" w:hAnsiTheme="minorEastAsia" w:eastAsiaTheme="minorEastAsia"/>
           <w:sz w:val="36"/>
           <w:szCs w:val="36"/>
         </w:rPr>
@@ -238,7 +269,7 @@
       </w:r>
       <w:r>
         <w:rPr>
-          <w:rFonts w:asciiTheme="minorEastAsia" w:eastAsiaTheme="minorEastAsia" w:hAnsiTheme="minorEastAsia" w:hint="eastAsia"/>
+          <w:rFonts w:hint="eastAsia" w:asciiTheme="minorEastAsia" w:hAnsiTheme="minorEastAsia" w:eastAsiaTheme="minorEastAsia"/>
           <w:sz w:val="36"/>
           <w:szCs w:val="36"/>
           <w:lang w:eastAsia="zh-CN"/>
@@ -247,7 +278,7 @@
       </w:r>
       <w:r>
         <w:rPr>
-          <w:rFonts w:asciiTheme="minorEastAsia" w:eastAsiaTheme="minorEastAsia" w:hAnsiTheme="minorEastAsia"/>
+          <w:rFonts w:asciiTheme="minorEastAsia" w:hAnsiTheme="minorEastAsia" w:eastAsiaTheme="minorEastAsia"/>
           <w:sz w:val="36"/>
           <w:szCs w:val="36"/>
           <w:lang w:eastAsia="zh-CN"/>
@@ -256,7 +287,7 @@
       </w:r>
       <w:r>
         <w:rPr>
-          <w:rFonts w:asciiTheme="minorEastAsia" w:eastAsiaTheme="minorEastAsia" w:hAnsiTheme="minorEastAsia" w:hint="eastAsia"/>
+          <w:rFonts w:hint="eastAsia" w:asciiTheme="minorEastAsia" w:hAnsiTheme="minorEastAsia" w:eastAsiaTheme="minorEastAsia"/>
           <w:sz w:val="36"/>
           <w:szCs w:val="36"/>
           <w:lang w:eastAsia="zh-CN"/>
@@ -265,7 +296,7 @@
       </w:r>
       <w:r>
         <w:rPr>
-          <w:rFonts w:asciiTheme="minorEastAsia" w:eastAsiaTheme="minorEastAsia" w:hAnsiTheme="minorEastAsia"/>
+          <w:rFonts w:asciiTheme="minorEastAsia" w:hAnsiTheme="minorEastAsia" w:eastAsiaTheme="minorEastAsia"/>
           <w:sz w:val="36"/>
           <w:szCs w:val="36"/>
           <w:lang w:eastAsia="zh-CN"/>
@@ -277,7 +308,7 @@
       <w:pPr>
         <w:jc w:val="center"/>
         <w:rPr>
-          <w:rFonts w:asciiTheme="minorEastAsia" w:eastAsiaTheme="minorEastAsia" w:hAnsiTheme="minorEastAsia"/>
+          <w:rFonts w:asciiTheme="minorEastAsia" w:hAnsiTheme="minorEastAsia" w:eastAsiaTheme="minorEastAsia"/>
           <w:sz w:val="32"/>
           <w:szCs w:val="32"/>
           <w:lang w:eastAsia="zh-CN"/>
@@ -288,14 +319,14 @@
       <w:pPr>
         <w:jc w:val="center"/>
         <w:rPr>
-          <w:rFonts w:asciiTheme="minorEastAsia" w:eastAsiaTheme="minorEastAsia" w:hAnsiTheme="minorEastAsia"/>
+          <w:rFonts w:asciiTheme="minorEastAsia" w:hAnsiTheme="minorEastAsia" w:eastAsiaTheme="minorEastAsia"/>
           <w:sz w:val="32"/>
           <w:szCs w:val="32"/>
         </w:rPr>
       </w:pPr>
       <w:r>
         <w:rPr>
-          <w:rFonts w:asciiTheme="minorEastAsia" w:eastAsiaTheme="minorEastAsia" w:hAnsiTheme="minorEastAsia" w:hint="eastAsia"/>
+          <w:rFonts w:hint="eastAsia" w:asciiTheme="minorEastAsia" w:hAnsiTheme="minorEastAsia" w:eastAsiaTheme="minorEastAsia"/>
           <w:sz w:val="32"/>
           <w:szCs w:val="32"/>
         </w:rPr>
@@ -306,7 +337,7 @@
       <w:pPr>
         <w:jc w:val="center"/>
         <w:rPr>
-          <w:rFonts w:asciiTheme="minorEastAsia" w:eastAsiaTheme="minorEastAsia" w:hAnsiTheme="minorEastAsia"/>
+          <w:rFonts w:asciiTheme="minorEastAsia" w:hAnsiTheme="minorEastAsia" w:eastAsiaTheme="minorEastAsia"/>
           <w:sz w:val="28"/>
           <w:szCs w:val="28"/>
         </w:rPr>
@@ -317,14 +348,14 @@
         <w:snapToGrid w:val="0"/>
         <w:jc w:val="center"/>
         <w:rPr>
-          <w:rFonts w:asciiTheme="minorEastAsia" w:eastAsiaTheme="minorEastAsia" w:hAnsiTheme="minorEastAsia"/>
+          <w:rFonts w:asciiTheme="minorEastAsia" w:hAnsiTheme="minorEastAsia" w:eastAsiaTheme="minorEastAsia"/>
           <w:sz w:val="36"/>
           <w:szCs w:val="36"/>
         </w:rPr>
       </w:pPr>
       <w:r>
         <w:rPr>
-          <w:rFonts w:asciiTheme="minorEastAsia" w:eastAsiaTheme="minorEastAsia" w:hAnsiTheme="minorEastAsia" w:hint="eastAsia"/>
+          <w:rFonts w:hint="eastAsia" w:asciiTheme="minorEastAsia" w:hAnsiTheme="minorEastAsia" w:eastAsiaTheme="minorEastAsia"/>
           <w:sz w:val="36"/>
           <w:szCs w:val="36"/>
         </w:rPr>
@@ -336,7 +367,7 @@
         <w:snapToGrid w:val="0"/>
         <w:jc w:val="center"/>
         <w:rPr>
-          <w:rFonts w:asciiTheme="minorEastAsia" w:eastAsiaTheme="minorEastAsia" w:hAnsiTheme="minorEastAsia"/>
+          <w:rFonts w:asciiTheme="minorEastAsia" w:hAnsiTheme="minorEastAsia" w:eastAsiaTheme="minorEastAsia"/>
           <w:color w:val="FF0000"/>
           <w:sz w:val="36"/>
           <w:szCs w:val="36"/>
@@ -345,7 +376,7 @@
       </w:pPr>
       <w:r>
         <w:rPr>
-          <w:rFonts w:asciiTheme="minorEastAsia" w:eastAsiaTheme="minorEastAsia" w:hAnsiTheme="minorEastAsia"/>
+          <w:rFonts w:asciiTheme="minorEastAsia" w:hAnsiTheme="minorEastAsia" w:eastAsiaTheme="minorEastAsia"/>
           <w:sz w:val="36"/>
           <w:szCs w:val="36"/>
         </w:rPr>
@@ -353,7 +384,7 @@
       </w:r>
       <w:r>
         <w:rPr>
-          <w:rFonts w:asciiTheme="minorEastAsia" w:eastAsiaTheme="minorEastAsia" w:hAnsiTheme="minorEastAsia" w:hint="eastAsia"/>
+          <w:rFonts w:hint="eastAsia" w:asciiTheme="minorEastAsia" w:hAnsiTheme="minorEastAsia" w:eastAsiaTheme="minorEastAsia"/>
           <w:sz w:val="36"/>
           <w:szCs w:val="36"/>
         </w:rPr>
@@ -361,7 +392,7 @@
       </w:r>
       <w:r>
         <w:rPr>
-          <w:rFonts w:asciiTheme="minorEastAsia" w:eastAsiaTheme="minorEastAsia" w:hAnsiTheme="minorEastAsia" w:hint="eastAsia"/>
+          <w:rFonts w:hint="eastAsia" w:asciiTheme="minorEastAsia" w:hAnsiTheme="minorEastAsia" w:eastAsiaTheme="minorEastAsia"/>
           <w:sz w:val="36"/>
           <w:szCs w:val="36"/>
         </w:rPr>
@@ -369,7 +400,7 @@
       </w:r>
       <w:r>
         <w:rPr>
-          <w:rFonts w:asciiTheme="minorEastAsia" w:eastAsiaTheme="minorEastAsia" w:hAnsiTheme="minorEastAsia"/>
+          <w:rFonts w:asciiTheme="minorEastAsia" w:hAnsiTheme="minorEastAsia" w:eastAsiaTheme="minorEastAsia"/>
           <w:sz w:val="36"/>
           <w:szCs w:val="36"/>
         </w:rPr>
@@ -377,7 +408,7 @@
       </w:r>
       <w:r>
         <w:rPr>
-          <w:rFonts w:asciiTheme="minorEastAsia" w:eastAsiaTheme="minorEastAsia" w:hAnsiTheme="minorEastAsia" w:hint="eastAsia"/>
+          <w:rFonts w:hint="eastAsia" w:asciiTheme="minorEastAsia" w:hAnsiTheme="minorEastAsia" w:eastAsiaTheme="minorEastAsia"/>
           <w:sz w:val="36"/>
           <w:szCs w:val="36"/>
         </w:rPr>
@@ -385,7 +416,7 @@
       </w:r>
       <w:r>
         <w:rPr>
-          <w:rFonts w:asciiTheme="minorEastAsia" w:eastAsiaTheme="minorEastAsia" w:hAnsiTheme="minorEastAsia"/>
+          <w:rFonts w:asciiTheme="minorEastAsia" w:hAnsiTheme="minorEastAsia" w:eastAsiaTheme="minorEastAsia"/>
           <w:sz w:val="36"/>
           <w:szCs w:val="36"/>
         </w:rPr>
@@ -393,7 +424,7 @@
       </w:r>
       <w:r>
         <w:rPr>
-          <w:rFonts w:asciiTheme="minorEastAsia" w:eastAsiaTheme="minorEastAsia" w:hAnsiTheme="minorEastAsia" w:hint="eastAsia"/>
+          <w:rFonts w:hint="eastAsia" w:asciiTheme="minorEastAsia" w:hAnsiTheme="minorEastAsia" w:eastAsiaTheme="minorEastAsia"/>
           <w:sz w:val="36"/>
           <w:szCs w:val="36"/>
         </w:rPr>
@@ -401,7 +432,7 @@
       </w:r>
       <w:r>
         <w:rPr>
-          <w:rFonts w:asciiTheme="minorEastAsia" w:eastAsiaTheme="minorEastAsia" w:hAnsiTheme="minorEastAsia"/>
+          <w:rFonts w:asciiTheme="minorEastAsia" w:hAnsiTheme="minorEastAsia" w:eastAsiaTheme="minorEastAsia"/>
           <w:sz w:val="36"/>
           <w:szCs w:val="36"/>
         </w:rPr>
@@ -412,7 +443,7 @@
       <w:pPr>
         <w:jc w:val="center"/>
         <w:rPr>
-          <w:rFonts w:asciiTheme="minorEastAsia" w:eastAsiaTheme="minorEastAsia" w:hAnsiTheme="minorEastAsia"/>
+          <w:rFonts w:asciiTheme="minorEastAsia" w:hAnsiTheme="minorEastAsia" w:eastAsiaTheme="minorEastAsia"/>
           <w:sz w:val="28"/>
           <w:szCs w:val="28"/>
         </w:rPr>
@@ -423,14 +454,14 @@
         <w:snapToGrid w:val="0"/>
         <w:jc w:val="center"/>
         <w:rPr>
-          <w:rFonts w:asciiTheme="minorEastAsia" w:eastAsiaTheme="minorEastAsia" w:hAnsiTheme="minorEastAsia"/>
+          <w:rFonts w:asciiTheme="minorEastAsia" w:hAnsiTheme="minorEastAsia" w:eastAsiaTheme="minorEastAsia"/>
           <w:sz w:val="28"/>
           <w:szCs w:val="28"/>
         </w:rPr>
       </w:pPr>
       <w:r>
         <w:rPr>
-          <w:rFonts w:asciiTheme="minorEastAsia" w:eastAsiaTheme="minorEastAsia" w:hAnsiTheme="minorEastAsia" w:hint="eastAsia"/>
+          <w:rFonts w:hint="eastAsia" w:asciiTheme="minorEastAsia" w:hAnsiTheme="minorEastAsia" w:eastAsiaTheme="minorEastAsia"/>
           <w:sz w:val="28"/>
           <w:szCs w:val="28"/>
         </w:rPr>
@@ -442,7 +473,7 @@
         <w:snapToGrid w:val="0"/>
         <w:jc w:val="center"/>
         <w:rPr>
-          <w:rFonts w:asciiTheme="minorEastAsia" w:eastAsiaTheme="minorEastAsia" w:hAnsiTheme="minorEastAsia"/>
+          <w:rFonts w:asciiTheme="minorEastAsia" w:hAnsiTheme="minorEastAsia" w:eastAsiaTheme="minorEastAsia"/>
           <w:sz w:val="28"/>
           <w:szCs w:val="28"/>
           <w:lang w:eastAsia="zh-TW"/>
@@ -450,7 +481,7 @@
       </w:pPr>
       <w:r>
         <w:rPr>
-          <w:rFonts w:asciiTheme="minorEastAsia" w:eastAsiaTheme="minorEastAsia" w:hAnsiTheme="minorEastAsia" w:hint="eastAsia"/>
+          <w:rFonts w:hint="eastAsia" w:asciiTheme="minorEastAsia" w:hAnsiTheme="minorEastAsia" w:eastAsiaTheme="minorEastAsia"/>
           <w:sz w:val="28"/>
           <w:szCs w:val="28"/>
           <w:lang w:eastAsia="zh-TW"/>
@@ -459,7 +490,7 @@
       </w:r>
       <w:r>
         <w:rPr>
-          <w:rFonts w:asciiTheme="minorEastAsia" w:eastAsiaTheme="minorEastAsia" w:hAnsiTheme="minorEastAsia" w:hint="eastAsia"/>
+          <w:rFonts w:hint="eastAsia" w:asciiTheme="minorEastAsia" w:hAnsiTheme="minorEastAsia" w:eastAsiaTheme="minorEastAsia"/>
           <w:sz w:val="28"/>
           <w:szCs w:val="28"/>
           <w:lang w:eastAsia="zh-TW"/>
@@ -468,7 +499,7 @@
       </w:r>
       <w:r>
         <w:rPr>
-          <w:rFonts w:asciiTheme="minorEastAsia" w:eastAsiaTheme="minorEastAsia" w:hAnsiTheme="minorEastAsia" w:hint="eastAsia"/>
+          <w:rFonts w:hint="eastAsia" w:asciiTheme="minorEastAsia" w:hAnsiTheme="minorEastAsia" w:eastAsiaTheme="minorEastAsia"/>
           <w:sz w:val="28"/>
           <w:szCs w:val="28"/>
           <w:lang w:eastAsia="zh-TW"/>
@@ -477,7 +508,7 @@
       </w:r>
       <w:r>
         <w:rPr>
-          <w:rFonts w:asciiTheme="minorEastAsia" w:eastAsiaTheme="minorEastAsia" w:hAnsiTheme="minorEastAsia" w:hint="eastAsia"/>
+          <w:rFonts w:hint="eastAsia" w:asciiTheme="minorEastAsia" w:hAnsiTheme="minorEastAsia" w:eastAsiaTheme="minorEastAsia"/>
           <w:sz w:val="28"/>
           <w:szCs w:val="28"/>
           <w:lang w:eastAsia="zh-TW"/>
@@ -490,12 +521,12 @@
         <w:snapToGrid w:val="0"/>
         <w:ind w:left="2520"/>
         <w:rPr>
-          <w:rFonts w:asciiTheme="minorEastAsia" w:eastAsiaTheme="minorEastAsia" w:hAnsiTheme="minorEastAsia"/>
+          <w:rFonts w:asciiTheme="minorEastAsia" w:hAnsiTheme="minorEastAsia" w:eastAsiaTheme="minorEastAsia"/>
           <w:szCs w:val="21"/>
         </w:rPr>
         <w:sectPr>
           <w:footerReference w:type="even" r:id="rId11"/>
-          <w:pgSz w:w="11906" w:h="16838" w:code="9"/>
+          <w:pgSz w:w="11906" w:h="16838" w:orient="portrait" w:code="9"/>
           <w:pgMar w:top="1701" w:right="1701" w:bottom="1701" w:left="1701" w:header="851" w:footer="992" w:gutter="0"/>
           <w:pgNumType w:start="0"/>
           <w:cols w:space="425"/>
@@ -512,14 +543,14 @@
           <w:numId w:val="1"/>
         </w:numPr>
         <w:rPr>
-          <w:rFonts w:asciiTheme="minorEastAsia" w:eastAsiaTheme="minorEastAsia" w:hAnsiTheme="minorEastAsia"/>
+          <w:rFonts w:asciiTheme="minorEastAsia" w:hAnsiTheme="minorEastAsia" w:eastAsiaTheme="minorEastAsia"/>
           <w:b/>
           <w:szCs w:val="21"/>
         </w:rPr>
       </w:pPr>
       <w:r>
         <w:rPr>
-          <w:rFonts w:asciiTheme="minorEastAsia" w:eastAsiaTheme="minorEastAsia" w:hAnsiTheme="minorEastAsia" w:hint="eastAsia"/>
+          <w:rFonts w:hint="eastAsia" w:asciiTheme="minorEastAsia" w:hAnsiTheme="minorEastAsia" w:eastAsiaTheme="minorEastAsia"/>
           <w:b/>
           <w:szCs w:val="21"/>
         </w:rPr>
@@ -528,7 +559,7 @@
       </w:r>
       <w:r>
         <w:rPr>
-          <w:rFonts w:asciiTheme="minorEastAsia" w:eastAsiaTheme="minorEastAsia" w:hAnsiTheme="minorEastAsia" w:hint="eastAsia"/>
+          <w:rFonts w:hint="eastAsia" w:asciiTheme="minorEastAsia" w:hAnsiTheme="minorEastAsia" w:eastAsiaTheme="minorEastAsia"/>
           <w:b/>
           <w:szCs w:val="21"/>
         </w:rPr>
@@ -539,14 +570,14 @@
       <w:pPr>
         <w:ind w:left="180" w:firstLine="246"/>
         <w:rPr>
-          <w:rFonts w:asciiTheme="minorEastAsia" w:eastAsiaTheme="minorEastAsia" w:hAnsiTheme="minorEastAsia"/>
+          <w:rFonts w:asciiTheme="minorEastAsia" w:hAnsiTheme="minorEastAsia" w:eastAsiaTheme="minorEastAsia"/>
           <w:color w:val="FF0000"/>
           <w:szCs w:val="21"/>
         </w:rPr>
       </w:pPr>
       <w:r>
         <w:rPr>
-          <w:rFonts w:asciiTheme="minorEastAsia" w:eastAsiaTheme="minorEastAsia" w:hAnsiTheme="minorEastAsia" w:hint="eastAsia"/>
+          <w:rFonts w:hint="eastAsia" w:asciiTheme="minorEastAsia" w:hAnsiTheme="minorEastAsia" w:eastAsiaTheme="minorEastAsia"/>
           <w:szCs w:val="21"/>
         </w:rPr>
         <w:t>近年、クラウドコンピューティングやサーバー運用の基盤として、KVMに代表されるサーバー仮想化技術と、Dockerに代表されるコンテナ技術が広く利用されている。両技術はいずれも1台の物理サーバー上で複数の実行環境を独立に稼働させることを可能にするが、仮想化の方式や資源の使い方が異なるため、CPU・メモリ・ストレージ・ネットワークといった性能面での特性には差異があると考えられる。しかし、実際にどの程度の性能差が生じるのか、また用途に応じてどの技術や構成を選択すべきかについては、体系的に整理された情報が少ないのが現状である。そこで、複数の仮想化・コンテナ環境を実際に構築し、性能を定量的に比較することでそれぞれの技術の特性を明らかにしたいと考え、本研究テーマとした。</w:t>
@@ -556,7 +587,7 @@
       <w:pPr>
         <w:ind w:firstLine="284"/>
         <w:rPr>
-          <w:rFonts w:asciiTheme="minorEastAsia" w:eastAsiaTheme="minorEastAsia" w:hAnsiTheme="minorEastAsia"/>
+          <w:rFonts w:asciiTheme="minorEastAsia" w:hAnsiTheme="minorEastAsia" w:eastAsiaTheme="minorEastAsia"/>
           <w:szCs w:val="21"/>
         </w:rPr>
       </w:pPr>
@@ -568,14 +599,14 @@
           <w:numId w:val="1"/>
         </w:numPr>
         <w:rPr>
-          <w:rFonts w:asciiTheme="minorEastAsia" w:eastAsiaTheme="minorEastAsia" w:hAnsiTheme="minorEastAsia"/>
+          <w:rFonts w:asciiTheme="minorEastAsia" w:hAnsiTheme="minorEastAsia" w:eastAsiaTheme="minorEastAsia"/>
           <w:b/>
           <w:szCs w:val="21"/>
         </w:rPr>
       </w:pPr>
       <w:r>
         <w:rPr>
-          <w:rFonts w:asciiTheme="minorEastAsia" w:eastAsiaTheme="minorEastAsia" w:hAnsiTheme="minorEastAsia" w:hint="eastAsia"/>
+          <w:rFonts w:hint="eastAsia" w:asciiTheme="minorEastAsia" w:hAnsiTheme="minorEastAsia" w:eastAsiaTheme="minorEastAsia"/>
           <w:b/>
           <w:szCs w:val="21"/>
         </w:rPr>
@@ -583,7 +614,7 @@
       </w:r>
       <w:r>
         <w:rPr>
-          <w:rFonts w:asciiTheme="minorEastAsia" w:eastAsiaTheme="minorEastAsia" w:hAnsiTheme="minorEastAsia" w:hint="eastAsia"/>
+          <w:rFonts w:hint="eastAsia" w:asciiTheme="minorEastAsia" w:hAnsiTheme="minorEastAsia" w:eastAsiaTheme="minorEastAsia"/>
           <w:b/>
           <w:szCs w:val="21"/>
         </w:rPr>
@@ -594,14 +625,14 @@
       <w:pPr>
         <w:ind w:left="180" w:firstLine="246"/>
         <w:rPr>
-          <w:rFonts w:asciiTheme="minorEastAsia" w:eastAsiaTheme="minorEastAsia" w:hAnsiTheme="minorEastAsia"/>
+          <w:rFonts w:asciiTheme="minorEastAsia" w:hAnsiTheme="minorEastAsia" w:eastAsiaTheme="minorEastAsia"/>
           <w:color w:val="FF0000"/>
           <w:szCs w:val="21"/>
         </w:rPr>
       </w:pPr>
       <w:r>
         <w:rPr>
-          <w:rFonts w:asciiTheme="minorEastAsia" w:eastAsiaTheme="minorEastAsia" w:hAnsiTheme="minorEastAsia" w:hint="eastAsia"/>
+          <w:rFonts w:hint="eastAsia" w:asciiTheme="minorEastAsia" w:hAnsiTheme="minorEastAsia" w:eastAsiaTheme="minorEastAsia"/>
           <w:szCs w:val="21"/>
         </w:rPr>
         <w:t>ホストOS単体、VM単体、Docker単体、VM上でDockerを稼働させる環境（二重仮想化）の4環境を構築し、CPU・メモリ・ストレージ・ネットワークの各性能を同一条件下で測定・比較する。また、CPUアフィニティ設定など構成の違いが性能に与える影響についても検証する。これらの結果をもとに、用途ごとに適した仮想化・コンテナ技術の選定指針を導出することを目的とする。</w:t>
@@ -610,7 +641,7 @@
     <w:p>
       <w:pPr>
         <w:rPr>
-          <w:rFonts w:asciiTheme="minorEastAsia" w:eastAsiaTheme="minorEastAsia" w:hAnsiTheme="minorEastAsia"/>
+          <w:rFonts w:asciiTheme="minorEastAsia" w:hAnsiTheme="minorEastAsia" w:eastAsiaTheme="minorEastAsia"/>
           <w:szCs w:val="21"/>
         </w:rPr>
       </w:pPr>
@@ -622,14 +653,14 @@
           <w:numId w:val="1"/>
         </w:numPr>
         <w:rPr>
-          <w:rFonts w:asciiTheme="minorEastAsia" w:eastAsiaTheme="minorEastAsia" w:hAnsiTheme="minorEastAsia"/>
+          <w:rFonts w:asciiTheme="minorEastAsia" w:hAnsiTheme="minorEastAsia" w:eastAsiaTheme="minorEastAsia"/>
           <w:b/>
           <w:szCs w:val="21"/>
         </w:rPr>
       </w:pPr>
       <w:r>
         <w:rPr>
-          <w:rFonts w:asciiTheme="minorEastAsia" w:eastAsiaTheme="minorEastAsia" w:hAnsiTheme="minorEastAsia" w:hint="eastAsia"/>
+          <w:rFonts w:hint="eastAsia" w:asciiTheme="minorEastAsia" w:hAnsiTheme="minorEastAsia" w:eastAsiaTheme="minorEastAsia"/>
           <w:b/>
           <w:szCs w:val="21"/>
         </w:rPr>
@@ -640,14 +671,14 @@
       <w:pPr>
         <w:ind w:left="180" w:firstLine="246"/>
         <w:rPr>
-          <w:rFonts w:asciiTheme="minorEastAsia" w:eastAsiaTheme="minorEastAsia" w:hAnsiTheme="minorEastAsia"/>
+          <w:rFonts w:asciiTheme="minorEastAsia" w:hAnsiTheme="minorEastAsia" w:eastAsiaTheme="minorEastAsia"/>
           <w:color w:val="FF0000"/>
           <w:szCs w:val="21"/>
         </w:rPr>
       </w:pPr>
       <w:r>
         <w:rPr>
-          <w:rFonts w:asciiTheme="minorEastAsia" w:eastAsiaTheme="minorEastAsia" w:hAnsiTheme="minorEastAsia" w:hint="eastAsia"/>
+          <w:rFonts w:hint="eastAsia" w:asciiTheme="minorEastAsia" w:hAnsiTheme="minorEastAsia" w:eastAsiaTheme="minorEastAsia"/>
           <w:szCs w:val="21"/>
         </w:rPr>
         <w:t>本研究の結果から、各仮想化・コンテナ環境の性能特性や設定変更による影響が明らかになれば、実運用環境における仮想化基盤の選定や構成設計の判断材料となり、システムの効率的な運用やリソースの最適配分に貢献できると考えられる。</w:t>
@@ -657,7 +688,7 @@
       <w:pPr>
         <w:ind w:firstLine="284"/>
         <w:rPr>
-          <w:rFonts w:asciiTheme="minorEastAsia" w:eastAsiaTheme="minorEastAsia" w:hAnsiTheme="minorEastAsia"/>
+          <w:rFonts w:asciiTheme="minorEastAsia" w:hAnsiTheme="minorEastAsia" w:eastAsiaTheme="minorEastAsia"/>
           <w:szCs w:val="21"/>
         </w:rPr>
       </w:pPr>
@@ -669,14 +700,14 @@
           <w:numId w:val="1"/>
         </w:numPr>
         <w:rPr>
-          <w:rFonts w:asciiTheme="minorEastAsia" w:eastAsiaTheme="minorEastAsia" w:hAnsiTheme="minorEastAsia"/>
+          <w:rFonts w:asciiTheme="minorEastAsia" w:hAnsiTheme="minorEastAsia" w:eastAsiaTheme="minorEastAsia"/>
           <w:b/>
           <w:szCs w:val="21"/>
         </w:rPr>
       </w:pPr>
       <w:r>
         <w:rPr>
-          <w:rFonts w:asciiTheme="minorEastAsia" w:eastAsiaTheme="minorEastAsia" w:hAnsiTheme="minorEastAsia" w:hint="eastAsia"/>
+          <w:rFonts w:hint="eastAsia" w:asciiTheme="minorEastAsia" w:hAnsiTheme="minorEastAsia" w:eastAsiaTheme="minorEastAsia"/>
           <w:b/>
           <w:szCs w:val="21"/>
         </w:rPr>
@@ -690,7 +721,7 @@
           <w:numId w:val="1"/>
         </w:numPr>
         <w:rPr>
-          <w:rFonts w:asciiTheme="minorEastAsia" w:eastAsiaTheme="minorEastAsia" w:hAnsiTheme="minorEastAsia"/>
+          <w:rFonts w:asciiTheme="minorEastAsia" w:hAnsiTheme="minorEastAsia" w:eastAsiaTheme="minorEastAsia"/>
           <w:b/>
           <w:color w:val="FF0000"/>
           <w:szCs w:val="21"/>
@@ -698,7 +729,7 @@
       </w:pPr>
       <w:r>
         <w:rPr>
-          <w:rFonts w:asciiTheme="minorEastAsia" w:eastAsiaTheme="minorEastAsia" w:hAnsiTheme="minorEastAsia" w:hint="eastAsia"/>
+          <w:rFonts w:hint="eastAsia" w:asciiTheme="minorEastAsia" w:hAnsiTheme="minorEastAsia" w:eastAsiaTheme="minorEastAsia"/>
           <w:b/>
           <w:szCs w:val="21"/>
         </w:rPr>
@@ -709,14 +740,14 @@
       <w:pPr>
         <w:ind w:left="180" w:firstLine="246"/>
         <w:rPr>
-          <w:rFonts w:asciiTheme="minorEastAsia" w:eastAsiaTheme="minorEastAsia" w:hAnsiTheme="minorEastAsia"/>
+          <w:rFonts w:asciiTheme="minorEastAsia" w:hAnsiTheme="minorEastAsia" w:eastAsiaTheme="minorEastAsia"/>
           <w:color w:val="FF0000"/>
           <w:szCs w:val="21"/>
         </w:rPr>
       </w:pPr>
       <w:r>
         <w:rPr>
-          <w:rFonts w:asciiTheme="minorEastAsia" w:eastAsiaTheme="minorEastAsia" w:hAnsiTheme="minorEastAsia" w:hint="eastAsia"/>
+          <w:rFonts w:hint="eastAsia" w:asciiTheme="minorEastAsia" w:hAnsiTheme="minorEastAsia" w:eastAsiaTheme="minorEastAsia"/>
           <w:szCs w:val="21"/>
         </w:rPr>
         <w:t>サーバー仮想化技術とは、KVM/QEMUのようなハイパーバイザーを用いて、1台の物理サーバー上に独立したOS環境（仮想マシン）を複数構築する技術である。一方、コンテナ技術とは、DockerのようにホストOSのカーネルを共有しながらプロセス単位でアプリケーションの実行環境を分離する技術であり、仮想マシンに比べて起動が速く、リソースのオーバーヘッドが小さいという特徴を持つ。本研究では、この2つの技術に加え、仮想マシン上でコンテナを稼働させる構成（二重仮想化）も比較対象に含める。</w:t>
@@ -726,7 +757,7 @@
       <w:pPr>
         <w:ind w:left="180" w:firstLine="246"/>
         <w:rPr>
-          <w:rFonts w:asciiTheme="minorEastAsia" w:eastAsiaTheme="minorEastAsia" w:hAnsiTheme="minorEastAsia"/>
+          <w:rFonts w:asciiTheme="minorEastAsia" w:hAnsiTheme="minorEastAsia" w:eastAsiaTheme="minorEastAsia"/>
           <w:b/>
           <w:szCs w:val="21"/>
           <w:highlight w:val="yellow"/>
@@ -740,7 +771,7 @@
           <w:numId w:val="1"/>
         </w:numPr>
         <w:rPr>
-          <w:rFonts w:asciiTheme="minorEastAsia" w:eastAsiaTheme="minorEastAsia" w:hAnsiTheme="minorEastAsia"/>
+          <w:rFonts w:asciiTheme="minorEastAsia" w:hAnsiTheme="minorEastAsia" w:eastAsiaTheme="minorEastAsia"/>
           <w:b/>
           <w:color w:val="FF0000"/>
           <w:szCs w:val="21"/>
@@ -748,7 +779,7 @@
       </w:pPr>
       <w:r>
         <w:rPr>
-          <w:rFonts w:asciiTheme="minorEastAsia" w:eastAsiaTheme="minorEastAsia" w:hAnsiTheme="minorEastAsia" w:hint="eastAsia"/>
+          <w:rFonts w:hint="eastAsia" w:asciiTheme="minorEastAsia" w:hAnsiTheme="minorEastAsia" w:eastAsiaTheme="minorEastAsia"/>
           <w:b/>
           <w:szCs w:val="21"/>
         </w:rPr>
@@ -759,21 +790,21 @@
       <w:pPr>
         <w:ind w:left="180" w:firstLine="246"/>
         <w:rPr>
-          <w:rFonts w:asciiTheme="minorEastAsia" w:eastAsiaTheme="minorEastAsia" w:hAnsiTheme="minorEastAsia"/>
+          <w:rFonts w:asciiTheme="minorEastAsia" w:hAnsiTheme="minorEastAsia" w:eastAsiaTheme="minorEastAsia"/>
           <w:color w:val="FF0000"/>
           <w:szCs w:val="21"/>
         </w:rPr>
       </w:pPr>
       <w:r>
         <w:rPr>
-          <w:rFonts w:asciiTheme="minorEastAsia" w:eastAsiaTheme="minorEastAsia" w:hAnsiTheme="minorEastAsia" w:hint="eastAsia"/>
+          <w:rFonts w:hint="eastAsia" w:asciiTheme="minorEastAsia" w:hAnsiTheme="minorEastAsia" w:eastAsiaTheme="minorEastAsia"/>
           <w:szCs w:val="21"/>
         </w:rPr>
         <w:t>各環境の性能は、CPUの演算速度・スループットをSysBench、メモリの帯域幅・レイテンシをSysBench、ストレージのIOPS・スループット・レイテンシをfio、ネットワークのTCP/UDPスループット・ジッタをiperf3を用いてそれぞれ測定する。いずれの測定も同</w:t>
       </w:r>
       <w:r>
         <w:rPr>
-          <w:rFonts w:asciiTheme="minorEastAsia" w:eastAsiaTheme="minorEastAsia" w:hAnsiTheme="minorEastAsia" w:hint="eastAsia"/>
+          <w:rFonts w:hint="eastAsia" w:asciiTheme="minorEastAsia" w:hAnsiTheme="minorEastAsia" w:eastAsiaTheme="minorEastAsia"/>
           <w:szCs w:val="21"/>
         </w:rPr>
         <w:lastRenderedPageBreak/>
@@ -784,7 +815,7 @@
       <w:pPr>
         <w:ind w:left="425"/>
         <w:rPr>
-          <w:rFonts w:asciiTheme="minorEastAsia" w:eastAsiaTheme="minorEastAsia" w:hAnsiTheme="minorEastAsia"/>
+          <w:rFonts w:asciiTheme="minorEastAsia" w:hAnsiTheme="minorEastAsia" w:eastAsiaTheme="minorEastAsia"/>
           <w:szCs w:val="21"/>
           <w:highlight w:val="yellow"/>
         </w:rPr>
@@ -797,7 +828,7 @@
           <w:numId w:val="1"/>
         </w:numPr>
         <w:rPr>
-          <w:rFonts w:asciiTheme="minorEastAsia" w:eastAsiaTheme="minorEastAsia" w:hAnsiTheme="minorEastAsia"/>
+          <w:rFonts w:asciiTheme="minorEastAsia" w:hAnsiTheme="minorEastAsia" w:eastAsiaTheme="minorEastAsia"/>
           <w:b/>
           <w:color w:val="FF0000"/>
           <w:szCs w:val="21"/>
@@ -805,7 +836,7 @@
       </w:pPr>
       <w:r>
         <w:rPr>
-          <w:rFonts w:asciiTheme="minorEastAsia" w:eastAsiaTheme="minorEastAsia" w:hAnsiTheme="minorEastAsia" w:hint="eastAsia"/>
+          <w:rFonts w:hint="eastAsia" w:asciiTheme="minorEastAsia" w:hAnsiTheme="minorEastAsia" w:eastAsiaTheme="minorEastAsia"/>
           <w:b/>
           <w:szCs w:val="21"/>
         </w:rPr>
@@ -816,14 +847,14 @@
       <w:pPr>
         <w:ind w:left="180" w:firstLine="246"/>
         <w:rPr>
-          <w:rFonts w:asciiTheme="minorEastAsia" w:eastAsiaTheme="minorEastAsia" w:hAnsiTheme="minorEastAsia"/>
+          <w:rFonts w:asciiTheme="minorEastAsia" w:hAnsiTheme="minorEastAsia" w:eastAsiaTheme="minorEastAsia"/>
           <w:color w:val="FF0000"/>
           <w:szCs w:val="21"/>
         </w:rPr>
       </w:pPr>
       <w:r>
         <w:rPr>
-          <w:rFonts w:asciiTheme="minorEastAsia" w:eastAsiaTheme="minorEastAsia" w:hAnsiTheme="minorEastAsia" w:hint="eastAsia"/>
+          <w:rFonts w:hint="eastAsia" w:asciiTheme="minorEastAsia" w:hAnsiTheme="minorEastAsia" w:eastAsiaTheme="minorEastAsia"/>
           <w:szCs w:val="21"/>
         </w:rPr>
         <w:t>本研究で比較する環境のうち、VM上でDockerを稼働させる構成は二重の仮想化層を経由するため、単純な比較だけでは性能差の要因を切り分けにくいという課題がある。また、CPUアフィニティの設定有無によっても測定結果が変動するため、条件をそろえた比較検証が必要である。さらに、使用するホストOS（Ubuntu Server 26.04 LTS）は2026年8月上旬にポイントリリース（26.04.1）が予定されており、リリース前後で同一手順による再測定を行い、結果の再現性を確認する必要がある。</w:t>
@@ -832,7 +863,7 @@
     <w:p>
       <w:pPr>
         <w:rPr>
-          <w:rFonts w:asciiTheme="minorEastAsia" w:eastAsiaTheme="minorEastAsia" w:hAnsiTheme="minorEastAsia"/>
+          <w:rFonts w:asciiTheme="minorEastAsia" w:hAnsiTheme="minorEastAsia" w:eastAsiaTheme="minorEastAsia"/>
           <w:b/>
           <w:szCs w:val="21"/>
           <w:highlight w:val="yellow"/>
@@ -846,7 +877,7 @@
           <w:numId w:val="1"/>
         </w:numPr>
         <w:rPr>
-          <w:rFonts w:asciiTheme="minorEastAsia" w:eastAsiaTheme="minorEastAsia" w:hAnsiTheme="minorEastAsia"/>
+          <w:rFonts w:asciiTheme="minorEastAsia" w:hAnsiTheme="minorEastAsia" w:eastAsiaTheme="minorEastAsia"/>
           <w:b/>
           <w:color w:val="FF0000"/>
           <w:szCs w:val="21"/>
@@ -854,7 +885,7 @@
       </w:pPr>
       <w:r>
         <w:rPr>
-          <w:rFonts w:asciiTheme="minorEastAsia" w:eastAsiaTheme="minorEastAsia" w:hAnsiTheme="minorEastAsia" w:hint="eastAsia"/>
+          <w:rFonts w:hint="eastAsia" w:asciiTheme="minorEastAsia" w:hAnsiTheme="minorEastAsia" w:eastAsiaTheme="minorEastAsia"/>
           <w:b/>
           <w:szCs w:val="21"/>
         </w:rPr>
@@ -865,14 +896,14 @@
       <w:pPr>
         <w:ind w:left="180" w:firstLine="246"/>
         <w:rPr>
-          <w:rFonts w:asciiTheme="minorEastAsia" w:eastAsiaTheme="minorEastAsia" w:hAnsiTheme="minorEastAsia"/>
+          <w:rFonts w:asciiTheme="minorEastAsia" w:hAnsiTheme="minorEastAsia" w:eastAsiaTheme="minorEastAsia"/>
           <w:color w:val="FF0000"/>
           <w:szCs w:val="21"/>
         </w:rPr>
       </w:pPr>
       <w:r>
         <w:rPr>
-          <w:rFonts w:asciiTheme="minorEastAsia" w:eastAsiaTheme="minorEastAsia" w:hAnsiTheme="minorEastAsia" w:hint="eastAsia"/>
+          <w:rFonts w:hint="eastAsia" w:asciiTheme="minorEastAsia" w:hAnsiTheme="minorEastAsia" w:eastAsiaTheme="minorEastAsia"/>
           <w:szCs w:val="21"/>
         </w:rPr>
         <w:t>ホストOS単体・VM単体・Docker単体・VM上Dockerの4環境を構築し、各環境でSysBench・fio・iperf3による測定を行い、得られたデータを比較・分析する予定である。具体的な実験手順や構築方法は実験計画書にまとめている。2026年7月3日時点では実験環境の構築段階であり、具体的な測定データはまだ得られていない。今後、環境構築が完了次第、順次測定を行い比較・考察を進めていく。</w:t>
@@ -882,7 +913,7 @@
       <w:pPr>
         <w:ind w:left="284" w:firstLine="283"/>
         <w:rPr>
-          <w:rFonts w:asciiTheme="minorEastAsia" w:eastAsiaTheme="minorEastAsia" w:hAnsiTheme="minorEastAsia"/>
+          <w:rFonts w:asciiTheme="minorEastAsia" w:hAnsiTheme="minorEastAsia" w:eastAsiaTheme="minorEastAsia"/>
           <w:szCs w:val="21"/>
         </w:rPr>
       </w:pPr>
@@ -891,7 +922,7 @@
       <w:pPr>
         <w:ind w:left="425"/>
         <w:rPr>
-          <w:rFonts w:asciiTheme="minorEastAsia" w:eastAsiaTheme="minorEastAsia" w:hAnsiTheme="minorEastAsia"/>
+          <w:rFonts w:asciiTheme="minorEastAsia" w:hAnsiTheme="minorEastAsia" w:eastAsiaTheme="minorEastAsia"/>
           <w:szCs w:val="21"/>
         </w:rPr>
       </w:pPr>
@@ -903,14 +934,14 @@
           <w:numId w:val="1"/>
         </w:numPr>
         <w:rPr>
-          <w:rFonts w:asciiTheme="minorEastAsia" w:eastAsiaTheme="minorEastAsia" w:hAnsiTheme="minorEastAsia"/>
+          <w:rFonts w:asciiTheme="minorEastAsia" w:hAnsiTheme="minorEastAsia" w:eastAsiaTheme="minorEastAsia"/>
           <w:b/>
           <w:szCs w:val="21"/>
         </w:rPr>
       </w:pPr>
       <w:r>
         <w:rPr>
-          <w:rFonts w:asciiTheme="minorEastAsia" w:eastAsiaTheme="minorEastAsia" w:hAnsiTheme="minorEastAsia" w:hint="eastAsia"/>
+          <w:rFonts w:hint="eastAsia" w:asciiTheme="minorEastAsia" w:hAnsiTheme="minorEastAsia" w:eastAsiaTheme="minorEastAsia"/>
           <w:b/>
           <w:szCs w:val="21"/>
         </w:rPr>
@@ -919,57 +950,57 @@
     </w:p>
     <w:p>
       <w:pPr>
-        <w:ind w:firstLineChars="100" w:firstLine="210"/>
-        <w:rPr>
-          <w:rFonts w:asciiTheme="minorEastAsia" w:eastAsiaTheme="minorEastAsia" w:hAnsiTheme="minorEastAsia"/>
+        <w:ind w:firstLine="210" w:firstLineChars="100"/>
+        <w:rPr>
+          <w:rFonts w:asciiTheme="minorEastAsia" w:hAnsiTheme="minorEastAsia" w:eastAsiaTheme="minorEastAsia"/>
           <w:szCs w:val="21"/>
         </w:rPr>
       </w:pPr>
       <w:r>
         <w:rPr>
-          <w:rFonts w:asciiTheme="minorEastAsia" w:eastAsiaTheme="minorEastAsia" w:hAnsiTheme="minorEastAsia" w:hint="eastAsia"/>
+          <w:rFonts w:hint="eastAsia" w:asciiTheme="minorEastAsia" w:hAnsiTheme="minorEastAsia" w:eastAsiaTheme="minorEastAsia"/>
           <w:szCs w:val="21"/>
         </w:rPr>
         <w:t>日程計画を表</w:t>
       </w:r>
       <w:r>
         <w:rPr>
-          <w:rFonts w:asciiTheme="minorEastAsia" w:eastAsiaTheme="minorEastAsia" w:hAnsiTheme="minorEastAsia" w:hint="eastAsia"/>
+          <w:rFonts w:hint="eastAsia" w:asciiTheme="minorEastAsia" w:hAnsiTheme="minorEastAsia" w:eastAsiaTheme="minorEastAsia"/>
           <w:szCs w:val="21"/>
         </w:rPr>
         <w:t>5</w:t>
       </w:r>
       <w:r>
         <w:rPr>
-          <w:rFonts w:asciiTheme="minorEastAsia" w:eastAsiaTheme="minorEastAsia" w:hAnsiTheme="minorEastAsia" w:hint="eastAsia"/>
+          <w:rFonts w:hint="eastAsia" w:asciiTheme="minorEastAsia" w:hAnsiTheme="minorEastAsia" w:eastAsiaTheme="minorEastAsia"/>
           <w:szCs w:val="21"/>
         </w:rPr>
         <w:t>.</w:t>
       </w:r>
       <w:r>
         <w:rPr>
-          <w:rFonts w:asciiTheme="minorEastAsia" w:eastAsiaTheme="minorEastAsia" w:hAnsiTheme="minorEastAsia" w:hint="eastAsia"/>
+          <w:rFonts w:hint="eastAsia" w:asciiTheme="minorEastAsia" w:hAnsiTheme="minorEastAsia" w:eastAsiaTheme="minorEastAsia"/>
           <w:szCs w:val="21"/>
         </w:rPr>
         <w:t>1に示す</w:t>
       </w:r>
       <w:r>
         <w:rPr>
-          <w:rFonts w:asciiTheme="minorEastAsia" w:eastAsiaTheme="minorEastAsia" w:hAnsiTheme="minorEastAsia" w:hint="eastAsia"/>
+          <w:rFonts w:hint="eastAsia" w:asciiTheme="minorEastAsia" w:hAnsiTheme="minorEastAsia" w:eastAsiaTheme="minorEastAsia"/>
           <w:szCs w:val="21"/>
         </w:rPr>
         <w:t>。</w:t>
       </w:r>
       <w:r>
         <w:rPr>
-          <w:rFonts w:asciiTheme="minorEastAsia" w:eastAsiaTheme="minorEastAsia" w:hAnsiTheme="minorEastAsia" w:hint="eastAsia"/>
+          <w:rFonts w:hint="eastAsia" w:asciiTheme="minorEastAsia" w:hAnsiTheme="minorEastAsia" w:eastAsiaTheme="minorEastAsia"/>
           <w:szCs w:val="21"/>
         </w:rPr>
         <w:t>具体的作業内容は以下の通りである</w:t>
       </w:r>
       <w:r>
         <w:rPr>
-          <w:rFonts w:asciiTheme="minorEastAsia" w:eastAsiaTheme="minorEastAsia" w:hAnsiTheme="minorEastAsia" w:hint="eastAsia"/>
+          <w:rFonts w:hint="eastAsia" w:asciiTheme="minorEastAsia" w:hAnsiTheme="minorEastAsia" w:eastAsiaTheme="minorEastAsia"/>
           <w:szCs w:val="21"/>
         </w:rPr>
         <w:t>。</w:t>
@@ -982,14 +1013,14 @@
           <w:numId w:val="17"/>
         </w:numPr>
         <w:rPr>
-          <w:rFonts w:asciiTheme="minorEastAsia" w:eastAsiaTheme="minorEastAsia" w:hAnsiTheme="minorEastAsia"/>
+          <w:rFonts w:asciiTheme="minorEastAsia" w:hAnsiTheme="minorEastAsia" w:eastAsiaTheme="minorEastAsia"/>
           <w:color w:val="FF0000"/>
           <w:szCs w:val="21"/>
         </w:rPr>
       </w:pPr>
       <w:r>
         <w:rPr>
-          <w:rFonts w:asciiTheme="minorEastAsia" w:eastAsiaTheme="minorEastAsia" w:hAnsiTheme="minorEastAsia" w:hint="eastAsia"/>
+          <w:rFonts w:hint="eastAsia" w:asciiTheme="minorEastAsia" w:hAnsiTheme="minorEastAsia" w:eastAsiaTheme="minorEastAsia"/>
           <w:szCs w:val="21"/>
         </w:rPr>
         <w:t>類似研究の調査</w:t>
@@ -999,14 +1030,14 @@
       <w:pPr>
         <w:ind w:left="426" w:firstLine="141"/>
         <w:rPr>
-          <w:rFonts w:asciiTheme="minorEastAsia" w:eastAsiaTheme="minorEastAsia" w:hAnsiTheme="minorEastAsia"/>
+          <w:rFonts w:asciiTheme="minorEastAsia" w:hAnsiTheme="minorEastAsia" w:eastAsiaTheme="minorEastAsia"/>
           <w:color w:val="FF0000"/>
           <w:szCs w:val="21"/>
         </w:rPr>
       </w:pPr>
       <w:r>
         <w:rPr>
-          <w:rFonts w:asciiTheme="minorEastAsia" w:eastAsiaTheme="minorEastAsia" w:hAnsiTheme="minorEastAsia" w:hint="eastAsia"/>
+          <w:rFonts w:hint="eastAsia" w:asciiTheme="minorEastAsia" w:hAnsiTheme="minorEastAsia" w:eastAsiaTheme="minorEastAsia"/>
           <w:szCs w:val="21"/>
         </w:rPr>
         <w:t>文献を調査し、研究の参考とする。</w:t>
@@ -1019,14 +1050,14 @@
           <w:numId w:val="17"/>
         </w:numPr>
         <w:rPr>
-          <w:rFonts w:asciiTheme="minorEastAsia" w:eastAsiaTheme="minorEastAsia" w:hAnsiTheme="minorEastAsia"/>
+          <w:rFonts w:asciiTheme="minorEastAsia" w:hAnsiTheme="minorEastAsia" w:eastAsiaTheme="minorEastAsia"/>
           <w:color w:val="FF0000"/>
           <w:szCs w:val="21"/>
         </w:rPr>
       </w:pPr>
       <w:r>
         <w:rPr>
-          <w:rFonts w:asciiTheme="minorEastAsia" w:eastAsiaTheme="minorEastAsia" w:hAnsiTheme="minorEastAsia" w:hint="eastAsia"/>
+          <w:rFonts w:hint="eastAsia" w:asciiTheme="minorEastAsia" w:hAnsiTheme="minorEastAsia" w:eastAsiaTheme="minorEastAsia"/>
           <w:szCs w:val="21"/>
         </w:rPr>
         <w:t>サーバー仮想化技術について調査</w:t>
@@ -1036,14 +1067,14 @@
       <w:pPr>
         <w:ind w:left="180"/>
         <w:rPr>
-          <w:rFonts w:asciiTheme="minorEastAsia" w:eastAsiaTheme="minorEastAsia" w:hAnsiTheme="minorEastAsia"/>
+          <w:rFonts w:asciiTheme="minorEastAsia" w:hAnsiTheme="minorEastAsia" w:eastAsiaTheme="minorEastAsia"/>
           <w:color w:val="FF0000"/>
           <w:szCs w:val="21"/>
         </w:rPr>
       </w:pPr>
       <w:r>
         <w:rPr>
-          <w:rFonts w:asciiTheme="minorEastAsia" w:eastAsiaTheme="minorEastAsia" w:hAnsiTheme="minorEastAsia" w:hint="eastAsia"/>
+          <w:rFonts w:hint="eastAsia" w:asciiTheme="minorEastAsia" w:hAnsiTheme="minorEastAsia" w:eastAsiaTheme="minorEastAsia"/>
           <w:szCs w:val="21"/>
         </w:rPr>
         <w:t xml:space="preserve">　サーバー仮想化技術（KVM等）の原理や特徴について調査する。</w:t>
@@ -1056,14 +1087,14 @@
           <w:numId w:val="17"/>
         </w:numPr>
         <w:rPr>
-          <w:rFonts w:asciiTheme="minorEastAsia" w:eastAsiaTheme="minorEastAsia" w:hAnsiTheme="minorEastAsia"/>
+          <w:rFonts w:asciiTheme="minorEastAsia" w:hAnsiTheme="minorEastAsia" w:eastAsiaTheme="minorEastAsia"/>
           <w:color w:val="FF0000"/>
           <w:szCs w:val="21"/>
         </w:rPr>
       </w:pPr>
       <w:r>
         <w:rPr>
-          <w:rFonts w:asciiTheme="minorEastAsia" w:eastAsiaTheme="minorEastAsia" w:hAnsiTheme="minorEastAsia" w:hint="eastAsia"/>
+          <w:rFonts w:hint="eastAsia" w:asciiTheme="minorEastAsia" w:hAnsiTheme="minorEastAsia" w:eastAsiaTheme="minorEastAsia"/>
           <w:szCs w:val="21"/>
         </w:rPr>
         <w:t>コンテナ技術について調査</w:t>
@@ -1073,14 +1104,14 @@
       <w:pPr>
         <w:ind w:left="180"/>
         <w:rPr>
-          <w:rFonts w:asciiTheme="minorEastAsia" w:eastAsiaTheme="minorEastAsia" w:hAnsiTheme="minorEastAsia"/>
+          <w:rFonts w:asciiTheme="minorEastAsia" w:hAnsiTheme="minorEastAsia" w:eastAsiaTheme="minorEastAsia"/>
           <w:color w:val="FF0000"/>
           <w:szCs w:val="21"/>
         </w:rPr>
       </w:pPr>
       <w:r>
         <w:rPr>
-          <w:rFonts w:asciiTheme="minorEastAsia" w:eastAsiaTheme="minorEastAsia" w:hAnsiTheme="minorEastAsia" w:hint="eastAsia"/>
+          <w:rFonts w:hint="eastAsia" w:asciiTheme="minorEastAsia" w:hAnsiTheme="minorEastAsia" w:eastAsiaTheme="minorEastAsia"/>
           <w:szCs w:val="21"/>
         </w:rPr>
         <w:t xml:space="preserve">　コンテナ技術（Docker等）の原理や特徴について調査する。</w:t>
@@ -1093,14 +1124,14 @@
           <w:numId w:val="17"/>
         </w:numPr>
         <w:rPr>
-          <w:rFonts w:asciiTheme="minorEastAsia" w:eastAsiaTheme="minorEastAsia" w:hAnsiTheme="minorEastAsia"/>
+          <w:rFonts w:asciiTheme="minorEastAsia" w:hAnsiTheme="minorEastAsia" w:eastAsiaTheme="minorEastAsia"/>
           <w:color w:val="FF0000"/>
           <w:szCs w:val="21"/>
         </w:rPr>
       </w:pPr>
       <w:r>
         <w:rPr>
-          <w:rFonts w:asciiTheme="minorEastAsia" w:eastAsiaTheme="minorEastAsia" w:hAnsiTheme="minorEastAsia" w:hint="eastAsia"/>
+          <w:rFonts w:hint="eastAsia" w:asciiTheme="minorEastAsia" w:hAnsiTheme="minorEastAsia" w:eastAsiaTheme="minorEastAsia"/>
           <w:szCs w:val="21"/>
         </w:rPr>
         <w:t>実験環境構築について調査</w:t>
@@ -1110,14 +1141,14 @@
       <w:pPr>
         <w:ind w:left="180"/>
         <w:rPr>
-          <w:rFonts w:asciiTheme="minorEastAsia" w:eastAsiaTheme="minorEastAsia" w:hAnsiTheme="minorEastAsia"/>
+          <w:rFonts w:asciiTheme="minorEastAsia" w:hAnsiTheme="minorEastAsia" w:eastAsiaTheme="minorEastAsia"/>
           <w:color w:val="FF0000"/>
           <w:szCs w:val="21"/>
         </w:rPr>
       </w:pPr>
       <w:r>
         <w:rPr>
-          <w:rFonts w:asciiTheme="minorEastAsia" w:eastAsiaTheme="minorEastAsia" w:hAnsiTheme="minorEastAsia" w:hint="eastAsia"/>
+          <w:rFonts w:hint="eastAsia" w:asciiTheme="minorEastAsia" w:hAnsiTheme="minorEastAsia" w:eastAsiaTheme="minorEastAsia"/>
           <w:szCs w:val="21"/>
         </w:rPr>
         <w:t xml:space="preserve">　実験環境（KVM・Docker・ベンチマークツール等）の構築方法について調査する。</w:t>
@@ -1130,14 +1161,14 @@
           <w:numId w:val="17"/>
         </w:numPr>
         <w:rPr>
-          <w:rFonts w:asciiTheme="minorEastAsia" w:eastAsiaTheme="minorEastAsia" w:hAnsiTheme="minorEastAsia"/>
+          <w:rFonts w:asciiTheme="minorEastAsia" w:hAnsiTheme="minorEastAsia" w:eastAsiaTheme="minorEastAsia"/>
           <w:color w:val="FF0000"/>
           <w:szCs w:val="21"/>
         </w:rPr>
       </w:pPr>
       <w:r>
         <w:rPr>
-          <w:rFonts w:asciiTheme="minorEastAsia" w:eastAsiaTheme="minorEastAsia" w:hAnsiTheme="minorEastAsia" w:hint="eastAsia"/>
+          <w:rFonts w:hint="eastAsia" w:asciiTheme="minorEastAsia" w:hAnsiTheme="minorEastAsia" w:eastAsiaTheme="minorEastAsia"/>
           <w:szCs w:val="21"/>
         </w:rPr>
         <w:t>設計</w:t>
@@ -1147,14 +1178,14 @@
       <w:pPr>
         <w:ind w:left="180"/>
         <w:rPr>
-          <w:rFonts w:asciiTheme="minorEastAsia" w:eastAsiaTheme="minorEastAsia" w:hAnsiTheme="minorEastAsia"/>
+          <w:rFonts w:asciiTheme="minorEastAsia" w:hAnsiTheme="minorEastAsia" w:eastAsiaTheme="minorEastAsia"/>
           <w:color w:val="FF0000"/>
           <w:szCs w:val="21"/>
         </w:rPr>
       </w:pPr>
       <w:r>
         <w:rPr>
-          <w:rFonts w:asciiTheme="minorEastAsia" w:eastAsiaTheme="minorEastAsia" w:hAnsiTheme="minorEastAsia" w:hint="eastAsia"/>
+          <w:rFonts w:hint="eastAsia" w:asciiTheme="minorEastAsia" w:hAnsiTheme="minorEastAsia" w:eastAsiaTheme="minorEastAsia"/>
           <w:szCs w:val="21"/>
         </w:rPr>
         <w:t xml:space="preserve">　実験に用いる比較環境（ホストOS単体・VM単体・Docker単体・VM上Docker）や測定項目・測定手順の仕様を設計する。</w:t>
@@ -1167,14 +1198,14 @@
           <w:numId w:val="17"/>
         </w:numPr>
         <w:rPr>
-          <w:rFonts w:asciiTheme="minorEastAsia" w:eastAsiaTheme="minorEastAsia" w:hAnsiTheme="minorEastAsia"/>
+          <w:rFonts w:asciiTheme="minorEastAsia" w:hAnsiTheme="minorEastAsia" w:eastAsiaTheme="minorEastAsia"/>
           <w:color w:val="FF0000"/>
           <w:szCs w:val="21"/>
         </w:rPr>
       </w:pPr>
       <w:r>
         <w:rPr>
-          <w:rFonts w:asciiTheme="minorEastAsia" w:eastAsiaTheme="minorEastAsia" w:hAnsiTheme="minorEastAsia" w:hint="eastAsia"/>
+          <w:rFonts w:hint="eastAsia" w:asciiTheme="minorEastAsia" w:hAnsiTheme="minorEastAsia" w:eastAsiaTheme="minorEastAsia"/>
           <w:szCs w:val="21"/>
         </w:rPr>
         <w:t>環境構築</w:t>
@@ -1184,17 +1215,16 @@
       <w:pPr>
         <w:ind w:left="180"/>
         <w:rPr>
-          <w:rFonts w:asciiTheme="minorEastAsia" w:eastAsiaTheme="minorEastAsia" w:hAnsiTheme="minorEastAsia"/>
+          <w:rFonts w:asciiTheme="minorEastAsia" w:hAnsiTheme="minorEastAsia" w:eastAsiaTheme="minorEastAsia"/>
           <w:color w:val="FF0000"/>
           <w:szCs w:val="21"/>
         </w:rPr>
       </w:pPr>
       <w:r>
         <w:rPr>
-          <w:rFonts w:asciiTheme="minorEastAsia" w:eastAsiaTheme="minorEastAsia" w:hAnsiTheme="minorEastAsia" w:hint="eastAsia"/>
-          <w:szCs w:val="21"/>
-        </w:rPr>
-        <w:t xml:space="preserve">　設計に基づき、ホストOS単体・VM単体・Docker単体・VM上Dockerの4環境を構築し、ベンチマークソフトウェア（SysBench・fio・iperf3）を導入する。</w:t>
+          <w:rFonts w:ascii="ＭＳ 明朝" w:hAnsi="ＭＳ 明朝" w:eastAsia="ＭＳ 明朝" w:asciiTheme="minorEastAsia" w:hAnsiTheme="minorEastAsia" w:eastAsiaTheme="minorEastAsia"/>
+        </w:rPr>
+        <w:t>　設計に基づき、ホストOS単体・VM単体・Docker単体・VM上Dockerの4環境を構築し、ベンチマークソフトウェア（SysBench・fio・iperf3）を導入する。</w:t>
       </w:r>
     </w:p>
     <w:p>
@@ -1204,34 +1234,14 @@
           <w:numId w:val="17"/>
         </w:numPr>
         <w:rPr>
-          <w:rFonts w:asciiTheme="minorEastAsia" w:eastAsiaTheme="minorEastAsia" w:hAnsiTheme="minorEastAsia"/>
+          <w:rFonts w:asciiTheme="minorEastAsia" w:hAnsiTheme="minorEastAsia" w:eastAsiaTheme="minorEastAsia"/>
           <w:color w:val="FF0000"/>
           <w:szCs w:val="21"/>
         </w:rPr>
       </w:pPr>
       <w:r>
         <w:rPr>
-          <w:rFonts w:asciiTheme="minorEastAsia" w:eastAsiaTheme="minorEastAsia" w:hAnsiTheme="minorEastAsia" w:hint="eastAsia"/>
-          <w:szCs w:val="21"/>
-        </w:rPr>
-        <w:t>中間報告書作成</w:t>
-      </w:r>
-    </w:p>
-    <w:p>
-      <w:pPr>
-        <w:numPr>
-          <w:ilvl w:val="0"/>
-          <w:numId w:val="17"/>
-        </w:numPr>
-        <w:rPr>
-          <w:rFonts w:asciiTheme="minorEastAsia" w:eastAsiaTheme="minorEastAsia" w:hAnsiTheme="minorEastAsia"/>
-          <w:color w:val="FF0000"/>
-          <w:szCs w:val="21"/>
-        </w:rPr>
-      </w:pPr>
-      <w:r>
-        <w:rPr>
-          <w:rFonts w:asciiTheme="minorEastAsia" w:eastAsiaTheme="minorEastAsia" w:hAnsiTheme="minorEastAsia" w:hint="eastAsia"/>
+          <w:rFonts w:hint="eastAsia" w:asciiTheme="minorEastAsia" w:hAnsiTheme="minorEastAsia" w:eastAsiaTheme="minorEastAsia"/>
           <w:szCs w:val="21"/>
         </w:rPr>
         <w:t>検証実験</w:t>
@@ -1241,14 +1251,14 @@
       <w:pPr>
         <w:ind w:left="180"/>
         <w:rPr>
-          <w:rFonts w:asciiTheme="minorEastAsia" w:eastAsiaTheme="minorEastAsia" w:hAnsiTheme="minorEastAsia"/>
+          <w:rFonts w:asciiTheme="minorEastAsia" w:hAnsiTheme="minorEastAsia" w:eastAsiaTheme="minorEastAsia"/>
           <w:color w:val="FF0000"/>
           <w:szCs w:val="21"/>
         </w:rPr>
       </w:pPr>
       <w:r>
         <w:rPr>
-          <w:rFonts w:asciiTheme="minorEastAsia" w:eastAsiaTheme="minorEastAsia" w:hAnsiTheme="minorEastAsia" w:hint="eastAsia"/>
+          <w:rFonts w:hint="eastAsia" w:asciiTheme="minorEastAsia" w:hAnsiTheme="minorEastAsia" w:eastAsiaTheme="minorEastAsia"/>
           <w:szCs w:val="21"/>
         </w:rPr>
         <w:lastRenderedPageBreak/>
@@ -1262,14 +1272,14 @@
           <w:numId w:val="17"/>
         </w:numPr>
         <w:rPr>
-          <w:rFonts w:asciiTheme="minorEastAsia" w:eastAsiaTheme="minorEastAsia" w:hAnsiTheme="minorEastAsia"/>
+          <w:rFonts w:asciiTheme="minorEastAsia" w:hAnsiTheme="minorEastAsia" w:eastAsiaTheme="minorEastAsia"/>
           <w:color w:val="FF0000"/>
           <w:szCs w:val="21"/>
         </w:rPr>
       </w:pPr>
       <w:r>
         <w:rPr>
-          <w:rFonts w:asciiTheme="minorEastAsia" w:eastAsiaTheme="minorEastAsia" w:hAnsiTheme="minorEastAsia" w:hint="eastAsia"/>
+          <w:rFonts w:hint="eastAsia" w:asciiTheme="minorEastAsia" w:hAnsiTheme="minorEastAsia" w:eastAsiaTheme="minorEastAsia"/>
           <w:szCs w:val="21"/>
         </w:rPr>
         <w:t>データ集計</w:t>
@@ -1278,18 +1288,24 @@
     <w:p>
       <w:pPr>
         <w:ind w:left="180"/>
-        <w:rPr>
-          <w:rFonts w:asciiTheme="minorEastAsia" w:eastAsiaTheme="minorEastAsia" w:hAnsiTheme="minorEastAsia"/>
-          <w:color w:val="FF0000"/>
-          <w:szCs w:val="21"/>
-        </w:rPr>
       </w:pPr>
       <w:r>
         <w:rPr>
-          <w:rFonts w:asciiTheme="minorEastAsia" w:eastAsiaTheme="minorEastAsia" w:hAnsiTheme="minorEastAsia" w:hint="eastAsia"/>
-          <w:szCs w:val="21"/>
-        </w:rPr>
-        <w:t xml:space="preserve">　（8）で得られたデータを集計する。</w:t>
+          <w:rFonts w:ascii="ＭＳ 明朝" w:hAnsi="ＭＳ 明朝" w:eastAsia="ＭＳ 明朝" w:asciiTheme="minorEastAsia" w:hAnsiTheme="minorEastAsia" w:eastAsiaTheme="minorEastAsia"/>
+        </w:rPr>
+        <w:t>　（</w:t>
+      </w:r>
+      <w:r>
+        <w:rPr>
+          <w:rFonts w:ascii="ＭＳ 明朝" w:hAnsi="ＭＳ 明朝" w:eastAsia="ＭＳ 明朝" w:asciiTheme="minorEastAsia" w:hAnsiTheme="minorEastAsia" w:eastAsiaTheme="minorEastAsia"/>
+        </w:rPr>
+        <w:t>7</w:t>
+      </w:r>
+      <w:r>
+        <w:rPr>
+          <w:rFonts w:ascii="ＭＳ 明朝" w:hAnsi="ＭＳ 明朝" w:eastAsia="ＭＳ 明朝" w:asciiTheme="minorEastAsia" w:hAnsiTheme="minorEastAsia" w:eastAsiaTheme="minorEastAsia"/>
+        </w:rPr>
+        <w:t>）で得られたデータを集計する。</w:t>
       </w:r>
     </w:p>
     <w:p>
@@ -1299,14 +1315,14 @@
           <w:numId w:val="17"/>
         </w:numPr>
         <w:rPr>
-          <w:rFonts w:asciiTheme="minorEastAsia" w:eastAsiaTheme="minorEastAsia" w:hAnsiTheme="minorEastAsia"/>
+          <w:rFonts w:asciiTheme="minorEastAsia" w:hAnsiTheme="minorEastAsia" w:eastAsiaTheme="minorEastAsia"/>
           <w:color w:val="FF0000"/>
           <w:szCs w:val="21"/>
         </w:rPr>
       </w:pPr>
       <w:r>
         <w:rPr>
-          <w:rFonts w:asciiTheme="minorEastAsia" w:eastAsiaTheme="minorEastAsia" w:hAnsiTheme="minorEastAsia" w:hint="eastAsia"/>
+          <w:rFonts w:hint="eastAsia" w:asciiTheme="minorEastAsia" w:hAnsiTheme="minorEastAsia" w:eastAsiaTheme="minorEastAsia"/>
           <w:szCs w:val="21"/>
         </w:rPr>
         <w:t>評価</w:t>
@@ -1316,17 +1332,27 @@
       <w:pPr>
         <w:ind w:left="180"/>
         <w:rPr>
-          <w:rFonts w:asciiTheme="minorEastAsia" w:eastAsiaTheme="minorEastAsia" w:hAnsiTheme="minorEastAsia"/>
+          <w:rFonts w:ascii="ＭＳ 明朝" w:hAnsi="ＭＳ 明朝" w:eastAsia="ＭＳ 明朝" w:asciiTheme="minorEastAsia" w:hAnsiTheme="minorEastAsia" w:eastAsiaTheme="minorEastAsia"/>
           <w:color w:val="FF0000"/>
-          <w:szCs w:val="21"/>
         </w:rPr>
       </w:pPr>
       <w:r>
         <w:rPr>
-          <w:rFonts w:asciiTheme="minorEastAsia" w:eastAsiaTheme="minorEastAsia" w:hAnsiTheme="minorEastAsia" w:hint="eastAsia"/>
-          <w:szCs w:val="21"/>
-        </w:rPr>
-        <w:t xml:space="preserve">　（9）から、各環境および設定における性能差を評価する。</w:t>
+          <w:rFonts w:ascii="ＭＳ 明朝" w:hAnsi="ＭＳ 明朝" w:eastAsia="ＭＳ 明朝" w:asciiTheme="minorEastAsia" w:hAnsiTheme="minorEastAsia" w:eastAsiaTheme="minorEastAsia"/>
+        </w:rPr>
+        <w:t>　（</w:t>
+      </w:r>
+      <w:r>
+        <w:rPr>
+          <w:rFonts w:ascii="ＭＳ 明朝" w:hAnsi="ＭＳ 明朝" w:eastAsia="ＭＳ 明朝" w:asciiTheme="minorEastAsia" w:hAnsiTheme="minorEastAsia" w:eastAsiaTheme="minorEastAsia"/>
+        </w:rPr>
+        <w:t>8</w:t>
+      </w:r>
+      <w:r>
+        <w:rPr>
+          <w:rFonts w:ascii="ＭＳ 明朝" w:hAnsi="ＭＳ 明朝" w:eastAsia="ＭＳ 明朝" w:asciiTheme="minorEastAsia" w:hAnsiTheme="minorEastAsia" w:eastAsiaTheme="minorEastAsia"/>
+        </w:rPr>
+        <w:t>）から、各環境および設定における性能差を評価する。</w:t>
       </w:r>
     </w:p>
     <w:p>
@@ -1336,14 +1362,14 @@
           <w:numId w:val="17"/>
         </w:numPr>
         <w:rPr>
-          <w:rFonts w:asciiTheme="minorEastAsia" w:eastAsiaTheme="minorEastAsia" w:hAnsiTheme="minorEastAsia"/>
+          <w:rFonts w:asciiTheme="minorEastAsia" w:hAnsiTheme="minorEastAsia" w:eastAsiaTheme="minorEastAsia"/>
           <w:color w:val="FF0000"/>
           <w:szCs w:val="21"/>
         </w:rPr>
       </w:pPr>
       <w:r>
         <w:rPr>
-          <w:rFonts w:asciiTheme="minorEastAsia" w:eastAsiaTheme="minorEastAsia" w:hAnsiTheme="minorEastAsia" w:hint="eastAsia"/>
+          <w:rFonts w:hint="eastAsia" w:asciiTheme="minorEastAsia" w:hAnsiTheme="minorEastAsia" w:eastAsiaTheme="minorEastAsia"/>
           <w:szCs w:val="21"/>
         </w:rPr>
         <w:t>抄録作成</w:t>
@@ -1356,14 +1382,14 @@
           <w:numId w:val="17"/>
         </w:numPr>
         <w:rPr>
-          <w:rFonts w:asciiTheme="minorEastAsia" w:eastAsiaTheme="minorEastAsia" w:hAnsiTheme="minorEastAsia"/>
+          <w:rFonts w:asciiTheme="minorEastAsia" w:hAnsiTheme="minorEastAsia" w:eastAsiaTheme="minorEastAsia"/>
           <w:color w:val="FF0000"/>
           <w:szCs w:val="21"/>
         </w:rPr>
       </w:pPr>
       <w:r>
         <w:rPr>
-          <w:rFonts w:asciiTheme="minorEastAsia" w:eastAsiaTheme="minorEastAsia" w:hAnsiTheme="minorEastAsia" w:hint="eastAsia"/>
+          <w:rFonts w:hint="eastAsia" w:asciiTheme="minorEastAsia" w:hAnsiTheme="minorEastAsia" w:eastAsiaTheme="minorEastAsia"/>
           <w:szCs w:val="21"/>
         </w:rPr>
         <w:t>論文作成</w:t>
@@ -1376,14 +1402,14 @@
           <w:numId w:val="17"/>
         </w:numPr>
         <w:rPr>
-          <w:rFonts w:asciiTheme="minorEastAsia" w:eastAsiaTheme="minorEastAsia" w:hAnsiTheme="minorEastAsia"/>
+          <w:rFonts w:asciiTheme="minorEastAsia" w:hAnsiTheme="minorEastAsia" w:eastAsiaTheme="minorEastAsia"/>
           <w:color w:val="FF0000"/>
           <w:szCs w:val="21"/>
         </w:rPr>
       </w:pPr>
       <w:r>
         <w:rPr>
-          <w:rFonts w:asciiTheme="minorEastAsia" w:eastAsiaTheme="minorEastAsia" w:hAnsiTheme="minorEastAsia" w:hint="eastAsia"/>
+          <w:rFonts w:hint="eastAsia" w:asciiTheme="minorEastAsia" w:hAnsiTheme="minorEastAsia" w:eastAsiaTheme="minorEastAsia"/>
           <w:szCs w:val="21"/>
         </w:rPr>
         <w:t>発表資料作成</w:t>
@@ -1393,7 +1419,7 @@
       <w:pPr>
         <w:jc w:val="center"/>
         <w:rPr>
-          <w:rFonts w:asciiTheme="minorEastAsia" w:eastAsiaTheme="minorEastAsia" w:hAnsiTheme="minorEastAsia"/>
+          <w:rFonts w:asciiTheme="minorEastAsia" w:hAnsiTheme="minorEastAsia" w:eastAsiaTheme="minorEastAsia"/>
           <w:szCs w:val="21"/>
           <w:highlight w:val="yellow"/>
         </w:rPr>
@@ -1403,14 +1429,14 @@
       <w:pPr>
         <w:jc w:val="center"/>
         <w:rPr>
-          <w:rFonts w:asciiTheme="majorEastAsia" w:eastAsiaTheme="majorEastAsia" w:hAnsiTheme="majorEastAsia"/>
+          <w:rFonts w:asciiTheme="majorEastAsia" w:hAnsiTheme="majorEastAsia" w:eastAsiaTheme="majorEastAsia"/>
           <w:sz w:val="20"/>
           <w:szCs w:val="20"/>
         </w:rPr>
       </w:pPr>
       <w:r>
         <w:rPr>
-          <w:rFonts w:asciiTheme="majorEastAsia" w:eastAsiaTheme="majorEastAsia" w:hAnsiTheme="majorEastAsia" w:hint="eastAsia"/>
+          <w:rFonts w:hint="eastAsia" w:asciiTheme="majorEastAsia" w:hAnsiTheme="majorEastAsia" w:eastAsiaTheme="majorEastAsia"/>
           <w:sz w:val="20"/>
           <w:szCs w:val="20"/>
         </w:rPr>
@@ -1418,7 +1444,7 @@
       </w:r>
       <w:r>
         <w:rPr>
-          <w:rFonts w:asciiTheme="majorEastAsia" w:eastAsiaTheme="majorEastAsia" w:hAnsiTheme="majorEastAsia" w:hint="eastAsia"/>
+          <w:rFonts w:hint="eastAsia" w:asciiTheme="majorEastAsia" w:hAnsiTheme="majorEastAsia" w:eastAsiaTheme="majorEastAsia"/>
           <w:sz w:val="20"/>
           <w:szCs w:val="20"/>
         </w:rPr>
@@ -1426,7 +1452,7 @@
       </w:r>
       <w:r>
         <w:rPr>
-          <w:rFonts w:asciiTheme="majorEastAsia" w:eastAsiaTheme="majorEastAsia" w:hAnsiTheme="majorEastAsia" w:hint="eastAsia"/>
+          <w:rFonts w:hint="eastAsia" w:asciiTheme="majorEastAsia" w:hAnsiTheme="majorEastAsia" w:eastAsiaTheme="majorEastAsia"/>
           <w:sz w:val="20"/>
           <w:szCs w:val="20"/>
         </w:rPr>
@@ -1434,7 +1460,7 @@
       </w:r>
       <w:r>
         <w:rPr>
-          <w:rFonts w:asciiTheme="majorEastAsia" w:eastAsiaTheme="majorEastAsia" w:hAnsiTheme="majorEastAsia" w:hint="eastAsia"/>
+          <w:rFonts w:hint="eastAsia" w:asciiTheme="majorEastAsia" w:hAnsiTheme="majorEastAsia" w:eastAsiaTheme="majorEastAsia"/>
           <w:sz w:val="20"/>
           <w:szCs w:val="20"/>
         </w:rPr>
@@ -1442,7 +1468,7 @@
       </w:r>
       <w:r>
         <w:rPr>
-          <w:rFonts w:asciiTheme="majorEastAsia" w:eastAsiaTheme="majorEastAsia" w:hAnsiTheme="majorEastAsia" w:hint="eastAsia"/>
+          <w:rFonts w:hint="eastAsia" w:asciiTheme="majorEastAsia" w:hAnsiTheme="majorEastAsia" w:eastAsiaTheme="majorEastAsia"/>
           <w:sz w:val="20"/>
           <w:szCs w:val="20"/>
         </w:rPr>
@@ -1454,12 +1480,12 @@
         <w:tblW w:w="0" w:type="auto"/>
         <w:tblInd w:w="-5" w:type="dxa"/>
         <w:tblBorders>
-          <w:top w:val="single" w:sz="4" w:space="0" w:color="auto"/>
-          <w:left w:val="single" w:sz="4" w:space="0" w:color="auto"/>
-          <w:bottom w:val="single" w:sz="4" w:space="0" w:color="auto"/>
-          <w:right w:val="single" w:sz="4" w:space="0" w:color="auto"/>
-          <w:insideH w:val="single" w:sz="4" w:space="0" w:color="auto"/>
-          <w:insideV w:val="single" w:sz="4" w:space="0" w:color="auto"/>
+          <w:top w:val="single" w:color="auto" w:sz="4" w:space="0"/>
+          <w:left w:val="single" w:color="auto" w:sz="4" w:space="0"/>
+          <w:bottom w:val="single" w:color="auto" w:sz="4" w:space="0"/>
+          <w:right w:val="single" w:color="auto" w:sz="4" w:space="0"/>
+          <w:insideH w:val="single" w:color="auto" w:sz="4" w:space="0"/>
+          <w:insideV w:val="single" w:color="auto" w:sz="4" w:space="0"/>
         </w:tblBorders>
         <w:tblLook w:val="04A0" w:firstRow="1" w:lastRow="0" w:firstColumn="1" w:lastColumn="0" w:noHBand="0" w:noVBand="1"/>
       </w:tblPr>
@@ -1484,28 +1510,29 @@
         <w:tc>
           <w:tcPr>
             <w:tcW w:w="1701" w:type="dxa"/>
-            <w:vAlign w:val="center"/>
-          </w:tcPr>
-          <w:p>
-            <w:pPr>
-              <w:suppressLineNumbers/>
-              <w:suppressAutoHyphens/>
-              <w:kinsoku w:val="0"/>
-              <w:overflowPunct w:val="0"/>
-              <w:autoSpaceDE w:val="0"/>
-              <w:autoSpaceDN w:val="0"/>
-              <w:adjustRightInd w:val="0"/>
-              <w:snapToGrid w:val="0"/>
-              <w:jc w:val="center"/>
-              <w:rPr>
-                <w:rFonts w:asciiTheme="majorEastAsia" w:eastAsiaTheme="majorEastAsia" w:hAnsiTheme="majorEastAsia"/>
+            <w:tcMar/>
+            <w:vAlign w:val="center"/>
+          </w:tcPr>
+          <w:p>
+            <w:pPr>
+              <w:suppressLineNumbers/>
+              <w:suppressAutoHyphens/>
+              <w:kinsoku w:val="0"/>
+              <w:overflowPunct w:val="0"/>
+              <w:autoSpaceDE w:val="0"/>
+              <w:autoSpaceDN w:val="0"/>
+              <w:adjustRightInd w:val="0"/>
+              <w:snapToGrid w:val="0"/>
+              <w:jc w:val="center"/>
+              <w:rPr>
+                <w:rFonts w:asciiTheme="majorEastAsia" w:hAnsiTheme="majorEastAsia" w:eastAsiaTheme="majorEastAsia"/>
                 <w:sz w:val="16"/>
                 <w:szCs w:val="16"/>
               </w:rPr>
             </w:pPr>
             <w:r>
               <w:rPr>
-                <w:rFonts w:asciiTheme="majorEastAsia" w:eastAsiaTheme="majorEastAsia" w:hAnsiTheme="majorEastAsia" w:hint="eastAsia"/>
+                <w:rFonts w:hint="eastAsia" w:asciiTheme="majorEastAsia" w:hAnsiTheme="majorEastAsia" w:eastAsiaTheme="majorEastAsia"/>
                 <w:sz w:val="16"/>
                 <w:szCs w:val="16"/>
               </w:rPr>
@@ -1516,28 +1543,29 @@
         <w:tc>
           <w:tcPr>
             <w:tcW w:w="993" w:type="dxa"/>
-            <w:vAlign w:val="center"/>
-          </w:tcPr>
-          <w:p>
-            <w:pPr>
-              <w:suppressLineNumbers/>
-              <w:suppressAutoHyphens/>
-              <w:kinsoku w:val="0"/>
-              <w:overflowPunct w:val="0"/>
-              <w:autoSpaceDE w:val="0"/>
-              <w:autoSpaceDN w:val="0"/>
-              <w:adjustRightInd w:val="0"/>
-              <w:snapToGrid w:val="0"/>
-              <w:jc w:val="center"/>
-              <w:rPr>
-                <w:rFonts w:asciiTheme="majorEastAsia" w:eastAsiaTheme="majorEastAsia" w:hAnsiTheme="majorEastAsia"/>
+            <w:tcMar/>
+            <w:vAlign w:val="center"/>
+          </w:tcPr>
+          <w:p>
+            <w:pPr>
+              <w:suppressLineNumbers/>
+              <w:suppressAutoHyphens/>
+              <w:kinsoku w:val="0"/>
+              <w:overflowPunct w:val="0"/>
+              <w:autoSpaceDE w:val="0"/>
+              <w:autoSpaceDN w:val="0"/>
+              <w:adjustRightInd w:val="0"/>
+              <w:snapToGrid w:val="0"/>
+              <w:jc w:val="center"/>
+              <w:rPr>
+                <w:rFonts w:asciiTheme="majorEastAsia" w:hAnsiTheme="majorEastAsia" w:eastAsiaTheme="majorEastAsia"/>
                 <w:sz w:val="16"/>
                 <w:szCs w:val="16"/>
               </w:rPr>
             </w:pPr>
             <w:r>
               <w:rPr>
-                <w:rFonts w:asciiTheme="majorEastAsia" w:eastAsiaTheme="majorEastAsia" w:hAnsiTheme="majorEastAsia" w:hint="eastAsia"/>
+                <w:rFonts w:hint="eastAsia" w:asciiTheme="majorEastAsia" w:hAnsiTheme="majorEastAsia" w:eastAsiaTheme="majorEastAsia"/>
                 <w:sz w:val="16"/>
                 <w:szCs w:val="16"/>
               </w:rPr>
@@ -1548,28 +1576,29 @@
         <w:tc>
           <w:tcPr>
             <w:tcW w:w="567" w:type="dxa"/>
-            <w:vAlign w:val="center"/>
-          </w:tcPr>
-          <w:p>
-            <w:pPr>
-              <w:suppressLineNumbers/>
-              <w:suppressAutoHyphens/>
-              <w:kinsoku w:val="0"/>
-              <w:overflowPunct w:val="0"/>
-              <w:autoSpaceDE w:val="0"/>
-              <w:autoSpaceDN w:val="0"/>
-              <w:adjustRightInd w:val="0"/>
-              <w:snapToGrid w:val="0"/>
-              <w:jc w:val="center"/>
-              <w:rPr>
-                <w:rFonts w:asciiTheme="majorEastAsia" w:eastAsiaTheme="majorEastAsia" w:hAnsiTheme="majorEastAsia"/>
+            <w:tcMar/>
+            <w:vAlign w:val="center"/>
+          </w:tcPr>
+          <w:p>
+            <w:pPr>
+              <w:suppressLineNumbers/>
+              <w:suppressAutoHyphens/>
+              <w:kinsoku w:val="0"/>
+              <w:overflowPunct w:val="0"/>
+              <w:autoSpaceDE w:val="0"/>
+              <w:autoSpaceDN w:val="0"/>
+              <w:adjustRightInd w:val="0"/>
+              <w:snapToGrid w:val="0"/>
+              <w:jc w:val="center"/>
+              <w:rPr>
+                <w:rFonts w:asciiTheme="majorEastAsia" w:hAnsiTheme="majorEastAsia" w:eastAsiaTheme="majorEastAsia"/>
                 <w:sz w:val="16"/>
                 <w:szCs w:val="16"/>
               </w:rPr>
             </w:pPr>
             <w:r>
               <w:rPr>
-                <w:rFonts w:asciiTheme="majorEastAsia" w:eastAsiaTheme="majorEastAsia" w:hAnsiTheme="majorEastAsia" w:hint="eastAsia"/>
+                <w:rFonts w:hint="eastAsia" w:asciiTheme="majorEastAsia" w:hAnsiTheme="majorEastAsia" w:eastAsiaTheme="majorEastAsia"/>
                 <w:sz w:val="16"/>
                 <w:szCs w:val="16"/>
               </w:rPr>
@@ -1580,28 +1609,29 @@
         <w:tc>
           <w:tcPr>
             <w:tcW w:w="567" w:type="dxa"/>
-            <w:vAlign w:val="center"/>
-          </w:tcPr>
-          <w:p>
-            <w:pPr>
-              <w:suppressLineNumbers/>
-              <w:suppressAutoHyphens/>
-              <w:kinsoku w:val="0"/>
-              <w:overflowPunct w:val="0"/>
-              <w:autoSpaceDE w:val="0"/>
-              <w:autoSpaceDN w:val="0"/>
-              <w:adjustRightInd w:val="0"/>
-              <w:snapToGrid w:val="0"/>
-              <w:jc w:val="center"/>
-              <w:rPr>
-                <w:rFonts w:asciiTheme="majorEastAsia" w:eastAsiaTheme="majorEastAsia" w:hAnsiTheme="majorEastAsia"/>
+            <w:tcMar/>
+            <w:vAlign w:val="center"/>
+          </w:tcPr>
+          <w:p>
+            <w:pPr>
+              <w:suppressLineNumbers/>
+              <w:suppressAutoHyphens/>
+              <w:kinsoku w:val="0"/>
+              <w:overflowPunct w:val="0"/>
+              <w:autoSpaceDE w:val="0"/>
+              <w:autoSpaceDN w:val="0"/>
+              <w:adjustRightInd w:val="0"/>
+              <w:snapToGrid w:val="0"/>
+              <w:jc w:val="center"/>
+              <w:rPr>
+                <w:rFonts w:asciiTheme="majorEastAsia" w:hAnsiTheme="majorEastAsia" w:eastAsiaTheme="majorEastAsia"/>
                 <w:sz w:val="16"/>
                 <w:szCs w:val="16"/>
               </w:rPr>
             </w:pPr>
             <w:r>
               <w:rPr>
-                <w:rFonts w:asciiTheme="majorEastAsia" w:eastAsiaTheme="majorEastAsia" w:hAnsiTheme="majorEastAsia" w:hint="eastAsia"/>
+                <w:rFonts w:hint="eastAsia" w:asciiTheme="majorEastAsia" w:hAnsiTheme="majorEastAsia" w:eastAsiaTheme="majorEastAsia"/>
                 <w:sz w:val="16"/>
                 <w:szCs w:val="16"/>
               </w:rPr>
@@ -1612,28 +1642,29 @@
         <w:tc>
           <w:tcPr>
             <w:tcW w:w="567" w:type="dxa"/>
-            <w:vAlign w:val="center"/>
-          </w:tcPr>
-          <w:p>
-            <w:pPr>
-              <w:suppressLineNumbers/>
-              <w:suppressAutoHyphens/>
-              <w:kinsoku w:val="0"/>
-              <w:overflowPunct w:val="0"/>
-              <w:autoSpaceDE w:val="0"/>
-              <w:autoSpaceDN w:val="0"/>
-              <w:adjustRightInd w:val="0"/>
-              <w:snapToGrid w:val="0"/>
-              <w:jc w:val="center"/>
-              <w:rPr>
-                <w:rFonts w:asciiTheme="majorEastAsia" w:eastAsiaTheme="majorEastAsia" w:hAnsiTheme="majorEastAsia"/>
+            <w:tcMar/>
+            <w:vAlign w:val="center"/>
+          </w:tcPr>
+          <w:p>
+            <w:pPr>
+              <w:suppressLineNumbers/>
+              <w:suppressAutoHyphens/>
+              <w:kinsoku w:val="0"/>
+              <w:overflowPunct w:val="0"/>
+              <w:autoSpaceDE w:val="0"/>
+              <w:autoSpaceDN w:val="0"/>
+              <w:adjustRightInd w:val="0"/>
+              <w:snapToGrid w:val="0"/>
+              <w:jc w:val="center"/>
+              <w:rPr>
+                <w:rFonts w:asciiTheme="majorEastAsia" w:hAnsiTheme="majorEastAsia" w:eastAsiaTheme="majorEastAsia"/>
                 <w:sz w:val="16"/>
                 <w:szCs w:val="16"/>
               </w:rPr>
             </w:pPr>
             <w:r>
               <w:rPr>
-                <w:rFonts w:asciiTheme="majorEastAsia" w:eastAsiaTheme="majorEastAsia" w:hAnsiTheme="majorEastAsia" w:hint="eastAsia"/>
+                <w:rFonts w:hint="eastAsia" w:asciiTheme="majorEastAsia" w:hAnsiTheme="majorEastAsia" w:eastAsiaTheme="majorEastAsia"/>
                 <w:sz w:val="16"/>
                 <w:szCs w:val="16"/>
               </w:rPr>
@@ -1644,28 +1675,29 @@
         <w:tc>
           <w:tcPr>
             <w:tcW w:w="567" w:type="dxa"/>
-            <w:vAlign w:val="center"/>
-          </w:tcPr>
-          <w:p>
-            <w:pPr>
-              <w:suppressLineNumbers/>
-              <w:suppressAutoHyphens/>
-              <w:kinsoku w:val="0"/>
-              <w:overflowPunct w:val="0"/>
-              <w:autoSpaceDE w:val="0"/>
-              <w:autoSpaceDN w:val="0"/>
-              <w:adjustRightInd w:val="0"/>
-              <w:snapToGrid w:val="0"/>
-              <w:jc w:val="center"/>
-              <w:rPr>
-                <w:rFonts w:asciiTheme="majorEastAsia" w:eastAsiaTheme="majorEastAsia" w:hAnsiTheme="majorEastAsia"/>
+            <w:tcMar/>
+            <w:vAlign w:val="center"/>
+          </w:tcPr>
+          <w:p>
+            <w:pPr>
+              <w:suppressLineNumbers/>
+              <w:suppressAutoHyphens/>
+              <w:kinsoku w:val="0"/>
+              <w:overflowPunct w:val="0"/>
+              <w:autoSpaceDE w:val="0"/>
+              <w:autoSpaceDN w:val="0"/>
+              <w:adjustRightInd w:val="0"/>
+              <w:snapToGrid w:val="0"/>
+              <w:jc w:val="center"/>
+              <w:rPr>
+                <w:rFonts w:asciiTheme="majorEastAsia" w:hAnsiTheme="majorEastAsia" w:eastAsiaTheme="majorEastAsia"/>
                 <w:sz w:val="16"/>
                 <w:szCs w:val="16"/>
               </w:rPr>
             </w:pPr>
             <w:r>
               <w:rPr>
-                <w:rFonts w:asciiTheme="majorEastAsia" w:eastAsiaTheme="majorEastAsia" w:hAnsiTheme="majorEastAsia" w:hint="eastAsia"/>
+                <w:rFonts w:hint="eastAsia" w:asciiTheme="majorEastAsia" w:hAnsiTheme="majorEastAsia" w:eastAsiaTheme="majorEastAsia"/>
                 <w:sz w:val="16"/>
                 <w:szCs w:val="16"/>
               </w:rPr>
@@ -1676,28 +1708,29 @@
         <w:tc>
           <w:tcPr>
             <w:tcW w:w="567" w:type="dxa"/>
-            <w:vAlign w:val="center"/>
-          </w:tcPr>
-          <w:p>
-            <w:pPr>
-              <w:suppressLineNumbers/>
-              <w:suppressAutoHyphens/>
-              <w:kinsoku w:val="0"/>
-              <w:overflowPunct w:val="0"/>
-              <w:autoSpaceDE w:val="0"/>
-              <w:autoSpaceDN w:val="0"/>
-              <w:adjustRightInd w:val="0"/>
-              <w:snapToGrid w:val="0"/>
-              <w:jc w:val="center"/>
-              <w:rPr>
-                <w:rFonts w:asciiTheme="majorEastAsia" w:eastAsiaTheme="majorEastAsia" w:hAnsiTheme="majorEastAsia"/>
+            <w:tcMar/>
+            <w:vAlign w:val="center"/>
+          </w:tcPr>
+          <w:p>
+            <w:pPr>
+              <w:suppressLineNumbers/>
+              <w:suppressAutoHyphens/>
+              <w:kinsoku w:val="0"/>
+              <w:overflowPunct w:val="0"/>
+              <w:autoSpaceDE w:val="0"/>
+              <w:autoSpaceDN w:val="0"/>
+              <w:adjustRightInd w:val="0"/>
+              <w:snapToGrid w:val="0"/>
+              <w:jc w:val="center"/>
+              <w:rPr>
+                <w:rFonts w:asciiTheme="majorEastAsia" w:hAnsiTheme="majorEastAsia" w:eastAsiaTheme="majorEastAsia"/>
                 <w:sz w:val="16"/>
                 <w:szCs w:val="16"/>
               </w:rPr>
             </w:pPr>
             <w:r>
               <w:rPr>
-                <w:rFonts w:asciiTheme="majorEastAsia" w:eastAsiaTheme="majorEastAsia" w:hAnsiTheme="majorEastAsia" w:hint="eastAsia"/>
+                <w:rFonts w:hint="eastAsia" w:asciiTheme="majorEastAsia" w:hAnsiTheme="majorEastAsia" w:eastAsiaTheme="majorEastAsia"/>
                 <w:sz w:val="16"/>
                 <w:szCs w:val="16"/>
               </w:rPr>
@@ -1708,28 +1741,29 @@
         <w:tc>
           <w:tcPr>
             <w:tcW w:w="567" w:type="dxa"/>
-            <w:vAlign w:val="center"/>
-          </w:tcPr>
-          <w:p>
-            <w:pPr>
-              <w:suppressLineNumbers/>
-              <w:suppressAutoHyphens/>
-              <w:kinsoku w:val="0"/>
-              <w:overflowPunct w:val="0"/>
-              <w:autoSpaceDE w:val="0"/>
-              <w:autoSpaceDN w:val="0"/>
-              <w:adjustRightInd w:val="0"/>
-              <w:snapToGrid w:val="0"/>
-              <w:jc w:val="center"/>
-              <w:rPr>
-                <w:rFonts w:asciiTheme="majorEastAsia" w:eastAsiaTheme="majorEastAsia" w:hAnsiTheme="majorEastAsia"/>
+            <w:tcMar/>
+            <w:vAlign w:val="center"/>
+          </w:tcPr>
+          <w:p>
+            <w:pPr>
+              <w:suppressLineNumbers/>
+              <w:suppressAutoHyphens/>
+              <w:kinsoku w:val="0"/>
+              <w:overflowPunct w:val="0"/>
+              <w:autoSpaceDE w:val="0"/>
+              <w:autoSpaceDN w:val="0"/>
+              <w:adjustRightInd w:val="0"/>
+              <w:snapToGrid w:val="0"/>
+              <w:jc w:val="center"/>
+              <w:rPr>
+                <w:rFonts w:asciiTheme="majorEastAsia" w:hAnsiTheme="majorEastAsia" w:eastAsiaTheme="majorEastAsia"/>
                 <w:sz w:val="16"/>
                 <w:szCs w:val="16"/>
               </w:rPr>
             </w:pPr>
             <w:r>
               <w:rPr>
-                <w:rFonts w:asciiTheme="majorEastAsia" w:eastAsiaTheme="majorEastAsia" w:hAnsiTheme="majorEastAsia" w:hint="eastAsia"/>
+                <w:rFonts w:hint="eastAsia" w:asciiTheme="majorEastAsia" w:hAnsiTheme="majorEastAsia" w:eastAsiaTheme="majorEastAsia"/>
                 <w:sz w:val="16"/>
                 <w:szCs w:val="16"/>
               </w:rPr>
@@ -1740,28 +1774,29 @@
         <w:tc>
           <w:tcPr>
             <w:tcW w:w="567" w:type="dxa"/>
-            <w:vAlign w:val="center"/>
-          </w:tcPr>
-          <w:p>
-            <w:pPr>
-              <w:suppressLineNumbers/>
-              <w:suppressAutoHyphens/>
-              <w:kinsoku w:val="0"/>
-              <w:overflowPunct w:val="0"/>
-              <w:autoSpaceDE w:val="0"/>
-              <w:autoSpaceDN w:val="0"/>
-              <w:adjustRightInd w:val="0"/>
-              <w:snapToGrid w:val="0"/>
-              <w:jc w:val="center"/>
-              <w:rPr>
-                <w:rFonts w:asciiTheme="majorEastAsia" w:eastAsiaTheme="majorEastAsia" w:hAnsiTheme="majorEastAsia"/>
+            <w:tcMar/>
+            <w:vAlign w:val="center"/>
+          </w:tcPr>
+          <w:p>
+            <w:pPr>
+              <w:suppressLineNumbers/>
+              <w:suppressAutoHyphens/>
+              <w:kinsoku w:val="0"/>
+              <w:overflowPunct w:val="0"/>
+              <w:autoSpaceDE w:val="0"/>
+              <w:autoSpaceDN w:val="0"/>
+              <w:adjustRightInd w:val="0"/>
+              <w:snapToGrid w:val="0"/>
+              <w:jc w:val="center"/>
+              <w:rPr>
+                <w:rFonts w:asciiTheme="majorEastAsia" w:hAnsiTheme="majorEastAsia" w:eastAsiaTheme="majorEastAsia"/>
                 <w:sz w:val="16"/>
                 <w:szCs w:val="16"/>
               </w:rPr>
             </w:pPr>
             <w:r>
               <w:rPr>
-                <w:rFonts w:asciiTheme="majorEastAsia" w:eastAsiaTheme="majorEastAsia" w:hAnsiTheme="majorEastAsia" w:hint="eastAsia"/>
+                <w:rFonts w:hint="eastAsia" w:asciiTheme="majorEastAsia" w:hAnsiTheme="majorEastAsia" w:eastAsiaTheme="majorEastAsia"/>
                 <w:sz w:val="16"/>
                 <w:szCs w:val="16"/>
               </w:rPr>
@@ -1772,28 +1807,29 @@
         <w:tc>
           <w:tcPr>
             <w:tcW w:w="567" w:type="dxa"/>
-            <w:vAlign w:val="center"/>
-          </w:tcPr>
-          <w:p>
-            <w:pPr>
-              <w:suppressLineNumbers/>
-              <w:suppressAutoHyphens/>
-              <w:kinsoku w:val="0"/>
-              <w:overflowPunct w:val="0"/>
-              <w:autoSpaceDE w:val="0"/>
-              <w:autoSpaceDN w:val="0"/>
-              <w:adjustRightInd w:val="0"/>
-              <w:snapToGrid w:val="0"/>
-              <w:jc w:val="center"/>
-              <w:rPr>
-                <w:rFonts w:asciiTheme="majorEastAsia" w:eastAsiaTheme="majorEastAsia" w:hAnsiTheme="majorEastAsia"/>
+            <w:tcMar/>
+            <w:vAlign w:val="center"/>
+          </w:tcPr>
+          <w:p>
+            <w:pPr>
+              <w:suppressLineNumbers/>
+              <w:suppressAutoHyphens/>
+              <w:kinsoku w:val="0"/>
+              <w:overflowPunct w:val="0"/>
+              <w:autoSpaceDE w:val="0"/>
+              <w:autoSpaceDN w:val="0"/>
+              <w:adjustRightInd w:val="0"/>
+              <w:snapToGrid w:val="0"/>
+              <w:jc w:val="center"/>
+              <w:rPr>
+                <w:rFonts w:asciiTheme="majorEastAsia" w:hAnsiTheme="majorEastAsia" w:eastAsiaTheme="majorEastAsia"/>
                 <w:sz w:val="16"/>
                 <w:szCs w:val="16"/>
               </w:rPr>
             </w:pPr>
             <w:r>
               <w:rPr>
-                <w:rFonts w:asciiTheme="majorEastAsia" w:eastAsiaTheme="majorEastAsia" w:hAnsiTheme="majorEastAsia" w:hint="eastAsia"/>
+                <w:rFonts w:hint="eastAsia" w:asciiTheme="majorEastAsia" w:hAnsiTheme="majorEastAsia" w:eastAsiaTheme="majorEastAsia"/>
                 <w:sz w:val="16"/>
                 <w:szCs w:val="16"/>
               </w:rPr>
@@ -1804,28 +1840,29 @@
         <w:tc>
           <w:tcPr>
             <w:tcW w:w="567" w:type="dxa"/>
-            <w:vAlign w:val="center"/>
-          </w:tcPr>
-          <w:p>
-            <w:pPr>
-              <w:suppressLineNumbers/>
-              <w:suppressAutoHyphens/>
-              <w:kinsoku w:val="0"/>
-              <w:overflowPunct w:val="0"/>
-              <w:autoSpaceDE w:val="0"/>
-              <w:autoSpaceDN w:val="0"/>
-              <w:adjustRightInd w:val="0"/>
-              <w:snapToGrid w:val="0"/>
-              <w:jc w:val="center"/>
-              <w:rPr>
-                <w:rFonts w:asciiTheme="majorEastAsia" w:eastAsiaTheme="majorEastAsia" w:hAnsiTheme="majorEastAsia"/>
+            <w:tcMar/>
+            <w:vAlign w:val="center"/>
+          </w:tcPr>
+          <w:p>
+            <w:pPr>
+              <w:suppressLineNumbers/>
+              <w:suppressAutoHyphens/>
+              <w:kinsoku w:val="0"/>
+              <w:overflowPunct w:val="0"/>
+              <w:autoSpaceDE w:val="0"/>
+              <w:autoSpaceDN w:val="0"/>
+              <w:adjustRightInd w:val="0"/>
+              <w:snapToGrid w:val="0"/>
+              <w:jc w:val="center"/>
+              <w:rPr>
+                <w:rFonts w:asciiTheme="majorEastAsia" w:hAnsiTheme="majorEastAsia" w:eastAsiaTheme="majorEastAsia"/>
                 <w:sz w:val="16"/>
                 <w:szCs w:val="16"/>
               </w:rPr>
             </w:pPr>
             <w:r>
               <w:rPr>
-                <w:rFonts w:asciiTheme="majorEastAsia" w:eastAsiaTheme="majorEastAsia" w:hAnsiTheme="majorEastAsia" w:hint="eastAsia"/>
+                <w:rFonts w:hint="eastAsia" w:asciiTheme="majorEastAsia" w:hAnsiTheme="majorEastAsia" w:eastAsiaTheme="majorEastAsia"/>
                 <w:sz w:val="16"/>
                 <w:szCs w:val="16"/>
               </w:rPr>
@@ -1836,28 +1873,29 @@
         <w:tc>
           <w:tcPr>
             <w:tcW w:w="567" w:type="dxa"/>
-            <w:vAlign w:val="center"/>
-          </w:tcPr>
-          <w:p>
-            <w:pPr>
-              <w:suppressLineNumbers/>
-              <w:suppressAutoHyphens/>
-              <w:kinsoku w:val="0"/>
-              <w:overflowPunct w:val="0"/>
-              <w:autoSpaceDE w:val="0"/>
-              <w:autoSpaceDN w:val="0"/>
-              <w:adjustRightInd w:val="0"/>
-              <w:snapToGrid w:val="0"/>
-              <w:jc w:val="center"/>
-              <w:rPr>
-                <w:rFonts w:asciiTheme="majorEastAsia" w:eastAsiaTheme="majorEastAsia" w:hAnsiTheme="majorEastAsia"/>
+            <w:tcMar/>
+            <w:vAlign w:val="center"/>
+          </w:tcPr>
+          <w:p>
+            <w:pPr>
+              <w:suppressLineNumbers/>
+              <w:suppressAutoHyphens/>
+              <w:kinsoku w:val="0"/>
+              <w:overflowPunct w:val="0"/>
+              <w:autoSpaceDE w:val="0"/>
+              <w:autoSpaceDN w:val="0"/>
+              <w:adjustRightInd w:val="0"/>
+              <w:snapToGrid w:val="0"/>
+              <w:jc w:val="center"/>
+              <w:rPr>
+                <w:rFonts w:asciiTheme="majorEastAsia" w:hAnsiTheme="majorEastAsia" w:eastAsiaTheme="majorEastAsia"/>
                 <w:sz w:val="16"/>
                 <w:szCs w:val="16"/>
               </w:rPr>
             </w:pPr>
             <w:r>
               <w:rPr>
-                <w:rFonts w:asciiTheme="majorEastAsia" w:eastAsiaTheme="majorEastAsia" w:hAnsiTheme="majorEastAsia" w:hint="eastAsia"/>
+                <w:rFonts w:hint="eastAsia" w:asciiTheme="majorEastAsia" w:hAnsiTheme="majorEastAsia" w:eastAsiaTheme="majorEastAsia"/>
                 <w:sz w:val="16"/>
                 <w:szCs w:val="16"/>
               </w:rPr>
@@ -1873,20 +1911,21 @@
         <w:tc>
           <w:tcPr>
             <w:tcW w:w="1701" w:type="dxa"/>
-            <w:vAlign w:val="center"/>
-          </w:tcPr>
-          <w:p>
-            <w:pPr>
-              <w:suppressLineNumbers/>
-              <w:suppressAutoHyphens/>
-              <w:kinsoku w:val="0"/>
-              <w:overflowPunct w:val="0"/>
-              <w:autoSpaceDE w:val="0"/>
-              <w:autoSpaceDN w:val="0"/>
-              <w:adjustRightInd w:val="0"/>
-              <w:snapToGrid w:val="0"/>
-              <w:rPr>
-                <w:rFonts w:asciiTheme="majorEastAsia" w:eastAsiaTheme="majorEastAsia" w:hAnsiTheme="majorEastAsia"/>
+            <w:tcMar/>
+            <w:vAlign w:val="center"/>
+          </w:tcPr>
+          <w:p>
+            <w:pPr>
+              <w:suppressLineNumbers/>
+              <w:suppressAutoHyphens/>
+              <w:kinsoku w:val="0"/>
+              <w:overflowPunct w:val="0"/>
+              <w:autoSpaceDE w:val="0"/>
+              <w:autoSpaceDN w:val="0"/>
+              <w:adjustRightInd w:val="0"/>
+              <w:snapToGrid w:val="0"/>
+              <w:rPr>
+                <w:rFonts w:asciiTheme="majorEastAsia" w:hAnsiTheme="majorEastAsia" w:eastAsiaTheme="majorEastAsia"/>
                 <w:color w:val="FF0000"/>
                 <w:sz w:val="16"/>
                 <w:szCs w:val="16"/>
@@ -1894,7 +1933,7 @@
             </w:pPr>
             <w:r>
               <w:rPr>
-                <w:rFonts w:asciiTheme="majorEastAsia" w:eastAsiaTheme="majorEastAsia" w:hAnsiTheme="majorEastAsia" w:hint="eastAsia"/>
+                <w:rFonts w:hint="eastAsia" w:asciiTheme="majorEastAsia" w:hAnsiTheme="majorEastAsia" w:eastAsiaTheme="majorEastAsia"/>
                 <w:sz w:val="16"/>
                 <w:szCs w:val="16"/>
               </w:rPr>
@@ -1905,20 +1944,21 @@
         <w:tc>
           <w:tcPr>
             <w:tcW w:w="993" w:type="dxa"/>
-            <w:vAlign w:val="center"/>
-          </w:tcPr>
-          <w:p>
-            <w:pPr>
-              <w:jc w:val="center"/>
-              <w:rPr>
-                <w:rFonts w:asciiTheme="majorEastAsia" w:eastAsiaTheme="majorEastAsia" w:hAnsiTheme="majorEastAsia"/>
+            <w:tcMar/>
+            <w:vAlign w:val="center"/>
+          </w:tcPr>
+          <w:p>
+            <w:pPr>
+              <w:jc w:val="center"/>
+              <w:rPr>
+                <w:rFonts w:asciiTheme="majorEastAsia" w:hAnsiTheme="majorEastAsia" w:eastAsiaTheme="majorEastAsia"/>
                 <w:sz w:val="16"/>
                 <w:szCs w:val="16"/>
               </w:rPr>
             </w:pPr>
             <w:r>
               <w:rPr>
-                <w:rFonts w:asciiTheme="majorEastAsia" w:eastAsiaTheme="majorEastAsia" w:hAnsiTheme="majorEastAsia" w:hint="eastAsia"/>
+                <w:rFonts w:hint="eastAsia" w:asciiTheme="majorEastAsia" w:hAnsiTheme="majorEastAsia" w:eastAsiaTheme="majorEastAsia"/>
                 <w:sz w:val="16"/>
                 <w:szCs w:val="16"/>
               </w:rPr>
@@ -1930,21 +1970,22 @@
           <w:tcPr>
             <w:tcW w:w="567" w:type="dxa"/>
             <w:shd w:val="clear" w:color="auto" w:fill="D9D9D9" w:themeFill="background1" w:themeFillShade="D9"/>
-            <w:vAlign w:val="center"/>
-          </w:tcPr>
-          <w:p>
-            <w:pPr>
-              <w:suppressLineNumbers/>
-              <w:suppressAutoHyphens/>
-              <w:kinsoku w:val="0"/>
-              <w:overflowPunct w:val="0"/>
-              <w:autoSpaceDE w:val="0"/>
-              <w:autoSpaceDN w:val="0"/>
-              <w:adjustRightInd w:val="0"/>
-              <w:snapToGrid w:val="0"/>
-              <w:jc w:val="center"/>
-              <w:rPr>
-                <w:rFonts w:asciiTheme="majorEastAsia" w:eastAsiaTheme="majorEastAsia" w:hAnsiTheme="majorEastAsia"/>
+            <w:tcMar/>
+            <w:vAlign w:val="center"/>
+          </w:tcPr>
+          <w:p>
+            <w:pPr>
+              <w:suppressLineNumbers/>
+              <w:suppressAutoHyphens/>
+              <w:kinsoku w:val="0"/>
+              <w:overflowPunct w:val="0"/>
+              <w:autoSpaceDE w:val="0"/>
+              <w:autoSpaceDN w:val="0"/>
+              <w:adjustRightInd w:val="0"/>
+              <w:snapToGrid w:val="0"/>
+              <w:jc w:val="center"/>
+              <w:rPr>
+                <w:rFonts w:asciiTheme="majorEastAsia" w:hAnsiTheme="majorEastAsia" w:eastAsiaTheme="majorEastAsia"/>
                 <w:sz w:val="16"/>
                 <w:szCs w:val="16"/>
                 <w:highlight w:val="yellow"/>
@@ -1956,21 +1997,22 @@
           <w:tcPr>
             <w:tcW w:w="567" w:type="dxa"/>
             <w:shd w:val="clear" w:color="auto" w:fill="D9D9D9" w:themeFill="background1" w:themeFillShade="D9"/>
-            <w:vAlign w:val="center"/>
-          </w:tcPr>
-          <w:p>
-            <w:pPr>
-              <w:suppressLineNumbers/>
-              <w:suppressAutoHyphens/>
-              <w:kinsoku w:val="0"/>
-              <w:overflowPunct w:val="0"/>
-              <w:autoSpaceDE w:val="0"/>
-              <w:autoSpaceDN w:val="0"/>
-              <w:adjustRightInd w:val="0"/>
-              <w:snapToGrid w:val="0"/>
-              <w:jc w:val="center"/>
-              <w:rPr>
-                <w:rFonts w:asciiTheme="majorEastAsia" w:eastAsiaTheme="majorEastAsia" w:hAnsiTheme="majorEastAsia"/>
+            <w:tcMar/>
+            <w:vAlign w:val="center"/>
+          </w:tcPr>
+          <w:p>
+            <w:pPr>
+              <w:suppressLineNumbers/>
+              <w:suppressAutoHyphens/>
+              <w:kinsoku w:val="0"/>
+              <w:overflowPunct w:val="0"/>
+              <w:autoSpaceDE w:val="0"/>
+              <w:autoSpaceDN w:val="0"/>
+              <w:adjustRightInd w:val="0"/>
+              <w:snapToGrid w:val="0"/>
+              <w:jc w:val="center"/>
+              <w:rPr>
+                <w:rFonts w:asciiTheme="majorEastAsia" w:hAnsiTheme="majorEastAsia" w:eastAsiaTheme="majorEastAsia"/>
                 <w:sz w:val="16"/>
                 <w:szCs w:val="16"/>
                 <w:highlight w:val="yellow"/>
@@ -1982,196 +2024,204 @@
           <w:tcPr>
             <w:tcW w:w="567" w:type="dxa"/>
             <w:shd w:val="clear" w:color="auto" w:fill="D9D9D9" w:themeFill="background1" w:themeFillShade="D9"/>
-            <w:vAlign w:val="center"/>
-          </w:tcPr>
-          <w:p>
-            <w:pPr>
-              <w:suppressLineNumbers/>
-              <w:suppressAutoHyphens/>
-              <w:kinsoku w:val="0"/>
-              <w:overflowPunct w:val="0"/>
-              <w:autoSpaceDE w:val="0"/>
-              <w:autoSpaceDN w:val="0"/>
-              <w:adjustRightInd w:val="0"/>
-              <w:snapToGrid w:val="0"/>
-              <w:jc w:val="center"/>
-              <w:rPr>
-                <w:rFonts w:asciiTheme="majorEastAsia" w:eastAsiaTheme="majorEastAsia" w:hAnsiTheme="majorEastAsia"/>
-                <w:sz w:val="16"/>
-                <w:szCs w:val="16"/>
-                <w:highlight w:val="yellow"/>
-              </w:rPr>
-            </w:pPr>
-          </w:p>
-        </w:tc>
-        <w:tc>
-          <w:tcPr>
-            <w:tcW w:w="567" w:type="dxa"/>
-            <w:vAlign w:val="center"/>
-          </w:tcPr>
-          <w:p>
-            <w:pPr>
-              <w:suppressLineNumbers/>
-              <w:suppressAutoHyphens/>
-              <w:kinsoku w:val="0"/>
-              <w:overflowPunct w:val="0"/>
-              <w:autoSpaceDE w:val="0"/>
-              <w:autoSpaceDN w:val="0"/>
-              <w:adjustRightInd w:val="0"/>
-              <w:snapToGrid w:val="0"/>
-              <w:jc w:val="center"/>
-              <w:rPr>
-                <w:rFonts w:asciiTheme="majorEastAsia" w:eastAsiaTheme="majorEastAsia" w:hAnsiTheme="majorEastAsia"/>
-                <w:sz w:val="16"/>
-                <w:szCs w:val="16"/>
-                <w:highlight w:val="yellow"/>
-              </w:rPr>
-            </w:pPr>
-          </w:p>
-        </w:tc>
-        <w:tc>
-          <w:tcPr>
-            <w:tcW w:w="567" w:type="dxa"/>
-            <w:vAlign w:val="center"/>
-          </w:tcPr>
-          <w:p>
-            <w:pPr>
-              <w:suppressLineNumbers/>
-              <w:suppressAutoHyphens/>
-              <w:kinsoku w:val="0"/>
-              <w:overflowPunct w:val="0"/>
-              <w:autoSpaceDE w:val="0"/>
-              <w:autoSpaceDN w:val="0"/>
-              <w:adjustRightInd w:val="0"/>
-              <w:snapToGrid w:val="0"/>
-              <w:jc w:val="center"/>
-              <w:rPr>
-                <w:rFonts w:asciiTheme="majorEastAsia" w:eastAsiaTheme="majorEastAsia" w:hAnsiTheme="majorEastAsia"/>
-                <w:sz w:val="16"/>
-                <w:szCs w:val="16"/>
-                <w:highlight w:val="yellow"/>
-              </w:rPr>
-            </w:pPr>
-          </w:p>
-        </w:tc>
-        <w:tc>
-          <w:tcPr>
-            <w:tcW w:w="567" w:type="dxa"/>
-            <w:vAlign w:val="center"/>
-          </w:tcPr>
-          <w:p>
-            <w:pPr>
-              <w:suppressLineNumbers/>
-              <w:suppressAutoHyphens/>
-              <w:kinsoku w:val="0"/>
-              <w:overflowPunct w:val="0"/>
-              <w:autoSpaceDE w:val="0"/>
-              <w:autoSpaceDN w:val="0"/>
-              <w:adjustRightInd w:val="0"/>
-              <w:snapToGrid w:val="0"/>
-              <w:jc w:val="center"/>
-              <w:rPr>
-                <w:rFonts w:asciiTheme="majorEastAsia" w:eastAsiaTheme="majorEastAsia" w:hAnsiTheme="majorEastAsia"/>
-                <w:sz w:val="16"/>
-                <w:szCs w:val="16"/>
-                <w:highlight w:val="yellow"/>
-              </w:rPr>
-            </w:pPr>
-          </w:p>
-        </w:tc>
-        <w:tc>
-          <w:tcPr>
-            <w:tcW w:w="567" w:type="dxa"/>
-            <w:vAlign w:val="center"/>
-          </w:tcPr>
-          <w:p>
-            <w:pPr>
-              <w:suppressLineNumbers/>
-              <w:suppressAutoHyphens/>
-              <w:kinsoku w:val="0"/>
-              <w:overflowPunct w:val="0"/>
-              <w:autoSpaceDE w:val="0"/>
-              <w:autoSpaceDN w:val="0"/>
-              <w:adjustRightInd w:val="0"/>
-              <w:snapToGrid w:val="0"/>
-              <w:jc w:val="center"/>
-              <w:rPr>
-                <w:rFonts w:asciiTheme="majorEastAsia" w:eastAsiaTheme="majorEastAsia" w:hAnsiTheme="majorEastAsia"/>
-                <w:sz w:val="16"/>
-                <w:szCs w:val="16"/>
-                <w:highlight w:val="yellow"/>
-              </w:rPr>
-            </w:pPr>
-          </w:p>
-        </w:tc>
-        <w:tc>
-          <w:tcPr>
-            <w:tcW w:w="567" w:type="dxa"/>
-            <w:vAlign w:val="center"/>
-          </w:tcPr>
-          <w:p>
-            <w:pPr>
-              <w:suppressLineNumbers/>
-              <w:suppressAutoHyphens/>
-              <w:kinsoku w:val="0"/>
-              <w:overflowPunct w:val="0"/>
-              <w:autoSpaceDE w:val="0"/>
-              <w:autoSpaceDN w:val="0"/>
-              <w:adjustRightInd w:val="0"/>
-              <w:snapToGrid w:val="0"/>
-              <w:jc w:val="center"/>
-              <w:rPr>
-                <w:rFonts w:asciiTheme="majorEastAsia" w:eastAsiaTheme="majorEastAsia" w:hAnsiTheme="majorEastAsia"/>
-                <w:sz w:val="16"/>
-                <w:szCs w:val="16"/>
-                <w:highlight w:val="yellow"/>
-              </w:rPr>
-            </w:pPr>
-          </w:p>
-        </w:tc>
-        <w:tc>
-          <w:tcPr>
-            <w:tcW w:w="567" w:type="dxa"/>
-            <w:vAlign w:val="center"/>
-          </w:tcPr>
-          <w:p>
-            <w:pPr>
-              <w:suppressLineNumbers/>
-              <w:suppressAutoHyphens/>
-              <w:kinsoku w:val="0"/>
-              <w:overflowPunct w:val="0"/>
-              <w:autoSpaceDE w:val="0"/>
-              <w:autoSpaceDN w:val="0"/>
-              <w:adjustRightInd w:val="0"/>
-              <w:snapToGrid w:val="0"/>
-              <w:jc w:val="center"/>
-              <w:rPr>
-                <w:rFonts w:asciiTheme="majorEastAsia" w:eastAsiaTheme="majorEastAsia" w:hAnsiTheme="majorEastAsia"/>
-                <w:sz w:val="16"/>
-                <w:szCs w:val="16"/>
-                <w:highlight w:val="yellow"/>
-              </w:rPr>
-            </w:pPr>
-          </w:p>
-        </w:tc>
-        <w:tc>
-          <w:tcPr>
-            <w:tcW w:w="567" w:type="dxa"/>
-            <w:vAlign w:val="center"/>
-          </w:tcPr>
-          <w:p>
-            <w:pPr>
-              <w:suppressLineNumbers/>
-              <w:suppressAutoHyphens/>
-              <w:kinsoku w:val="0"/>
-              <w:overflowPunct w:val="0"/>
-              <w:autoSpaceDE w:val="0"/>
-              <w:autoSpaceDN w:val="0"/>
-              <w:adjustRightInd w:val="0"/>
-              <w:snapToGrid w:val="0"/>
-              <w:jc w:val="center"/>
-              <w:rPr>
-                <w:rFonts w:asciiTheme="majorEastAsia" w:eastAsiaTheme="majorEastAsia" w:hAnsiTheme="majorEastAsia"/>
+            <w:tcMar/>
+            <w:vAlign w:val="center"/>
+          </w:tcPr>
+          <w:p>
+            <w:pPr>
+              <w:suppressLineNumbers/>
+              <w:suppressAutoHyphens/>
+              <w:kinsoku w:val="0"/>
+              <w:overflowPunct w:val="0"/>
+              <w:autoSpaceDE w:val="0"/>
+              <w:autoSpaceDN w:val="0"/>
+              <w:adjustRightInd w:val="0"/>
+              <w:snapToGrid w:val="0"/>
+              <w:jc w:val="center"/>
+              <w:rPr>
+                <w:rFonts w:asciiTheme="majorEastAsia" w:hAnsiTheme="majorEastAsia" w:eastAsiaTheme="majorEastAsia"/>
+                <w:sz w:val="16"/>
+                <w:szCs w:val="16"/>
+                <w:highlight w:val="yellow"/>
+              </w:rPr>
+            </w:pPr>
+          </w:p>
+        </w:tc>
+        <w:tc>
+          <w:tcPr>
+            <w:tcW w:w="567" w:type="dxa"/>
+            <w:tcMar/>
+            <w:vAlign w:val="center"/>
+          </w:tcPr>
+          <w:p>
+            <w:pPr>
+              <w:suppressLineNumbers/>
+              <w:suppressAutoHyphens/>
+              <w:kinsoku w:val="0"/>
+              <w:overflowPunct w:val="0"/>
+              <w:autoSpaceDE w:val="0"/>
+              <w:autoSpaceDN w:val="0"/>
+              <w:adjustRightInd w:val="0"/>
+              <w:snapToGrid w:val="0"/>
+              <w:jc w:val="center"/>
+              <w:rPr>
+                <w:rFonts w:asciiTheme="majorEastAsia" w:hAnsiTheme="majorEastAsia" w:eastAsiaTheme="majorEastAsia"/>
+                <w:sz w:val="16"/>
+                <w:szCs w:val="16"/>
+                <w:highlight w:val="yellow"/>
+              </w:rPr>
+            </w:pPr>
+          </w:p>
+        </w:tc>
+        <w:tc>
+          <w:tcPr>
+            <w:tcW w:w="567" w:type="dxa"/>
+            <w:tcMar/>
+            <w:vAlign w:val="center"/>
+          </w:tcPr>
+          <w:p>
+            <w:pPr>
+              <w:suppressLineNumbers/>
+              <w:suppressAutoHyphens/>
+              <w:kinsoku w:val="0"/>
+              <w:overflowPunct w:val="0"/>
+              <w:autoSpaceDE w:val="0"/>
+              <w:autoSpaceDN w:val="0"/>
+              <w:adjustRightInd w:val="0"/>
+              <w:snapToGrid w:val="0"/>
+              <w:jc w:val="center"/>
+              <w:rPr>
+                <w:rFonts w:asciiTheme="majorEastAsia" w:hAnsiTheme="majorEastAsia" w:eastAsiaTheme="majorEastAsia"/>
+                <w:sz w:val="16"/>
+                <w:szCs w:val="16"/>
+                <w:highlight w:val="yellow"/>
+              </w:rPr>
+            </w:pPr>
+          </w:p>
+        </w:tc>
+        <w:tc>
+          <w:tcPr>
+            <w:tcW w:w="567" w:type="dxa"/>
+            <w:tcMar/>
+            <w:vAlign w:val="center"/>
+          </w:tcPr>
+          <w:p>
+            <w:pPr>
+              <w:suppressLineNumbers/>
+              <w:suppressAutoHyphens/>
+              <w:kinsoku w:val="0"/>
+              <w:overflowPunct w:val="0"/>
+              <w:autoSpaceDE w:val="0"/>
+              <w:autoSpaceDN w:val="0"/>
+              <w:adjustRightInd w:val="0"/>
+              <w:snapToGrid w:val="0"/>
+              <w:jc w:val="center"/>
+              <w:rPr>
+                <w:rFonts w:asciiTheme="majorEastAsia" w:hAnsiTheme="majorEastAsia" w:eastAsiaTheme="majorEastAsia"/>
+                <w:sz w:val="16"/>
+                <w:szCs w:val="16"/>
+                <w:highlight w:val="yellow"/>
+              </w:rPr>
+            </w:pPr>
+          </w:p>
+        </w:tc>
+        <w:tc>
+          <w:tcPr>
+            <w:tcW w:w="567" w:type="dxa"/>
+            <w:tcMar/>
+            <w:vAlign w:val="center"/>
+          </w:tcPr>
+          <w:p>
+            <w:pPr>
+              <w:suppressLineNumbers/>
+              <w:suppressAutoHyphens/>
+              <w:kinsoku w:val="0"/>
+              <w:overflowPunct w:val="0"/>
+              <w:autoSpaceDE w:val="0"/>
+              <w:autoSpaceDN w:val="0"/>
+              <w:adjustRightInd w:val="0"/>
+              <w:snapToGrid w:val="0"/>
+              <w:jc w:val="center"/>
+              <w:rPr>
+                <w:rFonts w:asciiTheme="majorEastAsia" w:hAnsiTheme="majorEastAsia" w:eastAsiaTheme="majorEastAsia"/>
+                <w:sz w:val="16"/>
+                <w:szCs w:val="16"/>
+                <w:highlight w:val="yellow"/>
+              </w:rPr>
+            </w:pPr>
+          </w:p>
+        </w:tc>
+        <w:tc>
+          <w:tcPr>
+            <w:tcW w:w="567" w:type="dxa"/>
+            <w:tcMar/>
+            <w:vAlign w:val="center"/>
+          </w:tcPr>
+          <w:p>
+            <w:pPr>
+              <w:suppressLineNumbers/>
+              <w:suppressAutoHyphens/>
+              <w:kinsoku w:val="0"/>
+              <w:overflowPunct w:val="0"/>
+              <w:autoSpaceDE w:val="0"/>
+              <w:autoSpaceDN w:val="0"/>
+              <w:adjustRightInd w:val="0"/>
+              <w:snapToGrid w:val="0"/>
+              <w:jc w:val="center"/>
+              <w:rPr>
+                <w:rFonts w:asciiTheme="majorEastAsia" w:hAnsiTheme="majorEastAsia" w:eastAsiaTheme="majorEastAsia"/>
+                <w:sz w:val="16"/>
+                <w:szCs w:val="16"/>
+                <w:highlight w:val="yellow"/>
+              </w:rPr>
+            </w:pPr>
+          </w:p>
+        </w:tc>
+        <w:tc>
+          <w:tcPr>
+            <w:tcW w:w="567" w:type="dxa"/>
+            <w:tcMar/>
+            <w:vAlign w:val="center"/>
+          </w:tcPr>
+          <w:p>
+            <w:pPr>
+              <w:suppressLineNumbers/>
+              <w:suppressAutoHyphens/>
+              <w:kinsoku w:val="0"/>
+              <w:overflowPunct w:val="0"/>
+              <w:autoSpaceDE w:val="0"/>
+              <w:autoSpaceDN w:val="0"/>
+              <w:adjustRightInd w:val="0"/>
+              <w:snapToGrid w:val="0"/>
+              <w:jc w:val="center"/>
+              <w:rPr>
+                <w:rFonts w:asciiTheme="majorEastAsia" w:hAnsiTheme="majorEastAsia" w:eastAsiaTheme="majorEastAsia"/>
+                <w:sz w:val="16"/>
+                <w:szCs w:val="16"/>
+                <w:highlight w:val="yellow"/>
+              </w:rPr>
+            </w:pPr>
+          </w:p>
+        </w:tc>
+        <w:tc>
+          <w:tcPr>
+            <w:tcW w:w="567" w:type="dxa"/>
+            <w:tcMar/>
+            <w:vAlign w:val="center"/>
+          </w:tcPr>
+          <w:p>
+            <w:pPr>
+              <w:suppressLineNumbers/>
+              <w:suppressAutoHyphens/>
+              <w:kinsoku w:val="0"/>
+              <w:overflowPunct w:val="0"/>
+              <w:autoSpaceDE w:val="0"/>
+              <w:autoSpaceDN w:val="0"/>
+              <w:adjustRightInd w:val="0"/>
+              <w:snapToGrid w:val="0"/>
+              <w:jc w:val="center"/>
+              <w:rPr>
+                <w:rFonts w:asciiTheme="majorEastAsia" w:hAnsiTheme="majorEastAsia" w:eastAsiaTheme="majorEastAsia"/>
                 <w:sz w:val="16"/>
                 <w:szCs w:val="16"/>
                 <w:highlight w:val="yellow"/>
@@ -2187,20 +2237,21 @@
         <w:tc>
           <w:tcPr>
             <w:tcW w:w="1701" w:type="dxa"/>
-            <w:vAlign w:val="center"/>
-          </w:tcPr>
-          <w:p>
-            <w:pPr>
-              <w:suppressLineNumbers/>
-              <w:suppressAutoHyphens/>
-              <w:kinsoku w:val="0"/>
-              <w:overflowPunct w:val="0"/>
-              <w:autoSpaceDE w:val="0"/>
-              <w:autoSpaceDN w:val="0"/>
-              <w:adjustRightInd w:val="0"/>
-              <w:snapToGrid w:val="0"/>
-              <w:rPr>
-                <w:rFonts w:asciiTheme="majorEastAsia" w:eastAsiaTheme="majorEastAsia" w:hAnsiTheme="majorEastAsia"/>
+            <w:tcMar/>
+            <w:vAlign w:val="center"/>
+          </w:tcPr>
+          <w:p>
+            <w:pPr>
+              <w:suppressLineNumbers/>
+              <w:suppressAutoHyphens/>
+              <w:kinsoku w:val="0"/>
+              <w:overflowPunct w:val="0"/>
+              <w:autoSpaceDE w:val="0"/>
+              <w:autoSpaceDN w:val="0"/>
+              <w:adjustRightInd w:val="0"/>
+              <w:snapToGrid w:val="0"/>
+              <w:rPr>
+                <w:rFonts w:asciiTheme="majorEastAsia" w:hAnsiTheme="majorEastAsia" w:eastAsiaTheme="majorEastAsia"/>
                 <w:color w:val="FF0000"/>
                 <w:sz w:val="16"/>
                 <w:szCs w:val="16"/>
@@ -2214,17 +2265,18 @@
         <w:tc>
           <w:tcPr>
             <w:tcW w:w="993" w:type="dxa"/>
-          </w:tcPr>
-          <w:p>
-            <w:pPr>
-              <w:jc w:val="center"/>
-              <w:rPr>
-                <w:rFonts w:asciiTheme="majorEastAsia" w:eastAsiaTheme="majorEastAsia" w:hAnsiTheme="majorEastAsia"/>
+            <w:tcMar/>
+          </w:tcPr>
+          <w:p>
+            <w:pPr>
+              <w:jc w:val="center"/>
+              <w:rPr>
+                <w:rFonts w:asciiTheme="majorEastAsia" w:hAnsiTheme="majorEastAsia" w:eastAsiaTheme="majorEastAsia"/>
               </w:rPr>
             </w:pPr>
             <w:r>
               <w:rPr>
-                <w:rFonts w:asciiTheme="majorEastAsia" w:eastAsiaTheme="majorEastAsia" w:hAnsiTheme="majorEastAsia" w:hint="eastAsia"/>
+                <w:rFonts w:hint="eastAsia" w:asciiTheme="majorEastAsia" w:hAnsiTheme="majorEastAsia" w:eastAsiaTheme="majorEastAsia"/>
                 <w:sz w:val="16"/>
                 <w:szCs w:val="16"/>
               </w:rPr>
@@ -2236,21 +2288,22 @@
           <w:tcPr>
             <w:tcW w:w="567" w:type="dxa"/>
             <w:shd w:val="clear" w:color="auto" w:fill="D9D9D9" w:themeFill="background1" w:themeFillShade="D9"/>
-            <w:vAlign w:val="center"/>
-          </w:tcPr>
-          <w:p>
-            <w:pPr>
-              <w:suppressLineNumbers/>
-              <w:suppressAutoHyphens/>
-              <w:kinsoku w:val="0"/>
-              <w:overflowPunct w:val="0"/>
-              <w:autoSpaceDE w:val="0"/>
-              <w:autoSpaceDN w:val="0"/>
-              <w:adjustRightInd w:val="0"/>
-              <w:snapToGrid w:val="0"/>
-              <w:jc w:val="center"/>
-              <w:rPr>
-                <w:rFonts w:asciiTheme="majorEastAsia" w:eastAsiaTheme="majorEastAsia" w:hAnsiTheme="majorEastAsia"/>
+            <w:tcMar/>
+            <w:vAlign w:val="center"/>
+          </w:tcPr>
+          <w:p>
+            <w:pPr>
+              <w:suppressLineNumbers/>
+              <w:suppressAutoHyphens/>
+              <w:kinsoku w:val="0"/>
+              <w:overflowPunct w:val="0"/>
+              <w:autoSpaceDE w:val="0"/>
+              <w:autoSpaceDN w:val="0"/>
+              <w:adjustRightInd w:val="0"/>
+              <w:snapToGrid w:val="0"/>
+              <w:jc w:val="center"/>
+              <w:rPr>
+                <w:rFonts w:asciiTheme="majorEastAsia" w:hAnsiTheme="majorEastAsia" w:eastAsiaTheme="majorEastAsia"/>
                 <w:sz w:val="16"/>
                 <w:szCs w:val="16"/>
                 <w:highlight w:val="yellow"/>
@@ -2262,21 +2315,22 @@
           <w:tcPr>
             <w:tcW w:w="567" w:type="dxa"/>
             <w:shd w:val="clear" w:color="auto" w:fill="D9D9D9" w:themeFill="background1" w:themeFillShade="D9"/>
-            <w:vAlign w:val="center"/>
-          </w:tcPr>
-          <w:p>
-            <w:pPr>
-              <w:suppressLineNumbers/>
-              <w:suppressAutoHyphens/>
-              <w:kinsoku w:val="0"/>
-              <w:overflowPunct w:val="0"/>
-              <w:autoSpaceDE w:val="0"/>
-              <w:autoSpaceDN w:val="0"/>
-              <w:adjustRightInd w:val="0"/>
-              <w:snapToGrid w:val="0"/>
-              <w:jc w:val="center"/>
-              <w:rPr>
-                <w:rFonts w:asciiTheme="majorEastAsia" w:eastAsiaTheme="majorEastAsia" w:hAnsiTheme="majorEastAsia"/>
+            <w:tcMar/>
+            <w:vAlign w:val="center"/>
+          </w:tcPr>
+          <w:p>
+            <w:pPr>
+              <w:suppressLineNumbers/>
+              <w:suppressAutoHyphens/>
+              <w:kinsoku w:val="0"/>
+              <w:overflowPunct w:val="0"/>
+              <w:autoSpaceDE w:val="0"/>
+              <w:autoSpaceDN w:val="0"/>
+              <w:adjustRightInd w:val="0"/>
+              <w:snapToGrid w:val="0"/>
+              <w:jc w:val="center"/>
+              <w:rPr>
+                <w:rFonts w:asciiTheme="majorEastAsia" w:hAnsiTheme="majorEastAsia" w:eastAsiaTheme="majorEastAsia"/>
                 <w:sz w:val="16"/>
                 <w:szCs w:val="16"/>
                 <w:highlight w:val="yellow"/>
@@ -2288,450 +2342,204 @@
           <w:tcPr>
             <w:tcW w:w="567" w:type="dxa"/>
             <w:shd w:val="clear" w:color="auto" w:fill="D9D9D9" w:themeFill="background1" w:themeFillShade="D9"/>
-            <w:vAlign w:val="center"/>
-          </w:tcPr>
-          <w:p>
-            <w:pPr>
-              <w:suppressLineNumbers/>
-              <w:suppressAutoHyphens/>
-              <w:kinsoku w:val="0"/>
-              <w:overflowPunct w:val="0"/>
-              <w:autoSpaceDE w:val="0"/>
-              <w:autoSpaceDN w:val="0"/>
-              <w:adjustRightInd w:val="0"/>
-              <w:snapToGrid w:val="0"/>
-              <w:jc w:val="center"/>
-              <w:rPr>
-                <w:rFonts w:asciiTheme="majorEastAsia" w:eastAsiaTheme="majorEastAsia" w:hAnsiTheme="majorEastAsia"/>
-                <w:sz w:val="16"/>
-                <w:szCs w:val="16"/>
-                <w:highlight w:val="yellow"/>
-              </w:rPr>
-            </w:pPr>
-          </w:p>
-        </w:tc>
-        <w:tc>
-          <w:tcPr>
-            <w:tcW w:w="567" w:type="dxa"/>
-            <w:vAlign w:val="center"/>
-          </w:tcPr>
-          <w:p>
-            <w:pPr>
-              <w:suppressLineNumbers/>
-              <w:suppressAutoHyphens/>
-              <w:kinsoku w:val="0"/>
-              <w:overflowPunct w:val="0"/>
-              <w:autoSpaceDE w:val="0"/>
-              <w:autoSpaceDN w:val="0"/>
-              <w:adjustRightInd w:val="0"/>
-              <w:snapToGrid w:val="0"/>
-              <w:jc w:val="center"/>
-              <w:rPr>
-                <w:rFonts w:asciiTheme="majorEastAsia" w:eastAsiaTheme="majorEastAsia" w:hAnsiTheme="majorEastAsia"/>
-                <w:sz w:val="16"/>
-                <w:szCs w:val="16"/>
-                <w:highlight w:val="yellow"/>
-              </w:rPr>
-            </w:pPr>
-          </w:p>
-        </w:tc>
-        <w:tc>
-          <w:tcPr>
-            <w:tcW w:w="567" w:type="dxa"/>
-            <w:vAlign w:val="center"/>
-          </w:tcPr>
-          <w:p>
-            <w:pPr>
-              <w:suppressLineNumbers/>
-              <w:suppressAutoHyphens/>
-              <w:kinsoku w:val="0"/>
-              <w:overflowPunct w:val="0"/>
-              <w:autoSpaceDE w:val="0"/>
-              <w:autoSpaceDN w:val="0"/>
-              <w:adjustRightInd w:val="0"/>
-              <w:snapToGrid w:val="0"/>
-              <w:jc w:val="center"/>
-              <w:rPr>
-                <w:rFonts w:asciiTheme="majorEastAsia" w:eastAsiaTheme="majorEastAsia" w:hAnsiTheme="majorEastAsia"/>
-                <w:sz w:val="16"/>
-                <w:szCs w:val="16"/>
-                <w:highlight w:val="yellow"/>
-              </w:rPr>
-            </w:pPr>
-          </w:p>
-        </w:tc>
-        <w:tc>
-          <w:tcPr>
-            <w:tcW w:w="567" w:type="dxa"/>
-            <w:vAlign w:val="center"/>
-          </w:tcPr>
-          <w:p>
-            <w:pPr>
-              <w:suppressLineNumbers/>
-              <w:suppressAutoHyphens/>
-              <w:kinsoku w:val="0"/>
-              <w:overflowPunct w:val="0"/>
-              <w:autoSpaceDE w:val="0"/>
-              <w:autoSpaceDN w:val="0"/>
-              <w:adjustRightInd w:val="0"/>
-              <w:snapToGrid w:val="0"/>
-              <w:jc w:val="center"/>
-              <w:rPr>
-                <w:rFonts w:asciiTheme="majorEastAsia" w:eastAsiaTheme="majorEastAsia" w:hAnsiTheme="majorEastAsia"/>
-                <w:sz w:val="16"/>
-                <w:szCs w:val="16"/>
-                <w:highlight w:val="yellow"/>
-              </w:rPr>
-            </w:pPr>
-          </w:p>
-        </w:tc>
-        <w:tc>
-          <w:tcPr>
-            <w:tcW w:w="567" w:type="dxa"/>
-            <w:vAlign w:val="center"/>
-          </w:tcPr>
-          <w:p>
-            <w:pPr>
-              <w:suppressLineNumbers/>
-              <w:suppressAutoHyphens/>
-              <w:kinsoku w:val="0"/>
-              <w:overflowPunct w:val="0"/>
-              <w:autoSpaceDE w:val="0"/>
-              <w:autoSpaceDN w:val="0"/>
-              <w:adjustRightInd w:val="0"/>
-              <w:snapToGrid w:val="0"/>
-              <w:jc w:val="center"/>
-              <w:rPr>
-                <w:rFonts w:asciiTheme="majorEastAsia" w:eastAsiaTheme="majorEastAsia" w:hAnsiTheme="majorEastAsia"/>
-                <w:sz w:val="16"/>
-                <w:szCs w:val="16"/>
-                <w:highlight w:val="yellow"/>
-              </w:rPr>
-            </w:pPr>
-            <w:r>
-              <w:rPr>
-                <w:noProof/>
-              </w:rPr>
-              <mc:AlternateContent>
-                <mc:Choice Requires="wps">
-                  <w:drawing>
-                    <wp:anchor distT="0" distB="0" distL="114300" distR="114300" simplePos="0" relativeHeight="251663360" behindDoc="0" locked="0" layoutInCell="1" allowOverlap="1" wp14:anchorId="0DC5968E" wp14:editId="55DE073A">
-                      <wp:simplePos x="0" y="0"/>
-                      <wp:positionH relativeFrom="column">
-                        <wp:posOffset>-1071245</wp:posOffset>
-                      </wp:positionH>
-                      <wp:positionV relativeFrom="page">
-                        <wp:posOffset>-74930</wp:posOffset>
-                      </wp:positionV>
-                      <wp:extent cx="2362200" cy="1031240"/>
-                      <wp:effectExtent l="0" t="0" r="19050" b="378460"/>
-                      <wp:wrapNone/>
-                      <wp:docPr id="1" name="吹き出し: 四角形 1"/>
-                      <wp:cNvGraphicFramePr/>
-                      <a:graphic xmlns:a="http://schemas.openxmlformats.org/drawingml/2006/main">
-                        <a:graphicData uri="http://schemas.microsoft.com/office/word/2010/wordprocessingShape">
-                          <wps:wsp>
-                            <wps:cNvSpPr/>
-                            <wps:spPr>
-                              <a:xfrm>
-                                <a:off x="0" y="0"/>
-                                <a:ext cx="2362200" cy="1031240"/>
-                              </a:xfrm>
-                              <a:prstGeom prst="wedgeRectCallout">
-                                <a:avLst>
-                                  <a:gd name="adj1" fmla="val -47540"/>
-                                  <a:gd name="adj2" fmla="val 84062"/>
-                                </a:avLst>
-                              </a:prstGeom>
-                              <a:solidFill>
-                                <a:schemeClr val="bg1"/>
-                              </a:solidFill>
-                              <a:ln>
-                                <a:solidFill>
-                                  <a:srgbClr val="FF0000"/>
-                                </a:solidFill>
-                              </a:ln>
-                            </wps:spPr>
-                            <wps:style>
-                              <a:lnRef idx="2">
-                                <a:schemeClr val="accent1">
-                                  <a:shade val="50000"/>
-                                </a:schemeClr>
-                              </a:lnRef>
-                              <a:fillRef idx="1">
-                                <a:schemeClr val="accent1"/>
-                              </a:fillRef>
-                              <a:effectRef idx="0">
-                                <a:schemeClr val="accent1"/>
-                              </a:effectRef>
-                              <a:fontRef idx="minor">
-                                <a:schemeClr val="lt1"/>
-                              </a:fontRef>
-                            </wps:style>
-                            <wps:txbx>
-                              <w:txbxContent>
-                                <w:p>
-                                  <w:pPr>
-                                    <w:rPr>
-                                      <w:rFonts w:asciiTheme="minorEastAsia" w:eastAsiaTheme="minorEastAsia" w:hAnsiTheme="minorEastAsia"/>
-                                      <w:color w:val="FF0000"/>
-                                    </w:rPr>
-                                  </w:pPr>
-                                  <w:r>
-                                    <w:rPr>
-                                      <w:rFonts w:asciiTheme="minorEastAsia" w:eastAsiaTheme="minorEastAsia" w:hAnsiTheme="minorEastAsia" w:hint="eastAsia"/>
-                                      <w:color w:val="FF0000"/>
-                                    </w:rPr>
-                                    <w:t>この</w:t>
-                                  </w:r>
-                                  <w:r>
-                                    <w:rPr>
-                                      <w:rFonts w:asciiTheme="minorEastAsia" w:eastAsiaTheme="minorEastAsia" w:hAnsiTheme="minorEastAsia" w:hint="eastAsia"/>
-                                      <w:color w:val="FF0000"/>
-                                    </w:rPr>
-                                    <w:t>中間報告</w:t>
-                                  </w:r>
-                                  <w:r>
-                                    <w:rPr>
-                                      <w:rFonts w:asciiTheme="minorEastAsia" w:eastAsiaTheme="minorEastAsia" w:hAnsiTheme="minorEastAsia" w:hint="eastAsia"/>
-                                      <w:color w:val="FF0000"/>
-                                    </w:rPr>
-                                    <w:t>書で最も大切な表。セルを灰色で塗り、「プログラム開発を</w:t>
-                                  </w:r>
-                                  <w:r>
-                                    <w:rPr>
-                                      <w:rFonts w:asciiTheme="minorEastAsia" w:eastAsiaTheme="minorEastAsia" w:hAnsiTheme="minorEastAsia"/>
-                                      <w:color w:val="FF0000"/>
-                                    </w:rPr>
-                                    <w:t>6</w:t>
-                                  </w:r>
-                                  <w:r>
-                                    <w:rPr>
-                                      <w:rFonts w:asciiTheme="minorEastAsia" w:eastAsiaTheme="minorEastAsia" w:hAnsiTheme="minorEastAsia" w:hint="eastAsia"/>
-                                      <w:color w:val="FF0000"/>
-                                    </w:rPr>
-                                    <w:t>月～8月に行う」ことを表</w:t>
-                                  </w:r>
-                                  <w:r>
-                                    <w:rPr>
-                                      <w:rFonts w:asciiTheme="minorEastAsia" w:eastAsiaTheme="minorEastAsia" w:hAnsiTheme="minorEastAsia" w:hint="eastAsia"/>
-                                      <w:color w:val="FF0000"/>
-                                    </w:rPr>
-                                    <w:t>している</w:t>
-                                  </w:r>
-                                  <w:r>
-                                    <w:rPr>
-                                      <w:rFonts w:asciiTheme="minorEastAsia" w:eastAsiaTheme="minorEastAsia" w:hAnsiTheme="minorEastAsia" w:hint="eastAsia"/>
-                                      <w:color w:val="FF0000"/>
-                                    </w:rPr>
-                                    <w:t>。</w:t>
-                                  </w:r>
-                                </w:p>
-                              </w:txbxContent>
-                            </wps:txbx>
-                            <wps:bodyPr rot="0" spcFirstLastPara="0" vertOverflow="overflow" horzOverflow="overflow" vert="horz" wrap="square" lIns="91440" tIns="45720" rIns="91440" bIns="45720" numCol="1" spcCol="0" rtlCol="0" fromWordArt="0" anchor="ctr" anchorCtr="0" forceAA="0" compatLnSpc="1">
-                              <a:prstTxWarp prst="textNoShape">
-                                <a:avLst/>
-                              </a:prstTxWarp>
-                              <a:noAutofit/>
-                            </wps:bodyPr>
-                          </wps:wsp>
-                        </a:graphicData>
-                      </a:graphic>
-                      <wp14:sizeRelH relativeFrom="margin">
-                        <wp14:pctWidth>0</wp14:pctWidth>
-                      </wp14:sizeRelH>
-                      <wp14:sizeRelV relativeFrom="margin">
-                        <wp14:pctHeight>0</wp14:pctHeight>
-                      </wp14:sizeRelV>
-                    </wp:anchor>
-                  </w:drawing>
-                </mc:Choice>
-                <mc:Fallback>
-                  <w:pict>
-                    <v:shapetype w14:anchorId="0DC5968E" id="_x0000_t61" coordsize="21600,21600" o:spt="61" adj="1350,25920" path="m,l0@8@12@24,0@9,,21600@6,21600@15@27@7,21600,21600,21600,21600@9@18@30,21600@8,21600,0@7,0@21@33@6,xe">
-                      <v:stroke joinstyle="miter"/>
-                      <v:formulas>
-                        <v:f eqn="sum 10800 0 #0"/>
-                        <v:f eqn="sum 10800 0 #1"/>
-                        <v:f eqn="sum #0 0 #1"/>
-                        <v:f eqn="sum @0 @1 0"/>
-                        <v:f eqn="sum 21600 0 #0"/>
-                        <v:f eqn="sum 21600 0 #1"/>
-                        <v:f eqn="if @0 3600 12600"/>
-                        <v:f eqn="if @0 9000 18000"/>
-                        <v:f eqn="if @1 3600 12600"/>
-                        <v:f eqn="if @1 9000 18000"/>
-                        <v:f eqn="if @2 0 #0"/>
-                        <v:f eqn="if @3 @10 0"/>
-                        <v:f eqn="if #0 0 @11"/>
-                        <v:f eqn="if @2 @6 #0"/>
-                        <v:f eqn="if @3 @6 @13"/>
-                        <v:f eqn="if @5 @6 @14"/>
-                        <v:f eqn="if @2 #0 21600"/>
-                        <v:f eqn="if @3 21600 @16"/>
-                        <v:f eqn="if @4 21600 @17"/>
-                        <v:f eqn="if @2 #0 @6"/>
-                        <v:f eqn="if @3 @19 @6"/>
-                        <v:f eqn="if #1 @6 @20"/>
-                        <v:f eqn="if @2 @8 #1"/>
-                        <v:f eqn="if @3 @22 @8"/>
-                        <v:f eqn="if #0 @8 @23"/>
-                        <v:f eqn="if @2 21600 #1"/>
-                        <v:f eqn="if @3 21600 @25"/>
-                        <v:f eqn="if @5 21600 @26"/>
-                        <v:f eqn="if @2 #1 @8"/>
-                        <v:f eqn="if @3 @8 @28"/>
-                        <v:f eqn="if @4 @8 @29"/>
-                        <v:f eqn="if @2 #1 0"/>
-                        <v:f eqn="if @3 @31 0"/>
-                        <v:f eqn="if #1 0 @32"/>
-                        <v:f eqn="val #0"/>
-                        <v:f eqn="val #1"/>
-                      </v:formulas>
-                      <v:path o:connecttype="custom" o:connectlocs="10800,0;0,10800;10800,21600;21600,10800;@34,@35"/>
-                      <v:handles>
-                        <v:h position="#0,#1"/>
-                      </v:handles>
-                    </v:shapetype>
-                    <v:shape id="吹き出し: 四角形 1" o:spid="_x0000_s1026" type="#_x0000_t61" style="position:absolute;left:0;text-align:left;margin-left:-84.35pt;margin-top:-5.9pt;width:186pt;height:81.2pt;z-index:251663360;visibility:visible;mso-wrap-style:square;mso-width-percent:0;mso-height-percent:0;mso-wrap-distance-left:9pt;mso-wrap-distance-top:0;mso-wrap-distance-right:9pt;mso-wrap-distance-bottom:0;mso-position-horizontal:absolute;mso-position-horizontal-relative:text;mso-position-vertical:absolute;mso-position-vertical-relative:page;mso-width-percent:0;mso-height-percent:0;mso-width-relative:margin;mso-height-relative:margin;v-text-anchor:middle" o:gfxdata="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" adj="531,28957" fillcolor="white [3212]" strokecolor="red" strokeweight="2pt">
-                      <v:textbox>
-                        <w:txbxContent>
-                          <w:p>
-                            <w:pPr>
-                              <w:rPr>
-                                <w:rFonts w:asciiTheme="minorEastAsia" w:eastAsiaTheme="minorEastAsia" w:hAnsiTheme="minorEastAsia"/>
-                                <w:color w:val="FF0000"/>
-                              </w:rPr>
-                            </w:pPr>
-                            <w:r>
-                              <w:rPr>
-                                <w:rFonts w:asciiTheme="minorEastAsia" w:eastAsiaTheme="minorEastAsia" w:hAnsiTheme="minorEastAsia" w:hint="eastAsia"/>
-                                <w:color w:val="FF0000"/>
-                              </w:rPr>
-                              <w:t>この</w:t>
-                            </w:r>
-                            <w:r>
-                              <w:rPr>
-                                <w:rFonts w:asciiTheme="minorEastAsia" w:eastAsiaTheme="minorEastAsia" w:hAnsiTheme="minorEastAsia" w:hint="eastAsia"/>
-                                <w:color w:val="FF0000"/>
-                              </w:rPr>
-                              <w:t>中間報告</w:t>
-                            </w:r>
-                            <w:r>
-                              <w:rPr>
-                                <w:rFonts w:asciiTheme="minorEastAsia" w:eastAsiaTheme="minorEastAsia" w:hAnsiTheme="minorEastAsia" w:hint="eastAsia"/>
-                                <w:color w:val="FF0000"/>
-                              </w:rPr>
-                              <w:t>書で最も大切な表。セルを灰色で塗り、「プログラム開発を</w:t>
-                            </w:r>
-                            <w:r>
-                              <w:rPr>
-                                <w:rFonts w:asciiTheme="minorEastAsia" w:eastAsiaTheme="minorEastAsia" w:hAnsiTheme="minorEastAsia"/>
-                                <w:color w:val="FF0000"/>
-                              </w:rPr>
-                              <w:t>6</w:t>
-                            </w:r>
-                            <w:r>
-                              <w:rPr>
-                                <w:rFonts w:asciiTheme="minorEastAsia" w:eastAsiaTheme="minorEastAsia" w:hAnsiTheme="minorEastAsia" w:hint="eastAsia"/>
-                                <w:color w:val="FF0000"/>
-                              </w:rPr>
-                              <w:t>月～8月に行う」ことを表</w:t>
-                            </w:r>
-                            <w:r>
-                              <w:rPr>
-                                <w:rFonts w:asciiTheme="minorEastAsia" w:eastAsiaTheme="minorEastAsia" w:hAnsiTheme="minorEastAsia" w:hint="eastAsia"/>
-                                <w:color w:val="FF0000"/>
-                              </w:rPr>
-                              <w:t>している</w:t>
-                            </w:r>
-                            <w:r>
-                              <w:rPr>
-                                <w:rFonts w:asciiTheme="minorEastAsia" w:eastAsiaTheme="minorEastAsia" w:hAnsiTheme="minorEastAsia" w:hint="eastAsia"/>
-                                <w:color w:val="FF0000"/>
-                              </w:rPr>
-                              <w:t>。</w:t>
-                            </w:r>
-                          </w:p>
-                        </w:txbxContent>
-                      </v:textbox>
-                      <w10:wrap anchory="page"/>
-                    </v:shape>
-                  </w:pict>
-                </mc:Fallback>
-              </mc:AlternateContent>
-            </w:r>
-          </w:p>
-        </w:tc>
-        <w:tc>
-          <w:tcPr>
-            <w:tcW w:w="567" w:type="dxa"/>
-            <w:vAlign w:val="center"/>
-          </w:tcPr>
-          <w:p>
-            <w:pPr>
-              <w:suppressLineNumbers/>
-              <w:suppressAutoHyphens/>
-              <w:kinsoku w:val="0"/>
-              <w:overflowPunct w:val="0"/>
-              <w:autoSpaceDE w:val="0"/>
-              <w:autoSpaceDN w:val="0"/>
-              <w:adjustRightInd w:val="0"/>
-              <w:snapToGrid w:val="0"/>
-              <w:jc w:val="center"/>
-              <w:rPr>
-                <w:rFonts w:asciiTheme="majorEastAsia" w:eastAsiaTheme="majorEastAsia" w:hAnsiTheme="majorEastAsia"/>
-                <w:sz w:val="16"/>
-                <w:szCs w:val="16"/>
-                <w:highlight w:val="yellow"/>
-              </w:rPr>
-            </w:pPr>
-          </w:p>
-        </w:tc>
-        <w:tc>
-          <w:tcPr>
-            <w:tcW w:w="567" w:type="dxa"/>
-            <w:vAlign w:val="center"/>
-          </w:tcPr>
-          <w:p>
-            <w:pPr>
-              <w:suppressLineNumbers/>
-              <w:suppressAutoHyphens/>
-              <w:kinsoku w:val="0"/>
-              <w:overflowPunct w:val="0"/>
-              <w:autoSpaceDE w:val="0"/>
-              <w:autoSpaceDN w:val="0"/>
-              <w:adjustRightInd w:val="0"/>
-              <w:snapToGrid w:val="0"/>
-              <w:jc w:val="center"/>
-              <w:rPr>
-                <w:rFonts w:asciiTheme="majorEastAsia" w:eastAsiaTheme="majorEastAsia" w:hAnsiTheme="majorEastAsia"/>
-                <w:sz w:val="16"/>
-                <w:szCs w:val="16"/>
-                <w:highlight w:val="yellow"/>
-              </w:rPr>
-            </w:pPr>
-          </w:p>
-        </w:tc>
-        <w:tc>
-          <w:tcPr>
-            <w:tcW w:w="567" w:type="dxa"/>
-            <w:vAlign w:val="center"/>
-          </w:tcPr>
-          <w:p>
-            <w:pPr>
-              <w:suppressLineNumbers/>
-              <w:suppressAutoHyphens/>
-              <w:kinsoku w:val="0"/>
-              <w:overflowPunct w:val="0"/>
-              <w:autoSpaceDE w:val="0"/>
-              <w:autoSpaceDN w:val="0"/>
-              <w:adjustRightInd w:val="0"/>
-              <w:snapToGrid w:val="0"/>
-              <w:jc w:val="center"/>
-              <w:rPr>
-                <w:rFonts w:asciiTheme="majorEastAsia" w:eastAsiaTheme="majorEastAsia" w:hAnsiTheme="majorEastAsia"/>
+            <w:tcMar/>
+            <w:vAlign w:val="center"/>
+          </w:tcPr>
+          <w:p>
+            <w:pPr>
+              <w:suppressLineNumbers/>
+              <w:suppressAutoHyphens/>
+              <w:kinsoku w:val="0"/>
+              <w:overflowPunct w:val="0"/>
+              <w:autoSpaceDE w:val="0"/>
+              <w:autoSpaceDN w:val="0"/>
+              <w:adjustRightInd w:val="0"/>
+              <w:snapToGrid w:val="0"/>
+              <w:jc w:val="center"/>
+              <w:rPr>
+                <w:rFonts w:asciiTheme="majorEastAsia" w:hAnsiTheme="majorEastAsia" w:eastAsiaTheme="majorEastAsia"/>
+                <w:sz w:val="16"/>
+                <w:szCs w:val="16"/>
+                <w:highlight w:val="yellow"/>
+              </w:rPr>
+            </w:pPr>
+          </w:p>
+        </w:tc>
+        <w:tc>
+          <w:tcPr>
+            <w:tcW w:w="567" w:type="dxa"/>
+            <w:tcMar/>
+            <w:vAlign w:val="center"/>
+          </w:tcPr>
+          <w:p>
+            <w:pPr>
+              <w:suppressLineNumbers/>
+              <w:suppressAutoHyphens/>
+              <w:kinsoku w:val="0"/>
+              <w:overflowPunct w:val="0"/>
+              <w:autoSpaceDE w:val="0"/>
+              <w:autoSpaceDN w:val="0"/>
+              <w:adjustRightInd w:val="0"/>
+              <w:snapToGrid w:val="0"/>
+              <w:jc w:val="center"/>
+              <w:rPr>
+                <w:rFonts w:asciiTheme="majorEastAsia" w:hAnsiTheme="majorEastAsia" w:eastAsiaTheme="majorEastAsia"/>
+                <w:sz w:val="16"/>
+                <w:szCs w:val="16"/>
+                <w:highlight w:val="yellow"/>
+              </w:rPr>
+            </w:pPr>
+          </w:p>
+        </w:tc>
+        <w:tc>
+          <w:tcPr>
+            <w:tcW w:w="567" w:type="dxa"/>
+            <w:tcMar/>
+            <w:vAlign w:val="center"/>
+          </w:tcPr>
+          <w:p>
+            <w:pPr>
+              <w:suppressLineNumbers/>
+              <w:suppressAutoHyphens/>
+              <w:kinsoku w:val="0"/>
+              <w:overflowPunct w:val="0"/>
+              <w:autoSpaceDE w:val="0"/>
+              <w:autoSpaceDN w:val="0"/>
+              <w:adjustRightInd w:val="0"/>
+              <w:snapToGrid w:val="0"/>
+              <w:jc w:val="center"/>
+              <w:rPr>
+                <w:rFonts w:asciiTheme="majorEastAsia" w:hAnsiTheme="majorEastAsia" w:eastAsiaTheme="majorEastAsia"/>
+                <w:sz w:val="16"/>
+                <w:szCs w:val="16"/>
+                <w:highlight w:val="yellow"/>
+              </w:rPr>
+            </w:pPr>
+          </w:p>
+        </w:tc>
+        <w:tc>
+          <w:tcPr>
+            <w:tcW w:w="567" w:type="dxa"/>
+            <w:tcMar/>
+            <w:vAlign w:val="center"/>
+          </w:tcPr>
+          <w:p>
+            <w:pPr>
+              <w:suppressLineNumbers/>
+              <w:suppressAutoHyphens/>
+              <w:kinsoku w:val="0"/>
+              <w:overflowPunct w:val="0"/>
+              <w:autoSpaceDE w:val="0"/>
+              <w:autoSpaceDN w:val="0"/>
+              <w:adjustRightInd w:val="0"/>
+              <w:snapToGrid w:val="0"/>
+              <w:jc w:val="center"/>
+              <w:rPr>
+                <w:rFonts w:asciiTheme="majorEastAsia" w:hAnsiTheme="majorEastAsia" w:eastAsiaTheme="majorEastAsia"/>
+                <w:sz w:val="16"/>
+                <w:szCs w:val="16"/>
+                <w:highlight w:val="yellow"/>
+              </w:rPr>
+            </w:pPr>
+          </w:p>
+        </w:tc>
+        <w:tc>
+          <w:tcPr>
+            <w:tcW w:w="567" w:type="dxa"/>
+            <w:tcMar/>
+            <w:vAlign w:val="center"/>
+          </w:tcPr>
+          <w:p>
+            <w:pPr>
+              <w:suppressLineNumbers w:val="1"/>
+              <w:suppressAutoHyphens/>
+              <w:kinsoku w:val="0"/>
+              <w:overflowPunct w:val="0"/>
+              <w:autoSpaceDE w:val="0"/>
+              <w:autoSpaceDN w:val="0"/>
+              <w:adjustRightInd w:val="0"/>
+              <w:snapToGrid w:val="0"/>
+              <w:jc w:val="center"/>
+              <w:rPr>
+                <w:rFonts w:ascii="ＭＳ ゴシック" w:hAnsi="ＭＳ ゴシック" w:eastAsia="ＭＳ ゴシック" w:asciiTheme="majorEastAsia" w:hAnsiTheme="majorEastAsia" w:eastAsiaTheme="majorEastAsia"/>
+                <w:sz w:val="16"/>
+                <w:szCs w:val="16"/>
+                <w:highlight w:val="yellow"/>
+              </w:rPr>
+            </w:pPr>
+          </w:p>
+        </w:tc>
+        <w:tc>
+          <w:tcPr>
+            <w:tcW w:w="567" w:type="dxa"/>
+            <w:tcMar/>
+            <w:vAlign w:val="center"/>
+          </w:tcPr>
+          <w:p>
+            <w:pPr>
+              <w:suppressLineNumbers/>
+              <w:suppressAutoHyphens/>
+              <w:kinsoku w:val="0"/>
+              <w:overflowPunct w:val="0"/>
+              <w:autoSpaceDE w:val="0"/>
+              <w:autoSpaceDN w:val="0"/>
+              <w:adjustRightInd w:val="0"/>
+              <w:snapToGrid w:val="0"/>
+              <w:jc w:val="center"/>
+              <w:rPr>
+                <w:rFonts w:asciiTheme="majorEastAsia" w:hAnsiTheme="majorEastAsia" w:eastAsiaTheme="majorEastAsia"/>
+                <w:sz w:val="16"/>
+                <w:szCs w:val="16"/>
+                <w:highlight w:val="yellow"/>
+              </w:rPr>
+            </w:pPr>
+          </w:p>
+        </w:tc>
+        <w:tc>
+          <w:tcPr>
+            <w:tcW w:w="567" w:type="dxa"/>
+            <w:tcMar/>
+            <w:vAlign w:val="center"/>
+          </w:tcPr>
+          <w:p>
+            <w:pPr>
+              <w:suppressLineNumbers/>
+              <w:suppressAutoHyphens/>
+              <w:kinsoku w:val="0"/>
+              <w:overflowPunct w:val="0"/>
+              <w:autoSpaceDE w:val="0"/>
+              <w:autoSpaceDN w:val="0"/>
+              <w:adjustRightInd w:val="0"/>
+              <w:snapToGrid w:val="0"/>
+              <w:jc w:val="center"/>
+              <w:rPr>
+                <w:rFonts w:asciiTheme="majorEastAsia" w:hAnsiTheme="majorEastAsia" w:eastAsiaTheme="majorEastAsia"/>
+                <w:sz w:val="16"/>
+                <w:szCs w:val="16"/>
+                <w:highlight w:val="yellow"/>
+              </w:rPr>
+            </w:pPr>
+          </w:p>
+        </w:tc>
+        <w:tc>
+          <w:tcPr>
+            <w:tcW w:w="567" w:type="dxa"/>
+            <w:tcMar/>
+            <w:vAlign w:val="center"/>
+          </w:tcPr>
+          <w:p>
+            <w:pPr>
+              <w:suppressLineNumbers/>
+              <w:suppressAutoHyphens/>
+              <w:kinsoku w:val="0"/>
+              <w:overflowPunct w:val="0"/>
+              <w:autoSpaceDE w:val="0"/>
+              <w:autoSpaceDN w:val="0"/>
+              <w:adjustRightInd w:val="0"/>
+              <w:snapToGrid w:val="0"/>
+              <w:jc w:val="center"/>
+              <w:rPr>
+                <w:rFonts w:asciiTheme="majorEastAsia" w:hAnsiTheme="majorEastAsia" w:eastAsiaTheme="majorEastAsia"/>
                 <w:sz w:val="16"/>
                 <w:szCs w:val="16"/>
                 <w:highlight w:val="yellow"/>
@@ -2747,20 +2555,21 @@
         <w:tc>
           <w:tcPr>
             <w:tcW w:w="1701" w:type="dxa"/>
-            <w:vAlign w:val="center"/>
-          </w:tcPr>
-          <w:p>
-            <w:pPr>
-              <w:suppressLineNumbers/>
-              <w:suppressAutoHyphens/>
-              <w:kinsoku w:val="0"/>
-              <w:overflowPunct w:val="0"/>
-              <w:autoSpaceDE w:val="0"/>
-              <w:autoSpaceDN w:val="0"/>
-              <w:adjustRightInd w:val="0"/>
-              <w:snapToGrid w:val="0"/>
-              <w:rPr>
-                <w:rFonts w:asciiTheme="majorEastAsia" w:eastAsiaTheme="majorEastAsia" w:hAnsiTheme="majorEastAsia"/>
+            <w:tcMar/>
+            <w:vAlign w:val="center"/>
+          </w:tcPr>
+          <w:p>
+            <w:pPr>
+              <w:suppressLineNumbers/>
+              <w:suppressAutoHyphens/>
+              <w:kinsoku w:val="0"/>
+              <w:overflowPunct w:val="0"/>
+              <w:autoSpaceDE w:val="0"/>
+              <w:autoSpaceDN w:val="0"/>
+              <w:adjustRightInd w:val="0"/>
+              <w:snapToGrid w:val="0"/>
+              <w:rPr>
+                <w:rFonts w:asciiTheme="majorEastAsia" w:hAnsiTheme="majorEastAsia" w:eastAsiaTheme="majorEastAsia"/>
                 <w:color w:val="FF0000"/>
                 <w:sz w:val="16"/>
                 <w:szCs w:val="16"/>
@@ -2774,17 +2583,18 @@
         <w:tc>
           <w:tcPr>
             <w:tcW w:w="993" w:type="dxa"/>
-          </w:tcPr>
-          <w:p>
-            <w:pPr>
-              <w:jc w:val="center"/>
-              <w:rPr>
-                <w:rFonts w:asciiTheme="majorEastAsia" w:eastAsiaTheme="majorEastAsia" w:hAnsiTheme="majorEastAsia"/>
+            <w:tcMar/>
+          </w:tcPr>
+          <w:p>
+            <w:pPr>
+              <w:jc w:val="center"/>
+              <w:rPr>
+                <w:rFonts w:asciiTheme="majorEastAsia" w:hAnsiTheme="majorEastAsia" w:eastAsiaTheme="majorEastAsia"/>
               </w:rPr>
             </w:pPr>
             <w:r>
               <w:rPr>
-                <w:rFonts w:asciiTheme="majorEastAsia" w:eastAsiaTheme="majorEastAsia" w:hAnsiTheme="majorEastAsia" w:hint="eastAsia"/>
+                <w:rFonts w:hint="eastAsia" w:asciiTheme="majorEastAsia" w:hAnsiTheme="majorEastAsia" w:eastAsiaTheme="majorEastAsia"/>
                 <w:sz w:val="16"/>
                 <w:szCs w:val="16"/>
               </w:rPr>
@@ -2796,21 +2606,22 @@
           <w:tcPr>
             <w:tcW w:w="567" w:type="dxa"/>
             <w:shd w:val="clear" w:color="auto" w:fill="D9D9D9" w:themeFill="background1" w:themeFillShade="D9"/>
-            <w:vAlign w:val="center"/>
-          </w:tcPr>
-          <w:p>
-            <w:pPr>
-              <w:suppressLineNumbers/>
-              <w:suppressAutoHyphens/>
-              <w:kinsoku w:val="0"/>
-              <w:overflowPunct w:val="0"/>
-              <w:autoSpaceDE w:val="0"/>
-              <w:autoSpaceDN w:val="0"/>
-              <w:adjustRightInd w:val="0"/>
-              <w:snapToGrid w:val="0"/>
-              <w:jc w:val="center"/>
-              <w:rPr>
-                <w:rFonts w:asciiTheme="majorEastAsia" w:eastAsiaTheme="majorEastAsia" w:hAnsiTheme="majorEastAsia"/>
+            <w:tcMar/>
+            <w:vAlign w:val="center"/>
+          </w:tcPr>
+          <w:p>
+            <w:pPr>
+              <w:suppressLineNumbers/>
+              <w:suppressAutoHyphens/>
+              <w:kinsoku w:val="0"/>
+              <w:overflowPunct w:val="0"/>
+              <w:autoSpaceDE w:val="0"/>
+              <w:autoSpaceDN w:val="0"/>
+              <w:adjustRightInd w:val="0"/>
+              <w:snapToGrid w:val="0"/>
+              <w:jc w:val="center"/>
+              <w:rPr>
+                <w:rFonts w:asciiTheme="majorEastAsia" w:hAnsiTheme="majorEastAsia" w:eastAsiaTheme="majorEastAsia"/>
                 <w:sz w:val="16"/>
                 <w:szCs w:val="16"/>
                 <w:highlight w:val="yellow"/>
@@ -2822,21 +2633,22 @@
           <w:tcPr>
             <w:tcW w:w="567" w:type="dxa"/>
             <w:shd w:val="clear" w:color="auto" w:fill="D9D9D9" w:themeFill="background1" w:themeFillShade="D9"/>
-            <w:vAlign w:val="center"/>
-          </w:tcPr>
-          <w:p>
-            <w:pPr>
-              <w:suppressLineNumbers/>
-              <w:suppressAutoHyphens/>
-              <w:kinsoku w:val="0"/>
-              <w:overflowPunct w:val="0"/>
-              <w:autoSpaceDE w:val="0"/>
-              <w:autoSpaceDN w:val="0"/>
-              <w:adjustRightInd w:val="0"/>
-              <w:snapToGrid w:val="0"/>
-              <w:jc w:val="center"/>
-              <w:rPr>
-                <w:rFonts w:asciiTheme="majorEastAsia" w:eastAsiaTheme="majorEastAsia" w:hAnsiTheme="majorEastAsia"/>
+            <w:tcMar/>
+            <w:vAlign w:val="center"/>
+          </w:tcPr>
+          <w:p>
+            <w:pPr>
+              <w:suppressLineNumbers/>
+              <w:suppressAutoHyphens/>
+              <w:kinsoku w:val="0"/>
+              <w:overflowPunct w:val="0"/>
+              <w:autoSpaceDE w:val="0"/>
+              <w:autoSpaceDN w:val="0"/>
+              <w:adjustRightInd w:val="0"/>
+              <w:snapToGrid w:val="0"/>
+              <w:jc w:val="center"/>
+              <w:rPr>
+                <w:rFonts w:asciiTheme="majorEastAsia" w:hAnsiTheme="majorEastAsia" w:eastAsiaTheme="majorEastAsia"/>
                 <w:sz w:val="16"/>
                 <w:szCs w:val="16"/>
                 <w:highlight w:val="yellow"/>
@@ -2848,196 +2660,204 @@
           <w:tcPr>
             <w:tcW w:w="567" w:type="dxa"/>
             <w:shd w:val="clear" w:color="auto" w:fill="D9D9D9" w:themeFill="background1" w:themeFillShade="D9"/>
-            <w:vAlign w:val="center"/>
-          </w:tcPr>
-          <w:p>
-            <w:pPr>
-              <w:suppressLineNumbers/>
-              <w:suppressAutoHyphens/>
-              <w:kinsoku w:val="0"/>
-              <w:overflowPunct w:val="0"/>
-              <w:autoSpaceDE w:val="0"/>
-              <w:autoSpaceDN w:val="0"/>
-              <w:adjustRightInd w:val="0"/>
-              <w:snapToGrid w:val="0"/>
-              <w:jc w:val="center"/>
-              <w:rPr>
-                <w:rFonts w:asciiTheme="majorEastAsia" w:eastAsiaTheme="majorEastAsia" w:hAnsiTheme="majorEastAsia"/>
-                <w:sz w:val="16"/>
-                <w:szCs w:val="16"/>
-                <w:highlight w:val="yellow"/>
-              </w:rPr>
-            </w:pPr>
-          </w:p>
-        </w:tc>
-        <w:tc>
-          <w:tcPr>
-            <w:tcW w:w="567" w:type="dxa"/>
-            <w:vAlign w:val="center"/>
-          </w:tcPr>
-          <w:p>
-            <w:pPr>
-              <w:suppressLineNumbers/>
-              <w:suppressAutoHyphens/>
-              <w:kinsoku w:val="0"/>
-              <w:overflowPunct w:val="0"/>
-              <w:autoSpaceDE w:val="0"/>
-              <w:autoSpaceDN w:val="0"/>
-              <w:adjustRightInd w:val="0"/>
-              <w:snapToGrid w:val="0"/>
-              <w:jc w:val="center"/>
-              <w:rPr>
-                <w:rFonts w:asciiTheme="majorEastAsia" w:eastAsiaTheme="majorEastAsia" w:hAnsiTheme="majorEastAsia"/>
-                <w:sz w:val="16"/>
-                <w:szCs w:val="16"/>
-                <w:highlight w:val="yellow"/>
-              </w:rPr>
-            </w:pPr>
-          </w:p>
-        </w:tc>
-        <w:tc>
-          <w:tcPr>
-            <w:tcW w:w="567" w:type="dxa"/>
-            <w:vAlign w:val="center"/>
-          </w:tcPr>
-          <w:p>
-            <w:pPr>
-              <w:suppressLineNumbers/>
-              <w:suppressAutoHyphens/>
-              <w:kinsoku w:val="0"/>
-              <w:overflowPunct w:val="0"/>
-              <w:autoSpaceDE w:val="0"/>
-              <w:autoSpaceDN w:val="0"/>
-              <w:adjustRightInd w:val="0"/>
-              <w:snapToGrid w:val="0"/>
-              <w:jc w:val="center"/>
-              <w:rPr>
-                <w:rFonts w:asciiTheme="majorEastAsia" w:eastAsiaTheme="majorEastAsia" w:hAnsiTheme="majorEastAsia"/>
-                <w:sz w:val="16"/>
-                <w:szCs w:val="16"/>
-                <w:highlight w:val="yellow"/>
-              </w:rPr>
-            </w:pPr>
-          </w:p>
-        </w:tc>
-        <w:tc>
-          <w:tcPr>
-            <w:tcW w:w="567" w:type="dxa"/>
-            <w:vAlign w:val="center"/>
-          </w:tcPr>
-          <w:p>
-            <w:pPr>
-              <w:suppressLineNumbers/>
-              <w:suppressAutoHyphens/>
-              <w:kinsoku w:val="0"/>
-              <w:overflowPunct w:val="0"/>
-              <w:autoSpaceDE w:val="0"/>
-              <w:autoSpaceDN w:val="0"/>
-              <w:adjustRightInd w:val="0"/>
-              <w:snapToGrid w:val="0"/>
-              <w:jc w:val="center"/>
-              <w:rPr>
-                <w:rFonts w:asciiTheme="majorEastAsia" w:eastAsiaTheme="majorEastAsia" w:hAnsiTheme="majorEastAsia"/>
-                <w:sz w:val="16"/>
-                <w:szCs w:val="16"/>
-                <w:highlight w:val="yellow"/>
-              </w:rPr>
-            </w:pPr>
-          </w:p>
-        </w:tc>
-        <w:tc>
-          <w:tcPr>
-            <w:tcW w:w="567" w:type="dxa"/>
-            <w:vAlign w:val="center"/>
-          </w:tcPr>
-          <w:p>
-            <w:pPr>
-              <w:suppressLineNumbers/>
-              <w:suppressAutoHyphens/>
-              <w:kinsoku w:val="0"/>
-              <w:overflowPunct w:val="0"/>
-              <w:autoSpaceDE w:val="0"/>
-              <w:autoSpaceDN w:val="0"/>
-              <w:adjustRightInd w:val="0"/>
-              <w:snapToGrid w:val="0"/>
-              <w:jc w:val="center"/>
-              <w:rPr>
-                <w:rFonts w:asciiTheme="majorEastAsia" w:eastAsiaTheme="majorEastAsia" w:hAnsiTheme="majorEastAsia"/>
-                <w:sz w:val="16"/>
-                <w:szCs w:val="16"/>
-                <w:highlight w:val="yellow"/>
-              </w:rPr>
-            </w:pPr>
-          </w:p>
-        </w:tc>
-        <w:tc>
-          <w:tcPr>
-            <w:tcW w:w="567" w:type="dxa"/>
-            <w:vAlign w:val="center"/>
-          </w:tcPr>
-          <w:p>
-            <w:pPr>
-              <w:suppressLineNumbers/>
-              <w:suppressAutoHyphens/>
-              <w:kinsoku w:val="0"/>
-              <w:overflowPunct w:val="0"/>
-              <w:autoSpaceDE w:val="0"/>
-              <w:autoSpaceDN w:val="0"/>
-              <w:adjustRightInd w:val="0"/>
-              <w:snapToGrid w:val="0"/>
-              <w:jc w:val="center"/>
-              <w:rPr>
-                <w:rFonts w:asciiTheme="majorEastAsia" w:eastAsiaTheme="majorEastAsia" w:hAnsiTheme="majorEastAsia"/>
-                <w:sz w:val="16"/>
-                <w:szCs w:val="16"/>
-                <w:highlight w:val="yellow"/>
-              </w:rPr>
-            </w:pPr>
-          </w:p>
-        </w:tc>
-        <w:tc>
-          <w:tcPr>
-            <w:tcW w:w="567" w:type="dxa"/>
-            <w:vAlign w:val="center"/>
-          </w:tcPr>
-          <w:p>
-            <w:pPr>
-              <w:suppressLineNumbers/>
-              <w:suppressAutoHyphens/>
-              <w:kinsoku w:val="0"/>
-              <w:overflowPunct w:val="0"/>
-              <w:autoSpaceDE w:val="0"/>
-              <w:autoSpaceDN w:val="0"/>
-              <w:adjustRightInd w:val="0"/>
-              <w:snapToGrid w:val="0"/>
-              <w:jc w:val="center"/>
-              <w:rPr>
-                <w:rFonts w:asciiTheme="majorEastAsia" w:eastAsiaTheme="majorEastAsia" w:hAnsiTheme="majorEastAsia"/>
-                <w:sz w:val="16"/>
-                <w:szCs w:val="16"/>
-                <w:highlight w:val="yellow"/>
-              </w:rPr>
-            </w:pPr>
-          </w:p>
-        </w:tc>
-        <w:tc>
-          <w:tcPr>
-            <w:tcW w:w="567" w:type="dxa"/>
-            <w:vAlign w:val="center"/>
-          </w:tcPr>
-          <w:p>
-            <w:pPr>
-              <w:suppressLineNumbers/>
-              <w:suppressAutoHyphens/>
-              <w:kinsoku w:val="0"/>
-              <w:overflowPunct w:val="0"/>
-              <w:autoSpaceDE w:val="0"/>
-              <w:autoSpaceDN w:val="0"/>
-              <w:adjustRightInd w:val="0"/>
-              <w:snapToGrid w:val="0"/>
-              <w:jc w:val="center"/>
-              <w:rPr>
-                <w:rFonts w:asciiTheme="majorEastAsia" w:eastAsiaTheme="majorEastAsia" w:hAnsiTheme="majorEastAsia"/>
+            <w:tcMar/>
+            <w:vAlign w:val="center"/>
+          </w:tcPr>
+          <w:p>
+            <w:pPr>
+              <w:suppressLineNumbers/>
+              <w:suppressAutoHyphens/>
+              <w:kinsoku w:val="0"/>
+              <w:overflowPunct w:val="0"/>
+              <w:autoSpaceDE w:val="0"/>
+              <w:autoSpaceDN w:val="0"/>
+              <w:adjustRightInd w:val="0"/>
+              <w:snapToGrid w:val="0"/>
+              <w:jc w:val="center"/>
+              <w:rPr>
+                <w:rFonts w:asciiTheme="majorEastAsia" w:hAnsiTheme="majorEastAsia" w:eastAsiaTheme="majorEastAsia"/>
+                <w:sz w:val="16"/>
+                <w:szCs w:val="16"/>
+                <w:highlight w:val="yellow"/>
+              </w:rPr>
+            </w:pPr>
+          </w:p>
+        </w:tc>
+        <w:tc>
+          <w:tcPr>
+            <w:tcW w:w="567" w:type="dxa"/>
+            <w:tcMar/>
+            <w:vAlign w:val="center"/>
+          </w:tcPr>
+          <w:p>
+            <w:pPr>
+              <w:suppressLineNumbers/>
+              <w:suppressAutoHyphens/>
+              <w:kinsoku w:val="0"/>
+              <w:overflowPunct w:val="0"/>
+              <w:autoSpaceDE w:val="0"/>
+              <w:autoSpaceDN w:val="0"/>
+              <w:adjustRightInd w:val="0"/>
+              <w:snapToGrid w:val="0"/>
+              <w:jc w:val="center"/>
+              <w:rPr>
+                <w:rFonts w:asciiTheme="majorEastAsia" w:hAnsiTheme="majorEastAsia" w:eastAsiaTheme="majorEastAsia"/>
+                <w:sz w:val="16"/>
+                <w:szCs w:val="16"/>
+                <w:highlight w:val="yellow"/>
+              </w:rPr>
+            </w:pPr>
+          </w:p>
+        </w:tc>
+        <w:tc>
+          <w:tcPr>
+            <w:tcW w:w="567" w:type="dxa"/>
+            <w:tcMar/>
+            <w:vAlign w:val="center"/>
+          </w:tcPr>
+          <w:p>
+            <w:pPr>
+              <w:suppressLineNumbers/>
+              <w:suppressAutoHyphens/>
+              <w:kinsoku w:val="0"/>
+              <w:overflowPunct w:val="0"/>
+              <w:autoSpaceDE w:val="0"/>
+              <w:autoSpaceDN w:val="0"/>
+              <w:adjustRightInd w:val="0"/>
+              <w:snapToGrid w:val="0"/>
+              <w:jc w:val="center"/>
+              <w:rPr>
+                <w:rFonts w:asciiTheme="majorEastAsia" w:hAnsiTheme="majorEastAsia" w:eastAsiaTheme="majorEastAsia"/>
+                <w:sz w:val="16"/>
+                <w:szCs w:val="16"/>
+                <w:highlight w:val="yellow"/>
+              </w:rPr>
+            </w:pPr>
+          </w:p>
+        </w:tc>
+        <w:tc>
+          <w:tcPr>
+            <w:tcW w:w="567" w:type="dxa"/>
+            <w:tcMar/>
+            <w:vAlign w:val="center"/>
+          </w:tcPr>
+          <w:p>
+            <w:pPr>
+              <w:suppressLineNumbers/>
+              <w:suppressAutoHyphens/>
+              <w:kinsoku w:val="0"/>
+              <w:overflowPunct w:val="0"/>
+              <w:autoSpaceDE w:val="0"/>
+              <w:autoSpaceDN w:val="0"/>
+              <w:adjustRightInd w:val="0"/>
+              <w:snapToGrid w:val="0"/>
+              <w:jc w:val="center"/>
+              <w:rPr>
+                <w:rFonts w:asciiTheme="majorEastAsia" w:hAnsiTheme="majorEastAsia" w:eastAsiaTheme="majorEastAsia"/>
+                <w:sz w:val="16"/>
+                <w:szCs w:val="16"/>
+                <w:highlight w:val="yellow"/>
+              </w:rPr>
+            </w:pPr>
+          </w:p>
+        </w:tc>
+        <w:tc>
+          <w:tcPr>
+            <w:tcW w:w="567" w:type="dxa"/>
+            <w:tcMar/>
+            <w:vAlign w:val="center"/>
+          </w:tcPr>
+          <w:p>
+            <w:pPr>
+              <w:suppressLineNumbers/>
+              <w:suppressAutoHyphens/>
+              <w:kinsoku w:val="0"/>
+              <w:overflowPunct w:val="0"/>
+              <w:autoSpaceDE w:val="0"/>
+              <w:autoSpaceDN w:val="0"/>
+              <w:adjustRightInd w:val="0"/>
+              <w:snapToGrid w:val="0"/>
+              <w:jc w:val="center"/>
+              <w:rPr>
+                <w:rFonts w:asciiTheme="majorEastAsia" w:hAnsiTheme="majorEastAsia" w:eastAsiaTheme="majorEastAsia"/>
+                <w:sz w:val="16"/>
+                <w:szCs w:val="16"/>
+                <w:highlight w:val="yellow"/>
+              </w:rPr>
+            </w:pPr>
+          </w:p>
+        </w:tc>
+        <w:tc>
+          <w:tcPr>
+            <w:tcW w:w="567" w:type="dxa"/>
+            <w:tcMar/>
+            <w:vAlign w:val="center"/>
+          </w:tcPr>
+          <w:p>
+            <w:pPr>
+              <w:suppressLineNumbers/>
+              <w:suppressAutoHyphens/>
+              <w:kinsoku w:val="0"/>
+              <w:overflowPunct w:val="0"/>
+              <w:autoSpaceDE w:val="0"/>
+              <w:autoSpaceDN w:val="0"/>
+              <w:adjustRightInd w:val="0"/>
+              <w:snapToGrid w:val="0"/>
+              <w:jc w:val="center"/>
+              <w:rPr>
+                <w:rFonts w:asciiTheme="majorEastAsia" w:hAnsiTheme="majorEastAsia" w:eastAsiaTheme="majorEastAsia"/>
+                <w:sz w:val="16"/>
+                <w:szCs w:val="16"/>
+                <w:highlight w:val="yellow"/>
+              </w:rPr>
+            </w:pPr>
+          </w:p>
+        </w:tc>
+        <w:tc>
+          <w:tcPr>
+            <w:tcW w:w="567" w:type="dxa"/>
+            <w:tcMar/>
+            <w:vAlign w:val="center"/>
+          </w:tcPr>
+          <w:p>
+            <w:pPr>
+              <w:suppressLineNumbers/>
+              <w:suppressAutoHyphens/>
+              <w:kinsoku w:val="0"/>
+              <w:overflowPunct w:val="0"/>
+              <w:autoSpaceDE w:val="0"/>
+              <w:autoSpaceDN w:val="0"/>
+              <w:adjustRightInd w:val="0"/>
+              <w:snapToGrid w:val="0"/>
+              <w:jc w:val="center"/>
+              <w:rPr>
+                <w:rFonts w:asciiTheme="majorEastAsia" w:hAnsiTheme="majorEastAsia" w:eastAsiaTheme="majorEastAsia"/>
+                <w:sz w:val="16"/>
+                <w:szCs w:val="16"/>
+                <w:highlight w:val="yellow"/>
+              </w:rPr>
+            </w:pPr>
+          </w:p>
+        </w:tc>
+        <w:tc>
+          <w:tcPr>
+            <w:tcW w:w="567" w:type="dxa"/>
+            <w:tcMar/>
+            <w:vAlign w:val="center"/>
+          </w:tcPr>
+          <w:p>
+            <w:pPr>
+              <w:suppressLineNumbers/>
+              <w:suppressAutoHyphens/>
+              <w:kinsoku w:val="0"/>
+              <w:overflowPunct w:val="0"/>
+              <w:autoSpaceDE w:val="0"/>
+              <w:autoSpaceDN w:val="0"/>
+              <w:adjustRightInd w:val="0"/>
+              <w:snapToGrid w:val="0"/>
+              <w:jc w:val="center"/>
+              <w:rPr>
+                <w:rFonts w:asciiTheme="majorEastAsia" w:hAnsiTheme="majorEastAsia" w:eastAsiaTheme="majorEastAsia"/>
                 <w:sz w:val="16"/>
                 <w:szCs w:val="16"/>
                 <w:highlight w:val="yellow"/>
@@ -3053,20 +2873,21 @@
         <w:tc>
           <w:tcPr>
             <w:tcW w:w="1701" w:type="dxa"/>
-            <w:vAlign w:val="center"/>
-          </w:tcPr>
-          <w:p>
-            <w:pPr>
-              <w:suppressLineNumbers/>
-              <w:suppressAutoHyphens/>
-              <w:kinsoku w:val="0"/>
-              <w:overflowPunct w:val="0"/>
-              <w:autoSpaceDE w:val="0"/>
-              <w:autoSpaceDN w:val="0"/>
-              <w:adjustRightInd w:val="0"/>
-              <w:snapToGrid w:val="0"/>
-              <w:rPr>
-                <w:rFonts w:asciiTheme="majorEastAsia" w:eastAsiaTheme="majorEastAsia" w:hAnsiTheme="majorEastAsia"/>
+            <w:tcMar/>
+            <w:vAlign w:val="center"/>
+          </w:tcPr>
+          <w:p>
+            <w:pPr>
+              <w:suppressLineNumbers/>
+              <w:suppressAutoHyphens/>
+              <w:kinsoku w:val="0"/>
+              <w:overflowPunct w:val="0"/>
+              <w:autoSpaceDE w:val="0"/>
+              <w:autoSpaceDN w:val="0"/>
+              <w:adjustRightInd w:val="0"/>
+              <w:snapToGrid w:val="0"/>
+              <w:rPr>
+                <w:rFonts w:asciiTheme="majorEastAsia" w:hAnsiTheme="majorEastAsia" w:eastAsiaTheme="majorEastAsia"/>
                 <w:color w:val="FF0000"/>
                 <w:sz w:val="16"/>
                 <w:szCs w:val="16"/>
@@ -3080,17 +2901,18 @@
         <w:tc>
           <w:tcPr>
             <w:tcW w:w="993" w:type="dxa"/>
-          </w:tcPr>
-          <w:p>
-            <w:pPr>
-              <w:jc w:val="center"/>
-              <w:rPr>
-                <w:rFonts w:asciiTheme="majorEastAsia" w:eastAsiaTheme="majorEastAsia" w:hAnsiTheme="majorEastAsia"/>
+            <w:tcMar/>
+          </w:tcPr>
+          <w:p>
+            <w:pPr>
+              <w:jc w:val="center"/>
+              <w:rPr>
+                <w:rFonts w:asciiTheme="majorEastAsia" w:hAnsiTheme="majorEastAsia" w:eastAsiaTheme="majorEastAsia"/>
               </w:rPr>
             </w:pPr>
             <w:r>
               <w:rPr>
-                <w:rFonts w:asciiTheme="majorEastAsia" w:eastAsiaTheme="majorEastAsia" w:hAnsiTheme="majorEastAsia" w:hint="eastAsia"/>
+                <w:rFonts w:hint="eastAsia" w:asciiTheme="majorEastAsia" w:hAnsiTheme="majorEastAsia" w:eastAsiaTheme="majorEastAsia"/>
                 <w:sz w:val="16"/>
                 <w:szCs w:val="16"/>
               </w:rPr>
@@ -3102,21 +2924,22 @@
           <w:tcPr>
             <w:tcW w:w="567" w:type="dxa"/>
             <w:shd w:val="clear" w:color="auto" w:fill="D9D9D9" w:themeFill="background1" w:themeFillShade="D9"/>
-            <w:vAlign w:val="center"/>
-          </w:tcPr>
-          <w:p>
-            <w:pPr>
-              <w:suppressLineNumbers/>
-              <w:suppressAutoHyphens/>
-              <w:kinsoku w:val="0"/>
-              <w:overflowPunct w:val="0"/>
-              <w:autoSpaceDE w:val="0"/>
-              <w:autoSpaceDN w:val="0"/>
-              <w:adjustRightInd w:val="0"/>
-              <w:snapToGrid w:val="0"/>
-              <w:jc w:val="center"/>
-              <w:rPr>
-                <w:rFonts w:asciiTheme="majorEastAsia" w:eastAsiaTheme="majorEastAsia" w:hAnsiTheme="majorEastAsia"/>
+            <w:tcMar/>
+            <w:vAlign w:val="center"/>
+          </w:tcPr>
+          <w:p>
+            <w:pPr>
+              <w:suppressLineNumbers/>
+              <w:suppressAutoHyphens/>
+              <w:kinsoku w:val="0"/>
+              <w:overflowPunct w:val="0"/>
+              <w:autoSpaceDE w:val="0"/>
+              <w:autoSpaceDN w:val="0"/>
+              <w:adjustRightInd w:val="0"/>
+              <w:snapToGrid w:val="0"/>
+              <w:jc w:val="center"/>
+              <w:rPr>
+                <w:rFonts w:asciiTheme="majorEastAsia" w:hAnsiTheme="majorEastAsia" w:eastAsiaTheme="majorEastAsia"/>
                 <w:sz w:val="16"/>
                 <w:szCs w:val="16"/>
                 <w:highlight w:val="yellow"/>
@@ -3128,21 +2951,22 @@
           <w:tcPr>
             <w:tcW w:w="567" w:type="dxa"/>
             <w:shd w:val="clear" w:color="auto" w:fill="D9D9D9" w:themeFill="background1" w:themeFillShade="D9"/>
-            <w:vAlign w:val="center"/>
-          </w:tcPr>
-          <w:p>
-            <w:pPr>
-              <w:suppressLineNumbers/>
-              <w:suppressAutoHyphens/>
-              <w:kinsoku w:val="0"/>
-              <w:overflowPunct w:val="0"/>
-              <w:autoSpaceDE w:val="0"/>
-              <w:autoSpaceDN w:val="0"/>
-              <w:adjustRightInd w:val="0"/>
-              <w:snapToGrid w:val="0"/>
-              <w:jc w:val="center"/>
-              <w:rPr>
-                <w:rFonts w:asciiTheme="majorEastAsia" w:eastAsiaTheme="majorEastAsia" w:hAnsiTheme="majorEastAsia"/>
+            <w:tcMar/>
+            <w:vAlign w:val="center"/>
+          </w:tcPr>
+          <w:p>
+            <w:pPr>
+              <w:suppressLineNumbers/>
+              <w:suppressAutoHyphens/>
+              <w:kinsoku w:val="0"/>
+              <w:overflowPunct w:val="0"/>
+              <w:autoSpaceDE w:val="0"/>
+              <w:autoSpaceDN w:val="0"/>
+              <w:adjustRightInd w:val="0"/>
+              <w:snapToGrid w:val="0"/>
+              <w:jc w:val="center"/>
+              <w:rPr>
+                <w:rFonts w:asciiTheme="majorEastAsia" w:hAnsiTheme="majorEastAsia" w:eastAsiaTheme="majorEastAsia"/>
                 <w:sz w:val="16"/>
                 <w:szCs w:val="16"/>
                 <w:highlight w:val="yellow"/>
@@ -3154,196 +2978,204 @@
           <w:tcPr>
             <w:tcW w:w="567" w:type="dxa"/>
             <w:shd w:val="clear" w:color="auto" w:fill="D9D9D9" w:themeFill="background1" w:themeFillShade="D9"/>
-            <w:vAlign w:val="center"/>
-          </w:tcPr>
-          <w:p>
-            <w:pPr>
-              <w:suppressLineNumbers/>
-              <w:suppressAutoHyphens/>
-              <w:kinsoku w:val="0"/>
-              <w:overflowPunct w:val="0"/>
-              <w:autoSpaceDE w:val="0"/>
-              <w:autoSpaceDN w:val="0"/>
-              <w:adjustRightInd w:val="0"/>
-              <w:snapToGrid w:val="0"/>
-              <w:jc w:val="center"/>
-              <w:rPr>
-                <w:rFonts w:asciiTheme="majorEastAsia" w:eastAsiaTheme="majorEastAsia" w:hAnsiTheme="majorEastAsia"/>
-                <w:sz w:val="16"/>
-                <w:szCs w:val="16"/>
-                <w:highlight w:val="yellow"/>
-              </w:rPr>
-            </w:pPr>
-          </w:p>
-        </w:tc>
-        <w:tc>
-          <w:tcPr>
-            <w:tcW w:w="567" w:type="dxa"/>
-            <w:vAlign w:val="center"/>
-          </w:tcPr>
-          <w:p>
-            <w:pPr>
-              <w:suppressLineNumbers/>
-              <w:suppressAutoHyphens/>
-              <w:kinsoku w:val="0"/>
-              <w:overflowPunct w:val="0"/>
-              <w:autoSpaceDE w:val="0"/>
-              <w:autoSpaceDN w:val="0"/>
-              <w:adjustRightInd w:val="0"/>
-              <w:snapToGrid w:val="0"/>
-              <w:jc w:val="center"/>
-              <w:rPr>
-                <w:rFonts w:asciiTheme="majorEastAsia" w:eastAsiaTheme="majorEastAsia" w:hAnsiTheme="majorEastAsia"/>
-                <w:sz w:val="16"/>
-                <w:szCs w:val="16"/>
-                <w:highlight w:val="yellow"/>
-              </w:rPr>
-            </w:pPr>
-          </w:p>
-        </w:tc>
-        <w:tc>
-          <w:tcPr>
-            <w:tcW w:w="567" w:type="dxa"/>
-            <w:vAlign w:val="center"/>
-          </w:tcPr>
-          <w:p>
-            <w:pPr>
-              <w:suppressLineNumbers/>
-              <w:suppressAutoHyphens/>
-              <w:kinsoku w:val="0"/>
-              <w:overflowPunct w:val="0"/>
-              <w:autoSpaceDE w:val="0"/>
-              <w:autoSpaceDN w:val="0"/>
-              <w:adjustRightInd w:val="0"/>
-              <w:snapToGrid w:val="0"/>
-              <w:jc w:val="center"/>
-              <w:rPr>
-                <w:rFonts w:asciiTheme="majorEastAsia" w:eastAsiaTheme="majorEastAsia" w:hAnsiTheme="majorEastAsia"/>
-                <w:sz w:val="16"/>
-                <w:szCs w:val="16"/>
-                <w:highlight w:val="yellow"/>
-              </w:rPr>
-            </w:pPr>
-          </w:p>
-        </w:tc>
-        <w:tc>
-          <w:tcPr>
-            <w:tcW w:w="567" w:type="dxa"/>
-            <w:vAlign w:val="center"/>
-          </w:tcPr>
-          <w:p>
-            <w:pPr>
-              <w:suppressLineNumbers/>
-              <w:suppressAutoHyphens/>
-              <w:kinsoku w:val="0"/>
-              <w:overflowPunct w:val="0"/>
-              <w:autoSpaceDE w:val="0"/>
-              <w:autoSpaceDN w:val="0"/>
-              <w:adjustRightInd w:val="0"/>
-              <w:snapToGrid w:val="0"/>
-              <w:jc w:val="center"/>
-              <w:rPr>
-                <w:rFonts w:asciiTheme="majorEastAsia" w:eastAsiaTheme="majorEastAsia" w:hAnsiTheme="majorEastAsia"/>
-                <w:sz w:val="16"/>
-                <w:szCs w:val="16"/>
-                <w:highlight w:val="yellow"/>
-              </w:rPr>
-            </w:pPr>
-          </w:p>
-        </w:tc>
-        <w:tc>
-          <w:tcPr>
-            <w:tcW w:w="567" w:type="dxa"/>
-            <w:vAlign w:val="center"/>
-          </w:tcPr>
-          <w:p>
-            <w:pPr>
-              <w:suppressLineNumbers/>
-              <w:suppressAutoHyphens/>
-              <w:kinsoku w:val="0"/>
-              <w:overflowPunct w:val="0"/>
-              <w:autoSpaceDE w:val="0"/>
-              <w:autoSpaceDN w:val="0"/>
-              <w:adjustRightInd w:val="0"/>
-              <w:snapToGrid w:val="0"/>
-              <w:jc w:val="center"/>
-              <w:rPr>
-                <w:rFonts w:asciiTheme="majorEastAsia" w:eastAsiaTheme="majorEastAsia" w:hAnsiTheme="majorEastAsia"/>
-                <w:sz w:val="16"/>
-                <w:szCs w:val="16"/>
-                <w:highlight w:val="yellow"/>
-              </w:rPr>
-            </w:pPr>
-          </w:p>
-        </w:tc>
-        <w:tc>
-          <w:tcPr>
-            <w:tcW w:w="567" w:type="dxa"/>
-            <w:vAlign w:val="center"/>
-          </w:tcPr>
-          <w:p>
-            <w:pPr>
-              <w:suppressLineNumbers/>
-              <w:suppressAutoHyphens/>
-              <w:kinsoku w:val="0"/>
-              <w:overflowPunct w:val="0"/>
-              <w:autoSpaceDE w:val="0"/>
-              <w:autoSpaceDN w:val="0"/>
-              <w:adjustRightInd w:val="0"/>
-              <w:snapToGrid w:val="0"/>
-              <w:jc w:val="center"/>
-              <w:rPr>
-                <w:rFonts w:asciiTheme="majorEastAsia" w:eastAsiaTheme="majorEastAsia" w:hAnsiTheme="majorEastAsia"/>
-                <w:sz w:val="16"/>
-                <w:szCs w:val="16"/>
-                <w:highlight w:val="yellow"/>
-              </w:rPr>
-            </w:pPr>
-          </w:p>
-        </w:tc>
-        <w:tc>
-          <w:tcPr>
-            <w:tcW w:w="567" w:type="dxa"/>
-            <w:vAlign w:val="center"/>
-          </w:tcPr>
-          <w:p>
-            <w:pPr>
-              <w:suppressLineNumbers/>
-              <w:suppressAutoHyphens/>
-              <w:kinsoku w:val="0"/>
-              <w:overflowPunct w:val="0"/>
-              <w:autoSpaceDE w:val="0"/>
-              <w:autoSpaceDN w:val="0"/>
-              <w:adjustRightInd w:val="0"/>
-              <w:snapToGrid w:val="0"/>
-              <w:jc w:val="center"/>
-              <w:rPr>
-                <w:rFonts w:asciiTheme="majorEastAsia" w:eastAsiaTheme="majorEastAsia" w:hAnsiTheme="majorEastAsia"/>
-                <w:sz w:val="16"/>
-                <w:szCs w:val="16"/>
-                <w:highlight w:val="yellow"/>
-              </w:rPr>
-            </w:pPr>
-          </w:p>
-        </w:tc>
-        <w:tc>
-          <w:tcPr>
-            <w:tcW w:w="567" w:type="dxa"/>
-            <w:vAlign w:val="center"/>
-          </w:tcPr>
-          <w:p>
-            <w:pPr>
-              <w:suppressLineNumbers/>
-              <w:suppressAutoHyphens/>
-              <w:kinsoku w:val="0"/>
-              <w:overflowPunct w:val="0"/>
-              <w:autoSpaceDE w:val="0"/>
-              <w:autoSpaceDN w:val="0"/>
-              <w:adjustRightInd w:val="0"/>
-              <w:snapToGrid w:val="0"/>
-              <w:jc w:val="center"/>
-              <w:rPr>
-                <w:rFonts w:asciiTheme="majorEastAsia" w:eastAsiaTheme="majorEastAsia" w:hAnsiTheme="majorEastAsia"/>
+            <w:tcMar/>
+            <w:vAlign w:val="center"/>
+          </w:tcPr>
+          <w:p>
+            <w:pPr>
+              <w:suppressLineNumbers/>
+              <w:suppressAutoHyphens/>
+              <w:kinsoku w:val="0"/>
+              <w:overflowPunct w:val="0"/>
+              <w:autoSpaceDE w:val="0"/>
+              <w:autoSpaceDN w:val="0"/>
+              <w:adjustRightInd w:val="0"/>
+              <w:snapToGrid w:val="0"/>
+              <w:jc w:val="center"/>
+              <w:rPr>
+                <w:rFonts w:asciiTheme="majorEastAsia" w:hAnsiTheme="majorEastAsia" w:eastAsiaTheme="majorEastAsia"/>
+                <w:sz w:val="16"/>
+                <w:szCs w:val="16"/>
+                <w:highlight w:val="yellow"/>
+              </w:rPr>
+            </w:pPr>
+          </w:p>
+        </w:tc>
+        <w:tc>
+          <w:tcPr>
+            <w:tcW w:w="567" w:type="dxa"/>
+            <w:tcMar/>
+            <w:vAlign w:val="center"/>
+          </w:tcPr>
+          <w:p>
+            <w:pPr>
+              <w:suppressLineNumbers/>
+              <w:suppressAutoHyphens/>
+              <w:kinsoku w:val="0"/>
+              <w:overflowPunct w:val="0"/>
+              <w:autoSpaceDE w:val="0"/>
+              <w:autoSpaceDN w:val="0"/>
+              <w:adjustRightInd w:val="0"/>
+              <w:snapToGrid w:val="0"/>
+              <w:jc w:val="center"/>
+              <w:rPr>
+                <w:rFonts w:asciiTheme="majorEastAsia" w:hAnsiTheme="majorEastAsia" w:eastAsiaTheme="majorEastAsia"/>
+                <w:sz w:val="16"/>
+                <w:szCs w:val="16"/>
+                <w:highlight w:val="yellow"/>
+              </w:rPr>
+            </w:pPr>
+          </w:p>
+        </w:tc>
+        <w:tc>
+          <w:tcPr>
+            <w:tcW w:w="567" w:type="dxa"/>
+            <w:tcMar/>
+            <w:vAlign w:val="center"/>
+          </w:tcPr>
+          <w:p>
+            <w:pPr>
+              <w:suppressLineNumbers/>
+              <w:suppressAutoHyphens/>
+              <w:kinsoku w:val="0"/>
+              <w:overflowPunct w:val="0"/>
+              <w:autoSpaceDE w:val="0"/>
+              <w:autoSpaceDN w:val="0"/>
+              <w:adjustRightInd w:val="0"/>
+              <w:snapToGrid w:val="0"/>
+              <w:jc w:val="center"/>
+              <w:rPr>
+                <w:rFonts w:asciiTheme="majorEastAsia" w:hAnsiTheme="majorEastAsia" w:eastAsiaTheme="majorEastAsia"/>
+                <w:sz w:val="16"/>
+                <w:szCs w:val="16"/>
+                <w:highlight w:val="yellow"/>
+              </w:rPr>
+            </w:pPr>
+          </w:p>
+        </w:tc>
+        <w:tc>
+          <w:tcPr>
+            <w:tcW w:w="567" w:type="dxa"/>
+            <w:tcMar/>
+            <w:vAlign w:val="center"/>
+          </w:tcPr>
+          <w:p>
+            <w:pPr>
+              <w:suppressLineNumbers/>
+              <w:suppressAutoHyphens/>
+              <w:kinsoku w:val="0"/>
+              <w:overflowPunct w:val="0"/>
+              <w:autoSpaceDE w:val="0"/>
+              <w:autoSpaceDN w:val="0"/>
+              <w:adjustRightInd w:val="0"/>
+              <w:snapToGrid w:val="0"/>
+              <w:jc w:val="center"/>
+              <w:rPr>
+                <w:rFonts w:asciiTheme="majorEastAsia" w:hAnsiTheme="majorEastAsia" w:eastAsiaTheme="majorEastAsia"/>
+                <w:sz w:val="16"/>
+                <w:szCs w:val="16"/>
+                <w:highlight w:val="yellow"/>
+              </w:rPr>
+            </w:pPr>
+          </w:p>
+        </w:tc>
+        <w:tc>
+          <w:tcPr>
+            <w:tcW w:w="567" w:type="dxa"/>
+            <w:tcMar/>
+            <w:vAlign w:val="center"/>
+          </w:tcPr>
+          <w:p>
+            <w:pPr>
+              <w:suppressLineNumbers/>
+              <w:suppressAutoHyphens/>
+              <w:kinsoku w:val="0"/>
+              <w:overflowPunct w:val="0"/>
+              <w:autoSpaceDE w:val="0"/>
+              <w:autoSpaceDN w:val="0"/>
+              <w:adjustRightInd w:val="0"/>
+              <w:snapToGrid w:val="0"/>
+              <w:jc w:val="center"/>
+              <w:rPr>
+                <w:rFonts w:asciiTheme="majorEastAsia" w:hAnsiTheme="majorEastAsia" w:eastAsiaTheme="majorEastAsia"/>
+                <w:sz w:val="16"/>
+                <w:szCs w:val="16"/>
+                <w:highlight w:val="yellow"/>
+              </w:rPr>
+            </w:pPr>
+          </w:p>
+        </w:tc>
+        <w:tc>
+          <w:tcPr>
+            <w:tcW w:w="567" w:type="dxa"/>
+            <w:tcMar/>
+            <w:vAlign w:val="center"/>
+          </w:tcPr>
+          <w:p>
+            <w:pPr>
+              <w:suppressLineNumbers/>
+              <w:suppressAutoHyphens/>
+              <w:kinsoku w:val="0"/>
+              <w:overflowPunct w:val="0"/>
+              <w:autoSpaceDE w:val="0"/>
+              <w:autoSpaceDN w:val="0"/>
+              <w:adjustRightInd w:val="0"/>
+              <w:snapToGrid w:val="0"/>
+              <w:jc w:val="center"/>
+              <w:rPr>
+                <w:rFonts w:asciiTheme="majorEastAsia" w:hAnsiTheme="majorEastAsia" w:eastAsiaTheme="majorEastAsia"/>
+                <w:sz w:val="16"/>
+                <w:szCs w:val="16"/>
+                <w:highlight w:val="yellow"/>
+              </w:rPr>
+            </w:pPr>
+          </w:p>
+        </w:tc>
+        <w:tc>
+          <w:tcPr>
+            <w:tcW w:w="567" w:type="dxa"/>
+            <w:tcMar/>
+            <w:vAlign w:val="center"/>
+          </w:tcPr>
+          <w:p>
+            <w:pPr>
+              <w:suppressLineNumbers/>
+              <w:suppressAutoHyphens/>
+              <w:kinsoku w:val="0"/>
+              <w:overflowPunct w:val="0"/>
+              <w:autoSpaceDE w:val="0"/>
+              <w:autoSpaceDN w:val="0"/>
+              <w:adjustRightInd w:val="0"/>
+              <w:snapToGrid w:val="0"/>
+              <w:jc w:val="center"/>
+              <w:rPr>
+                <w:rFonts w:asciiTheme="majorEastAsia" w:hAnsiTheme="majorEastAsia" w:eastAsiaTheme="majorEastAsia"/>
+                <w:sz w:val="16"/>
+                <w:szCs w:val="16"/>
+                <w:highlight w:val="yellow"/>
+              </w:rPr>
+            </w:pPr>
+          </w:p>
+        </w:tc>
+        <w:tc>
+          <w:tcPr>
+            <w:tcW w:w="567" w:type="dxa"/>
+            <w:tcMar/>
+            <w:vAlign w:val="center"/>
+          </w:tcPr>
+          <w:p>
+            <w:pPr>
+              <w:suppressLineNumbers/>
+              <w:suppressAutoHyphens/>
+              <w:kinsoku w:val="0"/>
+              <w:overflowPunct w:val="0"/>
+              <w:autoSpaceDE w:val="0"/>
+              <w:autoSpaceDN w:val="0"/>
+              <w:adjustRightInd w:val="0"/>
+              <w:snapToGrid w:val="0"/>
+              <w:jc w:val="center"/>
+              <w:rPr>
+                <w:rFonts w:asciiTheme="majorEastAsia" w:hAnsiTheme="majorEastAsia" w:eastAsiaTheme="majorEastAsia"/>
                 <w:sz w:val="16"/>
                 <w:szCs w:val="16"/>
                 <w:highlight w:val="yellow"/>
@@ -3359,20 +3191,21 @@
         <w:tc>
           <w:tcPr>
             <w:tcW w:w="1701" w:type="dxa"/>
-            <w:vAlign w:val="center"/>
-          </w:tcPr>
-          <w:p>
-            <w:pPr>
-              <w:suppressLineNumbers/>
-              <w:suppressAutoHyphens/>
-              <w:kinsoku w:val="0"/>
-              <w:overflowPunct w:val="0"/>
-              <w:autoSpaceDE w:val="0"/>
-              <w:autoSpaceDN w:val="0"/>
-              <w:adjustRightInd w:val="0"/>
-              <w:snapToGrid w:val="0"/>
-              <w:rPr>
-                <w:rFonts w:asciiTheme="majorEastAsia" w:eastAsiaTheme="majorEastAsia" w:hAnsiTheme="majorEastAsia"/>
+            <w:tcMar/>
+            <w:vAlign w:val="center"/>
+          </w:tcPr>
+          <w:p>
+            <w:pPr>
+              <w:suppressLineNumbers/>
+              <w:suppressAutoHyphens/>
+              <w:kinsoku w:val="0"/>
+              <w:overflowPunct w:val="0"/>
+              <w:autoSpaceDE w:val="0"/>
+              <w:autoSpaceDN w:val="0"/>
+              <w:adjustRightInd w:val="0"/>
+              <w:snapToGrid w:val="0"/>
+              <w:rPr>
+                <w:rFonts w:asciiTheme="majorEastAsia" w:hAnsiTheme="majorEastAsia" w:eastAsiaTheme="majorEastAsia"/>
                 <w:color w:val="FF0000"/>
                 <w:sz w:val="16"/>
                 <w:szCs w:val="16"/>
@@ -3380,7 +3213,7 @@
             </w:pPr>
             <w:r>
               <w:rPr>
-                <w:rFonts w:asciiTheme="majorEastAsia" w:eastAsiaTheme="majorEastAsia" w:hAnsiTheme="majorEastAsia" w:hint="eastAsia"/>
+                <w:rFonts w:hint="eastAsia" w:asciiTheme="majorEastAsia" w:hAnsiTheme="majorEastAsia" w:eastAsiaTheme="majorEastAsia"/>
                 <w:sz w:val="16"/>
                 <w:szCs w:val="16"/>
               </w:rPr>
@@ -3391,17 +3224,18 @@
         <w:tc>
           <w:tcPr>
             <w:tcW w:w="993" w:type="dxa"/>
-          </w:tcPr>
-          <w:p>
-            <w:pPr>
-              <w:jc w:val="center"/>
-              <w:rPr>
-                <w:rFonts w:asciiTheme="majorEastAsia" w:eastAsiaTheme="majorEastAsia" w:hAnsiTheme="majorEastAsia"/>
+            <w:tcMar/>
+          </w:tcPr>
+          <w:p>
+            <w:pPr>
+              <w:jc w:val="center"/>
+              <w:rPr>
+                <w:rFonts w:asciiTheme="majorEastAsia" w:hAnsiTheme="majorEastAsia" w:eastAsiaTheme="majorEastAsia"/>
               </w:rPr>
             </w:pPr>
             <w:r>
               <w:rPr>
-                <w:rFonts w:asciiTheme="majorEastAsia" w:eastAsiaTheme="majorEastAsia" w:hAnsiTheme="majorEastAsia" w:hint="eastAsia"/>
+                <w:rFonts w:hint="eastAsia" w:asciiTheme="majorEastAsia" w:hAnsiTheme="majorEastAsia" w:eastAsiaTheme="majorEastAsia"/>
                 <w:sz w:val="16"/>
                 <w:szCs w:val="16"/>
               </w:rPr>
@@ -3413,21 +3247,22 @@
           <w:tcPr>
             <w:tcW w:w="567" w:type="dxa"/>
             <w:shd w:val="clear" w:color="auto" w:fill="D9D9D9" w:themeFill="background1" w:themeFillShade="D9"/>
-            <w:vAlign w:val="center"/>
-          </w:tcPr>
-          <w:p>
-            <w:pPr>
-              <w:suppressLineNumbers/>
-              <w:suppressAutoHyphens/>
-              <w:kinsoku w:val="0"/>
-              <w:overflowPunct w:val="0"/>
-              <w:autoSpaceDE w:val="0"/>
-              <w:autoSpaceDN w:val="0"/>
-              <w:adjustRightInd w:val="0"/>
-              <w:snapToGrid w:val="0"/>
-              <w:jc w:val="center"/>
-              <w:rPr>
-                <w:rFonts w:asciiTheme="majorEastAsia" w:eastAsiaTheme="majorEastAsia" w:hAnsiTheme="majorEastAsia"/>
+            <w:tcMar/>
+            <w:vAlign w:val="center"/>
+          </w:tcPr>
+          <w:p>
+            <w:pPr>
+              <w:suppressLineNumbers/>
+              <w:suppressAutoHyphens/>
+              <w:kinsoku w:val="0"/>
+              <w:overflowPunct w:val="0"/>
+              <w:autoSpaceDE w:val="0"/>
+              <w:autoSpaceDN w:val="0"/>
+              <w:adjustRightInd w:val="0"/>
+              <w:snapToGrid w:val="0"/>
+              <w:jc w:val="center"/>
+              <w:rPr>
+                <w:rFonts w:asciiTheme="majorEastAsia" w:hAnsiTheme="majorEastAsia" w:eastAsiaTheme="majorEastAsia"/>
                 <w:sz w:val="16"/>
                 <w:szCs w:val="16"/>
                 <w:highlight w:val="yellow"/>
@@ -3439,21 +3274,22 @@
           <w:tcPr>
             <w:tcW w:w="567" w:type="dxa"/>
             <w:shd w:val="clear" w:color="auto" w:fill="D9D9D9" w:themeFill="background1" w:themeFillShade="D9"/>
-            <w:vAlign w:val="center"/>
-          </w:tcPr>
-          <w:p>
-            <w:pPr>
-              <w:suppressLineNumbers/>
-              <w:suppressAutoHyphens/>
-              <w:kinsoku w:val="0"/>
-              <w:overflowPunct w:val="0"/>
-              <w:autoSpaceDE w:val="0"/>
-              <w:autoSpaceDN w:val="0"/>
-              <w:adjustRightInd w:val="0"/>
-              <w:snapToGrid w:val="0"/>
-              <w:jc w:val="center"/>
-              <w:rPr>
-                <w:rFonts w:asciiTheme="majorEastAsia" w:eastAsiaTheme="majorEastAsia" w:hAnsiTheme="majorEastAsia"/>
+            <w:tcMar/>
+            <w:vAlign w:val="center"/>
+          </w:tcPr>
+          <w:p>
+            <w:pPr>
+              <w:suppressLineNumbers/>
+              <w:suppressAutoHyphens/>
+              <w:kinsoku w:val="0"/>
+              <w:overflowPunct w:val="0"/>
+              <w:autoSpaceDE w:val="0"/>
+              <w:autoSpaceDN w:val="0"/>
+              <w:adjustRightInd w:val="0"/>
+              <w:snapToGrid w:val="0"/>
+              <w:jc w:val="center"/>
+              <w:rPr>
+                <w:rFonts w:asciiTheme="majorEastAsia" w:hAnsiTheme="majorEastAsia" w:eastAsiaTheme="majorEastAsia"/>
                 <w:sz w:val="16"/>
                 <w:szCs w:val="16"/>
                 <w:highlight w:val="yellow"/>
@@ -3465,196 +3301,204 @@
           <w:tcPr>
             <w:tcW w:w="567" w:type="dxa"/>
             <w:shd w:val="clear" w:color="auto" w:fill="D9D9D9" w:themeFill="background1" w:themeFillShade="D9"/>
-            <w:vAlign w:val="center"/>
-          </w:tcPr>
-          <w:p>
-            <w:pPr>
-              <w:suppressLineNumbers/>
-              <w:suppressAutoHyphens/>
-              <w:kinsoku w:val="0"/>
-              <w:overflowPunct w:val="0"/>
-              <w:autoSpaceDE w:val="0"/>
-              <w:autoSpaceDN w:val="0"/>
-              <w:adjustRightInd w:val="0"/>
-              <w:snapToGrid w:val="0"/>
-              <w:jc w:val="center"/>
-              <w:rPr>
-                <w:rFonts w:asciiTheme="majorEastAsia" w:eastAsiaTheme="majorEastAsia" w:hAnsiTheme="majorEastAsia"/>
-                <w:sz w:val="16"/>
-                <w:szCs w:val="16"/>
-                <w:highlight w:val="yellow"/>
-              </w:rPr>
-            </w:pPr>
-          </w:p>
-        </w:tc>
-        <w:tc>
-          <w:tcPr>
-            <w:tcW w:w="567" w:type="dxa"/>
-            <w:vAlign w:val="center"/>
-          </w:tcPr>
-          <w:p>
-            <w:pPr>
-              <w:suppressLineNumbers/>
-              <w:suppressAutoHyphens/>
-              <w:kinsoku w:val="0"/>
-              <w:overflowPunct w:val="0"/>
-              <w:autoSpaceDE w:val="0"/>
-              <w:autoSpaceDN w:val="0"/>
-              <w:adjustRightInd w:val="0"/>
-              <w:snapToGrid w:val="0"/>
-              <w:jc w:val="center"/>
-              <w:rPr>
-                <w:rFonts w:asciiTheme="majorEastAsia" w:eastAsiaTheme="majorEastAsia" w:hAnsiTheme="majorEastAsia"/>
-                <w:sz w:val="16"/>
-                <w:szCs w:val="16"/>
-                <w:highlight w:val="yellow"/>
-              </w:rPr>
-            </w:pPr>
-          </w:p>
-        </w:tc>
-        <w:tc>
-          <w:tcPr>
-            <w:tcW w:w="567" w:type="dxa"/>
-            <w:vAlign w:val="center"/>
-          </w:tcPr>
-          <w:p>
-            <w:pPr>
-              <w:suppressLineNumbers/>
-              <w:suppressAutoHyphens/>
-              <w:kinsoku w:val="0"/>
-              <w:overflowPunct w:val="0"/>
-              <w:autoSpaceDE w:val="0"/>
-              <w:autoSpaceDN w:val="0"/>
-              <w:adjustRightInd w:val="0"/>
-              <w:snapToGrid w:val="0"/>
-              <w:jc w:val="center"/>
-              <w:rPr>
-                <w:rFonts w:asciiTheme="majorEastAsia" w:eastAsiaTheme="majorEastAsia" w:hAnsiTheme="majorEastAsia"/>
-                <w:sz w:val="16"/>
-                <w:szCs w:val="16"/>
-                <w:highlight w:val="yellow"/>
-              </w:rPr>
-            </w:pPr>
-          </w:p>
-        </w:tc>
-        <w:tc>
-          <w:tcPr>
-            <w:tcW w:w="567" w:type="dxa"/>
-            <w:vAlign w:val="center"/>
-          </w:tcPr>
-          <w:p>
-            <w:pPr>
-              <w:suppressLineNumbers/>
-              <w:suppressAutoHyphens/>
-              <w:kinsoku w:val="0"/>
-              <w:overflowPunct w:val="0"/>
-              <w:autoSpaceDE w:val="0"/>
-              <w:autoSpaceDN w:val="0"/>
-              <w:adjustRightInd w:val="0"/>
-              <w:snapToGrid w:val="0"/>
-              <w:jc w:val="center"/>
-              <w:rPr>
-                <w:rFonts w:asciiTheme="majorEastAsia" w:eastAsiaTheme="majorEastAsia" w:hAnsiTheme="majorEastAsia"/>
-                <w:sz w:val="16"/>
-                <w:szCs w:val="16"/>
-                <w:highlight w:val="yellow"/>
-              </w:rPr>
-            </w:pPr>
-          </w:p>
-        </w:tc>
-        <w:tc>
-          <w:tcPr>
-            <w:tcW w:w="567" w:type="dxa"/>
-            <w:vAlign w:val="center"/>
-          </w:tcPr>
-          <w:p>
-            <w:pPr>
-              <w:suppressLineNumbers/>
-              <w:suppressAutoHyphens/>
-              <w:kinsoku w:val="0"/>
-              <w:overflowPunct w:val="0"/>
-              <w:autoSpaceDE w:val="0"/>
-              <w:autoSpaceDN w:val="0"/>
-              <w:adjustRightInd w:val="0"/>
-              <w:snapToGrid w:val="0"/>
-              <w:jc w:val="center"/>
-              <w:rPr>
-                <w:rFonts w:asciiTheme="majorEastAsia" w:eastAsiaTheme="majorEastAsia" w:hAnsiTheme="majorEastAsia"/>
-                <w:sz w:val="16"/>
-                <w:szCs w:val="16"/>
-                <w:highlight w:val="yellow"/>
-              </w:rPr>
-            </w:pPr>
-          </w:p>
-        </w:tc>
-        <w:tc>
-          <w:tcPr>
-            <w:tcW w:w="567" w:type="dxa"/>
-            <w:vAlign w:val="center"/>
-          </w:tcPr>
-          <w:p>
-            <w:pPr>
-              <w:suppressLineNumbers/>
-              <w:suppressAutoHyphens/>
-              <w:kinsoku w:val="0"/>
-              <w:overflowPunct w:val="0"/>
-              <w:autoSpaceDE w:val="0"/>
-              <w:autoSpaceDN w:val="0"/>
-              <w:adjustRightInd w:val="0"/>
-              <w:snapToGrid w:val="0"/>
-              <w:jc w:val="center"/>
-              <w:rPr>
-                <w:rFonts w:asciiTheme="majorEastAsia" w:eastAsiaTheme="majorEastAsia" w:hAnsiTheme="majorEastAsia"/>
-                <w:sz w:val="16"/>
-                <w:szCs w:val="16"/>
-                <w:highlight w:val="yellow"/>
-              </w:rPr>
-            </w:pPr>
-          </w:p>
-        </w:tc>
-        <w:tc>
-          <w:tcPr>
-            <w:tcW w:w="567" w:type="dxa"/>
-            <w:vAlign w:val="center"/>
-          </w:tcPr>
-          <w:p>
-            <w:pPr>
-              <w:suppressLineNumbers/>
-              <w:suppressAutoHyphens/>
-              <w:kinsoku w:val="0"/>
-              <w:overflowPunct w:val="0"/>
-              <w:autoSpaceDE w:val="0"/>
-              <w:autoSpaceDN w:val="0"/>
-              <w:adjustRightInd w:val="0"/>
-              <w:snapToGrid w:val="0"/>
-              <w:jc w:val="center"/>
-              <w:rPr>
-                <w:rFonts w:asciiTheme="majorEastAsia" w:eastAsiaTheme="majorEastAsia" w:hAnsiTheme="majorEastAsia"/>
-                <w:sz w:val="16"/>
-                <w:szCs w:val="16"/>
-                <w:highlight w:val="yellow"/>
-              </w:rPr>
-            </w:pPr>
-          </w:p>
-        </w:tc>
-        <w:tc>
-          <w:tcPr>
-            <w:tcW w:w="567" w:type="dxa"/>
-            <w:vAlign w:val="center"/>
-          </w:tcPr>
-          <w:p>
-            <w:pPr>
-              <w:suppressLineNumbers/>
-              <w:suppressAutoHyphens/>
-              <w:kinsoku w:val="0"/>
-              <w:overflowPunct w:val="0"/>
-              <w:autoSpaceDE w:val="0"/>
-              <w:autoSpaceDN w:val="0"/>
-              <w:adjustRightInd w:val="0"/>
-              <w:snapToGrid w:val="0"/>
-              <w:jc w:val="center"/>
-              <w:rPr>
-                <w:rFonts w:asciiTheme="majorEastAsia" w:eastAsiaTheme="majorEastAsia" w:hAnsiTheme="majorEastAsia"/>
+            <w:tcMar/>
+            <w:vAlign w:val="center"/>
+          </w:tcPr>
+          <w:p>
+            <w:pPr>
+              <w:suppressLineNumbers/>
+              <w:suppressAutoHyphens/>
+              <w:kinsoku w:val="0"/>
+              <w:overflowPunct w:val="0"/>
+              <w:autoSpaceDE w:val="0"/>
+              <w:autoSpaceDN w:val="0"/>
+              <w:adjustRightInd w:val="0"/>
+              <w:snapToGrid w:val="0"/>
+              <w:jc w:val="center"/>
+              <w:rPr>
+                <w:rFonts w:asciiTheme="majorEastAsia" w:hAnsiTheme="majorEastAsia" w:eastAsiaTheme="majorEastAsia"/>
+                <w:sz w:val="16"/>
+                <w:szCs w:val="16"/>
+                <w:highlight w:val="yellow"/>
+              </w:rPr>
+            </w:pPr>
+          </w:p>
+        </w:tc>
+        <w:tc>
+          <w:tcPr>
+            <w:tcW w:w="567" w:type="dxa"/>
+            <w:tcMar/>
+            <w:vAlign w:val="center"/>
+          </w:tcPr>
+          <w:p>
+            <w:pPr>
+              <w:suppressLineNumbers/>
+              <w:suppressAutoHyphens/>
+              <w:kinsoku w:val="0"/>
+              <w:overflowPunct w:val="0"/>
+              <w:autoSpaceDE w:val="0"/>
+              <w:autoSpaceDN w:val="0"/>
+              <w:adjustRightInd w:val="0"/>
+              <w:snapToGrid w:val="0"/>
+              <w:jc w:val="center"/>
+              <w:rPr>
+                <w:rFonts w:asciiTheme="majorEastAsia" w:hAnsiTheme="majorEastAsia" w:eastAsiaTheme="majorEastAsia"/>
+                <w:sz w:val="16"/>
+                <w:szCs w:val="16"/>
+                <w:highlight w:val="yellow"/>
+              </w:rPr>
+            </w:pPr>
+          </w:p>
+        </w:tc>
+        <w:tc>
+          <w:tcPr>
+            <w:tcW w:w="567" w:type="dxa"/>
+            <w:tcMar/>
+            <w:vAlign w:val="center"/>
+          </w:tcPr>
+          <w:p>
+            <w:pPr>
+              <w:suppressLineNumbers/>
+              <w:suppressAutoHyphens/>
+              <w:kinsoku w:val="0"/>
+              <w:overflowPunct w:val="0"/>
+              <w:autoSpaceDE w:val="0"/>
+              <w:autoSpaceDN w:val="0"/>
+              <w:adjustRightInd w:val="0"/>
+              <w:snapToGrid w:val="0"/>
+              <w:jc w:val="center"/>
+              <w:rPr>
+                <w:rFonts w:asciiTheme="majorEastAsia" w:hAnsiTheme="majorEastAsia" w:eastAsiaTheme="majorEastAsia"/>
+                <w:sz w:val="16"/>
+                <w:szCs w:val="16"/>
+                <w:highlight w:val="yellow"/>
+              </w:rPr>
+            </w:pPr>
+          </w:p>
+        </w:tc>
+        <w:tc>
+          <w:tcPr>
+            <w:tcW w:w="567" w:type="dxa"/>
+            <w:tcMar/>
+            <w:vAlign w:val="center"/>
+          </w:tcPr>
+          <w:p>
+            <w:pPr>
+              <w:suppressLineNumbers/>
+              <w:suppressAutoHyphens/>
+              <w:kinsoku w:val="0"/>
+              <w:overflowPunct w:val="0"/>
+              <w:autoSpaceDE w:val="0"/>
+              <w:autoSpaceDN w:val="0"/>
+              <w:adjustRightInd w:val="0"/>
+              <w:snapToGrid w:val="0"/>
+              <w:jc w:val="center"/>
+              <w:rPr>
+                <w:rFonts w:asciiTheme="majorEastAsia" w:hAnsiTheme="majorEastAsia" w:eastAsiaTheme="majorEastAsia"/>
+                <w:sz w:val="16"/>
+                <w:szCs w:val="16"/>
+                <w:highlight w:val="yellow"/>
+              </w:rPr>
+            </w:pPr>
+          </w:p>
+        </w:tc>
+        <w:tc>
+          <w:tcPr>
+            <w:tcW w:w="567" w:type="dxa"/>
+            <w:tcMar/>
+            <w:vAlign w:val="center"/>
+          </w:tcPr>
+          <w:p>
+            <w:pPr>
+              <w:suppressLineNumbers/>
+              <w:suppressAutoHyphens/>
+              <w:kinsoku w:val="0"/>
+              <w:overflowPunct w:val="0"/>
+              <w:autoSpaceDE w:val="0"/>
+              <w:autoSpaceDN w:val="0"/>
+              <w:adjustRightInd w:val="0"/>
+              <w:snapToGrid w:val="0"/>
+              <w:jc w:val="center"/>
+              <w:rPr>
+                <w:rFonts w:asciiTheme="majorEastAsia" w:hAnsiTheme="majorEastAsia" w:eastAsiaTheme="majorEastAsia"/>
+                <w:sz w:val="16"/>
+                <w:szCs w:val="16"/>
+                <w:highlight w:val="yellow"/>
+              </w:rPr>
+            </w:pPr>
+          </w:p>
+        </w:tc>
+        <w:tc>
+          <w:tcPr>
+            <w:tcW w:w="567" w:type="dxa"/>
+            <w:tcMar/>
+            <w:vAlign w:val="center"/>
+          </w:tcPr>
+          <w:p>
+            <w:pPr>
+              <w:suppressLineNumbers/>
+              <w:suppressAutoHyphens/>
+              <w:kinsoku w:val="0"/>
+              <w:overflowPunct w:val="0"/>
+              <w:autoSpaceDE w:val="0"/>
+              <w:autoSpaceDN w:val="0"/>
+              <w:adjustRightInd w:val="0"/>
+              <w:snapToGrid w:val="0"/>
+              <w:jc w:val="center"/>
+              <w:rPr>
+                <w:rFonts w:asciiTheme="majorEastAsia" w:hAnsiTheme="majorEastAsia" w:eastAsiaTheme="majorEastAsia"/>
+                <w:sz w:val="16"/>
+                <w:szCs w:val="16"/>
+                <w:highlight w:val="yellow"/>
+              </w:rPr>
+            </w:pPr>
+          </w:p>
+        </w:tc>
+        <w:tc>
+          <w:tcPr>
+            <w:tcW w:w="567" w:type="dxa"/>
+            <w:tcMar/>
+            <w:vAlign w:val="center"/>
+          </w:tcPr>
+          <w:p>
+            <w:pPr>
+              <w:suppressLineNumbers/>
+              <w:suppressAutoHyphens/>
+              <w:kinsoku w:val="0"/>
+              <w:overflowPunct w:val="0"/>
+              <w:autoSpaceDE w:val="0"/>
+              <w:autoSpaceDN w:val="0"/>
+              <w:adjustRightInd w:val="0"/>
+              <w:snapToGrid w:val="0"/>
+              <w:jc w:val="center"/>
+              <w:rPr>
+                <w:rFonts w:asciiTheme="majorEastAsia" w:hAnsiTheme="majorEastAsia" w:eastAsiaTheme="majorEastAsia"/>
+                <w:sz w:val="16"/>
+                <w:szCs w:val="16"/>
+                <w:highlight w:val="yellow"/>
+              </w:rPr>
+            </w:pPr>
+          </w:p>
+        </w:tc>
+        <w:tc>
+          <w:tcPr>
+            <w:tcW w:w="567" w:type="dxa"/>
+            <w:tcMar/>
+            <w:vAlign w:val="center"/>
+          </w:tcPr>
+          <w:p>
+            <w:pPr>
+              <w:suppressLineNumbers/>
+              <w:suppressAutoHyphens/>
+              <w:kinsoku w:val="0"/>
+              <w:overflowPunct w:val="0"/>
+              <w:autoSpaceDE w:val="0"/>
+              <w:autoSpaceDN w:val="0"/>
+              <w:adjustRightInd w:val="0"/>
+              <w:snapToGrid w:val="0"/>
+              <w:jc w:val="center"/>
+              <w:rPr>
+                <w:rFonts w:asciiTheme="majorEastAsia" w:hAnsiTheme="majorEastAsia" w:eastAsiaTheme="majorEastAsia"/>
                 <w:sz w:val="16"/>
                 <w:szCs w:val="16"/>
                 <w:highlight w:val="yellow"/>
@@ -3670,20 +3514,21 @@
         <w:tc>
           <w:tcPr>
             <w:tcW w:w="1701" w:type="dxa"/>
-            <w:vAlign w:val="center"/>
-          </w:tcPr>
-          <w:p>
-            <w:pPr>
-              <w:suppressLineNumbers/>
-              <w:suppressAutoHyphens/>
-              <w:kinsoku w:val="0"/>
-              <w:overflowPunct w:val="0"/>
-              <w:autoSpaceDE w:val="0"/>
-              <w:autoSpaceDN w:val="0"/>
-              <w:adjustRightInd w:val="0"/>
-              <w:snapToGrid w:val="0"/>
-              <w:rPr>
-                <w:rFonts w:asciiTheme="majorEastAsia" w:eastAsiaTheme="majorEastAsia" w:hAnsiTheme="majorEastAsia"/>
+            <w:tcMar/>
+            <w:vAlign w:val="center"/>
+          </w:tcPr>
+          <w:p>
+            <w:pPr>
+              <w:suppressLineNumbers/>
+              <w:suppressAutoHyphens/>
+              <w:kinsoku w:val="0"/>
+              <w:overflowPunct w:val="0"/>
+              <w:autoSpaceDE w:val="0"/>
+              <w:autoSpaceDN w:val="0"/>
+              <w:adjustRightInd w:val="0"/>
+              <w:snapToGrid w:val="0"/>
+              <w:rPr>
+                <w:rFonts w:asciiTheme="majorEastAsia" w:hAnsiTheme="majorEastAsia" w:eastAsiaTheme="majorEastAsia"/>
                 <w:color w:val="FF0000"/>
                 <w:sz w:val="16"/>
                 <w:szCs w:val="16"/>
@@ -3691,7 +3536,7 @@
             </w:pPr>
             <w:r>
               <w:rPr>
-                <w:rFonts w:asciiTheme="majorEastAsia" w:eastAsiaTheme="majorEastAsia" w:hAnsiTheme="majorEastAsia" w:hint="eastAsia"/>
+                <w:rFonts w:hint="eastAsia" w:asciiTheme="majorEastAsia" w:hAnsiTheme="majorEastAsia" w:eastAsiaTheme="majorEastAsia"/>
                 <w:sz w:val="16"/>
                 <w:szCs w:val="16"/>
               </w:rPr>
@@ -3702,17 +3547,18 @@
         <w:tc>
           <w:tcPr>
             <w:tcW w:w="993" w:type="dxa"/>
-          </w:tcPr>
-          <w:p>
-            <w:pPr>
-              <w:jc w:val="center"/>
-              <w:rPr>
-                <w:rFonts w:asciiTheme="majorEastAsia" w:eastAsiaTheme="majorEastAsia" w:hAnsiTheme="majorEastAsia"/>
+            <w:tcMar/>
+          </w:tcPr>
+          <w:p>
+            <w:pPr>
+              <w:jc w:val="center"/>
+              <w:rPr>
+                <w:rFonts w:asciiTheme="majorEastAsia" w:hAnsiTheme="majorEastAsia" w:eastAsiaTheme="majorEastAsia"/>
               </w:rPr>
             </w:pPr>
             <w:r>
               <w:rPr>
-                <w:rFonts w:asciiTheme="majorEastAsia" w:eastAsiaTheme="majorEastAsia" w:hAnsiTheme="majorEastAsia" w:hint="eastAsia"/>
+                <w:rFonts w:hint="eastAsia" w:asciiTheme="majorEastAsia" w:hAnsiTheme="majorEastAsia" w:eastAsiaTheme="majorEastAsia"/>
                 <w:sz w:val="16"/>
                 <w:szCs w:val="16"/>
               </w:rPr>
@@ -3723,21 +3569,22 @@
         <w:tc>
           <w:tcPr>
             <w:tcW w:w="567" w:type="dxa"/>
-            <w:vAlign w:val="center"/>
-          </w:tcPr>
-          <w:p>
-            <w:pPr>
-              <w:suppressLineNumbers/>
-              <w:suppressAutoHyphens/>
-              <w:kinsoku w:val="0"/>
-              <w:overflowPunct w:val="0"/>
-              <w:autoSpaceDE w:val="0"/>
-              <w:autoSpaceDN w:val="0"/>
-              <w:adjustRightInd w:val="0"/>
-              <w:snapToGrid w:val="0"/>
-              <w:jc w:val="center"/>
-              <w:rPr>
-                <w:rFonts w:asciiTheme="majorEastAsia" w:eastAsiaTheme="majorEastAsia" w:hAnsiTheme="majorEastAsia"/>
+            <w:tcMar/>
+            <w:vAlign w:val="center"/>
+          </w:tcPr>
+          <w:p>
+            <w:pPr>
+              <w:suppressLineNumbers/>
+              <w:suppressAutoHyphens/>
+              <w:kinsoku w:val="0"/>
+              <w:overflowPunct w:val="0"/>
+              <w:autoSpaceDE w:val="0"/>
+              <w:autoSpaceDN w:val="0"/>
+              <w:adjustRightInd w:val="0"/>
+              <w:snapToGrid w:val="0"/>
+              <w:jc w:val="center"/>
+              <w:rPr>
+                <w:rFonts w:asciiTheme="majorEastAsia" w:hAnsiTheme="majorEastAsia" w:eastAsiaTheme="majorEastAsia"/>
                 <w:sz w:val="16"/>
                 <w:szCs w:val="16"/>
                 <w:highlight w:val="yellow"/>
@@ -3749,21 +3596,22 @@
           <w:tcPr>
             <w:tcW w:w="567" w:type="dxa"/>
             <w:shd w:val="clear" w:color="auto" w:fill="D9D9D9" w:themeFill="background1" w:themeFillShade="D9"/>
-            <w:vAlign w:val="center"/>
-          </w:tcPr>
-          <w:p>
-            <w:pPr>
-              <w:suppressLineNumbers/>
-              <w:suppressAutoHyphens/>
-              <w:kinsoku w:val="0"/>
-              <w:overflowPunct w:val="0"/>
-              <w:autoSpaceDE w:val="0"/>
-              <w:autoSpaceDN w:val="0"/>
-              <w:adjustRightInd w:val="0"/>
-              <w:snapToGrid w:val="0"/>
-              <w:jc w:val="center"/>
-              <w:rPr>
-                <w:rFonts w:asciiTheme="majorEastAsia" w:eastAsiaTheme="majorEastAsia" w:hAnsiTheme="majorEastAsia"/>
+            <w:tcMar/>
+            <w:vAlign w:val="center"/>
+          </w:tcPr>
+          <w:p>
+            <w:pPr>
+              <w:suppressLineNumbers/>
+              <w:suppressAutoHyphens/>
+              <w:kinsoku w:val="0"/>
+              <w:overflowPunct w:val="0"/>
+              <w:autoSpaceDE w:val="0"/>
+              <w:autoSpaceDN w:val="0"/>
+              <w:adjustRightInd w:val="0"/>
+              <w:snapToGrid w:val="0"/>
+              <w:jc w:val="center"/>
+              <w:rPr>
+                <w:rFonts w:asciiTheme="majorEastAsia" w:hAnsiTheme="majorEastAsia" w:eastAsiaTheme="majorEastAsia"/>
                 <w:sz w:val="16"/>
                 <w:szCs w:val="16"/>
                 <w:highlight w:val="yellow"/>
@@ -3775,21 +3623,22 @@
           <w:tcPr>
             <w:tcW w:w="567" w:type="dxa"/>
             <w:shd w:val="clear" w:color="auto" w:fill="D9D9D9" w:themeFill="background1" w:themeFillShade="D9"/>
-            <w:vAlign w:val="center"/>
-          </w:tcPr>
-          <w:p>
-            <w:pPr>
-              <w:suppressLineNumbers/>
-              <w:suppressAutoHyphens/>
-              <w:kinsoku w:val="0"/>
-              <w:overflowPunct w:val="0"/>
-              <w:autoSpaceDE w:val="0"/>
-              <w:autoSpaceDN w:val="0"/>
-              <w:adjustRightInd w:val="0"/>
-              <w:snapToGrid w:val="0"/>
-              <w:jc w:val="center"/>
-              <w:rPr>
-                <w:rFonts w:asciiTheme="majorEastAsia" w:eastAsiaTheme="majorEastAsia" w:hAnsiTheme="majorEastAsia"/>
+            <w:tcMar/>
+            <w:vAlign w:val="center"/>
+          </w:tcPr>
+          <w:p>
+            <w:pPr>
+              <w:suppressLineNumbers/>
+              <w:suppressAutoHyphens/>
+              <w:kinsoku w:val="0"/>
+              <w:overflowPunct w:val="0"/>
+              <w:autoSpaceDE w:val="0"/>
+              <w:autoSpaceDN w:val="0"/>
+              <w:adjustRightInd w:val="0"/>
+              <w:snapToGrid w:val="0"/>
+              <w:jc w:val="center"/>
+              <w:rPr>
+                <w:rFonts w:asciiTheme="majorEastAsia" w:hAnsiTheme="majorEastAsia" w:eastAsiaTheme="majorEastAsia"/>
                 <w:sz w:val="16"/>
                 <w:szCs w:val="16"/>
                 <w:highlight w:val="yellow"/>
@@ -3801,171 +3650,178 @@
           <w:tcPr>
             <w:tcW w:w="567" w:type="dxa"/>
             <w:shd w:val="clear" w:color="auto" w:fill="D9D9D9" w:themeFill="background1" w:themeFillShade="D9"/>
-            <w:vAlign w:val="center"/>
-          </w:tcPr>
-          <w:p>
-            <w:pPr>
-              <w:suppressLineNumbers/>
-              <w:suppressAutoHyphens/>
-              <w:kinsoku w:val="0"/>
-              <w:overflowPunct w:val="0"/>
-              <w:autoSpaceDE w:val="0"/>
-              <w:autoSpaceDN w:val="0"/>
-              <w:adjustRightInd w:val="0"/>
-              <w:snapToGrid w:val="0"/>
-              <w:jc w:val="center"/>
-              <w:rPr>
-                <w:rFonts w:asciiTheme="majorEastAsia" w:eastAsiaTheme="majorEastAsia" w:hAnsiTheme="majorEastAsia"/>
-                <w:sz w:val="16"/>
-                <w:szCs w:val="16"/>
-                <w:highlight w:val="yellow"/>
-              </w:rPr>
-            </w:pPr>
-          </w:p>
-        </w:tc>
-        <w:tc>
-          <w:tcPr>
-            <w:tcW w:w="567" w:type="dxa"/>
-            <w:vAlign w:val="center"/>
-          </w:tcPr>
-          <w:p>
-            <w:pPr>
-              <w:suppressLineNumbers/>
-              <w:suppressAutoHyphens/>
-              <w:kinsoku w:val="0"/>
-              <w:overflowPunct w:val="0"/>
-              <w:autoSpaceDE w:val="0"/>
-              <w:autoSpaceDN w:val="0"/>
-              <w:adjustRightInd w:val="0"/>
-              <w:snapToGrid w:val="0"/>
-              <w:jc w:val="center"/>
-              <w:rPr>
-                <w:rFonts w:asciiTheme="majorEastAsia" w:eastAsiaTheme="majorEastAsia" w:hAnsiTheme="majorEastAsia"/>
-                <w:sz w:val="16"/>
-                <w:szCs w:val="16"/>
-                <w:highlight w:val="yellow"/>
-              </w:rPr>
-            </w:pPr>
-          </w:p>
-        </w:tc>
-        <w:tc>
-          <w:tcPr>
-            <w:tcW w:w="567" w:type="dxa"/>
-            <w:vAlign w:val="center"/>
-          </w:tcPr>
-          <w:p>
-            <w:pPr>
-              <w:suppressLineNumbers/>
-              <w:suppressAutoHyphens/>
-              <w:kinsoku w:val="0"/>
-              <w:overflowPunct w:val="0"/>
-              <w:autoSpaceDE w:val="0"/>
-              <w:autoSpaceDN w:val="0"/>
-              <w:adjustRightInd w:val="0"/>
-              <w:snapToGrid w:val="0"/>
-              <w:jc w:val="center"/>
-              <w:rPr>
-                <w:rFonts w:asciiTheme="majorEastAsia" w:eastAsiaTheme="majorEastAsia" w:hAnsiTheme="majorEastAsia"/>
-                <w:sz w:val="16"/>
-                <w:szCs w:val="16"/>
-                <w:highlight w:val="yellow"/>
-              </w:rPr>
-            </w:pPr>
-          </w:p>
-        </w:tc>
-        <w:tc>
-          <w:tcPr>
-            <w:tcW w:w="567" w:type="dxa"/>
-            <w:vAlign w:val="center"/>
-          </w:tcPr>
-          <w:p>
-            <w:pPr>
-              <w:suppressLineNumbers/>
-              <w:suppressAutoHyphens/>
-              <w:kinsoku w:val="0"/>
-              <w:overflowPunct w:val="0"/>
-              <w:autoSpaceDE w:val="0"/>
-              <w:autoSpaceDN w:val="0"/>
-              <w:adjustRightInd w:val="0"/>
-              <w:snapToGrid w:val="0"/>
-              <w:jc w:val="center"/>
-              <w:rPr>
-                <w:rFonts w:asciiTheme="majorEastAsia" w:eastAsiaTheme="majorEastAsia" w:hAnsiTheme="majorEastAsia"/>
-                <w:sz w:val="16"/>
-                <w:szCs w:val="16"/>
-                <w:highlight w:val="yellow"/>
-              </w:rPr>
-            </w:pPr>
-          </w:p>
-        </w:tc>
-        <w:tc>
-          <w:tcPr>
-            <w:tcW w:w="567" w:type="dxa"/>
-            <w:vAlign w:val="center"/>
-          </w:tcPr>
-          <w:p>
-            <w:pPr>
-              <w:suppressLineNumbers/>
-              <w:suppressAutoHyphens/>
-              <w:kinsoku w:val="0"/>
-              <w:overflowPunct w:val="0"/>
-              <w:autoSpaceDE w:val="0"/>
-              <w:autoSpaceDN w:val="0"/>
-              <w:adjustRightInd w:val="0"/>
-              <w:snapToGrid w:val="0"/>
-              <w:jc w:val="center"/>
-              <w:rPr>
-                <w:rFonts w:asciiTheme="majorEastAsia" w:eastAsiaTheme="majorEastAsia" w:hAnsiTheme="majorEastAsia"/>
-                <w:sz w:val="16"/>
-                <w:szCs w:val="16"/>
-                <w:highlight w:val="yellow"/>
-              </w:rPr>
-            </w:pPr>
-          </w:p>
-        </w:tc>
-        <w:tc>
-          <w:tcPr>
-            <w:tcW w:w="567" w:type="dxa"/>
-            <w:vAlign w:val="center"/>
-          </w:tcPr>
-          <w:p>
-            <w:pPr>
-              <w:suppressLineNumbers/>
-              <w:suppressAutoHyphens/>
-              <w:kinsoku w:val="0"/>
-              <w:overflowPunct w:val="0"/>
-              <w:autoSpaceDE w:val="0"/>
-              <w:autoSpaceDN w:val="0"/>
-              <w:adjustRightInd w:val="0"/>
-              <w:snapToGrid w:val="0"/>
-              <w:jc w:val="center"/>
-              <w:rPr>
-                <w:rFonts w:asciiTheme="majorEastAsia" w:eastAsiaTheme="majorEastAsia" w:hAnsiTheme="majorEastAsia"/>
-                <w:sz w:val="16"/>
-                <w:szCs w:val="16"/>
-                <w:highlight w:val="yellow"/>
-              </w:rPr>
-            </w:pPr>
-          </w:p>
-        </w:tc>
-        <w:tc>
-          <w:tcPr>
-            <w:tcW w:w="567" w:type="dxa"/>
-            <w:vAlign w:val="center"/>
-          </w:tcPr>
-          <w:p>
-            <w:pPr>
-              <w:suppressLineNumbers/>
-              <w:suppressAutoHyphens/>
-              <w:kinsoku w:val="0"/>
-              <w:overflowPunct w:val="0"/>
-              <w:autoSpaceDE w:val="0"/>
-              <w:autoSpaceDN w:val="0"/>
-              <w:adjustRightInd w:val="0"/>
-              <w:snapToGrid w:val="0"/>
-              <w:jc w:val="center"/>
-              <w:rPr>
-                <w:rFonts w:asciiTheme="majorEastAsia" w:eastAsiaTheme="majorEastAsia" w:hAnsiTheme="majorEastAsia"/>
+            <w:tcMar/>
+            <w:vAlign w:val="center"/>
+          </w:tcPr>
+          <w:p>
+            <w:pPr>
+              <w:suppressLineNumbers/>
+              <w:suppressAutoHyphens/>
+              <w:kinsoku w:val="0"/>
+              <w:overflowPunct w:val="0"/>
+              <w:autoSpaceDE w:val="0"/>
+              <w:autoSpaceDN w:val="0"/>
+              <w:adjustRightInd w:val="0"/>
+              <w:snapToGrid w:val="0"/>
+              <w:jc w:val="center"/>
+              <w:rPr>
+                <w:rFonts w:asciiTheme="majorEastAsia" w:hAnsiTheme="majorEastAsia" w:eastAsiaTheme="majorEastAsia"/>
+                <w:sz w:val="16"/>
+                <w:szCs w:val="16"/>
+                <w:highlight w:val="yellow"/>
+              </w:rPr>
+            </w:pPr>
+          </w:p>
+        </w:tc>
+        <w:tc>
+          <w:tcPr>
+            <w:tcW w:w="567" w:type="dxa"/>
+            <w:tcMar/>
+            <w:vAlign w:val="center"/>
+          </w:tcPr>
+          <w:p>
+            <w:pPr>
+              <w:suppressLineNumbers/>
+              <w:suppressAutoHyphens/>
+              <w:kinsoku w:val="0"/>
+              <w:overflowPunct w:val="0"/>
+              <w:autoSpaceDE w:val="0"/>
+              <w:autoSpaceDN w:val="0"/>
+              <w:adjustRightInd w:val="0"/>
+              <w:snapToGrid w:val="0"/>
+              <w:jc w:val="center"/>
+              <w:rPr>
+                <w:rFonts w:asciiTheme="majorEastAsia" w:hAnsiTheme="majorEastAsia" w:eastAsiaTheme="majorEastAsia"/>
+                <w:sz w:val="16"/>
+                <w:szCs w:val="16"/>
+                <w:highlight w:val="yellow"/>
+              </w:rPr>
+            </w:pPr>
+          </w:p>
+        </w:tc>
+        <w:tc>
+          <w:tcPr>
+            <w:tcW w:w="567" w:type="dxa"/>
+            <w:tcMar/>
+            <w:vAlign w:val="center"/>
+          </w:tcPr>
+          <w:p>
+            <w:pPr>
+              <w:suppressLineNumbers/>
+              <w:suppressAutoHyphens/>
+              <w:kinsoku w:val="0"/>
+              <w:overflowPunct w:val="0"/>
+              <w:autoSpaceDE w:val="0"/>
+              <w:autoSpaceDN w:val="0"/>
+              <w:adjustRightInd w:val="0"/>
+              <w:snapToGrid w:val="0"/>
+              <w:jc w:val="center"/>
+              <w:rPr>
+                <w:rFonts w:asciiTheme="majorEastAsia" w:hAnsiTheme="majorEastAsia" w:eastAsiaTheme="majorEastAsia"/>
+                <w:sz w:val="16"/>
+                <w:szCs w:val="16"/>
+                <w:highlight w:val="yellow"/>
+              </w:rPr>
+            </w:pPr>
+          </w:p>
+        </w:tc>
+        <w:tc>
+          <w:tcPr>
+            <w:tcW w:w="567" w:type="dxa"/>
+            <w:tcMar/>
+            <w:vAlign w:val="center"/>
+          </w:tcPr>
+          <w:p>
+            <w:pPr>
+              <w:suppressLineNumbers/>
+              <w:suppressAutoHyphens/>
+              <w:kinsoku w:val="0"/>
+              <w:overflowPunct w:val="0"/>
+              <w:autoSpaceDE w:val="0"/>
+              <w:autoSpaceDN w:val="0"/>
+              <w:adjustRightInd w:val="0"/>
+              <w:snapToGrid w:val="0"/>
+              <w:jc w:val="center"/>
+              <w:rPr>
+                <w:rFonts w:asciiTheme="majorEastAsia" w:hAnsiTheme="majorEastAsia" w:eastAsiaTheme="majorEastAsia"/>
+                <w:sz w:val="16"/>
+                <w:szCs w:val="16"/>
+                <w:highlight w:val="yellow"/>
+              </w:rPr>
+            </w:pPr>
+          </w:p>
+        </w:tc>
+        <w:tc>
+          <w:tcPr>
+            <w:tcW w:w="567" w:type="dxa"/>
+            <w:tcMar/>
+            <w:vAlign w:val="center"/>
+          </w:tcPr>
+          <w:p>
+            <w:pPr>
+              <w:suppressLineNumbers/>
+              <w:suppressAutoHyphens/>
+              <w:kinsoku w:val="0"/>
+              <w:overflowPunct w:val="0"/>
+              <w:autoSpaceDE w:val="0"/>
+              <w:autoSpaceDN w:val="0"/>
+              <w:adjustRightInd w:val="0"/>
+              <w:snapToGrid w:val="0"/>
+              <w:jc w:val="center"/>
+              <w:rPr>
+                <w:rFonts w:asciiTheme="majorEastAsia" w:hAnsiTheme="majorEastAsia" w:eastAsiaTheme="majorEastAsia"/>
+                <w:sz w:val="16"/>
+                <w:szCs w:val="16"/>
+                <w:highlight w:val="yellow"/>
+              </w:rPr>
+            </w:pPr>
+          </w:p>
+        </w:tc>
+        <w:tc>
+          <w:tcPr>
+            <w:tcW w:w="567" w:type="dxa"/>
+            <w:tcMar/>
+            <w:vAlign w:val="center"/>
+          </w:tcPr>
+          <w:p>
+            <w:pPr>
+              <w:suppressLineNumbers/>
+              <w:suppressAutoHyphens/>
+              <w:kinsoku w:val="0"/>
+              <w:overflowPunct w:val="0"/>
+              <w:autoSpaceDE w:val="0"/>
+              <w:autoSpaceDN w:val="0"/>
+              <w:adjustRightInd w:val="0"/>
+              <w:snapToGrid w:val="0"/>
+              <w:jc w:val="center"/>
+              <w:rPr>
+                <w:rFonts w:asciiTheme="majorEastAsia" w:hAnsiTheme="majorEastAsia" w:eastAsiaTheme="majorEastAsia"/>
+                <w:sz w:val="16"/>
+                <w:szCs w:val="16"/>
+                <w:highlight w:val="yellow"/>
+              </w:rPr>
+            </w:pPr>
+          </w:p>
+        </w:tc>
+        <w:tc>
+          <w:tcPr>
+            <w:tcW w:w="567" w:type="dxa"/>
+            <w:tcMar/>
+            <w:vAlign w:val="center"/>
+          </w:tcPr>
+          <w:p>
+            <w:pPr>
+              <w:suppressLineNumbers/>
+              <w:suppressAutoHyphens/>
+              <w:kinsoku w:val="0"/>
+              <w:overflowPunct w:val="0"/>
+              <w:autoSpaceDE w:val="0"/>
+              <w:autoSpaceDN w:val="0"/>
+              <w:adjustRightInd w:val="0"/>
+              <w:snapToGrid w:val="0"/>
+              <w:jc w:val="center"/>
+              <w:rPr>
+                <w:rFonts w:asciiTheme="majorEastAsia" w:hAnsiTheme="majorEastAsia" w:eastAsiaTheme="majorEastAsia"/>
                 <w:sz w:val="16"/>
                 <w:szCs w:val="16"/>
                 <w:highlight w:val="yellow"/>
@@ -3981,20 +3837,21 @@
         <w:tc>
           <w:tcPr>
             <w:tcW w:w="1701" w:type="dxa"/>
-            <w:vAlign w:val="center"/>
-          </w:tcPr>
-          <w:p>
-            <w:pPr>
-              <w:suppressLineNumbers/>
-              <w:suppressAutoHyphens/>
-              <w:kinsoku w:val="0"/>
-              <w:overflowPunct w:val="0"/>
-              <w:autoSpaceDE w:val="0"/>
-              <w:autoSpaceDN w:val="0"/>
-              <w:adjustRightInd w:val="0"/>
-              <w:snapToGrid w:val="0"/>
-              <w:rPr>
-                <w:rFonts w:asciiTheme="majorEastAsia" w:eastAsiaTheme="majorEastAsia" w:hAnsiTheme="majorEastAsia"/>
+            <w:tcMar/>
+            <w:vAlign w:val="center"/>
+          </w:tcPr>
+          <w:p>
+            <w:pPr>
+              <w:suppressLineNumbers/>
+              <w:suppressAutoHyphens/>
+              <w:kinsoku w:val="0"/>
+              <w:overflowPunct w:val="0"/>
+              <w:autoSpaceDE w:val="0"/>
+              <w:autoSpaceDN w:val="0"/>
+              <w:adjustRightInd w:val="0"/>
+              <w:snapToGrid w:val="0"/>
+              <w:rPr>
+                <w:rFonts w:asciiTheme="majorEastAsia" w:hAnsiTheme="majorEastAsia" w:eastAsiaTheme="majorEastAsia"/>
                 <w:color w:val="FF0000"/>
                 <w:sz w:val="16"/>
                 <w:szCs w:val="16"/>
@@ -4002,28 +3859,29 @@
             </w:pPr>
             <w:r>
               <w:rPr>
-                <w:rFonts w:asciiTheme="majorEastAsia" w:eastAsiaTheme="majorEastAsia" w:hAnsiTheme="majorEastAsia" w:hint="eastAsia"/>
-                <w:sz w:val="16"/>
-                <w:szCs w:val="16"/>
-              </w:rPr>
-              <w:t>中間報告書作成</w:t>
+                <w:rFonts w:hint="eastAsia" w:asciiTheme="majorEastAsia" w:hAnsiTheme="majorEastAsia" w:eastAsiaTheme="majorEastAsia"/>
+                <w:sz w:val="16"/>
+                <w:szCs w:val="16"/>
+              </w:rPr>
+              <w:t>検証実験</w:t>
             </w:r>
           </w:p>
         </w:tc>
         <w:tc>
           <w:tcPr>
             <w:tcW w:w="993" w:type="dxa"/>
-          </w:tcPr>
-          <w:p>
-            <w:pPr>
-              <w:jc w:val="center"/>
-              <w:rPr>
-                <w:rFonts w:asciiTheme="majorEastAsia" w:eastAsiaTheme="majorEastAsia" w:hAnsiTheme="majorEastAsia"/>
+            <w:tcMar/>
+          </w:tcPr>
+          <w:p>
+            <w:pPr>
+              <w:jc w:val="center"/>
+              <w:rPr>
+                <w:rFonts w:asciiTheme="majorEastAsia" w:hAnsiTheme="majorEastAsia" w:eastAsiaTheme="majorEastAsia"/>
               </w:rPr>
             </w:pPr>
             <w:r>
               <w:rPr>
-                <w:rFonts w:asciiTheme="majorEastAsia" w:eastAsiaTheme="majorEastAsia" w:hAnsiTheme="majorEastAsia" w:hint="eastAsia"/>
+                <w:rFonts w:hint="eastAsia" w:asciiTheme="majorEastAsia" w:hAnsiTheme="majorEastAsia" w:eastAsiaTheme="majorEastAsia"/>
                 <w:sz w:val="16"/>
                 <w:szCs w:val="16"/>
               </w:rPr>
@@ -4034,46 +3892,74 @@
         <w:tc>
           <w:tcPr>
             <w:tcW w:w="567" w:type="dxa"/>
-            <w:vAlign w:val="center"/>
-          </w:tcPr>
-          <w:p>
-            <w:pPr>
-              <w:suppressLineNumbers/>
-              <w:suppressAutoHyphens/>
-              <w:kinsoku w:val="0"/>
-              <w:overflowPunct w:val="0"/>
-              <w:autoSpaceDE w:val="0"/>
-              <w:autoSpaceDN w:val="0"/>
-              <w:adjustRightInd w:val="0"/>
-              <w:snapToGrid w:val="0"/>
-              <w:jc w:val="center"/>
-              <w:rPr>
-                <w:rFonts w:asciiTheme="majorEastAsia" w:eastAsiaTheme="majorEastAsia" w:hAnsiTheme="majorEastAsia"/>
-                <w:sz w:val="16"/>
-                <w:szCs w:val="16"/>
-                <w:highlight w:val="yellow"/>
-              </w:rPr>
-            </w:pPr>
-          </w:p>
-        </w:tc>
-        <w:tc>
-          <w:tcPr>
-            <w:tcW w:w="567" w:type="dxa"/>
-            <w:vAlign w:val="center"/>
-          </w:tcPr>
-          <w:p>
-            <w:pPr>
-              <w:suppressLineNumbers/>
-              <w:suppressAutoHyphens/>
-              <w:kinsoku w:val="0"/>
-              <w:overflowPunct w:val="0"/>
-              <w:autoSpaceDE w:val="0"/>
-              <w:autoSpaceDN w:val="0"/>
-              <w:adjustRightInd w:val="0"/>
-              <w:snapToGrid w:val="0"/>
-              <w:jc w:val="center"/>
-              <w:rPr>
-                <w:rFonts w:asciiTheme="majorEastAsia" w:eastAsiaTheme="majorEastAsia" w:hAnsiTheme="majorEastAsia"/>
+            <w:tcMar/>
+            <w:vAlign w:val="center"/>
+          </w:tcPr>
+          <w:p>
+            <w:pPr>
+              <w:suppressLineNumbers/>
+              <w:suppressAutoHyphens/>
+              <w:kinsoku w:val="0"/>
+              <w:overflowPunct w:val="0"/>
+              <w:autoSpaceDE w:val="0"/>
+              <w:autoSpaceDN w:val="0"/>
+              <w:adjustRightInd w:val="0"/>
+              <w:snapToGrid w:val="0"/>
+              <w:jc w:val="center"/>
+              <w:rPr>
+                <w:rFonts w:asciiTheme="majorEastAsia" w:hAnsiTheme="majorEastAsia" w:eastAsiaTheme="majorEastAsia"/>
+                <w:sz w:val="16"/>
+                <w:szCs w:val="16"/>
+                <w:highlight w:val="yellow"/>
+              </w:rPr>
+            </w:pPr>
+          </w:p>
+        </w:tc>
+        <w:tc>
+          <w:tcPr>
+            <w:tcW w:w="567" w:type="dxa"/>
+            <w:tcMar/>
+            <w:vAlign w:val="center"/>
+          </w:tcPr>
+          <w:p>
+            <w:pPr>
+              <w:suppressLineNumbers/>
+              <w:suppressAutoHyphens/>
+              <w:kinsoku w:val="0"/>
+              <w:overflowPunct w:val="0"/>
+              <w:autoSpaceDE w:val="0"/>
+              <w:autoSpaceDN w:val="0"/>
+              <w:adjustRightInd w:val="0"/>
+              <w:snapToGrid w:val="0"/>
+              <w:jc w:val="center"/>
+              <w:rPr>
+                <w:rFonts w:asciiTheme="majorEastAsia" w:hAnsiTheme="majorEastAsia" w:eastAsiaTheme="majorEastAsia"/>
+                <w:sz w:val="16"/>
+                <w:szCs w:val="16"/>
+                <w:highlight w:val="yellow"/>
+              </w:rPr>
+            </w:pPr>
+          </w:p>
+        </w:tc>
+        <w:tc>
+          <w:tcPr>
+            <w:tcW w:w="567" w:type="dxa"/>
+            <w:tcMar/>
+            <w:vAlign w:val="center"/>
+          </w:tcPr>
+          <w:p>
+            <w:pPr>
+              <w:suppressLineNumbers/>
+              <w:suppressAutoHyphens/>
+              <w:kinsoku w:val="0"/>
+              <w:overflowPunct w:val="0"/>
+              <w:autoSpaceDE w:val="0"/>
+              <w:autoSpaceDN w:val="0"/>
+              <w:adjustRightInd w:val="0"/>
+              <w:snapToGrid w:val="0"/>
+              <w:jc w:val="center"/>
+              <w:rPr>
+                <w:rFonts w:asciiTheme="majorEastAsia" w:hAnsiTheme="majorEastAsia" w:eastAsiaTheme="majorEastAsia"/>
                 <w:sz w:val="16"/>
                 <w:szCs w:val="16"/>
                 <w:highlight w:val="yellow"/>
@@ -4085,21 +3971,22 @@
           <w:tcPr>
             <w:tcW w:w="567" w:type="dxa"/>
             <w:shd w:val="clear" w:color="auto" w:fill="D9D9D9" w:themeFill="background1" w:themeFillShade="D9"/>
-            <w:vAlign w:val="center"/>
-          </w:tcPr>
-          <w:p>
-            <w:pPr>
-              <w:suppressLineNumbers/>
-              <w:suppressAutoHyphens/>
-              <w:kinsoku w:val="0"/>
-              <w:overflowPunct w:val="0"/>
-              <w:autoSpaceDE w:val="0"/>
-              <w:autoSpaceDN w:val="0"/>
-              <w:adjustRightInd w:val="0"/>
-              <w:snapToGrid w:val="0"/>
-              <w:jc w:val="center"/>
-              <w:rPr>
-                <w:rFonts w:asciiTheme="majorEastAsia" w:eastAsiaTheme="majorEastAsia" w:hAnsiTheme="majorEastAsia"/>
+            <w:tcMar/>
+            <w:vAlign w:val="center"/>
+          </w:tcPr>
+          <w:p>
+            <w:pPr>
+              <w:suppressLineNumbers/>
+              <w:suppressAutoHyphens/>
+              <w:kinsoku w:val="0"/>
+              <w:overflowPunct w:val="0"/>
+              <w:autoSpaceDE w:val="0"/>
+              <w:autoSpaceDN w:val="0"/>
+              <w:adjustRightInd w:val="0"/>
+              <w:snapToGrid w:val="0"/>
+              <w:jc w:val="center"/>
+              <w:rPr>
+                <w:rFonts w:asciiTheme="majorEastAsia" w:hAnsiTheme="majorEastAsia" w:eastAsiaTheme="majorEastAsia"/>
                 <w:sz w:val="16"/>
                 <w:szCs w:val="16"/>
                 <w:highlight w:val="yellow"/>
@@ -4111,173 +3998,152 @@
           <w:tcPr>
             <w:tcW w:w="567" w:type="dxa"/>
             <w:shd w:val="clear" w:color="auto" w:fill="D9D9D9" w:themeFill="background1" w:themeFillShade="D9"/>
-            <w:vAlign w:val="center"/>
-          </w:tcPr>
-          <w:p>
-            <w:pPr>
-              <w:suppressLineNumbers/>
-              <w:suppressAutoHyphens/>
-              <w:kinsoku w:val="0"/>
-              <w:overflowPunct w:val="0"/>
-              <w:autoSpaceDE w:val="0"/>
-              <w:autoSpaceDN w:val="0"/>
-              <w:adjustRightInd w:val="0"/>
-              <w:snapToGrid w:val="0"/>
-              <w:jc w:val="center"/>
-              <w:rPr>
-                <w:rFonts w:asciiTheme="majorEastAsia" w:eastAsiaTheme="majorEastAsia" w:hAnsiTheme="majorEastAsia"/>
-                <w:sz w:val="16"/>
-                <w:szCs w:val="16"/>
-                <w:highlight w:val="yellow"/>
-              </w:rPr>
-            </w:pPr>
-          </w:p>
-        </w:tc>
-        <w:tc>
-          <w:tcPr>
-            <w:tcW w:w="567" w:type="dxa"/>
-            <w:shd w:val="clear" w:color="auto" w:fill="D9D9D9" w:themeFill="background1" w:themeFillShade="D9"/>
-            <w:vAlign w:val="center"/>
-          </w:tcPr>
-          <w:p>
-            <w:pPr>
-              <w:suppressLineNumbers/>
-              <w:suppressAutoHyphens/>
-              <w:kinsoku w:val="0"/>
-              <w:overflowPunct w:val="0"/>
-              <w:autoSpaceDE w:val="0"/>
-              <w:autoSpaceDN w:val="0"/>
-              <w:adjustRightInd w:val="0"/>
-              <w:snapToGrid w:val="0"/>
-              <w:jc w:val="center"/>
-              <w:rPr>
-                <w:rFonts w:asciiTheme="majorEastAsia" w:eastAsiaTheme="majorEastAsia" w:hAnsiTheme="majorEastAsia"/>
-                <w:sz w:val="16"/>
-                <w:szCs w:val="16"/>
-                <w:highlight w:val="yellow"/>
-              </w:rPr>
-            </w:pPr>
-          </w:p>
-        </w:tc>
-        <w:tc>
-          <w:tcPr>
-            <w:tcW w:w="567" w:type="dxa"/>
-            <w:shd w:val="clear" w:color="auto" w:fill="D9D9D9" w:themeFill="background1" w:themeFillShade="D9"/>
-            <w:vAlign w:val="center"/>
-          </w:tcPr>
-          <w:p>
-            <w:pPr>
-              <w:suppressLineNumbers/>
-              <w:suppressAutoHyphens/>
-              <w:kinsoku w:val="0"/>
-              <w:overflowPunct w:val="0"/>
-              <w:autoSpaceDE w:val="0"/>
-              <w:autoSpaceDN w:val="0"/>
-              <w:adjustRightInd w:val="0"/>
-              <w:snapToGrid w:val="0"/>
-              <w:jc w:val="center"/>
-              <w:rPr>
-                <w:rFonts w:asciiTheme="majorEastAsia" w:eastAsiaTheme="majorEastAsia" w:hAnsiTheme="majorEastAsia"/>
-                <w:sz w:val="16"/>
-                <w:szCs w:val="16"/>
-                <w:highlight w:val="yellow"/>
-              </w:rPr>
-            </w:pPr>
-          </w:p>
-        </w:tc>
-        <w:tc>
-          <w:tcPr>
-            <w:tcW w:w="567" w:type="dxa"/>
-            <w:vAlign w:val="center"/>
-          </w:tcPr>
-          <w:p>
-            <w:pPr>
-              <w:suppressLineNumbers/>
-              <w:suppressAutoHyphens/>
-              <w:kinsoku w:val="0"/>
-              <w:overflowPunct w:val="0"/>
-              <w:autoSpaceDE w:val="0"/>
-              <w:autoSpaceDN w:val="0"/>
-              <w:adjustRightInd w:val="0"/>
-              <w:snapToGrid w:val="0"/>
-              <w:jc w:val="center"/>
-              <w:rPr>
-                <w:rFonts w:asciiTheme="majorEastAsia" w:eastAsiaTheme="majorEastAsia" w:hAnsiTheme="majorEastAsia"/>
-                <w:sz w:val="16"/>
-                <w:szCs w:val="16"/>
-                <w:highlight w:val="yellow"/>
-              </w:rPr>
-            </w:pPr>
-          </w:p>
-        </w:tc>
-        <w:tc>
-          <w:tcPr>
-            <w:tcW w:w="567" w:type="dxa"/>
-            <w:vAlign w:val="center"/>
-          </w:tcPr>
-          <w:p>
-            <w:pPr>
-              <w:suppressLineNumbers/>
-              <w:suppressAutoHyphens/>
-              <w:kinsoku w:val="0"/>
-              <w:overflowPunct w:val="0"/>
-              <w:autoSpaceDE w:val="0"/>
-              <w:autoSpaceDN w:val="0"/>
-              <w:adjustRightInd w:val="0"/>
-              <w:snapToGrid w:val="0"/>
-              <w:jc w:val="center"/>
-              <w:rPr>
-                <w:rFonts w:asciiTheme="majorEastAsia" w:eastAsiaTheme="majorEastAsia" w:hAnsiTheme="majorEastAsia"/>
-                <w:sz w:val="16"/>
-                <w:szCs w:val="16"/>
-                <w:highlight w:val="yellow"/>
-              </w:rPr>
-            </w:pPr>
-          </w:p>
-        </w:tc>
-        <w:tc>
-          <w:tcPr>
-            <w:tcW w:w="567" w:type="dxa"/>
-            <w:vAlign w:val="center"/>
-          </w:tcPr>
-          <w:p>
-            <w:pPr>
-              <w:suppressLineNumbers/>
-              <w:suppressAutoHyphens/>
-              <w:kinsoku w:val="0"/>
-              <w:overflowPunct w:val="0"/>
-              <w:autoSpaceDE w:val="0"/>
-              <w:autoSpaceDN w:val="0"/>
-              <w:adjustRightInd w:val="0"/>
-              <w:snapToGrid w:val="0"/>
-              <w:jc w:val="center"/>
-              <w:rPr>
-                <w:rFonts w:asciiTheme="majorEastAsia" w:eastAsiaTheme="majorEastAsia" w:hAnsiTheme="majorEastAsia"/>
-                <w:sz w:val="16"/>
-                <w:szCs w:val="16"/>
-                <w:highlight w:val="yellow"/>
-              </w:rPr>
-            </w:pPr>
-          </w:p>
-        </w:tc>
-        <w:tc>
-          <w:tcPr>
-            <w:tcW w:w="567" w:type="dxa"/>
-            <w:vAlign w:val="center"/>
-          </w:tcPr>
-          <w:p>
-            <w:pPr>
-              <w:suppressLineNumbers/>
-              <w:suppressAutoHyphens/>
-              <w:kinsoku w:val="0"/>
-              <w:overflowPunct w:val="0"/>
-              <w:autoSpaceDE w:val="0"/>
-              <w:autoSpaceDN w:val="0"/>
-              <w:adjustRightInd w:val="0"/>
-              <w:snapToGrid w:val="0"/>
-              <w:jc w:val="center"/>
-              <w:rPr>
-                <w:rFonts w:asciiTheme="majorEastAsia" w:eastAsiaTheme="majorEastAsia" w:hAnsiTheme="majorEastAsia"/>
+            <w:tcMar/>
+            <w:vAlign w:val="center"/>
+          </w:tcPr>
+          <w:p>
+            <w:pPr>
+              <w:suppressLineNumbers/>
+              <w:suppressAutoHyphens/>
+              <w:kinsoku w:val="0"/>
+              <w:overflowPunct w:val="0"/>
+              <w:autoSpaceDE w:val="0"/>
+              <w:autoSpaceDN w:val="0"/>
+              <w:adjustRightInd w:val="0"/>
+              <w:snapToGrid w:val="0"/>
+              <w:jc w:val="center"/>
+              <w:rPr>
+                <w:rFonts w:asciiTheme="majorEastAsia" w:hAnsiTheme="majorEastAsia" w:eastAsiaTheme="majorEastAsia"/>
+                <w:sz w:val="16"/>
+                <w:szCs w:val="16"/>
+                <w:highlight w:val="yellow"/>
+              </w:rPr>
+            </w:pPr>
+          </w:p>
+        </w:tc>
+        <w:tc>
+          <w:tcPr>
+            <w:tcW w:w="567" w:type="dxa"/>
+            <w:tcMar/>
+            <w:vAlign w:val="center"/>
+          </w:tcPr>
+          <w:p>
+            <w:pPr>
+              <w:suppressLineNumbers/>
+              <w:suppressAutoHyphens/>
+              <w:kinsoku w:val="0"/>
+              <w:overflowPunct w:val="0"/>
+              <w:autoSpaceDE w:val="0"/>
+              <w:autoSpaceDN w:val="0"/>
+              <w:adjustRightInd w:val="0"/>
+              <w:snapToGrid w:val="0"/>
+              <w:jc w:val="center"/>
+              <w:rPr>
+                <w:rFonts w:asciiTheme="majorEastAsia" w:hAnsiTheme="majorEastAsia" w:eastAsiaTheme="majorEastAsia"/>
+                <w:sz w:val="16"/>
+                <w:szCs w:val="16"/>
+                <w:highlight w:val="yellow"/>
+              </w:rPr>
+            </w:pPr>
+          </w:p>
+        </w:tc>
+        <w:tc>
+          <w:tcPr>
+            <w:tcW w:w="567" w:type="dxa"/>
+            <w:tcMar/>
+            <w:vAlign w:val="center"/>
+          </w:tcPr>
+          <w:p>
+            <w:pPr>
+              <w:suppressLineNumbers/>
+              <w:suppressAutoHyphens/>
+              <w:kinsoku w:val="0"/>
+              <w:overflowPunct w:val="0"/>
+              <w:autoSpaceDE w:val="0"/>
+              <w:autoSpaceDN w:val="0"/>
+              <w:adjustRightInd w:val="0"/>
+              <w:snapToGrid w:val="0"/>
+              <w:jc w:val="center"/>
+              <w:rPr>
+                <w:rFonts w:asciiTheme="majorEastAsia" w:hAnsiTheme="majorEastAsia" w:eastAsiaTheme="majorEastAsia"/>
+                <w:sz w:val="16"/>
+                <w:szCs w:val="16"/>
+                <w:highlight w:val="yellow"/>
+              </w:rPr>
+            </w:pPr>
+          </w:p>
+        </w:tc>
+        <w:tc>
+          <w:tcPr>
+            <w:tcW w:w="567" w:type="dxa"/>
+            <w:tcMar/>
+            <w:vAlign w:val="center"/>
+          </w:tcPr>
+          <w:p>
+            <w:pPr>
+              <w:suppressLineNumbers/>
+              <w:suppressAutoHyphens/>
+              <w:kinsoku w:val="0"/>
+              <w:overflowPunct w:val="0"/>
+              <w:autoSpaceDE w:val="0"/>
+              <w:autoSpaceDN w:val="0"/>
+              <w:adjustRightInd w:val="0"/>
+              <w:snapToGrid w:val="0"/>
+              <w:jc w:val="center"/>
+              <w:rPr>
+                <w:rFonts w:asciiTheme="majorEastAsia" w:hAnsiTheme="majorEastAsia" w:eastAsiaTheme="majorEastAsia"/>
+                <w:sz w:val="16"/>
+                <w:szCs w:val="16"/>
+                <w:highlight w:val="yellow"/>
+              </w:rPr>
+            </w:pPr>
+          </w:p>
+        </w:tc>
+        <w:tc>
+          <w:tcPr>
+            <w:tcW w:w="567" w:type="dxa"/>
+            <w:tcMar/>
+            <w:vAlign w:val="center"/>
+          </w:tcPr>
+          <w:p>
+            <w:pPr>
+              <w:suppressLineNumbers/>
+              <w:suppressAutoHyphens/>
+              <w:kinsoku w:val="0"/>
+              <w:overflowPunct w:val="0"/>
+              <w:autoSpaceDE w:val="0"/>
+              <w:autoSpaceDN w:val="0"/>
+              <w:adjustRightInd w:val="0"/>
+              <w:snapToGrid w:val="0"/>
+              <w:jc w:val="center"/>
+              <w:rPr>
+                <w:rFonts w:asciiTheme="majorEastAsia" w:hAnsiTheme="majorEastAsia" w:eastAsiaTheme="majorEastAsia"/>
+                <w:sz w:val="16"/>
+                <w:szCs w:val="16"/>
+                <w:highlight w:val="yellow"/>
+              </w:rPr>
+            </w:pPr>
+          </w:p>
+        </w:tc>
+        <w:tc>
+          <w:tcPr>
+            <w:tcW w:w="567" w:type="dxa"/>
+            <w:tcMar/>
+            <w:vAlign w:val="center"/>
+          </w:tcPr>
+          <w:p>
+            <w:pPr>
+              <w:suppressLineNumbers/>
+              <w:suppressAutoHyphens/>
+              <w:kinsoku w:val="0"/>
+              <w:overflowPunct w:val="0"/>
+              <w:autoSpaceDE w:val="0"/>
+              <w:autoSpaceDN w:val="0"/>
+              <w:adjustRightInd w:val="0"/>
+              <w:snapToGrid w:val="0"/>
+              <w:jc w:val="center"/>
+              <w:rPr>
+                <w:rFonts w:asciiTheme="majorEastAsia" w:hAnsiTheme="majorEastAsia" w:eastAsiaTheme="majorEastAsia"/>
                 <w:sz w:val="16"/>
                 <w:szCs w:val="16"/>
                 <w:highlight w:val="yellow"/>
@@ -4293,20 +4159,21 @@
         <w:tc>
           <w:tcPr>
             <w:tcW w:w="1701" w:type="dxa"/>
-            <w:vAlign w:val="center"/>
-          </w:tcPr>
-          <w:p>
-            <w:pPr>
-              <w:suppressLineNumbers/>
-              <w:suppressAutoHyphens/>
-              <w:kinsoku w:val="0"/>
-              <w:overflowPunct w:val="0"/>
-              <w:autoSpaceDE w:val="0"/>
-              <w:autoSpaceDN w:val="0"/>
-              <w:adjustRightInd w:val="0"/>
-              <w:snapToGrid w:val="0"/>
-              <w:rPr>
-                <w:rFonts w:asciiTheme="majorEastAsia" w:eastAsiaTheme="majorEastAsia" w:hAnsiTheme="majorEastAsia"/>
+            <w:tcMar/>
+            <w:vAlign w:val="center"/>
+          </w:tcPr>
+          <w:p>
+            <w:pPr>
+              <w:suppressLineNumbers/>
+              <w:suppressAutoHyphens/>
+              <w:kinsoku w:val="0"/>
+              <w:overflowPunct w:val="0"/>
+              <w:autoSpaceDE w:val="0"/>
+              <w:autoSpaceDN w:val="0"/>
+              <w:adjustRightInd w:val="0"/>
+              <w:snapToGrid w:val="0"/>
+              <w:rPr>
+                <w:rFonts w:asciiTheme="majorEastAsia" w:hAnsiTheme="majorEastAsia" w:eastAsiaTheme="majorEastAsia"/>
                 <w:color w:val="FF0000"/>
                 <w:sz w:val="16"/>
                 <w:szCs w:val="16"/>
@@ -4314,28 +4181,29 @@
             </w:pPr>
             <w:r>
               <w:rPr>
-                <w:rFonts w:asciiTheme="majorEastAsia" w:eastAsiaTheme="majorEastAsia" w:hAnsiTheme="majorEastAsia" w:hint="eastAsia"/>
-                <w:sz w:val="16"/>
-                <w:szCs w:val="16"/>
-              </w:rPr>
-              <w:t>検証実験</w:t>
+                <w:rFonts w:hint="eastAsia" w:asciiTheme="majorEastAsia" w:hAnsiTheme="majorEastAsia" w:eastAsiaTheme="majorEastAsia"/>
+                <w:sz w:val="16"/>
+                <w:szCs w:val="16"/>
+              </w:rPr>
+              <w:t>データ集計</w:t>
             </w:r>
           </w:p>
         </w:tc>
         <w:tc>
           <w:tcPr>
             <w:tcW w:w="993" w:type="dxa"/>
-          </w:tcPr>
-          <w:p>
-            <w:pPr>
-              <w:jc w:val="center"/>
-              <w:rPr>
-                <w:rFonts w:asciiTheme="majorEastAsia" w:eastAsiaTheme="majorEastAsia" w:hAnsiTheme="majorEastAsia"/>
+            <w:tcMar/>
+          </w:tcPr>
+          <w:p>
+            <w:pPr>
+              <w:jc w:val="center"/>
+              <w:rPr>
+                <w:rFonts w:asciiTheme="majorEastAsia" w:hAnsiTheme="majorEastAsia" w:eastAsiaTheme="majorEastAsia"/>
               </w:rPr>
             </w:pPr>
             <w:r>
               <w:rPr>
-                <w:rFonts w:asciiTheme="majorEastAsia" w:eastAsiaTheme="majorEastAsia" w:hAnsiTheme="majorEastAsia" w:hint="eastAsia"/>
+                <w:rFonts w:hint="eastAsia" w:asciiTheme="majorEastAsia" w:hAnsiTheme="majorEastAsia" w:eastAsiaTheme="majorEastAsia"/>
                 <w:sz w:val="16"/>
                 <w:szCs w:val="16"/>
               </w:rPr>
@@ -4346,71 +4214,100 @@
         <w:tc>
           <w:tcPr>
             <w:tcW w:w="567" w:type="dxa"/>
-            <w:vAlign w:val="center"/>
-          </w:tcPr>
-          <w:p>
-            <w:pPr>
-              <w:suppressLineNumbers/>
-              <w:suppressAutoHyphens/>
-              <w:kinsoku w:val="0"/>
-              <w:overflowPunct w:val="0"/>
-              <w:autoSpaceDE w:val="0"/>
-              <w:autoSpaceDN w:val="0"/>
-              <w:adjustRightInd w:val="0"/>
-              <w:snapToGrid w:val="0"/>
-              <w:jc w:val="center"/>
-              <w:rPr>
-                <w:rFonts w:asciiTheme="majorEastAsia" w:eastAsiaTheme="majorEastAsia" w:hAnsiTheme="majorEastAsia"/>
-                <w:sz w:val="16"/>
-                <w:szCs w:val="16"/>
-                <w:highlight w:val="yellow"/>
-              </w:rPr>
-            </w:pPr>
-          </w:p>
-        </w:tc>
-        <w:tc>
-          <w:tcPr>
-            <w:tcW w:w="567" w:type="dxa"/>
-            <w:vAlign w:val="center"/>
-          </w:tcPr>
-          <w:p>
-            <w:pPr>
-              <w:suppressLineNumbers/>
-              <w:suppressAutoHyphens/>
-              <w:kinsoku w:val="0"/>
-              <w:overflowPunct w:val="0"/>
-              <w:autoSpaceDE w:val="0"/>
-              <w:autoSpaceDN w:val="0"/>
-              <w:adjustRightInd w:val="0"/>
-              <w:snapToGrid w:val="0"/>
-              <w:jc w:val="center"/>
-              <w:rPr>
-                <w:rFonts w:asciiTheme="majorEastAsia" w:eastAsiaTheme="majorEastAsia" w:hAnsiTheme="majorEastAsia"/>
-                <w:sz w:val="16"/>
-                <w:szCs w:val="16"/>
-                <w:highlight w:val="yellow"/>
-              </w:rPr>
-            </w:pPr>
-          </w:p>
-        </w:tc>
-        <w:tc>
-          <w:tcPr>
-            <w:tcW w:w="567" w:type="dxa"/>
-            <w:vAlign w:val="center"/>
-          </w:tcPr>
-          <w:p>
-            <w:pPr>
-              <w:suppressLineNumbers/>
-              <w:suppressAutoHyphens/>
-              <w:kinsoku w:val="0"/>
-              <w:overflowPunct w:val="0"/>
-              <w:autoSpaceDE w:val="0"/>
-              <w:autoSpaceDN w:val="0"/>
-              <w:adjustRightInd w:val="0"/>
-              <w:snapToGrid w:val="0"/>
-              <w:jc w:val="center"/>
-              <w:rPr>
-                <w:rFonts w:asciiTheme="majorEastAsia" w:eastAsiaTheme="majorEastAsia" w:hAnsiTheme="majorEastAsia"/>
+            <w:tcMar/>
+            <w:vAlign w:val="center"/>
+          </w:tcPr>
+          <w:p>
+            <w:pPr>
+              <w:suppressLineNumbers/>
+              <w:suppressAutoHyphens/>
+              <w:kinsoku w:val="0"/>
+              <w:overflowPunct w:val="0"/>
+              <w:autoSpaceDE w:val="0"/>
+              <w:autoSpaceDN w:val="0"/>
+              <w:adjustRightInd w:val="0"/>
+              <w:snapToGrid w:val="0"/>
+              <w:jc w:val="center"/>
+              <w:rPr>
+                <w:rFonts w:asciiTheme="majorEastAsia" w:hAnsiTheme="majorEastAsia" w:eastAsiaTheme="majorEastAsia"/>
+                <w:sz w:val="16"/>
+                <w:szCs w:val="16"/>
+                <w:highlight w:val="yellow"/>
+              </w:rPr>
+            </w:pPr>
+          </w:p>
+        </w:tc>
+        <w:tc>
+          <w:tcPr>
+            <w:tcW w:w="567" w:type="dxa"/>
+            <w:tcMar/>
+            <w:vAlign w:val="center"/>
+          </w:tcPr>
+          <w:p>
+            <w:pPr>
+              <w:suppressLineNumbers/>
+              <w:suppressAutoHyphens/>
+              <w:kinsoku w:val="0"/>
+              <w:overflowPunct w:val="0"/>
+              <w:autoSpaceDE w:val="0"/>
+              <w:autoSpaceDN w:val="0"/>
+              <w:adjustRightInd w:val="0"/>
+              <w:snapToGrid w:val="0"/>
+              <w:jc w:val="center"/>
+              <w:rPr>
+                <w:rFonts w:asciiTheme="majorEastAsia" w:hAnsiTheme="majorEastAsia" w:eastAsiaTheme="majorEastAsia"/>
+                <w:sz w:val="16"/>
+                <w:szCs w:val="16"/>
+                <w:highlight w:val="yellow"/>
+              </w:rPr>
+            </w:pPr>
+          </w:p>
+        </w:tc>
+        <w:tc>
+          <w:tcPr>
+            <w:tcW w:w="567" w:type="dxa"/>
+            <w:tcMar/>
+            <w:vAlign w:val="center"/>
+          </w:tcPr>
+          <w:p>
+            <w:pPr>
+              <w:suppressLineNumbers/>
+              <w:suppressAutoHyphens/>
+              <w:kinsoku w:val="0"/>
+              <w:overflowPunct w:val="0"/>
+              <w:autoSpaceDE w:val="0"/>
+              <w:autoSpaceDN w:val="0"/>
+              <w:adjustRightInd w:val="0"/>
+              <w:snapToGrid w:val="0"/>
+              <w:jc w:val="center"/>
+              <w:rPr>
+                <w:rFonts w:asciiTheme="majorEastAsia" w:hAnsiTheme="majorEastAsia" w:eastAsiaTheme="majorEastAsia"/>
+                <w:sz w:val="16"/>
+                <w:szCs w:val="16"/>
+                <w:highlight w:val="yellow"/>
+              </w:rPr>
+            </w:pPr>
+          </w:p>
+        </w:tc>
+        <w:tc>
+          <w:tcPr>
+            <w:tcW w:w="567" w:type="dxa"/>
+            <w:tcMar/>
+            <w:vAlign w:val="center"/>
+          </w:tcPr>
+          <w:p>
+            <w:pPr>
+              <w:suppressLineNumbers/>
+              <w:suppressAutoHyphens/>
+              <w:kinsoku w:val="0"/>
+              <w:overflowPunct w:val="0"/>
+              <w:autoSpaceDE w:val="0"/>
+              <w:autoSpaceDN w:val="0"/>
+              <w:adjustRightInd w:val="0"/>
+              <w:snapToGrid w:val="0"/>
+              <w:jc w:val="center"/>
+              <w:rPr>
+                <w:rFonts w:asciiTheme="majorEastAsia" w:hAnsiTheme="majorEastAsia" w:eastAsiaTheme="majorEastAsia"/>
                 <w:sz w:val="16"/>
                 <w:szCs w:val="16"/>
                 <w:highlight w:val="yellow"/>
@@ -4422,21 +4319,22 @@
           <w:tcPr>
             <w:tcW w:w="567" w:type="dxa"/>
             <w:shd w:val="clear" w:color="auto" w:fill="D9D9D9" w:themeFill="background1" w:themeFillShade="D9"/>
-            <w:vAlign w:val="center"/>
-          </w:tcPr>
-          <w:p>
-            <w:pPr>
-              <w:suppressLineNumbers/>
-              <w:suppressAutoHyphens/>
-              <w:kinsoku w:val="0"/>
-              <w:overflowPunct w:val="0"/>
-              <w:autoSpaceDE w:val="0"/>
-              <w:autoSpaceDN w:val="0"/>
-              <w:adjustRightInd w:val="0"/>
-              <w:snapToGrid w:val="0"/>
-              <w:jc w:val="center"/>
-              <w:rPr>
-                <w:rFonts w:asciiTheme="majorEastAsia" w:eastAsiaTheme="majorEastAsia" w:hAnsiTheme="majorEastAsia"/>
+            <w:tcMar/>
+            <w:vAlign w:val="center"/>
+          </w:tcPr>
+          <w:p>
+            <w:pPr>
+              <w:suppressLineNumbers/>
+              <w:suppressAutoHyphens/>
+              <w:kinsoku w:val="0"/>
+              <w:overflowPunct w:val="0"/>
+              <w:autoSpaceDE w:val="0"/>
+              <w:autoSpaceDN w:val="0"/>
+              <w:adjustRightInd w:val="0"/>
+              <w:snapToGrid w:val="0"/>
+              <w:jc w:val="center"/>
+              <w:rPr>
+                <w:rFonts w:asciiTheme="majorEastAsia" w:hAnsiTheme="majorEastAsia" w:eastAsiaTheme="majorEastAsia"/>
                 <w:sz w:val="16"/>
                 <w:szCs w:val="16"/>
                 <w:highlight w:val="yellow"/>
@@ -4448,146 +4346,128 @@
           <w:tcPr>
             <w:tcW w:w="567" w:type="dxa"/>
             <w:shd w:val="clear" w:color="auto" w:fill="D9D9D9" w:themeFill="background1" w:themeFillShade="D9"/>
-            <w:vAlign w:val="center"/>
-          </w:tcPr>
-          <w:p>
-            <w:pPr>
-              <w:suppressLineNumbers/>
-              <w:suppressAutoHyphens/>
-              <w:kinsoku w:val="0"/>
-              <w:overflowPunct w:val="0"/>
-              <w:autoSpaceDE w:val="0"/>
-              <w:autoSpaceDN w:val="0"/>
-              <w:adjustRightInd w:val="0"/>
-              <w:snapToGrid w:val="0"/>
-              <w:jc w:val="center"/>
-              <w:rPr>
-                <w:rFonts w:asciiTheme="majorEastAsia" w:eastAsiaTheme="majorEastAsia" w:hAnsiTheme="majorEastAsia"/>
-                <w:sz w:val="16"/>
-                <w:szCs w:val="16"/>
-                <w:highlight w:val="yellow"/>
-              </w:rPr>
-            </w:pPr>
-          </w:p>
-        </w:tc>
-        <w:tc>
-          <w:tcPr>
-            <w:tcW w:w="567" w:type="dxa"/>
-            <w:vAlign w:val="center"/>
-          </w:tcPr>
-          <w:p>
-            <w:pPr>
-              <w:suppressLineNumbers/>
-              <w:suppressAutoHyphens/>
-              <w:kinsoku w:val="0"/>
-              <w:overflowPunct w:val="0"/>
-              <w:autoSpaceDE w:val="0"/>
-              <w:autoSpaceDN w:val="0"/>
-              <w:adjustRightInd w:val="0"/>
-              <w:snapToGrid w:val="0"/>
-              <w:jc w:val="center"/>
-              <w:rPr>
-                <w:rFonts w:asciiTheme="majorEastAsia" w:eastAsiaTheme="majorEastAsia" w:hAnsiTheme="majorEastAsia"/>
-                <w:sz w:val="16"/>
-                <w:szCs w:val="16"/>
-                <w:highlight w:val="yellow"/>
-              </w:rPr>
-            </w:pPr>
-          </w:p>
-        </w:tc>
-        <w:tc>
-          <w:tcPr>
-            <w:tcW w:w="567" w:type="dxa"/>
-            <w:vAlign w:val="center"/>
-          </w:tcPr>
-          <w:p>
-            <w:pPr>
-              <w:suppressLineNumbers/>
-              <w:suppressAutoHyphens/>
-              <w:kinsoku w:val="0"/>
-              <w:overflowPunct w:val="0"/>
-              <w:autoSpaceDE w:val="0"/>
-              <w:autoSpaceDN w:val="0"/>
-              <w:adjustRightInd w:val="0"/>
-              <w:snapToGrid w:val="0"/>
-              <w:jc w:val="center"/>
-              <w:rPr>
-                <w:rFonts w:asciiTheme="majorEastAsia" w:eastAsiaTheme="majorEastAsia" w:hAnsiTheme="majorEastAsia"/>
-                <w:sz w:val="16"/>
-                <w:szCs w:val="16"/>
-                <w:highlight w:val="yellow"/>
-              </w:rPr>
-            </w:pPr>
-          </w:p>
-        </w:tc>
-        <w:tc>
-          <w:tcPr>
-            <w:tcW w:w="567" w:type="dxa"/>
-            <w:vAlign w:val="center"/>
-          </w:tcPr>
-          <w:p>
-            <w:pPr>
-              <w:suppressLineNumbers/>
-              <w:suppressAutoHyphens/>
-              <w:kinsoku w:val="0"/>
-              <w:overflowPunct w:val="0"/>
-              <w:autoSpaceDE w:val="0"/>
-              <w:autoSpaceDN w:val="0"/>
-              <w:adjustRightInd w:val="0"/>
-              <w:snapToGrid w:val="0"/>
-              <w:jc w:val="center"/>
-              <w:rPr>
-                <w:rFonts w:asciiTheme="majorEastAsia" w:eastAsiaTheme="majorEastAsia" w:hAnsiTheme="majorEastAsia"/>
-                <w:sz w:val="16"/>
-                <w:szCs w:val="16"/>
-                <w:highlight w:val="yellow"/>
-              </w:rPr>
-            </w:pPr>
-          </w:p>
-        </w:tc>
-        <w:tc>
-          <w:tcPr>
-            <w:tcW w:w="567" w:type="dxa"/>
-            <w:vAlign w:val="center"/>
-          </w:tcPr>
-          <w:p>
-            <w:pPr>
-              <w:suppressLineNumbers/>
-              <w:suppressAutoHyphens/>
-              <w:kinsoku w:val="0"/>
-              <w:overflowPunct w:val="0"/>
-              <w:autoSpaceDE w:val="0"/>
-              <w:autoSpaceDN w:val="0"/>
-              <w:adjustRightInd w:val="0"/>
-              <w:snapToGrid w:val="0"/>
-              <w:jc w:val="center"/>
-              <w:rPr>
-                <w:rFonts w:asciiTheme="majorEastAsia" w:eastAsiaTheme="majorEastAsia" w:hAnsiTheme="majorEastAsia"/>
-                <w:sz w:val="16"/>
-                <w:szCs w:val="16"/>
-                <w:highlight w:val="yellow"/>
-              </w:rPr>
-            </w:pPr>
-          </w:p>
-        </w:tc>
-        <w:tc>
-          <w:tcPr>
-            <w:tcW w:w="567" w:type="dxa"/>
-            <w:vAlign w:val="center"/>
-          </w:tcPr>
-          <w:p>
-            <w:pPr>
-              <w:suppressLineNumbers/>
-              <w:suppressAutoHyphens/>
-              <w:kinsoku w:val="0"/>
-              <w:overflowPunct w:val="0"/>
-              <w:autoSpaceDE w:val="0"/>
-              <w:autoSpaceDN w:val="0"/>
-              <w:adjustRightInd w:val="0"/>
-              <w:snapToGrid w:val="0"/>
-              <w:jc w:val="center"/>
-              <w:rPr>
-                <w:rFonts w:asciiTheme="majorEastAsia" w:eastAsiaTheme="majorEastAsia" w:hAnsiTheme="majorEastAsia"/>
+            <w:tcMar/>
+            <w:vAlign w:val="center"/>
+          </w:tcPr>
+          <w:p>
+            <w:pPr>
+              <w:suppressLineNumbers/>
+              <w:suppressAutoHyphens/>
+              <w:kinsoku w:val="0"/>
+              <w:overflowPunct w:val="0"/>
+              <w:autoSpaceDE w:val="0"/>
+              <w:autoSpaceDN w:val="0"/>
+              <w:adjustRightInd w:val="0"/>
+              <w:snapToGrid w:val="0"/>
+              <w:jc w:val="center"/>
+              <w:rPr>
+                <w:rFonts w:asciiTheme="majorEastAsia" w:hAnsiTheme="majorEastAsia" w:eastAsiaTheme="majorEastAsia"/>
+                <w:sz w:val="16"/>
+                <w:szCs w:val="16"/>
+                <w:highlight w:val="yellow"/>
+              </w:rPr>
+            </w:pPr>
+          </w:p>
+        </w:tc>
+        <w:tc>
+          <w:tcPr>
+            <w:tcW w:w="567" w:type="dxa"/>
+            <w:shd w:val="clear" w:color="auto" w:fill="D9D9D9" w:themeFill="background1" w:themeFillShade="D9"/>
+            <w:tcMar/>
+            <w:vAlign w:val="center"/>
+          </w:tcPr>
+          <w:p>
+            <w:pPr>
+              <w:suppressLineNumbers/>
+              <w:suppressAutoHyphens/>
+              <w:kinsoku w:val="0"/>
+              <w:overflowPunct w:val="0"/>
+              <w:autoSpaceDE w:val="0"/>
+              <w:autoSpaceDN w:val="0"/>
+              <w:adjustRightInd w:val="0"/>
+              <w:snapToGrid w:val="0"/>
+              <w:jc w:val="center"/>
+              <w:rPr>
+                <w:rFonts w:asciiTheme="majorEastAsia" w:hAnsiTheme="majorEastAsia" w:eastAsiaTheme="majorEastAsia"/>
+                <w:sz w:val="16"/>
+                <w:szCs w:val="16"/>
+                <w:highlight w:val="yellow"/>
+              </w:rPr>
+            </w:pPr>
+          </w:p>
+        </w:tc>
+        <w:tc>
+          <w:tcPr>
+            <w:tcW w:w="567" w:type="dxa"/>
+            <w:shd w:val="clear" w:color="auto" w:fill="D9D9D9" w:themeFill="background1" w:themeFillShade="D9"/>
+            <w:tcMar/>
+            <w:vAlign w:val="center"/>
+          </w:tcPr>
+          <w:p>
+            <w:pPr>
+              <w:suppressLineNumbers/>
+              <w:suppressAutoHyphens/>
+              <w:kinsoku w:val="0"/>
+              <w:overflowPunct w:val="0"/>
+              <w:autoSpaceDE w:val="0"/>
+              <w:autoSpaceDN w:val="0"/>
+              <w:adjustRightInd w:val="0"/>
+              <w:snapToGrid w:val="0"/>
+              <w:jc w:val="center"/>
+              <w:rPr>
+                <w:rFonts w:asciiTheme="majorEastAsia" w:hAnsiTheme="majorEastAsia" w:eastAsiaTheme="majorEastAsia"/>
+                <w:sz w:val="16"/>
+                <w:szCs w:val="16"/>
+                <w:highlight w:val="yellow"/>
+              </w:rPr>
+            </w:pPr>
+          </w:p>
+        </w:tc>
+        <w:tc>
+          <w:tcPr>
+            <w:tcW w:w="567" w:type="dxa"/>
+            <w:tcMar/>
+            <w:vAlign w:val="center"/>
+          </w:tcPr>
+          <w:p>
+            <w:pPr>
+              <w:suppressLineNumbers/>
+              <w:suppressAutoHyphens/>
+              <w:kinsoku w:val="0"/>
+              <w:overflowPunct w:val="0"/>
+              <w:autoSpaceDE w:val="0"/>
+              <w:autoSpaceDN w:val="0"/>
+              <w:adjustRightInd w:val="0"/>
+              <w:snapToGrid w:val="0"/>
+              <w:jc w:val="center"/>
+              <w:rPr>
+                <w:rFonts w:asciiTheme="majorEastAsia" w:hAnsiTheme="majorEastAsia" w:eastAsiaTheme="majorEastAsia"/>
+                <w:sz w:val="16"/>
+                <w:szCs w:val="16"/>
+                <w:highlight w:val="yellow"/>
+              </w:rPr>
+            </w:pPr>
+          </w:p>
+        </w:tc>
+        <w:tc>
+          <w:tcPr>
+            <w:tcW w:w="567" w:type="dxa"/>
+            <w:tcMar/>
+            <w:vAlign w:val="center"/>
+          </w:tcPr>
+          <w:p>
+            <w:pPr>
+              <w:suppressLineNumbers/>
+              <w:suppressAutoHyphens/>
+              <w:kinsoku w:val="0"/>
+              <w:overflowPunct w:val="0"/>
+              <w:autoSpaceDE w:val="0"/>
+              <w:autoSpaceDN w:val="0"/>
+              <w:adjustRightInd w:val="0"/>
+              <w:snapToGrid w:val="0"/>
+              <w:jc w:val="center"/>
+              <w:rPr>
+                <w:rFonts w:asciiTheme="majorEastAsia" w:hAnsiTheme="majorEastAsia" w:eastAsiaTheme="majorEastAsia"/>
                 <w:sz w:val="16"/>
                 <w:szCs w:val="16"/>
                 <w:highlight w:val="yellow"/>
@@ -4603,49 +4483,58 @@
         <w:tc>
           <w:tcPr>
             <w:tcW w:w="1701" w:type="dxa"/>
-            <w:vAlign w:val="center"/>
-          </w:tcPr>
-          <w:p>
-            <w:pPr>
-              <w:suppressLineNumbers/>
-              <w:suppressAutoHyphens/>
-              <w:kinsoku w:val="0"/>
-              <w:overflowPunct w:val="0"/>
-              <w:autoSpaceDE w:val="0"/>
-              <w:autoSpaceDN w:val="0"/>
-              <w:adjustRightInd w:val="0"/>
-              <w:snapToGrid w:val="0"/>
-              <w:rPr>
-                <w:rFonts w:asciiTheme="majorEastAsia" w:eastAsiaTheme="majorEastAsia" w:hAnsiTheme="majorEastAsia"/>
-                <w:color w:val="FF0000"/>
+            <w:tcMar/>
+            <w:vAlign w:val="center"/>
+          </w:tcPr>
+          <w:p>
+            <w:pPr>
+              <w:suppressLineNumbers w:val="1"/>
+              <w:suppressAutoHyphens/>
+              <w:kinsoku w:val="0"/>
+              <w:overflowPunct w:val="0"/>
+              <w:autoSpaceDE w:val="0"/>
+              <w:autoSpaceDN w:val="0"/>
+              <w:adjustRightInd w:val="0"/>
+              <w:snapToGrid w:val="0"/>
+              <w:rPr>
+                <w:rFonts w:ascii="ＭＳ ゴシック" w:hAnsi="ＭＳ ゴシック" w:eastAsia="ＭＳ ゴシック" w:asciiTheme="majorEastAsia" w:hAnsiTheme="majorEastAsia" w:eastAsiaTheme="majorEastAsia"/>
                 <w:sz w:val="16"/>
                 <w:szCs w:val="16"/>
               </w:rPr>
             </w:pPr>
             <w:r>
               <w:rPr>
-                <w:rFonts w:asciiTheme="majorEastAsia" w:eastAsiaTheme="majorEastAsia" w:hAnsiTheme="majorEastAsia" w:hint="eastAsia"/>
-                <w:sz w:val="16"/>
-                <w:szCs w:val="16"/>
-              </w:rPr>
-              <w:t>データ集計</w:t>
+                <w:rFonts w:ascii="ＭＳ ゴシック" w:hAnsi="ＭＳ ゴシック" w:eastAsia="ＭＳ ゴシック" w:asciiTheme="majorEastAsia" w:hAnsiTheme="majorEastAsia" w:eastAsiaTheme="majorEastAsia"/>
+                <w:sz w:val="16"/>
+                <w:szCs w:val="16"/>
+              </w:rPr>
+              <w:t>評価</w:t>
             </w:r>
+            <w:r>
+              <w:rPr>
+                <w:rFonts w:ascii="ＭＳ ゴシック" w:hAnsi="ＭＳ ゴシック" w:eastAsia="ＭＳ ゴシック" w:asciiTheme="majorEastAsia" w:hAnsiTheme="majorEastAsia" w:eastAsiaTheme="majorEastAsia"/>
+                <w:sz w:val="16"/>
+                <w:szCs w:val="16"/>
+              </w:rPr>
+              <w:t>・最適化</w:t>
+            </w:r>
           </w:p>
         </w:tc>
         <w:tc>
           <w:tcPr>
             <w:tcW w:w="993" w:type="dxa"/>
-          </w:tcPr>
-          <w:p>
-            <w:pPr>
-              <w:jc w:val="center"/>
-              <w:rPr>
-                <w:rFonts w:asciiTheme="majorEastAsia" w:eastAsiaTheme="majorEastAsia" w:hAnsiTheme="majorEastAsia"/>
+            <w:tcMar/>
+          </w:tcPr>
+          <w:p>
+            <w:pPr>
+              <w:jc w:val="center"/>
+              <w:rPr>
+                <w:rFonts w:asciiTheme="majorEastAsia" w:hAnsiTheme="majorEastAsia" w:eastAsiaTheme="majorEastAsia"/>
               </w:rPr>
             </w:pPr>
             <w:r>
               <w:rPr>
-                <w:rFonts w:asciiTheme="majorEastAsia" w:eastAsiaTheme="majorEastAsia" w:hAnsiTheme="majorEastAsia" w:hint="eastAsia"/>
+                <w:rFonts w:hint="eastAsia" w:asciiTheme="majorEastAsia" w:hAnsiTheme="majorEastAsia" w:eastAsiaTheme="majorEastAsia"/>
                 <w:sz w:val="16"/>
                 <w:szCs w:val="16"/>
               </w:rPr>
@@ -4656,122 +4545,100 @@
         <w:tc>
           <w:tcPr>
             <w:tcW w:w="567" w:type="dxa"/>
-            <w:vAlign w:val="center"/>
-          </w:tcPr>
-          <w:p>
-            <w:pPr>
-              <w:suppressLineNumbers/>
-              <w:suppressAutoHyphens/>
-              <w:kinsoku w:val="0"/>
-              <w:overflowPunct w:val="0"/>
-              <w:autoSpaceDE w:val="0"/>
-              <w:autoSpaceDN w:val="0"/>
-              <w:adjustRightInd w:val="0"/>
-              <w:snapToGrid w:val="0"/>
-              <w:jc w:val="center"/>
-              <w:rPr>
-                <w:rFonts w:asciiTheme="majorEastAsia" w:eastAsiaTheme="majorEastAsia" w:hAnsiTheme="majorEastAsia"/>
-                <w:sz w:val="16"/>
-                <w:szCs w:val="16"/>
-                <w:highlight w:val="yellow"/>
-              </w:rPr>
-            </w:pPr>
-          </w:p>
-        </w:tc>
-        <w:tc>
-          <w:tcPr>
-            <w:tcW w:w="567" w:type="dxa"/>
-            <w:vAlign w:val="center"/>
-          </w:tcPr>
-          <w:p>
-            <w:pPr>
-              <w:suppressLineNumbers/>
-              <w:suppressAutoHyphens/>
-              <w:kinsoku w:val="0"/>
-              <w:overflowPunct w:val="0"/>
-              <w:autoSpaceDE w:val="0"/>
-              <w:autoSpaceDN w:val="0"/>
-              <w:adjustRightInd w:val="0"/>
-              <w:snapToGrid w:val="0"/>
-              <w:jc w:val="center"/>
-              <w:rPr>
-                <w:rFonts w:asciiTheme="majorEastAsia" w:eastAsiaTheme="majorEastAsia" w:hAnsiTheme="majorEastAsia"/>
-                <w:sz w:val="16"/>
-                <w:szCs w:val="16"/>
-                <w:highlight w:val="yellow"/>
-              </w:rPr>
-            </w:pPr>
-          </w:p>
-        </w:tc>
-        <w:tc>
-          <w:tcPr>
-            <w:tcW w:w="567" w:type="dxa"/>
-            <w:vAlign w:val="center"/>
-          </w:tcPr>
-          <w:p>
-            <w:pPr>
-              <w:suppressLineNumbers/>
-              <w:suppressAutoHyphens/>
-              <w:kinsoku w:val="0"/>
-              <w:overflowPunct w:val="0"/>
-              <w:autoSpaceDE w:val="0"/>
-              <w:autoSpaceDN w:val="0"/>
-              <w:adjustRightInd w:val="0"/>
-              <w:snapToGrid w:val="0"/>
-              <w:jc w:val="center"/>
-              <w:rPr>
-                <w:rFonts w:asciiTheme="majorEastAsia" w:eastAsiaTheme="majorEastAsia" w:hAnsiTheme="majorEastAsia"/>
-                <w:sz w:val="16"/>
-                <w:szCs w:val="16"/>
-                <w:highlight w:val="yellow"/>
-              </w:rPr>
-            </w:pPr>
-          </w:p>
-        </w:tc>
-        <w:tc>
-          <w:tcPr>
-            <w:tcW w:w="567" w:type="dxa"/>
-            <w:vAlign w:val="center"/>
-          </w:tcPr>
-          <w:p>
-            <w:pPr>
-              <w:suppressLineNumbers/>
-              <w:suppressAutoHyphens/>
-              <w:kinsoku w:val="0"/>
-              <w:overflowPunct w:val="0"/>
-              <w:autoSpaceDE w:val="0"/>
-              <w:autoSpaceDN w:val="0"/>
-              <w:adjustRightInd w:val="0"/>
-              <w:snapToGrid w:val="0"/>
-              <w:jc w:val="center"/>
-              <w:rPr>
-                <w:rFonts w:asciiTheme="majorEastAsia" w:eastAsiaTheme="majorEastAsia" w:hAnsiTheme="majorEastAsia"/>
-                <w:sz w:val="16"/>
-                <w:szCs w:val="16"/>
-                <w:highlight w:val="yellow"/>
-              </w:rPr>
-            </w:pPr>
-          </w:p>
-        </w:tc>
-        <w:tc>
-          <w:tcPr>
-            <w:tcW w:w="567" w:type="dxa"/>
-            <w:shd w:val="clear" w:color="auto" w:fill="D9D9D9"/>
-            <w:vAlign w:val="center"/>
-          </w:tcPr>
-          <w:p>
-            <w:pPr>
-              <w:suppressLineNumbers/>
-              <w:suppressAutoHyphens/>
-              <w:kinsoku w:val="0"/>
-              <w:overflowPunct w:val="0"/>
-              <w:autoSpaceDE w:val="0"/>
-              <w:autoSpaceDN w:val="0"/>
-              <w:adjustRightInd w:val="0"/>
-              <w:snapToGrid w:val="0"/>
-              <w:jc w:val="center"/>
-              <w:rPr>
-                <w:rFonts w:asciiTheme="majorEastAsia" w:eastAsiaTheme="majorEastAsia" w:hAnsiTheme="majorEastAsia"/>
+            <w:tcMar/>
+            <w:vAlign w:val="center"/>
+          </w:tcPr>
+          <w:p>
+            <w:pPr>
+              <w:suppressLineNumbers/>
+              <w:suppressAutoHyphens/>
+              <w:kinsoku w:val="0"/>
+              <w:overflowPunct w:val="0"/>
+              <w:autoSpaceDE w:val="0"/>
+              <w:autoSpaceDN w:val="0"/>
+              <w:adjustRightInd w:val="0"/>
+              <w:snapToGrid w:val="0"/>
+              <w:jc w:val="center"/>
+              <w:rPr>
+                <w:rFonts w:asciiTheme="majorEastAsia" w:hAnsiTheme="majorEastAsia" w:eastAsiaTheme="majorEastAsia"/>
+                <w:sz w:val="16"/>
+                <w:szCs w:val="16"/>
+                <w:highlight w:val="yellow"/>
+              </w:rPr>
+            </w:pPr>
+          </w:p>
+        </w:tc>
+        <w:tc>
+          <w:tcPr>
+            <w:tcW w:w="567" w:type="dxa"/>
+            <w:tcMar/>
+            <w:vAlign w:val="center"/>
+          </w:tcPr>
+          <w:p>
+            <w:pPr>
+              <w:suppressLineNumbers/>
+              <w:suppressAutoHyphens/>
+              <w:kinsoku w:val="0"/>
+              <w:overflowPunct w:val="0"/>
+              <w:autoSpaceDE w:val="0"/>
+              <w:autoSpaceDN w:val="0"/>
+              <w:adjustRightInd w:val="0"/>
+              <w:snapToGrid w:val="0"/>
+              <w:jc w:val="center"/>
+              <w:rPr>
+                <w:rFonts w:asciiTheme="majorEastAsia" w:hAnsiTheme="majorEastAsia" w:eastAsiaTheme="majorEastAsia"/>
+                <w:sz w:val="16"/>
+                <w:szCs w:val="16"/>
+                <w:highlight w:val="yellow"/>
+              </w:rPr>
+            </w:pPr>
+          </w:p>
+        </w:tc>
+        <w:tc>
+          <w:tcPr>
+            <w:tcW w:w="567" w:type="dxa"/>
+            <w:tcMar/>
+            <w:vAlign w:val="center"/>
+          </w:tcPr>
+          <w:p>
+            <w:pPr>
+              <w:suppressLineNumbers/>
+              <w:suppressAutoHyphens/>
+              <w:kinsoku w:val="0"/>
+              <w:overflowPunct w:val="0"/>
+              <w:autoSpaceDE w:val="0"/>
+              <w:autoSpaceDN w:val="0"/>
+              <w:adjustRightInd w:val="0"/>
+              <w:snapToGrid w:val="0"/>
+              <w:jc w:val="center"/>
+              <w:rPr>
+                <w:rFonts w:asciiTheme="majorEastAsia" w:hAnsiTheme="majorEastAsia" w:eastAsiaTheme="majorEastAsia"/>
+                <w:sz w:val="16"/>
+                <w:szCs w:val="16"/>
+                <w:highlight w:val="yellow"/>
+              </w:rPr>
+            </w:pPr>
+          </w:p>
+        </w:tc>
+        <w:tc>
+          <w:tcPr>
+            <w:tcW w:w="567" w:type="dxa"/>
+            <w:tcMar/>
+            <w:vAlign w:val="center"/>
+          </w:tcPr>
+          <w:p>
+            <w:pPr>
+              <w:suppressLineNumbers/>
+              <w:suppressAutoHyphens/>
+              <w:kinsoku w:val="0"/>
+              <w:overflowPunct w:val="0"/>
+              <w:autoSpaceDE w:val="0"/>
+              <w:autoSpaceDN w:val="0"/>
+              <w:adjustRightInd w:val="0"/>
+              <w:snapToGrid w:val="0"/>
+              <w:jc w:val="center"/>
+              <w:rPr>
+                <w:rFonts w:asciiTheme="majorEastAsia" w:hAnsiTheme="majorEastAsia" w:eastAsiaTheme="majorEastAsia"/>
                 <w:sz w:val="16"/>
                 <w:szCs w:val="16"/>
                 <w:highlight w:val="yellow"/>
@@ -4783,21 +4650,22 @@
           <w:tcPr>
             <w:tcW w:w="567" w:type="dxa"/>
             <w:shd w:val="clear" w:color="auto" w:fill="D9D9D9" w:themeFill="background1" w:themeFillShade="D9"/>
-            <w:vAlign w:val="center"/>
-          </w:tcPr>
-          <w:p>
-            <w:pPr>
-              <w:suppressLineNumbers/>
-              <w:suppressAutoHyphens/>
-              <w:kinsoku w:val="0"/>
-              <w:overflowPunct w:val="0"/>
-              <w:autoSpaceDE w:val="0"/>
-              <w:autoSpaceDN w:val="0"/>
-              <w:adjustRightInd w:val="0"/>
-              <w:snapToGrid w:val="0"/>
-              <w:jc w:val="center"/>
-              <w:rPr>
-                <w:rFonts w:asciiTheme="majorEastAsia" w:eastAsiaTheme="majorEastAsia" w:hAnsiTheme="majorEastAsia"/>
+            <w:tcMar/>
+            <w:vAlign w:val="center"/>
+          </w:tcPr>
+          <w:p>
+            <w:pPr>
+              <w:suppressLineNumbers/>
+              <w:suppressAutoHyphens/>
+              <w:kinsoku w:val="0"/>
+              <w:overflowPunct w:val="0"/>
+              <w:autoSpaceDE w:val="0"/>
+              <w:autoSpaceDN w:val="0"/>
+              <w:adjustRightInd w:val="0"/>
+              <w:snapToGrid w:val="0"/>
+              <w:jc w:val="center"/>
+              <w:rPr>
+                <w:rFonts w:asciiTheme="majorEastAsia" w:hAnsiTheme="majorEastAsia" w:eastAsiaTheme="majorEastAsia"/>
                 <w:sz w:val="16"/>
                 <w:szCs w:val="16"/>
                 <w:highlight w:val="yellow"/>
@@ -4809,21 +4677,22 @@
           <w:tcPr>
             <w:tcW w:w="567" w:type="dxa"/>
             <w:shd w:val="clear" w:color="auto" w:fill="D9D9D9" w:themeFill="background1" w:themeFillShade="D9"/>
-            <w:vAlign w:val="center"/>
-          </w:tcPr>
-          <w:p>
-            <w:pPr>
-              <w:suppressLineNumbers/>
-              <w:suppressAutoHyphens/>
-              <w:kinsoku w:val="0"/>
-              <w:overflowPunct w:val="0"/>
-              <w:autoSpaceDE w:val="0"/>
-              <w:autoSpaceDN w:val="0"/>
-              <w:adjustRightInd w:val="0"/>
-              <w:snapToGrid w:val="0"/>
-              <w:jc w:val="center"/>
-              <w:rPr>
-                <w:rFonts w:asciiTheme="majorEastAsia" w:eastAsiaTheme="majorEastAsia" w:hAnsiTheme="majorEastAsia"/>
+            <w:tcMar/>
+            <w:vAlign w:val="center"/>
+          </w:tcPr>
+          <w:p>
+            <w:pPr>
+              <w:suppressLineNumbers/>
+              <w:suppressAutoHyphens/>
+              <w:kinsoku w:val="0"/>
+              <w:overflowPunct w:val="0"/>
+              <w:autoSpaceDE w:val="0"/>
+              <w:autoSpaceDN w:val="0"/>
+              <w:adjustRightInd w:val="0"/>
+              <w:snapToGrid w:val="0"/>
+              <w:jc w:val="center"/>
+              <w:rPr>
+                <w:rFonts w:asciiTheme="majorEastAsia" w:hAnsiTheme="majorEastAsia" w:eastAsiaTheme="majorEastAsia"/>
                 <w:sz w:val="16"/>
                 <w:szCs w:val="16"/>
                 <w:highlight w:val="yellow"/>
@@ -4835,71 +4704,101 @@
           <w:tcPr>
             <w:tcW w:w="567" w:type="dxa"/>
             <w:shd w:val="clear" w:color="auto" w:fill="D9D9D9" w:themeFill="background1" w:themeFillShade="D9"/>
-            <w:vAlign w:val="center"/>
-          </w:tcPr>
-          <w:p>
-            <w:pPr>
-              <w:suppressLineNumbers/>
-              <w:suppressAutoHyphens/>
-              <w:kinsoku w:val="0"/>
-              <w:overflowPunct w:val="0"/>
-              <w:autoSpaceDE w:val="0"/>
-              <w:autoSpaceDN w:val="0"/>
-              <w:adjustRightInd w:val="0"/>
-              <w:snapToGrid w:val="0"/>
-              <w:jc w:val="center"/>
-              <w:rPr>
-                <w:rFonts w:asciiTheme="majorEastAsia" w:eastAsiaTheme="majorEastAsia" w:hAnsiTheme="majorEastAsia"/>
-                <w:sz w:val="16"/>
-                <w:szCs w:val="16"/>
-                <w:highlight w:val="yellow"/>
-              </w:rPr>
-            </w:pPr>
-          </w:p>
-        </w:tc>
-        <w:tc>
-          <w:tcPr>
-            <w:tcW w:w="567" w:type="dxa"/>
-            <w:vAlign w:val="center"/>
-          </w:tcPr>
-          <w:p>
-            <w:pPr>
-              <w:suppressLineNumbers/>
-              <w:suppressAutoHyphens/>
-              <w:kinsoku w:val="0"/>
-              <w:overflowPunct w:val="0"/>
-              <w:autoSpaceDE w:val="0"/>
-              <w:autoSpaceDN w:val="0"/>
-              <w:adjustRightInd w:val="0"/>
-              <w:snapToGrid w:val="0"/>
-              <w:jc w:val="center"/>
-              <w:rPr>
-                <w:rFonts w:asciiTheme="majorEastAsia" w:eastAsiaTheme="majorEastAsia" w:hAnsiTheme="majorEastAsia"/>
-                <w:sz w:val="16"/>
-                <w:szCs w:val="16"/>
-                <w:highlight w:val="yellow"/>
-              </w:rPr>
-            </w:pPr>
-          </w:p>
-        </w:tc>
-        <w:tc>
-          <w:tcPr>
-            <w:tcW w:w="567" w:type="dxa"/>
-            <w:vAlign w:val="center"/>
-          </w:tcPr>
-          <w:p>
-            <w:pPr>
-              <w:suppressLineNumbers/>
-              <w:suppressAutoHyphens/>
-              <w:kinsoku w:val="0"/>
-              <w:overflowPunct w:val="0"/>
-              <w:autoSpaceDE w:val="0"/>
-              <w:autoSpaceDN w:val="0"/>
-              <w:adjustRightInd w:val="0"/>
-              <w:snapToGrid w:val="0"/>
-              <w:jc w:val="center"/>
-              <w:rPr>
-                <w:rFonts w:asciiTheme="majorEastAsia" w:eastAsiaTheme="majorEastAsia" w:hAnsiTheme="majorEastAsia"/>
+            <w:tcMar/>
+            <w:vAlign w:val="center"/>
+          </w:tcPr>
+          <w:p>
+            <w:pPr>
+              <w:suppressLineNumbers/>
+              <w:suppressAutoHyphens/>
+              <w:kinsoku w:val="0"/>
+              <w:overflowPunct w:val="0"/>
+              <w:autoSpaceDE w:val="0"/>
+              <w:autoSpaceDN w:val="0"/>
+              <w:adjustRightInd w:val="0"/>
+              <w:snapToGrid w:val="0"/>
+              <w:jc w:val="center"/>
+              <w:rPr>
+                <w:rFonts w:asciiTheme="majorEastAsia" w:hAnsiTheme="majorEastAsia" w:eastAsiaTheme="majorEastAsia"/>
+                <w:sz w:val="16"/>
+                <w:szCs w:val="16"/>
+                <w:highlight w:val="yellow"/>
+              </w:rPr>
+            </w:pPr>
+          </w:p>
+        </w:tc>
+        <w:tc>
+          <w:tcPr>
+            <w:tcW w:w="567" w:type="dxa"/>
+            <w:shd w:val="clear" w:color="auto" w:fill="D9D9D9" w:themeFill="background1" w:themeFillShade="D9"/>
+            <w:tcMar/>
+            <w:vAlign w:val="center"/>
+          </w:tcPr>
+          <w:p>
+            <w:pPr>
+              <w:suppressLineNumbers/>
+              <w:suppressAutoHyphens/>
+              <w:kinsoku w:val="0"/>
+              <w:overflowPunct w:val="0"/>
+              <w:autoSpaceDE w:val="0"/>
+              <w:autoSpaceDN w:val="0"/>
+              <w:adjustRightInd w:val="0"/>
+              <w:snapToGrid w:val="0"/>
+              <w:jc w:val="center"/>
+              <w:rPr>
+                <w:rFonts w:asciiTheme="majorEastAsia" w:hAnsiTheme="majorEastAsia" w:eastAsiaTheme="majorEastAsia"/>
+                <w:sz w:val="16"/>
+                <w:szCs w:val="16"/>
+                <w:highlight w:val="yellow"/>
+              </w:rPr>
+            </w:pPr>
+          </w:p>
+        </w:tc>
+        <w:tc>
+          <w:tcPr>
+            <w:tcW w:w="567" w:type="dxa"/>
+            <w:tcMar/>
+            <w:vAlign w:val="center"/>
+          </w:tcPr>
+          <w:p>
+            <w:pPr>
+              <w:suppressLineNumbers/>
+              <w:suppressAutoHyphens/>
+              <w:kinsoku w:val="0"/>
+              <w:overflowPunct w:val="0"/>
+              <w:autoSpaceDE w:val="0"/>
+              <w:autoSpaceDN w:val="0"/>
+              <w:adjustRightInd w:val="0"/>
+              <w:snapToGrid w:val="0"/>
+              <w:jc w:val="center"/>
+              <w:rPr>
+                <w:rFonts w:asciiTheme="majorEastAsia" w:hAnsiTheme="majorEastAsia" w:eastAsiaTheme="majorEastAsia"/>
+                <w:sz w:val="16"/>
+                <w:szCs w:val="16"/>
+                <w:highlight w:val="yellow"/>
+              </w:rPr>
+            </w:pPr>
+          </w:p>
+        </w:tc>
+        <w:tc>
+          <w:tcPr>
+            <w:tcW w:w="567" w:type="dxa"/>
+            <w:tcMar/>
+            <w:vAlign w:val="center"/>
+          </w:tcPr>
+          <w:p>
+            <w:pPr>
+              <w:suppressLineNumbers/>
+              <w:suppressAutoHyphens/>
+              <w:kinsoku w:val="0"/>
+              <w:overflowPunct w:val="0"/>
+              <w:autoSpaceDE w:val="0"/>
+              <w:autoSpaceDN w:val="0"/>
+              <w:adjustRightInd w:val="0"/>
+              <w:snapToGrid w:val="0"/>
+              <w:jc w:val="center"/>
+              <w:rPr>
+                <w:rFonts w:asciiTheme="majorEastAsia" w:hAnsiTheme="majorEastAsia" w:eastAsiaTheme="majorEastAsia"/>
                 <w:sz w:val="16"/>
                 <w:szCs w:val="16"/>
                 <w:highlight w:val="yellow"/>
@@ -4915,20 +4814,21 @@
         <w:tc>
           <w:tcPr>
             <w:tcW w:w="1701" w:type="dxa"/>
-            <w:vAlign w:val="center"/>
-          </w:tcPr>
-          <w:p>
-            <w:pPr>
-              <w:suppressLineNumbers/>
-              <w:suppressAutoHyphens/>
-              <w:kinsoku w:val="0"/>
-              <w:overflowPunct w:val="0"/>
-              <w:autoSpaceDE w:val="0"/>
-              <w:autoSpaceDN w:val="0"/>
-              <w:adjustRightInd w:val="0"/>
-              <w:snapToGrid w:val="0"/>
-              <w:rPr>
-                <w:rFonts w:asciiTheme="majorEastAsia" w:eastAsiaTheme="majorEastAsia" w:hAnsiTheme="majorEastAsia"/>
+            <w:tcMar/>
+            <w:vAlign w:val="center"/>
+          </w:tcPr>
+          <w:p>
+            <w:pPr>
+              <w:suppressLineNumbers/>
+              <w:suppressAutoHyphens/>
+              <w:kinsoku w:val="0"/>
+              <w:overflowPunct w:val="0"/>
+              <w:autoSpaceDE w:val="0"/>
+              <w:autoSpaceDN w:val="0"/>
+              <w:adjustRightInd w:val="0"/>
+              <w:snapToGrid w:val="0"/>
+              <w:rPr>
+                <w:rFonts w:asciiTheme="majorEastAsia" w:hAnsiTheme="majorEastAsia" w:eastAsiaTheme="majorEastAsia"/>
                 <w:color w:val="FF0000"/>
                 <w:sz w:val="16"/>
                 <w:szCs w:val="16"/>
@@ -4936,28 +4836,29 @@
             </w:pPr>
             <w:r>
               <w:rPr>
-                <w:rFonts w:asciiTheme="majorEastAsia" w:eastAsiaTheme="majorEastAsia" w:hAnsiTheme="majorEastAsia" w:hint="eastAsia"/>
-                <w:sz w:val="16"/>
-                <w:szCs w:val="16"/>
-              </w:rPr>
-              <w:t>評価</w:t>
+                <w:rFonts w:hint="eastAsia" w:asciiTheme="majorEastAsia" w:hAnsiTheme="majorEastAsia" w:eastAsiaTheme="majorEastAsia"/>
+                <w:sz w:val="16"/>
+                <w:szCs w:val="16"/>
+              </w:rPr>
+              <w:t>抄録作成</w:t>
             </w:r>
           </w:p>
         </w:tc>
         <w:tc>
           <w:tcPr>
             <w:tcW w:w="993" w:type="dxa"/>
-          </w:tcPr>
-          <w:p>
-            <w:pPr>
-              <w:jc w:val="center"/>
-              <w:rPr>
-                <w:rFonts w:asciiTheme="majorEastAsia" w:eastAsiaTheme="majorEastAsia" w:hAnsiTheme="majorEastAsia"/>
+            <w:tcMar/>
+          </w:tcPr>
+          <w:p>
+            <w:pPr>
+              <w:jc w:val="center"/>
+              <w:rPr>
+                <w:rFonts w:asciiTheme="majorEastAsia" w:hAnsiTheme="majorEastAsia" w:eastAsiaTheme="majorEastAsia"/>
               </w:rPr>
             </w:pPr>
             <w:r>
               <w:rPr>
-                <w:rFonts w:asciiTheme="majorEastAsia" w:eastAsiaTheme="majorEastAsia" w:hAnsiTheme="majorEastAsia" w:hint="eastAsia"/>
+                <w:rFonts w:hint="eastAsia" w:asciiTheme="majorEastAsia" w:hAnsiTheme="majorEastAsia" w:eastAsiaTheme="majorEastAsia"/>
                 <w:sz w:val="16"/>
                 <w:szCs w:val="16"/>
               </w:rPr>
@@ -4968,122 +4869,126 @@
         <w:tc>
           <w:tcPr>
             <w:tcW w:w="567" w:type="dxa"/>
-            <w:vAlign w:val="center"/>
-          </w:tcPr>
-          <w:p>
-            <w:pPr>
-              <w:suppressLineNumbers/>
-              <w:suppressAutoHyphens/>
-              <w:kinsoku w:val="0"/>
-              <w:overflowPunct w:val="0"/>
-              <w:autoSpaceDE w:val="0"/>
-              <w:autoSpaceDN w:val="0"/>
-              <w:adjustRightInd w:val="0"/>
-              <w:snapToGrid w:val="0"/>
-              <w:jc w:val="center"/>
-              <w:rPr>
-                <w:rFonts w:asciiTheme="majorEastAsia" w:eastAsiaTheme="majorEastAsia" w:hAnsiTheme="majorEastAsia"/>
-                <w:sz w:val="16"/>
-                <w:szCs w:val="16"/>
-                <w:highlight w:val="yellow"/>
-              </w:rPr>
-            </w:pPr>
-          </w:p>
-        </w:tc>
-        <w:tc>
-          <w:tcPr>
-            <w:tcW w:w="567" w:type="dxa"/>
-            <w:vAlign w:val="center"/>
-          </w:tcPr>
-          <w:p>
-            <w:pPr>
-              <w:suppressLineNumbers/>
-              <w:suppressAutoHyphens/>
-              <w:kinsoku w:val="0"/>
-              <w:overflowPunct w:val="0"/>
-              <w:autoSpaceDE w:val="0"/>
-              <w:autoSpaceDN w:val="0"/>
-              <w:adjustRightInd w:val="0"/>
-              <w:snapToGrid w:val="0"/>
-              <w:jc w:val="center"/>
-              <w:rPr>
-                <w:rFonts w:asciiTheme="majorEastAsia" w:eastAsiaTheme="majorEastAsia" w:hAnsiTheme="majorEastAsia"/>
-                <w:sz w:val="16"/>
-                <w:szCs w:val="16"/>
-                <w:highlight w:val="yellow"/>
-              </w:rPr>
-            </w:pPr>
-          </w:p>
-        </w:tc>
-        <w:tc>
-          <w:tcPr>
-            <w:tcW w:w="567" w:type="dxa"/>
-            <w:vAlign w:val="center"/>
-          </w:tcPr>
-          <w:p>
-            <w:pPr>
-              <w:suppressLineNumbers/>
-              <w:suppressAutoHyphens/>
-              <w:kinsoku w:val="0"/>
-              <w:overflowPunct w:val="0"/>
-              <w:autoSpaceDE w:val="0"/>
-              <w:autoSpaceDN w:val="0"/>
-              <w:adjustRightInd w:val="0"/>
-              <w:snapToGrid w:val="0"/>
-              <w:jc w:val="center"/>
-              <w:rPr>
-                <w:rFonts w:asciiTheme="majorEastAsia" w:eastAsiaTheme="majorEastAsia" w:hAnsiTheme="majorEastAsia"/>
-                <w:sz w:val="16"/>
-                <w:szCs w:val="16"/>
-                <w:highlight w:val="yellow"/>
-              </w:rPr>
-            </w:pPr>
-          </w:p>
-        </w:tc>
-        <w:tc>
-          <w:tcPr>
-            <w:tcW w:w="567" w:type="dxa"/>
-            <w:vAlign w:val="center"/>
-          </w:tcPr>
-          <w:p>
-            <w:pPr>
-              <w:suppressLineNumbers/>
-              <w:suppressAutoHyphens/>
-              <w:kinsoku w:val="0"/>
-              <w:overflowPunct w:val="0"/>
-              <w:autoSpaceDE w:val="0"/>
-              <w:autoSpaceDN w:val="0"/>
-              <w:adjustRightInd w:val="0"/>
-              <w:snapToGrid w:val="0"/>
-              <w:jc w:val="center"/>
-              <w:rPr>
-                <w:rFonts w:asciiTheme="majorEastAsia" w:eastAsiaTheme="majorEastAsia" w:hAnsiTheme="majorEastAsia"/>
-                <w:sz w:val="16"/>
-                <w:szCs w:val="16"/>
-                <w:highlight w:val="yellow"/>
-              </w:rPr>
-            </w:pPr>
-          </w:p>
-        </w:tc>
-        <w:tc>
-          <w:tcPr>
-            <w:tcW w:w="567" w:type="dxa"/>
-            <w:shd w:val="clear" w:color="auto" w:fill="D9D9D9"/>
-            <w:vAlign w:val="center"/>
-          </w:tcPr>
-          <w:p>
-            <w:pPr>
-              <w:suppressLineNumbers/>
-              <w:suppressAutoHyphens/>
-              <w:kinsoku w:val="0"/>
-              <w:overflowPunct w:val="0"/>
-              <w:autoSpaceDE w:val="0"/>
-              <w:autoSpaceDN w:val="0"/>
-              <w:adjustRightInd w:val="0"/>
-              <w:snapToGrid w:val="0"/>
-              <w:jc w:val="center"/>
-              <w:rPr>
-                <w:rFonts w:asciiTheme="majorEastAsia" w:eastAsiaTheme="majorEastAsia" w:hAnsiTheme="majorEastAsia"/>
+            <w:tcMar/>
+            <w:vAlign w:val="center"/>
+          </w:tcPr>
+          <w:p>
+            <w:pPr>
+              <w:suppressLineNumbers/>
+              <w:suppressAutoHyphens/>
+              <w:kinsoku w:val="0"/>
+              <w:overflowPunct w:val="0"/>
+              <w:autoSpaceDE w:val="0"/>
+              <w:autoSpaceDN w:val="0"/>
+              <w:adjustRightInd w:val="0"/>
+              <w:snapToGrid w:val="0"/>
+              <w:jc w:val="center"/>
+              <w:rPr>
+                <w:rFonts w:asciiTheme="majorEastAsia" w:hAnsiTheme="majorEastAsia" w:eastAsiaTheme="majorEastAsia"/>
+                <w:sz w:val="16"/>
+                <w:szCs w:val="16"/>
+                <w:highlight w:val="yellow"/>
+              </w:rPr>
+            </w:pPr>
+          </w:p>
+        </w:tc>
+        <w:tc>
+          <w:tcPr>
+            <w:tcW w:w="567" w:type="dxa"/>
+            <w:tcMar/>
+            <w:vAlign w:val="center"/>
+          </w:tcPr>
+          <w:p>
+            <w:pPr>
+              <w:suppressLineNumbers/>
+              <w:suppressAutoHyphens/>
+              <w:kinsoku w:val="0"/>
+              <w:overflowPunct w:val="0"/>
+              <w:autoSpaceDE w:val="0"/>
+              <w:autoSpaceDN w:val="0"/>
+              <w:adjustRightInd w:val="0"/>
+              <w:snapToGrid w:val="0"/>
+              <w:jc w:val="center"/>
+              <w:rPr>
+                <w:rFonts w:asciiTheme="majorEastAsia" w:hAnsiTheme="majorEastAsia" w:eastAsiaTheme="majorEastAsia"/>
+                <w:sz w:val="16"/>
+                <w:szCs w:val="16"/>
+                <w:highlight w:val="yellow"/>
+              </w:rPr>
+            </w:pPr>
+          </w:p>
+        </w:tc>
+        <w:tc>
+          <w:tcPr>
+            <w:tcW w:w="567" w:type="dxa"/>
+            <w:tcMar/>
+            <w:vAlign w:val="center"/>
+          </w:tcPr>
+          <w:p>
+            <w:pPr>
+              <w:suppressLineNumbers/>
+              <w:suppressAutoHyphens/>
+              <w:kinsoku w:val="0"/>
+              <w:overflowPunct w:val="0"/>
+              <w:autoSpaceDE w:val="0"/>
+              <w:autoSpaceDN w:val="0"/>
+              <w:adjustRightInd w:val="0"/>
+              <w:snapToGrid w:val="0"/>
+              <w:jc w:val="center"/>
+              <w:rPr>
+                <w:rFonts w:asciiTheme="majorEastAsia" w:hAnsiTheme="majorEastAsia" w:eastAsiaTheme="majorEastAsia"/>
+                <w:sz w:val="16"/>
+                <w:szCs w:val="16"/>
+                <w:highlight w:val="yellow"/>
+              </w:rPr>
+            </w:pPr>
+          </w:p>
+        </w:tc>
+        <w:tc>
+          <w:tcPr>
+            <w:tcW w:w="567" w:type="dxa"/>
+            <w:tcMar/>
+            <w:vAlign w:val="center"/>
+          </w:tcPr>
+          <w:p>
+            <w:pPr>
+              <w:suppressLineNumbers/>
+              <w:suppressAutoHyphens/>
+              <w:kinsoku w:val="0"/>
+              <w:overflowPunct w:val="0"/>
+              <w:autoSpaceDE w:val="0"/>
+              <w:autoSpaceDN w:val="0"/>
+              <w:adjustRightInd w:val="0"/>
+              <w:snapToGrid w:val="0"/>
+              <w:jc w:val="center"/>
+              <w:rPr>
+                <w:rFonts w:asciiTheme="majorEastAsia" w:hAnsiTheme="majorEastAsia" w:eastAsiaTheme="majorEastAsia"/>
+                <w:sz w:val="16"/>
+                <w:szCs w:val="16"/>
+                <w:highlight w:val="yellow"/>
+              </w:rPr>
+            </w:pPr>
+          </w:p>
+        </w:tc>
+        <w:tc>
+          <w:tcPr>
+            <w:tcW w:w="567" w:type="dxa"/>
+            <w:tcMar/>
+            <w:vAlign w:val="center"/>
+          </w:tcPr>
+          <w:p>
+            <w:pPr>
+              <w:suppressLineNumbers/>
+              <w:suppressAutoHyphens/>
+              <w:kinsoku w:val="0"/>
+              <w:overflowPunct w:val="0"/>
+              <w:autoSpaceDE w:val="0"/>
+              <w:autoSpaceDN w:val="0"/>
+              <w:adjustRightInd w:val="0"/>
+              <w:snapToGrid w:val="0"/>
+              <w:jc w:val="center"/>
+              <w:rPr>
+                <w:rFonts w:asciiTheme="majorEastAsia" w:hAnsiTheme="majorEastAsia" w:eastAsiaTheme="majorEastAsia"/>
                 <w:sz w:val="16"/>
                 <w:szCs w:val="16"/>
                 <w:highlight w:val="yellow"/>
@@ -5095,21 +5000,22 @@
           <w:tcPr>
             <w:tcW w:w="567" w:type="dxa"/>
             <w:shd w:val="clear" w:color="auto" w:fill="D9D9D9" w:themeFill="background1" w:themeFillShade="D9"/>
-            <w:vAlign w:val="center"/>
-          </w:tcPr>
-          <w:p>
-            <w:pPr>
-              <w:suppressLineNumbers/>
-              <w:suppressAutoHyphens/>
-              <w:kinsoku w:val="0"/>
-              <w:overflowPunct w:val="0"/>
-              <w:autoSpaceDE w:val="0"/>
-              <w:autoSpaceDN w:val="0"/>
-              <w:adjustRightInd w:val="0"/>
-              <w:snapToGrid w:val="0"/>
-              <w:jc w:val="center"/>
-              <w:rPr>
-                <w:rFonts w:asciiTheme="majorEastAsia" w:eastAsiaTheme="majorEastAsia" w:hAnsiTheme="majorEastAsia"/>
+            <w:tcMar/>
+            <w:vAlign w:val="center"/>
+          </w:tcPr>
+          <w:p>
+            <w:pPr>
+              <w:suppressLineNumbers/>
+              <w:suppressAutoHyphens/>
+              <w:kinsoku w:val="0"/>
+              <w:overflowPunct w:val="0"/>
+              <w:autoSpaceDE w:val="0"/>
+              <w:autoSpaceDN w:val="0"/>
+              <w:adjustRightInd w:val="0"/>
+              <w:snapToGrid w:val="0"/>
+              <w:jc w:val="center"/>
+              <w:rPr>
+                <w:rFonts w:asciiTheme="majorEastAsia" w:hAnsiTheme="majorEastAsia" w:eastAsiaTheme="majorEastAsia"/>
                 <w:sz w:val="16"/>
                 <w:szCs w:val="16"/>
                 <w:highlight w:val="yellow"/>
@@ -5121,21 +5027,22 @@
           <w:tcPr>
             <w:tcW w:w="567" w:type="dxa"/>
             <w:shd w:val="clear" w:color="auto" w:fill="D9D9D9" w:themeFill="background1" w:themeFillShade="D9"/>
-            <w:vAlign w:val="center"/>
-          </w:tcPr>
-          <w:p>
-            <w:pPr>
-              <w:suppressLineNumbers/>
-              <w:suppressAutoHyphens/>
-              <w:kinsoku w:val="0"/>
-              <w:overflowPunct w:val="0"/>
-              <w:autoSpaceDE w:val="0"/>
-              <w:autoSpaceDN w:val="0"/>
-              <w:adjustRightInd w:val="0"/>
-              <w:snapToGrid w:val="0"/>
-              <w:jc w:val="center"/>
-              <w:rPr>
-                <w:rFonts w:asciiTheme="majorEastAsia" w:eastAsiaTheme="majorEastAsia" w:hAnsiTheme="majorEastAsia"/>
+            <w:tcMar/>
+            <w:vAlign w:val="center"/>
+          </w:tcPr>
+          <w:p>
+            <w:pPr>
+              <w:suppressLineNumbers/>
+              <w:suppressAutoHyphens/>
+              <w:kinsoku w:val="0"/>
+              <w:overflowPunct w:val="0"/>
+              <w:autoSpaceDE w:val="0"/>
+              <w:autoSpaceDN w:val="0"/>
+              <w:adjustRightInd w:val="0"/>
+              <w:snapToGrid w:val="0"/>
+              <w:jc w:val="center"/>
+              <w:rPr>
+                <w:rFonts w:asciiTheme="majorEastAsia" w:hAnsiTheme="majorEastAsia" w:eastAsiaTheme="majorEastAsia"/>
                 <w:sz w:val="16"/>
                 <w:szCs w:val="16"/>
                 <w:highlight w:val="yellow"/>
@@ -5147,71 +5054,74 @@
           <w:tcPr>
             <w:tcW w:w="567" w:type="dxa"/>
             <w:shd w:val="clear" w:color="auto" w:fill="D9D9D9" w:themeFill="background1" w:themeFillShade="D9"/>
-            <w:vAlign w:val="center"/>
-          </w:tcPr>
-          <w:p>
-            <w:pPr>
-              <w:suppressLineNumbers/>
-              <w:suppressAutoHyphens/>
-              <w:kinsoku w:val="0"/>
-              <w:overflowPunct w:val="0"/>
-              <w:autoSpaceDE w:val="0"/>
-              <w:autoSpaceDN w:val="0"/>
-              <w:adjustRightInd w:val="0"/>
-              <w:snapToGrid w:val="0"/>
-              <w:jc w:val="center"/>
-              <w:rPr>
-                <w:rFonts w:asciiTheme="majorEastAsia" w:eastAsiaTheme="majorEastAsia" w:hAnsiTheme="majorEastAsia"/>
-                <w:sz w:val="16"/>
-                <w:szCs w:val="16"/>
-                <w:highlight w:val="yellow"/>
-              </w:rPr>
-            </w:pPr>
-          </w:p>
-        </w:tc>
-        <w:tc>
-          <w:tcPr>
-            <w:tcW w:w="567" w:type="dxa"/>
-            <w:vAlign w:val="center"/>
-          </w:tcPr>
-          <w:p>
-            <w:pPr>
-              <w:suppressLineNumbers/>
-              <w:suppressAutoHyphens/>
-              <w:kinsoku w:val="0"/>
-              <w:overflowPunct w:val="0"/>
-              <w:autoSpaceDE w:val="0"/>
-              <w:autoSpaceDN w:val="0"/>
-              <w:adjustRightInd w:val="0"/>
-              <w:snapToGrid w:val="0"/>
-              <w:jc w:val="center"/>
-              <w:rPr>
-                <w:rFonts w:asciiTheme="majorEastAsia" w:eastAsiaTheme="majorEastAsia" w:hAnsiTheme="majorEastAsia"/>
-                <w:sz w:val="16"/>
-                <w:szCs w:val="16"/>
-                <w:highlight w:val="yellow"/>
-              </w:rPr>
-            </w:pPr>
-          </w:p>
-        </w:tc>
-        <w:tc>
-          <w:tcPr>
-            <w:tcW w:w="567" w:type="dxa"/>
-            <w:vAlign w:val="center"/>
-          </w:tcPr>
-          <w:p>
-            <w:pPr>
-              <w:suppressLineNumbers/>
-              <w:suppressAutoHyphens/>
-              <w:kinsoku w:val="0"/>
-              <w:overflowPunct w:val="0"/>
-              <w:autoSpaceDE w:val="0"/>
-              <w:autoSpaceDN w:val="0"/>
-              <w:adjustRightInd w:val="0"/>
-              <w:snapToGrid w:val="0"/>
-              <w:jc w:val="center"/>
-              <w:rPr>
-                <w:rFonts w:asciiTheme="majorEastAsia" w:eastAsiaTheme="majorEastAsia" w:hAnsiTheme="majorEastAsia"/>
+            <w:tcMar/>
+            <w:vAlign w:val="center"/>
+          </w:tcPr>
+          <w:p>
+            <w:pPr>
+              <w:suppressLineNumbers/>
+              <w:suppressAutoHyphens/>
+              <w:kinsoku w:val="0"/>
+              <w:overflowPunct w:val="0"/>
+              <w:autoSpaceDE w:val="0"/>
+              <w:autoSpaceDN w:val="0"/>
+              <w:adjustRightInd w:val="0"/>
+              <w:snapToGrid w:val="0"/>
+              <w:jc w:val="center"/>
+              <w:rPr>
+                <w:rFonts w:asciiTheme="majorEastAsia" w:hAnsiTheme="majorEastAsia" w:eastAsiaTheme="majorEastAsia"/>
+                <w:sz w:val="16"/>
+                <w:szCs w:val="16"/>
+                <w:highlight w:val="yellow"/>
+              </w:rPr>
+            </w:pPr>
+          </w:p>
+        </w:tc>
+        <w:tc>
+          <w:tcPr>
+            <w:tcW w:w="567" w:type="dxa"/>
+            <w:tcMar/>
+            <w:vAlign w:val="center"/>
+          </w:tcPr>
+          <w:p>
+            <w:pPr>
+              <w:suppressLineNumbers/>
+              <w:suppressAutoHyphens/>
+              <w:kinsoku w:val="0"/>
+              <w:overflowPunct w:val="0"/>
+              <w:autoSpaceDE w:val="0"/>
+              <w:autoSpaceDN w:val="0"/>
+              <w:adjustRightInd w:val="0"/>
+              <w:snapToGrid w:val="0"/>
+              <w:jc w:val="center"/>
+              <w:rPr>
+                <w:rFonts w:asciiTheme="majorEastAsia" w:hAnsiTheme="majorEastAsia" w:eastAsiaTheme="majorEastAsia"/>
+                <w:sz w:val="16"/>
+                <w:szCs w:val="16"/>
+                <w:highlight w:val="yellow"/>
+              </w:rPr>
+            </w:pPr>
+          </w:p>
+        </w:tc>
+        <w:tc>
+          <w:tcPr>
+            <w:tcW w:w="567" w:type="dxa"/>
+            <w:tcMar/>
+            <w:vAlign w:val="center"/>
+          </w:tcPr>
+          <w:p>
+            <w:pPr>
+              <w:suppressLineNumbers/>
+              <w:suppressAutoHyphens/>
+              <w:kinsoku w:val="0"/>
+              <w:overflowPunct w:val="0"/>
+              <w:autoSpaceDE w:val="0"/>
+              <w:autoSpaceDN w:val="0"/>
+              <w:adjustRightInd w:val="0"/>
+              <w:snapToGrid w:val="0"/>
+              <w:jc w:val="center"/>
+              <w:rPr>
+                <w:rFonts w:asciiTheme="majorEastAsia" w:hAnsiTheme="majorEastAsia" w:eastAsiaTheme="majorEastAsia"/>
                 <w:sz w:val="16"/>
                 <w:szCs w:val="16"/>
                 <w:highlight w:val="yellow"/>
@@ -5227,20 +5137,21 @@
         <w:tc>
           <w:tcPr>
             <w:tcW w:w="1701" w:type="dxa"/>
-            <w:vAlign w:val="center"/>
-          </w:tcPr>
-          <w:p>
-            <w:pPr>
-              <w:suppressLineNumbers/>
-              <w:suppressAutoHyphens/>
-              <w:kinsoku w:val="0"/>
-              <w:overflowPunct w:val="0"/>
-              <w:autoSpaceDE w:val="0"/>
-              <w:autoSpaceDN w:val="0"/>
-              <w:adjustRightInd w:val="0"/>
-              <w:snapToGrid w:val="0"/>
-              <w:rPr>
-                <w:rFonts w:asciiTheme="majorEastAsia" w:eastAsiaTheme="majorEastAsia" w:hAnsiTheme="majorEastAsia"/>
+            <w:tcMar/>
+            <w:vAlign w:val="center"/>
+          </w:tcPr>
+          <w:p>
+            <w:pPr>
+              <w:suppressLineNumbers/>
+              <w:suppressAutoHyphens/>
+              <w:kinsoku w:val="0"/>
+              <w:overflowPunct w:val="0"/>
+              <w:autoSpaceDE w:val="0"/>
+              <w:autoSpaceDN w:val="0"/>
+              <w:adjustRightInd w:val="0"/>
+              <w:snapToGrid w:val="0"/>
+              <w:rPr>
+                <w:rFonts w:asciiTheme="majorEastAsia" w:hAnsiTheme="majorEastAsia" w:eastAsiaTheme="majorEastAsia"/>
                 <w:color w:val="FF0000"/>
                 <w:sz w:val="16"/>
                 <w:szCs w:val="16"/>
@@ -5248,156 +5159,197 @@
             </w:pPr>
             <w:r>
               <w:rPr>
-                <w:rFonts w:asciiTheme="majorEastAsia" w:eastAsiaTheme="majorEastAsia" w:hAnsiTheme="majorEastAsia" w:hint="eastAsia"/>
-                <w:sz w:val="16"/>
-                <w:szCs w:val="16"/>
-              </w:rPr>
-              <w:t>抄録作成</w:t>
+                <w:rFonts w:hint="eastAsia" w:asciiTheme="majorEastAsia" w:hAnsiTheme="majorEastAsia" w:eastAsiaTheme="majorEastAsia"/>
+                <w:sz w:val="16"/>
+                <w:szCs w:val="16"/>
+              </w:rPr>
+              <w:t>論文作成</w:t>
             </w:r>
           </w:p>
         </w:tc>
         <w:tc>
           <w:tcPr>
             <w:tcW w:w="993" w:type="dxa"/>
-          </w:tcPr>
-          <w:p>
-            <w:pPr>
-              <w:jc w:val="center"/>
-              <w:rPr>
-                <w:rFonts w:asciiTheme="majorEastAsia" w:eastAsiaTheme="majorEastAsia" w:hAnsiTheme="majorEastAsia"/>
+            <w:tcMar/>
+          </w:tcPr>
+          <w:p>
+            <w:pPr>
+              <w:jc w:val="center"/>
+              <w:rPr>
+                <w:rFonts w:asciiTheme="majorEastAsia" w:hAnsiTheme="majorEastAsia" w:eastAsiaTheme="majorEastAsia"/>
               </w:rPr>
             </w:pPr>
             <w:r>
               <w:rPr>
-                <w:rFonts w:asciiTheme="majorEastAsia" w:eastAsiaTheme="majorEastAsia" w:hAnsiTheme="majorEastAsia" w:hint="eastAsia"/>
-                <w:sz w:val="16"/>
-                <w:szCs w:val="16"/>
-              </w:rPr>
-              <w:t>大槻・添野</w:t>
+                <w:rFonts w:hint="eastAsia" w:asciiTheme="majorEastAsia" w:hAnsiTheme="majorEastAsia" w:eastAsiaTheme="majorEastAsia"/>
+                <w:sz w:val="16"/>
+                <w:szCs w:val="16"/>
+              </w:rPr>
+              <w:t>大槻・添</w:t>
             </w:r>
-          </w:p>
-        </w:tc>
-        <w:tc>
-          <w:tcPr>
-            <w:tcW w:w="567" w:type="dxa"/>
-            <w:vAlign w:val="center"/>
-          </w:tcPr>
-          <w:p>
-            <w:pPr>
-              <w:suppressLineNumbers/>
-              <w:suppressAutoHyphens/>
-              <w:kinsoku w:val="0"/>
-              <w:overflowPunct w:val="0"/>
-              <w:autoSpaceDE w:val="0"/>
-              <w:autoSpaceDN w:val="0"/>
-              <w:adjustRightInd w:val="0"/>
-              <w:snapToGrid w:val="0"/>
-              <w:jc w:val="center"/>
-              <w:rPr>
-                <w:rFonts w:asciiTheme="majorEastAsia" w:eastAsiaTheme="majorEastAsia" w:hAnsiTheme="majorEastAsia"/>
-                <w:sz w:val="16"/>
-                <w:szCs w:val="16"/>
-                <w:highlight w:val="yellow"/>
-              </w:rPr>
-            </w:pPr>
-          </w:p>
-        </w:tc>
-        <w:tc>
-          <w:tcPr>
-            <w:tcW w:w="567" w:type="dxa"/>
-            <w:vAlign w:val="center"/>
-          </w:tcPr>
-          <w:p>
-            <w:pPr>
-              <w:suppressLineNumbers/>
-              <w:suppressAutoHyphens/>
-              <w:kinsoku w:val="0"/>
-              <w:overflowPunct w:val="0"/>
-              <w:autoSpaceDE w:val="0"/>
-              <w:autoSpaceDN w:val="0"/>
-              <w:adjustRightInd w:val="0"/>
-              <w:snapToGrid w:val="0"/>
-              <w:jc w:val="center"/>
-              <w:rPr>
-                <w:rFonts w:asciiTheme="majorEastAsia" w:eastAsiaTheme="majorEastAsia" w:hAnsiTheme="majorEastAsia"/>
-                <w:sz w:val="16"/>
-                <w:szCs w:val="16"/>
-                <w:highlight w:val="yellow"/>
-              </w:rPr>
-            </w:pPr>
-          </w:p>
-        </w:tc>
-        <w:tc>
-          <w:tcPr>
-            <w:tcW w:w="567" w:type="dxa"/>
-            <w:vAlign w:val="center"/>
-          </w:tcPr>
-          <w:p>
-            <w:pPr>
-              <w:suppressLineNumbers/>
-              <w:suppressAutoHyphens/>
-              <w:kinsoku w:val="0"/>
-              <w:overflowPunct w:val="0"/>
-              <w:autoSpaceDE w:val="0"/>
-              <w:autoSpaceDN w:val="0"/>
-              <w:adjustRightInd w:val="0"/>
-              <w:snapToGrid w:val="0"/>
-              <w:jc w:val="center"/>
-              <w:rPr>
-                <w:rFonts w:asciiTheme="majorEastAsia" w:eastAsiaTheme="majorEastAsia" w:hAnsiTheme="majorEastAsia"/>
-                <w:sz w:val="16"/>
-                <w:szCs w:val="16"/>
-                <w:highlight w:val="yellow"/>
-              </w:rPr>
-            </w:pPr>
-          </w:p>
-        </w:tc>
-        <w:tc>
-          <w:tcPr>
-            <w:tcW w:w="567" w:type="dxa"/>
-            <w:vAlign w:val="center"/>
-          </w:tcPr>
-          <w:p>
-            <w:pPr>
-              <w:suppressLineNumbers/>
-              <w:suppressAutoHyphens/>
-              <w:kinsoku w:val="0"/>
-              <w:overflowPunct w:val="0"/>
-              <w:autoSpaceDE w:val="0"/>
-              <w:autoSpaceDN w:val="0"/>
-              <w:adjustRightInd w:val="0"/>
-              <w:snapToGrid w:val="0"/>
-              <w:jc w:val="center"/>
-              <w:rPr>
-                <w:rFonts w:asciiTheme="majorEastAsia" w:eastAsiaTheme="majorEastAsia" w:hAnsiTheme="majorEastAsia"/>
-                <w:sz w:val="16"/>
-                <w:szCs w:val="16"/>
-                <w:highlight w:val="yellow"/>
-              </w:rPr>
-            </w:pPr>
-          </w:p>
-        </w:tc>
-        <w:tc>
-          <w:tcPr>
-            <w:tcW w:w="567" w:type="dxa"/>
-            <w:vAlign w:val="center"/>
-          </w:tcPr>
-          <w:p>
-            <w:pPr>
-              <w:suppressLineNumbers/>
-              <w:suppressAutoHyphens/>
-              <w:kinsoku w:val="0"/>
-              <w:overflowPunct w:val="0"/>
-              <w:autoSpaceDE w:val="0"/>
-              <w:autoSpaceDN w:val="0"/>
-              <w:adjustRightInd w:val="0"/>
-              <w:snapToGrid w:val="0"/>
-              <w:jc w:val="center"/>
-              <w:rPr>
-                <w:rFonts w:asciiTheme="majorEastAsia" w:eastAsiaTheme="majorEastAsia" w:hAnsiTheme="majorEastAsia"/>
-                <w:sz w:val="16"/>
-                <w:szCs w:val="16"/>
-                <w:highlight w:val="yellow"/>
+            <w:r>
+              <w:rPr>
+                <w:rFonts w:hint="eastAsia" w:asciiTheme="majorEastAsia" w:hAnsiTheme="majorEastAsia" w:eastAsiaTheme="majorEastAsia"/>
+                <w:sz w:val="16"/>
+                <w:szCs w:val="16"/>
+              </w:rPr>
+              <w:lastRenderedPageBreak/>
+              <w:t>野</w:t>
+            </w:r>
+          </w:p>
+        </w:tc>
+        <w:tc>
+          <w:tcPr>
+            <w:tcW w:w="567" w:type="dxa"/>
+            <w:tcMar/>
+            <w:vAlign w:val="center"/>
+          </w:tcPr>
+          <w:p>
+            <w:pPr>
+              <w:suppressLineNumbers/>
+              <w:suppressAutoHyphens/>
+              <w:kinsoku w:val="0"/>
+              <w:overflowPunct w:val="0"/>
+              <w:autoSpaceDE w:val="0"/>
+              <w:autoSpaceDN w:val="0"/>
+              <w:adjustRightInd w:val="0"/>
+              <w:snapToGrid w:val="0"/>
+              <w:jc w:val="center"/>
+              <w:rPr>
+                <w:rFonts w:asciiTheme="majorEastAsia" w:hAnsiTheme="majorEastAsia" w:eastAsiaTheme="majorEastAsia"/>
+                <w:sz w:val="16"/>
+                <w:szCs w:val="16"/>
+                <w:highlight w:val="yellow"/>
+              </w:rPr>
+            </w:pPr>
+          </w:p>
+        </w:tc>
+        <w:tc>
+          <w:tcPr>
+            <w:tcW w:w="567" w:type="dxa"/>
+            <w:tcMar/>
+            <w:vAlign w:val="center"/>
+          </w:tcPr>
+          <w:p>
+            <w:pPr>
+              <w:suppressLineNumbers/>
+              <w:suppressAutoHyphens/>
+              <w:kinsoku w:val="0"/>
+              <w:overflowPunct w:val="0"/>
+              <w:autoSpaceDE w:val="0"/>
+              <w:autoSpaceDN w:val="0"/>
+              <w:adjustRightInd w:val="0"/>
+              <w:snapToGrid w:val="0"/>
+              <w:jc w:val="center"/>
+              <w:rPr>
+                <w:rFonts w:asciiTheme="majorEastAsia" w:hAnsiTheme="majorEastAsia" w:eastAsiaTheme="majorEastAsia"/>
+                <w:sz w:val="16"/>
+                <w:szCs w:val="16"/>
+                <w:highlight w:val="yellow"/>
+              </w:rPr>
+            </w:pPr>
+          </w:p>
+        </w:tc>
+        <w:tc>
+          <w:tcPr>
+            <w:tcW w:w="567" w:type="dxa"/>
+            <w:tcMar/>
+            <w:vAlign w:val="center"/>
+          </w:tcPr>
+          <w:p>
+            <w:pPr>
+              <w:suppressLineNumbers/>
+              <w:suppressAutoHyphens/>
+              <w:kinsoku w:val="0"/>
+              <w:overflowPunct w:val="0"/>
+              <w:autoSpaceDE w:val="0"/>
+              <w:autoSpaceDN w:val="0"/>
+              <w:adjustRightInd w:val="0"/>
+              <w:snapToGrid w:val="0"/>
+              <w:jc w:val="center"/>
+              <w:rPr>
+                <w:rFonts w:asciiTheme="majorEastAsia" w:hAnsiTheme="majorEastAsia" w:eastAsiaTheme="majorEastAsia"/>
+                <w:sz w:val="16"/>
+                <w:szCs w:val="16"/>
+                <w:highlight w:val="yellow"/>
+              </w:rPr>
+            </w:pPr>
+          </w:p>
+        </w:tc>
+        <w:tc>
+          <w:tcPr>
+            <w:tcW w:w="567" w:type="dxa"/>
+            <w:tcMar/>
+            <w:vAlign w:val="center"/>
+          </w:tcPr>
+          <w:p>
+            <w:pPr>
+              <w:suppressLineNumbers/>
+              <w:suppressAutoHyphens/>
+              <w:kinsoku w:val="0"/>
+              <w:overflowPunct w:val="0"/>
+              <w:autoSpaceDE w:val="0"/>
+              <w:autoSpaceDN w:val="0"/>
+              <w:adjustRightInd w:val="0"/>
+              <w:snapToGrid w:val="0"/>
+              <w:jc w:val="center"/>
+              <w:rPr>
+                <w:rFonts w:asciiTheme="majorEastAsia" w:hAnsiTheme="majorEastAsia" w:eastAsiaTheme="majorEastAsia"/>
+                <w:sz w:val="16"/>
+                <w:szCs w:val="16"/>
+                <w:highlight w:val="yellow"/>
+              </w:rPr>
+            </w:pPr>
+          </w:p>
+        </w:tc>
+        <w:tc>
+          <w:tcPr>
+            <w:tcW w:w="567" w:type="dxa"/>
+            <w:tcMar/>
+            <w:vAlign w:val="center"/>
+          </w:tcPr>
+          <w:p>
+            <w:pPr>
+              <w:suppressLineNumbers/>
+              <w:suppressAutoHyphens/>
+              <w:kinsoku w:val="0"/>
+              <w:overflowPunct w:val="0"/>
+              <w:autoSpaceDE w:val="0"/>
+              <w:autoSpaceDN w:val="0"/>
+              <w:adjustRightInd w:val="0"/>
+              <w:snapToGrid w:val="0"/>
+              <w:jc w:val="center"/>
+              <w:rPr>
+                <w:rFonts w:asciiTheme="majorEastAsia" w:hAnsiTheme="majorEastAsia" w:eastAsiaTheme="majorEastAsia"/>
+                <w:sz w:val="16"/>
+                <w:szCs w:val="16"/>
+                <w:highlight w:val="yellow"/>
+              </w:rPr>
+            </w:pPr>
+          </w:p>
+        </w:tc>
+        <w:tc>
+          <w:tcPr>
+            <w:tcW w:w="567" w:type="dxa"/>
+            <w:tcMar/>
+            <w:vAlign w:val="center"/>
+          </w:tcPr>
+          <w:p>
+            <w:pPr>
+              <w:suppressLineNumbers w:val="1"/>
+              <w:suppressAutoHyphens/>
+              <w:kinsoku w:val="0"/>
+              <w:overflowPunct w:val="0"/>
+              <w:autoSpaceDE w:val="0"/>
+              <w:autoSpaceDN w:val="0"/>
+              <w:adjustRightInd w:val="0"/>
+              <w:snapToGrid w:val="0"/>
+              <w:jc w:val="center"/>
+              <w:rPr>
+                <w:rFonts w:ascii="ＭＳ ゴシック" w:hAnsi="ＭＳ ゴシック" w:eastAsia="ＭＳ ゴシック" w:asciiTheme="majorEastAsia" w:hAnsiTheme="majorEastAsia" w:eastAsiaTheme="majorEastAsia"/>
+                <w:sz w:val="16"/>
+                <w:szCs w:val="16"/>
+                <w:highlight w:val="darkGray"/>
               </w:rPr>
             </w:pPr>
           </w:p>
@@ -5406,24 +5358,25 @@
           <w:tcPr>
             <w:tcW w:w="567" w:type="dxa"/>
             <w:shd w:val="clear" w:color="auto" w:fill="D9D9D9" w:themeFill="background1" w:themeFillShade="D9"/>
-            <w:vAlign w:val="center"/>
-          </w:tcPr>
-          <w:p>
-            <w:pPr>
-              <w:suppressLineNumbers/>
-              <w:suppressAutoHyphens/>
-              <w:kinsoku w:val="0"/>
-              <w:overflowPunct w:val="0"/>
-              <w:autoSpaceDE w:val="0"/>
-              <w:autoSpaceDN w:val="0"/>
-              <w:adjustRightInd w:val="0"/>
-              <w:snapToGrid w:val="0"/>
-              <w:jc w:val="center"/>
-              <w:rPr>
-                <w:rFonts w:asciiTheme="majorEastAsia" w:eastAsiaTheme="majorEastAsia" w:hAnsiTheme="majorEastAsia"/>
-                <w:sz w:val="16"/>
-                <w:szCs w:val="16"/>
-                <w:highlight w:val="yellow"/>
+            <w:tcMar/>
+            <w:vAlign w:val="center"/>
+          </w:tcPr>
+          <w:p>
+            <w:pPr>
+              <w:suppressLineNumbers w:val="1"/>
+              <w:suppressAutoHyphens/>
+              <w:kinsoku w:val="0"/>
+              <w:overflowPunct w:val="0"/>
+              <w:autoSpaceDE w:val="0"/>
+              <w:autoSpaceDN w:val="0"/>
+              <w:adjustRightInd w:val="0"/>
+              <w:snapToGrid w:val="0"/>
+              <w:jc w:val="center"/>
+              <w:rPr>
+                <w:rFonts w:ascii="ＭＳ ゴシック" w:hAnsi="ＭＳ ゴシック" w:eastAsia="ＭＳ ゴシック" w:asciiTheme="majorEastAsia" w:hAnsiTheme="majorEastAsia" w:eastAsiaTheme="majorEastAsia"/>
+                <w:sz w:val="16"/>
+                <w:szCs w:val="16"/>
+                <w:highlight w:val="darkGray"/>
               </w:rPr>
             </w:pPr>
           </w:p>
@@ -5432,21 +5385,22 @@
           <w:tcPr>
             <w:tcW w:w="567" w:type="dxa"/>
             <w:shd w:val="clear" w:color="auto" w:fill="D9D9D9" w:themeFill="background1" w:themeFillShade="D9"/>
-            <w:vAlign w:val="center"/>
-          </w:tcPr>
-          <w:p>
-            <w:pPr>
-              <w:suppressLineNumbers/>
-              <w:suppressAutoHyphens/>
-              <w:kinsoku w:val="0"/>
-              <w:overflowPunct w:val="0"/>
-              <w:autoSpaceDE w:val="0"/>
-              <w:autoSpaceDN w:val="0"/>
-              <w:adjustRightInd w:val="0"/>
-              <w:snapToGrid w:val="0"/>
-              <w:jc w:val="center"/>
-              <w:rPr>
-                <w:rFonts w:asciiTheme="majorEastAsia" w:eastAsiaTheme="majorEastAsia" w:hAnsiTheme="majorEastAsia"/>
+            <w:tcMar/>
+            <w:vAlign w:val="center"/>
+          </w:tcPr>
+          <w:p>
+            <w:pPr>
+              <w:suppressLineNumbers/>
+              <w:suppressAutoHyphens/>
+              <w:kinsoku w:val="0"/>
+              <w:overflowPunct w:val="0"/>
+              <w:autoSpaceDE w:val="0"/>
+              <w:autoSpaceDN w:val="0"/>
+              <w:adjustRightInd w:val="0"/>
+              <w:snapToGrid w:val="0"/>
+              <w:jc w:val="center"/>
+              <w:rPr>
+                <w:rFonts w:asciiTheme="majorEastAsia" w:hAnsiTheme="majorEastAsia" w:eastAsiaTheme="majorEastAsia"/>
                 <w:sz w:val="16"/>
                 <w:szCs w:val="16"/>
                 <w:highlight w:val="yellow"/>
@@ -5458,71 +5412,48 @@
           <w:tcPr>
             <w:tcW w:w="567" w:type="dxa"/>
             <w:shd w:val="clear" w:color="auto" w:fill="D9D9D9" w:themeFill="background1" w:themeFillShade="D9"/>
-            <w:vAlign w:val="center"/>
-          </w:tcPr>
-          <w:p>
-            <w:pPr>
-              <w:suppressLineNumbers/>
-              <w:suppressAutoHyphens/>
-              <w:kinsoku w:val="0"/>
-              <w:overflowPunct w:val="0"/>
-              <w:autoSpaceDE w:val="0"/>
-              <w:autoSpaceDN w:val="0"/>
-              <w:adjustRightInd w:val="0"/>
-              <w:snapToGrid w:val="0"/>
-              <w:jc w:val="center"/>
-              <w:rPr>
-                <w:rFonts w:asciiTheme="majorEastAsia" w:eastAsiaTheme="majorEastAsia" w:hAnsiTheme="majorEastAsia"/>
-                <w:sz w:val="16"/>
-                <w:szCs w:val="16"/>
-                <w:highlight w:val="yellow"/>
-              </w:rPr>
-            </w:pPr>
-          </w:p>
-        </w:tc>
-        <w:tc>
-          <w:tcPr>
-            <w:tcW w:w="567" w:type="dxa"/>
-            <w:vAlign w:val="center"/>
-          </w:tcPr>
-          <w:p>
-            <w:pPr>
-              <w:suppressLineNumbers/>
-              <w:suppressAutoHyphens/>
-              <w:kinsoku w:val="0"/>
-              <w:overflowPunct w:val="0"/>
-              <w:autoSpaceDE w:val="0"/>
-              <w:autoSpaceDN w:val="0"/>
-              <w:adjustRightInd w:val="0"/>
-              <w:snapToGrid w:val="0"/>
-              <w:jc w:val="center"/>
-              <w:rPr>
-                <w:rFonts w:asciiTheme="majorEastAsia" w:eastAsiaTheme="majorEastAsia" w:hAnsiTheme="majorEastAsia"/>
-                <w:sz w:val="16"/>
-                <w:szCs w:val="16"/>
-                <w:highlight w:val="yellow"/>
-              </w:rPr>
-            </w:pPr>
-          </w:p>
-        </w:tc>
-        <w:tc>
-          <w:tcPr>
-            <w:tcW w:w="567" w:type="dxa"/>
-            <w:vAlign w:val="center"/>
-          </w:tcPr>
-          <w:p>
-            <w:pPr>
-              <w:suppressLineNumbers/>
-              <w:suppressAutoHyphens/>
-              <w:kinsoku w:val="0"/>
-              <w:overflowPunct w:val="0"/>
-              <w:autoSpaceDE w:val="0"/>
-              <w:autoSpaceDN w:val="0"/>
-              <w:adjustRightInd w:val="0"/>
-              <w:snapToGrid w:val="0"/>
-              <w:jc w:val="center"/>
-              <w:rPr>
-                <w:rFonts w:asciiTheme="majorEastAsia" w:eastAsiaTheme="majorEastAsia" w:hAnsiTheme="majorEastAsia"/>
+            <w:tcMar/>
+            <w:vAlign w:val="center"/>
+          </w:tcPr>
+          <w:p>
+            <w:pPr>
+              <w:suppressLineNumbers/>
+              <w:suppressAutoHyphens/>
+              <w:kinsoku w:val="0"/>
+              <w:overflowPunct w:val="0"/>
+              <w:autoSpaceDE w:val="0"/>
+              <w:autoSpaceDN w:val="0"/>
+              <w:adjustRightInd w:val="0"/>
+              <w:snapToGrid w:val="0"/>
+              <w:jc w:val="center"/>
+              <w:rPr>
+                <w:rFonts w:asciiTheme="majorEastAsia" w:hAnsiTheme="majorEastAsia" w:eastAsiaTheme="majorEastAsia"/>
+                <w:sz w:val="16"/>
+                <w:szCs w:val="16"/>
+                <w:highlight w:val="yellow"/>
+              </w:rPr>
+            </w:pPr>
+          </w:p>
+        </w:tc>
+        <w:tc>
+          <w:tcPr>
+            <w:tcW w:w="567" w:type="dxa"/>
+            <w:tcMar/>
+            <w:vAlign w:val="center"/>
+          </w:tcPr>
+          <w:p>
+            <w:pPr>
+              <w:suppressLineNumbers/>
+              <w:suppressAutoHyphens/>
+              <w:kinsoku w:val="0"/>
+              <w:overflowPunct w:val="0"/>
+              <w:autoSpaceDE w:val="0"/>
+              <w:autoSpaceDN w:val="0"/>
+              <w:adjustRightInd w:val="0"/>
+              <w:snapToGrid w:val="0"/>
+              <w:jc w:val="center"/>
+              <w:rPr>
+                <w:rFonts w:asciiTheme="majorEastAsia" w:hAnsiTheme="majorEastAsia" w:eastAsiaTheme="majorEastAsia"/>
                 <w:sz w:val="16"/>
                 <w:szCs w:val="16"/>
                 <w:highlight w:val="yellow"/>
@@ -5538,20 +5469,21 @@
         <w:tc>
           <w:tcPr>
             <w:tcW w:w="1701" w:type="dxa"/>
-            <w:vAlign w:val="center"/>
-          </w:tcPr>
-          <w:p>
-            <w:pPr>
-              <w:suppressLineNumbers/>
-              <w:suppressAutoHyphens/>
-              <w:kinsoku w:val="0"/>
-              <w:overflowPunct w:val="0"/>
-              <w:autoSpaceDE w:val="0"/>
-              <w:autoSpaceDN w:val="0"/>
-              <w:adjustRightInd w:val="0"/>
-              <w:snapToGrid w:val="0"/>
-              <w:rPr>
-                <w:rFonts w:asciiTheme="majorEastAsia" w:eastAsiaTheme="majorEastAsia" w:hAnsiTheme="majorEastAsia"/>
+            <w:tcMar/>
+            <w:vAlign w:val="center"/>
+          </w:tcPr>
+          <w:p>
+            <w:pPr>
+              <w:suppressLineNumbers/>
+              <w:suppressAutoHyphens/>
+              <w:kinsoku w:val="0"/>
+              <w:overflowPunct w:val="0"/>
+              <w:autoSpaceDE w:val="0"/>
+              <w:autoSpaceDN w:val="0"/>
+              <w:adjustRightInd w:val="0"/>
+              <w:snapToGrid w:val="0"/>
+              <w:rPr>
+                <w:rFonts w:asciiTheme="majorEastAsia" w:hAnsiTheme="majorEastAsia" w:eastAsiaTheme="majorEastAsia"/>
                 <w:color w:val="FF0000"/>
                 <w:sz w:val="16"/>
                 <w:szCs w:val="16"/>
@@ -5559,326 +5491,7 @@
             </w:pPr>
             <w:r>
               <w:rPr>
-                <w:rFonts w:asciiTheme="majorEastAsia" w:eastAsiaTheme="majorEastAsia" w:hAnsiTheme="majorEastAsia" w:hint="eastAsia"/>
-                <w:sz w:val="16"/>
-                <w:szCs w:val="16"/>
-              </w:rPr>
-              <w:t>論文作成</w:t>
-            </w:r>
-          </w:p>
-        </w:tc>
-        <w:tc>
-          <w:tcPr>
-            <w:tcW w:w="993" w:type="dxa"/>
-          </w:tcPr>
-          <w:p>
-            <w:pPr>
-              <w:jc w:val="center"/>
-              <w:rPr>
-                <w:rFonts w:asciiTheme="majorEastAsia" w:eastAsiaTheme="majorEastAsia" w:hAnsiTheme="majorEastAsia"/>
-              </w:rPr>
-            </w:pPr>
-            <w:r>
-              <w:rPr>
-                <w:rFonts w:asciiTheme="majorEastAsia" w:eastAsiaTheme="majorEastAsia" w:hAnsiTheme="majorEastAsia" w:hint="eastAsia"/>
-                <w:sz w:val="16"/>
-                <w:szCs w:val="16"/>
-              </w:rPr>
-              <w:t>大槻・添</w:t>
-            </w:r>
-            <w:r>
-              <w:rPr>
-                <w:rFonts w:asciiTheme="majorEastAsia" w:eastAsiaTheme="majorEastAsia" w:hAnsiTheme="majorEastAsia" w:hint="eastAsia"/>
-                <w:sz w:val="16"/>
-                <w:szCs w:val="16"/>
-              </w:rPr>
-              <w:lastRenderedPageBreak/>
-              <w:t>野</w:t>
-            </w:r>
-          </w:p>
-        </w:tc>
-        <w:tc>
-          <w:tcPr>
-            <w:tcW w:w="567" w:type="dxa"/>
-            <w:vAlign w:val="center"/>
-          </w:tcPr>
-          <w:p>
-            <w:pPr>
-              <w:suppressLineNumbers/>
-              <w:suppressAutoHyphens/>
-              <w:kinsoku w:val="0"/>
-              <w:overflowPunct w:val="0"/>
-              <w:autoSpaceDE w:val="0"/>
-              <w:autoSpaceDN w:val="0"/>
-              <w:adjustRightInd w:val="0"/>
-              <w:snapToGrid w:val="0"/>
-              <w:jc w:val="center"/>
-              <w:rPr>
-                <w:rFonts w:asciiTheme="majorEastAsia" w:eastAsiaTheme="majorEastAsia" w:hAnsiTheme="majorEastAsia"/>
-                <w:sz w:val="16"/>
-                <w:szCs w:val="16"/>
-                <w:highlight w:val="yellow"/>
-              </w:rPr>
-            </w:pPr>
-          </w:p>
-        </w:tc>
-        <w:tc>
-          <w:tcPr>
-            <w:tcW w:w="567" w:type="dxa"/>
-            <w:vAlign w:val="center"/>
-          </w:tcPr>
-          <w:p>
-            <w:pPr>
-              <w:suppressLineNumbers/>
-              <w:suppressAutoHyphens/>
-              <w:kinsoku w:val="0"/>
-              <w:overflowPunct w:val="0"/>
-              <w:autoSpaceDE w:val="0"/>
-              <w:autoSpaceDN w:val="0"/>
-              <w:adjustRightInd w:val="0"/>
-              <w:snapToGrid w:val="0"/>
-              <w:jc w:val="center"/>
-              <w:rPr>
-                <w:rFonts w:asciiTheme="majorEastAsia" w:eastAsiaTheme="majorEastAsia" w:hAnsiTheme="majorEastAsia"/>
-                <w:sz w:val="16"/>
-                <w:szCs w:val="16"/>
-                <w:highlight w:val="yellow"/>
-              </w:rPr>
-            </w:pPr>
-          </w:p>
-        </w:tc>
-        <w:tc>
-          <w:tcPr>
-            <w:tcW w:w="567" w:type="dxa"/>
-            <w:vAlign w:val="center"/>
-          </w:tcPr>
-          <w:p>
-            <w:pPr>
-              <w:suppressLineNumbers/>
-              <w:suppressAutoHyphens/>
-              <w:kinsoku w:val="0"/>
-              <w:overflowPunct w:val="0"/>
-              <w:autoSpaceDE w:val="0"/>
-              <w:autoSpaceDN w:val="0"/>
-              <w:adjustRightInd w:val="0"/>
-              <w:snapToGrid w:val="0"/>
-              <w:jc w:val="center"/>
-              <w:rPr>
-                <w:rFonts w:asciiTheme="majorEastAsia" w:eastAsiaTheme="majorEastAsia" w:hAnsiTheme="majorEastAsia"/>
-                <w:sz w:val="16"/>
-                <w:szCs w:val="16"/>
-                <w:highlight w:val="yellow"/>
-              </w:rPr>
-            </w:pPr>
-          </w:p>
-        </w:tc>
-        <w:tc>
-          <w:tcPr>
-            <w:tcW w:w="567" w:type="dxa"/>
-            <w:vAlign w:val="center"/>
-          </w:tcPr>
-          <w:p>
-            <w:pPr>
-              <w:suppressLineNumbers/>
-              <w:suppressAutoHyphens/>
-              <w:kinsoku w:val="0"/>
-              <w:overflowPunct w:val="0"/>
-              <w:autoSpaceDE w:val="0"/>
-              <w:autoSpaceDN w:val="0"/>
-              <w:adjustRightInd w:val="0"/>
-              <w:snapToGrid w:val="0"/>
-              <w:jc w:val="center"/>
-              <w:rPr>
-                <w:rFonts w:asciiTheme="majorEastAsia" w:eastAsiaTheme="majorEastAsia" w:hAnsiTheme="majorEastAsia"/>
-                <w:sz w:val="16"/>
-                <w:szCs w:val="16"/>
-                <w:highlight w:val="yellow"/>
-              </w:rPr>
-            </w:pPr>
-          </w:p>
-        </w:tc>
-        <w:tc>
-          <w:tcPr>
-            <w:tcW w:w="567" w:type="dxa"/>
-            <w:vAlign w:val="center"/>
-          </w:tcPr>
-          <w:p>
-            <w:pPr>
-              <w:suppressLineNumbers/>
-              <w:suppressAutoHyphens/>
-              <w:kinsoku w:val="0"/>
-              <w:overflowPunct w:val="0"/>
-              <w:autoSpaceDE w:val="0"/>
-              <w:autoSpaceDN w:val="0"/>
-              <w:adjustRightInd w:val="0"/>
-              <w:snapToGrid w:val="0"/>
-              <w:jc w:val="center"/>
-              <w:rPr>
-                <w:rFonts w:asciiTheme="majorEastAsia" w:eastAsiaTheme="majorEastAsia" w:hAnsiTheme="majorEastAsia"/>
-                <w:sz w:val="16"/>
-                <w:szCs w:val="16"/>
-                <w:highlight w:val="yellow"/>
-              </w:rPr>
-            </w:pPr>
-          </w:p>
-        </w:tc>
-        <w:tc>
-          <w:tcPr>
-            <w:tcW w:w="567" w:type="dxa"/>
-            <w:vAlign w:val="center"/>
-          </w:tcPr>
-          <w:p>
-            <w:pPr>
-              <w:suppressLineNumbers/>
-              <w:suppressAutoHyphens/>
-              <w:kinsoku w:val="0"/>
-              <w:overflowPunct w:val="0"/>
-              <w:autoSpaceDE w:val="0"/>
-              <w:autoSpaceDN w:val="0"/>
-              <w:adjustRightInd w:val="0"/>
-              <w:snapToGrid w:val="0"/>
-              <w:jc w:val="center"/>
-              <w:rPr>
-                <w:rFonts w:asciiTheme="majorEastAsia" w:eastAsiaTheme="majorEastAsia" w:hAnsiTheme="majorEastAsia"/>
-                <w:sz w:val="16"/>
-                <w:szCs w:val="16"/>
-                <w:highlight w:val="yellow"/>
-              </w:rPr>
-            </w:pPr>
-          </w:p>
-        </w:tc>
-        <w:tc>
-          <w:tcPr>
-            <w:tcW w:w="567" w:type="dxa"/>
-            <w:vAlign w:val="center"/>
-          </w:tcPr>
-          <w:p>
-            <w:pPr>
-              <w:suppressLineNumbers/>
-              <w:suppressAutoHyphens/>
-              <w:kinsoku w:val="0"/>
-              <w:overflowPunct w:val="0"/>
-              <w:autoSpaceDE w:val="0"/>
-              <w:autoSpaceDN w:val="0"/>
-              <w:adjustRightInd w:val="0"/>
-              <w:snapToGrid w:val="0"/>
-              <w:jc w:val="center"/>
-              <w:rPr>
-                <w:rFonts w:asciiTheme="majorEastAsia" w:eastAsiaTheme="majorEastAsia" w:hAnsiTheme="majorEastAsia"/>
-                <w:sz w:val="16"/>
-                <w:szCs w:val="16"/>
-                <w:highlight w:val="yellow"/>
-              </w:rPr>
-            </w:pPr>
-          </w:p>
-        </w:tc>
-        <w:tc>
-          <w:tcPr>
-            <w:tcW w:w="567" w:type="dxa"/>
-            <w:shd w:val="clear" w:color="auto" w:fill="D9D9D9" w:themeFill="background1" w:themeFillShade="D9"/>
-            <w:vAlign w:val="center"/>
-          </w:tcPr>
-          <w:p>
-            <w:pPr>
-              <w:suppressLineNumbers/>
-              <w:suppressAutoHyphens/>
-              <w:kinsoku w:val="0"/>
-              <w:overflowPunct w:val="0"/>
-              <w:autoSpaceDE w:val="0"/>
-              <w:autoSpaceDN w:val="0"/>
-              <w:adjustRightInd w:val="0"/>
-              <w:snapToGrid w:val="0"/>
-              <w:jc w:val="center"/>
-              <w:rPr>
-                <w:rFonts w:asciiTheme="majorEastAsia" w:eastAsiaTheme="majorEastAsia" w:hAnsiTheme="majorEastAsia"/>
-                <w:sz w:val="16"/>
-                <w:szCs w:val="16"/>
-                <w:highlight w:val="yellow"/>
-              </w:rPr>
-            </w:pPr>
-          </w:p>
-        </w:tc>
-        <w:tc>
-          <w:tcPr>
-            <w:tcW w:w="567" w:type="dxa"/>
-            <w:shd w:val="clear" w:color="auto" w:fill="D9D9D9" w:themeFill="background1" w:themeFillShade="D9"/>
-            <w:vAlign w:val="center"/>
-          </w:tcPr>
-          <w:p>
-            <w:pPr>
-              <w:suppressLineNumbers/>
-              <w:suppressAutoHyphens/>
-              <w:kinsoku w:val="0"/>
-              <w:overflowPunct w:val="0"/>
-              <w:autoSpaceDE w:val="0"/>
-              <w:autoSpaceDN w:val="0"/>
-              <w:adjustRightInd w:val="0"/>
-              <w:snapToGrid w:val="0"/>
-              <w:jc w:val="center"/>
-              <w:rPr>
-                <w:rFonts w:asciiTheme="majorEastAsia" w:eastAsiaTheme="majorEastAsia" w:hAnsiTheme="majorEastAsia"/>
-                <w:sz w:val="16"/>
-                <w:szCs w:val="16"/>
-                <w:highlight w:val="yellow"/>
-              </w:rPr>
-            </w:pPr>
-          </w:p>
-        </w:tc>
-        <w:tc>
-          <w:tcPr>
-            <w:tcW w:w="567" w:type="dxa"/>
-            <w:vAlign w:val="center"/>
-          </w:tcPr>
-          <w:p>
-            <w:pPr>
-              <w:suppressLineNumbers/>
-              <w:suppressAutoHyphens/>
-              <w:kinsoku w:val="0"/>
-              <w:overflowPunct w:val="0"/>
-              <w:autoSpaceDE w:val="0"/>
-              <w:autoSpaceDN w:val="0"/>
-              <w:adjustRightInd w:val="0"/>
-              <w:snapToGrid w:val="0"/>
-              <w:jc w:val="center"/>
-              <w:rPr>
-                <w:rFonts w:asciiTheme="majorEastAsia" w:eastAsiaTheme="majorEastAsia" w:hAnsiTheme="majorEastAsia"/>
-                <w:sz w:val="16"/>
-                <w:szCs w:val="16"/>
-                <w:highlight w:val="yellow"/>
-              </w:rPr>
-            </w:pPr>
-          </w:p>
-        </w:tc>
-      </w:tr>
-      <w:tr>
-        <w:trPr>
-          <w:trHeight w:val="454"/>
-        </w:trPr>
-        <w:tc>
-          <w:tcPr>
-            <w:tcW w:w="1701" w:type="dxa"/>
-            <w:vAlign w:val="center"/>
-          </w:tcPr>
-          <w:p>
-            <w:pPr>
-              <w:suppressLineNumbers/>
-              <w:suppressAutoHyphens/>
-              <w:kinsoku w:val="0"/>
-              <w:overflowPunct w:val="0"/>
-              <w:autoSpaceDE w:val="0"/>
-              <w:autoSpaceDN w:val="0"/>
-              <w:adjustRightInd w:val="0"/>
-              <w:snapToGrid w:val="0"/>
-              <w:rPr>
-                <w:rFonts w:asciiTheme="majorEastAsia" w:eastAsiaTheme="majorEastAsia" w:hAnsiTheme="majorEastAsia"/>
-                <w:color w:val="FF0000"/>
-                <w:sz w:val="16"/>
-                <w:szCs w:val="16"/>
-              </w:rPr>
-            </w:pPr>
-            <w:r>
-              <w:rPr>
-                <w:rFonts w:asciiTheme="majorEastAsia" w:eastAsiaTheme="majorEastAsia" w:hAnsiTheme="majorEastAsia" w:hint="eastAsia"/>
+                <w:rFonts w:hint="eastAsia" w:asciiTheme="majorEastAsia" w:hAnsiTheme="majorEastAsia" w:eastAsiaTheme="majorEastAsia"/>
                 <w:sz w:val="16"/>
                 <w:szCs w:val="16"/>
               </w:rPr>
@@ -5889,17 +5502,18 @@
         <w:tc>
           <w:tcPr>
             <w:tcW w:w="993" w:type="dxa"/>
-          </w:tcPr>
-          <w:p>
-            <w:pPr>
-              <w:jc w:val="center"/>
-              <w:rPr>
-                <w:rFonts w:asciiTheme="majorEastAsia" w:eastAsiaTheme="majorEastAsia" w:hAnsiTheme="majorEastAsia"/>
+            <w:tcMar/>
+          </w:tcPr>
+          <w:p>
+            <w:pPr>
+              <w:jc w:val="center"/>
+              <w:rPr>
+                <w:rFonts w:asciiTheme="majorEastAsia" w:hAnsiTheme="majorEastAsia" w:eastAsiaTheme="majorEastAsia"/>
               </w:rPr>
             </w:pPr>
             <w:r>
               <w:rPr>
-                <w:rFonts w:asciiTheme="majorEastAsia" w:eastAsiaTheme="majorEastAsia" w:hAnsiTheme="majorEastAsia" w:hint="eastAsia"/>
+                <w:rFonts w:hint="eastAsia" w:asciiTheme="majorEastAsia" w:hAnsiTheme="majorEastAsia" w:eastAsiaTheme="majorEastAsia"/>
                 <w:sz w:val="16"/>
                 <w:szCs w:val="16"/>
               </w:rPr>
@@ -5910,171 +5524,152 @@
         <w:tc>
           <w:tcPr>
             <w:tcW w:w="567" w:type="dxa"/>
-            <w:vAlign w:val="center"/>
-          </w:tcPr>
-          <w:p>
-            <w:pPr>
-              <w:suppressLineNumbers/>
-              <w:suppressAutoHyphens/>
-              <w:kinsoku w:val="0"/>
-              <w:overflowPunct w:val="0"/>
-              <w:autoSpaceDE w:val="0"/>
-              <w:autoSpaceDN w:val="0"/>
-              <w:adjustRightInd w:val="0"/>
-              <w:snapToGrid w:val="0"/>
-              <w:jc w:val="center"/>
-              <w:rPr>
-                <w:rFonts w:asciiTheme="majorEastAsia" w:eastAsiaTheme="majorEastAsia" w:hAnsiTheme="majorEastAsia"/>
-                <w:sz w:val="16"/>
-                <w:szCs w:val="16"/>
-                <w:highlight w:val="yellow"/>
-              </w:rPr>
-            </w:pPr>
-          </w:p>
-        </w:tc>
-        <w:tc>
-          <w:tcPr>
-            <w:tcW w:w="567" w:type="dxa"/>
-            <w:vAlign w:val="center"/>
-          </w:tcPr>
-          <w:p>
-            <w:pPr>
-              <w:suppressLineNumbers/>
-              <w:suppressAutoHyphens/>
-              <w:kinsoku w:val="0"/>
-              <w:overflowPunct w:val="0"/>
-              <w:autoSpaceDE w:val="0"/>
-              <w:autoSpaceDN w:val="0"/>
-              <w:adjustRightInd w:val="0"/>
-              <w:snapToGrid w:val="0"/>
-              <w:jc w:val="center"/>
-              <w:rPr>
-                <w:rFonts w:asciiTheme="majorEastAsia" w:eastAsiaTheme="majorEastAsia" w:hAnsiTheme="majorEastAsia"/>
-                <w:sz w:val="16"/>
-                <w:szCs w:val="16"/>
-                <w:highlight w:val="yellow"/>
-              </w:rPr>
-            </w:pPr>
-          </w:p>
-        </w:tc>
-        <w:tc>
-          <w:tcPr>
-            <w:tcW w:w="567" w:type="dxa"/>
-            <w:vAlign w:val="center"/>
-          </w:tcPr>
-          <w:p>
-            <w:pPr>
-              <w:suppressLineNumbers/>
-              <w:suppressAutoHyphens/>
-              <w:kinsoku w:val="0"/>
-              <w:overflowPunct w:val="0"/>
-              <w:autoSpaceDE w:val="0"/>
-              <w:autoSpaceDN w:val="0"/>
-              <w:adjustRightInd w:val="0"/>
-              <w:snapToGrid w:val="0"/>
-              <w:jc w:val="center"/>
-              <w:rPr>
-                <w:rFonts w:asciiTheme="majorEastAsia" w:eastAsiaTheme="majorEastAsia" w:hAnsiTheme="majorEastAsia"/>
-                <w:sz w:val="16"/>
-                <w:szCs w:val="16"/>
-                <w:highlight w:val="yellow"/>
-              </w:rPr>
-            </w:pPr>
-          </w:p>
-        </w:tc>
-        <w:tc>
-          <w:tcPr>
-            <w:tcW w:w="567" w:type="dxa"/>
-            <w:vAlign w:val="center"/>
-          </w:tcPr>
-          <w:p>
-            <w:pPr>
-              <w:suppressLineNumbers/>
-              <w:suppressAutoHyphens/>
-              <w:kinsoku w:val="0"/>
-              <w:overflowPunct w:val="0"/>
-              <w:autoSpaceDE w:val="0"/>
-              <w:autoSpaceDN w:val="0"/>
-              <w:adjustRightInd w:val="0"/>
-              <w:snapToGrid w:val="0"/>
-              <w:jc w:val="center"/>
-              <w:rPr>
-                <w:rFonts w:asciiTheme="majorEastAsia" w:eastAsiaTheme="majorEastAsia" w:hAnsiTheme="majorEastAsia"/>
-                <w:sz w:val="16"/>
-                <w:szCs w:val="16"/>
-                <w:highlight w:val="yellow"/>
-              </w:rPr>
-            </w:pPr>
-          </w:p>
-        </w:tc>
-        <w:tc>
-          <w:tcPr>
-            <w:tcW w:w="567" w:type="dxa"/>
-            <w:vAlign w:val="center"/>
-          </w:tcPr>
-          <w:p>
-            <w:pPr>
-              <w:suppressLineNumbers/>
-              <w:suppressAutoHyphens/>
-              <w:kinsoku w:val="0"/>
-              <w:overflowPunct w:val="0"/>
-              <w:autoSpaceDE w:val="0"/>
-              <w:autoSpaceDN w:val="0"/>
-              <w:adjustRightInd w:val="0"/>
-              <w:snapToGrid w:val="0"/>
-              <w:jc w:val="center"/>
-              <w:rPr>
-                <w:rFonts w:asciiTheme="majorEastAsia" w:eastAsiaTheme="majorEastAsia" w:hAnsiTheme="majorEastAsia"/>
-                <w:sz w:val="16"/>
-                <w:szCs w:val="16"/>
-                <w:highlight w:val="yellow"/>
-              </w:rPr>
-            </w:pPr>
-          </w:p>
-        </w:tc>
-        <w:tc>
-          <w:tcPr>
-            <w:tcW w:w="567" w:type="dxa"/>
-            <w:vAlign w:val="center"/>
-          </w:tcPr>
-          <w:p>
-            <w:pPr>
-              <w:suppressLineNumbers/>
-              <w:suppressAutoHyphens/>
-              <w:kinsoku w:val="0"/>
-              <w:overflowPunct w:val="0"/>
-              <w:autoSpaceDE w:val="0"/>
-              <w:autoSpaceDN w:val="0"/>
-              <w:adjustRightInd w:val="0"/>
-              <w:snapToGrid w:val="0"/>
-              <w:jc w:val="center"/>
-              <w:rPr>
-                <w:rFonts w:asciiTheme="majorEastAsia" w:eastAsiaTheme="majorEastAsia" w:hAnsiTheme="majorEastAsia"/>
-                <w:sz w:val="16"/>
-                <w:szCs w:val="16"/>
-                <w:highlight w:val="yellow"/>
-              </w:rPr>
-            </w:pPr>
-          </w:p>
-        </w:tc>
-        <w:tc>
-          <w:tcPr>
-            <w:tcW w:w="567" w:type="dxa"/>
-            <w:vAlign w:val="center"/>
-          </w:tcPr>
-          <w:p>
-            <w:pPr>
-              <w:suppressLineNumbers/>
-              <w:suppressAutoHyphens/>
-              <w:kinsoku w:val="0"/>
-              <w:overflowPunct w:val="0"/>
-              <w:autoSpaceDE w:val="0"/>
-              <w:autoSpaceDN w:val="0"/>
-              <w:adjustRightInd w:val="0"/>
-              <w:snapToGrid w:val="0"/>
-              <w:jc w:val="center"/>
-              <w:rPr>
-                <w:rFonts w:asciiTheme="majorEastAsia" w:eastAsiaTheme="majorEastAsia" w:hAnsiTheme="majorEastAsia"/>
+            <w:tcMar/>
+            <w:vAlign w:val="center"/>
+          </w:tcPr>
+          <w:p>
+            <w:pPr>
+              <w:suppressLineNumbers/>
+              <w:suppressAutoHyphens/>
+              <w:kinsoku w:val="0"/>
+              <w:overflowPunct w:val="0"/>
+              <w:autoSpaceDE w:val="0"/>
+              <w:autoSpaceDN w:val="0"/>
+              <w:adjustRightInd w:val="0"/>
+              <w:snapToGrid w:val="0"/>
+              <w:jc w:val="center"/>
+              <w:rPr>
+                <w:rFonts w:asciiTheme="majorEastAsia" w:hAnsiTheme="majorEastAsia" w:eastAsiaTheme="majorEastAsia"/>
+                <w:sz w:val="16"/>
+                <w:szCs w:val="16"/>
+                <w:highlight w:val="yellow"/>
+              </w:rPr>
+            </w:pPr>
+          </w:p>
+        </w:tc>
+        <w:tc>
+          <w:tcPr>
+            <w:tcW w:w="567" w:type="dxa"/>
+            <w:tcMar/>
+            <w:vAlign w:val="center"/>
+          </w:tcPr>
+          <w:p>
+            <w:pPr>
+              <w:suppressLineNumbers/>
+              <w:suppressAutoHyphens/>
+              <w:kinsoku w:val="0"/>
+              <w:overflowPunct w:val="0"/>
+              <w:autoSpaceDE w:val="0"/>
+              <w:autoSpaceDN w:val="0"/>
+              <w:adjustRightInd w:val="0"/>
+              <w:snapToGrid w:val="0"/>
+              <w:jc w:val="center"/>
+              <w:rPr>
+                <w:rFonts w:asciiTheme="majorEastAsia" w:hAnsiTheme="majorEastAsia" w:eastAsiaTheme="majorEastAsia"/>
+                <w:sz w:val="16"/>
+                <w:szCs w:val="16"/>
+                <w:highlight w:val="yellow"/>
+              </w:rPr>
+            </w:pPr>
+          </w:p>
+        </w:tc>
+        <w:tc>
+          <w:tcPr>
+            <w:tcW w:w="567" w:type="dxa"/>
+            <w:tcMar/>
+            <w:vAlign w:val="center"/>
+          </w:tcPr>
+          <w:p>
+            <w:pPr>
+              <w:suppressLineNumbers/>
+              <w:suppressAutoHyphens/>
+              <w:kinsoku w:val="0"/>
+              <w:overflowPunct w:val="0"/>
+              <w:autoSpaceDE w:val="0"/>
+              <w:autoSpaceDN w:val="0"/>
+              <w:adjustRightInd w:val="0"/>
+              <w:snapToGrid w:val="0"/>
+              <w:jc w:val="center"/>
+              <w:rPr>
+                <w:rFonts w:asciiTheme="majorEastAsia" w:hAnsiTheme="majorEastAsia" w:eastAsiaTheme="majorEastAsia"/>
+                <w:sz w:val="16"/>
+                <w:szCs w:val="16"/>
+                <w:highlight w:val="yellow"/>
+              </w:rPr>
+            </w:pPr>
+          </w:p>
+        </w:tc>
+        <w:tc>
+          <w:tcPr>
+            <w:tcW w:w="567" w:type="dxa"/>
+            <w:tcMar/>
+            <w:vAlign w:val="center"/>
+          </w:tcPr>
+          <w:p>
+            <w:pPr>
+              <w:suppressLineNumbers/>
+              <w:suppressAutoHyphens/>
+              <w:kinsoku w:val="0"/>
+              <w:overflowPunct w:val="0"/>
+              <w:autoSpaceDE w:val="0"/>
+              <w:autoSpaceDN w:val="0"/>
+              <w:adjustRightInd w:val="0"/>
+              <w:snapToGrid w:val="0"/>
+              <w:jc w:val="center"/>
+              <w:rPr>
+                <w:rFonts w:asciiTheme="majorEastAsia" w:hAnsiTheme="majorEastAsia" w:eastAsiaTheme="majorEastAsia"/>
+                <w:sz w:val="16"/>
+                <w:szCs w:val="16"/>
+                <w:highlight w:val="yellow"/>
+              </w:rPr>
+            </w:pPr>
+          </w:p>
+        </w:tc>
+        <w:tc>
+          <w:tcPr>
+            <w:tcW w:w="567" w:type="dxa"/>
+            <w:tcMar/>
+            <w:vAlign w:val="center"/>
+          </w:tcPr>
+          <w:p>
+            <w:pPr>
+              <w:suppressLineNumbers/>
+              <w:suppressAutoHyphens/>
+              <w:kinsoku w:val="0"/>
+              <w:overflowPunct w:val="0"/>
+              <w:autoSpaceDE w:val="0"/>
+              <w:autoSpaceDN w:val="0"/>
+              <w:adjustRightInd w:val="0"/>
+              <w:snapToGrid w:val="0"/>
+              <w:jc w:val="center"/>
+              <w:rPr>
+                <w:rFonts w:asciiTheme="majorEastAsia" w:hAnsiTheme="majorEastAsia" w:eastAsiaTheme="majorEastAsia"/>
+                <w:sz w:val="16"/>
+                <w:szCs w:val="16"/>
+                <w:highlight w:val="yellow"/>
+              </w:rPr>
+            </w:pPr>
+          </w:p>
+        </w:tc>
+        <w:tc>
+          <w:tcPr>
+            <w:tcW w:w="567" w:type="dxa"/>
+            <w:tcMar/>
+            <w:vAlign w:val="center"/>
+          </w:tcPr>
+          <w:p>
+            <w:pPr>
+              <w:suppressLineNumbers/>
+              <w:suppressAutoHyphens/>
+              <w:kinsoku w:val="0"/>
+              <w:overflowPunct w:val="0"/>
+              <w:autoSpaceDE w:val="0"/>
+              <w:autoSpaceDN w:val="0"/>
+              <w:adjustRightInd w:val="0"/>
+              <w:snapToGrid w:val="0"/>
+              <w:jc w:val="center"/>
+              <w:rPr>
+                <w:rFonts w:asciiTheme="majorEastAsia" w:hAnsiTheme="majorEastAsia" w:eastAsiaTheme="majorEastAsia"/>
                 <w:sz w:val="16"/>
                 <w:szCs w:val="16"/>
                 <w:highlight w:val="yellow"/>
@@ -6086,21 +5681,22 @@
           <w:tcPr>
             <w:tcW w:w="567" w:type="dxa"/>
             <w:shd w:val="clear" w:color="auto" w:fill="D9D9D9" w:themeFill="background1" w:themeFillShade="D9"/>
-            <w:vAlign w:val="center"/>
-          </w:tcPr>
-          <w:p>
-            <w:pPr>
-              <w:suppressLineNumbers/>
-              <w:suppressAutoHyphens/>
-              <w:kinsoku w:val="0"/>
-              <w:overflowPunct w:val="0"/>
-              <w:autoSpaceDE w:val="0"/>
-              <w:autoSpaceDN w:val="0"/>
-              <w:adjustRightInd w:val="0"/>
-              <w:snapToGrid w:val="0"/>
-              <w:jc w:val="center"/>
-              <w:rPr>
-                <w:rFonts w:asciiTheme="majorEastAsia" w:eastAsiaTheme="majorEastAsia" w:hAnsiTheme="majorEastAsia"/>
+            <w:tcMar/>
+            <w:vAlign w:val="center"/>
+          </w:tcPr>
+          <w:p>
+            <w:pPr>
+              <w:suppressLineNumbers/>
+              <w:suppressAutoHyphens/>
+              <w:kinsoku w:val="0"/>
+              <w:overflowPunct w:val="0"/>
+              <w:autoSpaceDE w:val="0"/>
+              <w:autoSpaceDN w:val="0"/>
+              <w:adjustRightInd w:val="0"/>
+              <w:snapToGrid w:val="0"/>
+              <w:jc w:val="center"/>
+              <w:rPr>
+                <w:rFonts w:asciiTheme="majorEastAsia" w:hAnsiTheme="majorEastAsia" w:eastAsiaTheme="majorEastAsia"/>
                 <w:sz w:val="16"/>
                 <w:szCs w:val="16"/>
                 <w:highlight w:val="yellow"/>
@@ -6112,21 +5708,22 @@
           <w:tcPr>
             <w:tcW w:w="567" w:type="dxa"/>
             <w:shd w:val="clear" w:color="auto" w:fill="D9D9D9" w:themeFill="background1" w:themeFillShade="D9"/>
-            <w:vAlign w:val="center"/>
-          </w:tcPr>
-          <w:p>
-            <w:pPr>
-              <w:suppressLineNumbers/>
-              <w:suppressAutoHyphens/>
-              <w:kinsoku w:val="0"/>
-              <w:overflowPunct w:val="0"/>
-              <w:autoSpaceDE w:val="0"/>
-              <w:autoSpaceDN w:val="0"/>
-              <w:adjustRightInd w:val="0"/>
-              <w:snapToGrid w:val="0"/>
-              <w:jc w:val="center"/>
-              <w:rPr>
-                <w:rFonts w:asciiTheme="majorEastAsia" w:eastAsiaTheme="majorEastAsia" w:hAnsiTheme="majorEastAsia"/>
+            <w:tcMar/>
+            <w:vAlign w:val="center"/>
+          </w:tcPr>
+          <w:p>
+            <w:pPr>
+              <w:suppressLineNumbers/>
+              <w:suppressAutoHyphens/>
+              <w:kinsoku w:val="0"/>
+              <w:overflowPunct w:val="0"/>
+              <w:autoSpaceDE w:val="0"/>
+              <w:autoSpaceDN w:val="0"/>
+              <w:adjustRightInd w:val="0"/>
+              <w:snapToGrid w:val="0"/>
+              <w:jc w:val="center"/>
+              <w:rPr>
+                <w:rFonts w:asciiTheme="majorEastAsia" w:hAnsiTheme="majorEastAsia" w:eastAsiaTheme="majorEastAsia"/>
                 <w:sz w:val="16"/>
                 <w:szCs w:val="16"/>
                 <w:highlight w:val="yellow"/>
@@ -6138,21 +5735,49 @@
           <w:tcPr>
             <w:tcW w:w="567" w:type="dxa"/>
             <w:shd w:val="clear" w:color="auto" w:fill="D9D9D9" w:themeFill="background1" w:themeFillShade="D9"/>
-            <w:vAlign w:val="center"/>
-          </w:tcPr>
-          <w:p>
-            <w:pPr>
-              <w:suppressLineNumbers/>
-              <w:suppressAutoHyphens/>
-              <w:kinsoku w:val="0"/>
-              <w:overflowPunct w:val="0"/>
-              <w:autoSpaceDE w:val="0"/>
-              <w:autoSpaceDN w:val="0"/>
-              <w:adjustRightInd w:val="0"/>
-              <w:snapToGrid w:val="0"/>
-              <w:jc w:val="center"/>
-              <w:rPr>
-                <w:rFonts w:asciiTheme="majorEastAsia" w:eastAsiaTheme="majorEastAsia" w:hAnsiTheme="majorEastAsia"/>
+            <w:tcMar/>
+            <w:vAlign w:val="center"/>
+          </w:tcPr>
+          <w:p>
+            <w:pPr>
+              <w:suppressLineNumbers/>
+              <w:suppressAutoHyphens/>
+              <w:kinsoku w:val="0"/>
+              <w:overflowPunct w:val="0"/>
+              <w:autoSpaceDE w:val="0"/>
+              <w:autoSpaceDN w:val="0"/>
+              <w:adjustRightInd w:val="0"/>
+              <w:snapToGrid w:val="0"/>
+              <w:jc w:val="center"/>
+              <w:rPr>
+                <w:rFonts w:asciiTheme="majorEastAsia" w:hAnsiTheme="majorEastAsia" w:eastAsiaTheme="majorEastAsia"/>
+                <w:sz w:val="16"/>
+                <w:szCs w:val="16"/>
+                <w:highlight w:val="yellow"/>
+              </w:rPr>
+            </w:pPr>
+          </w:p>
+        </w:tc>
+        <w:tc>
+          <w:tcPr>
+            <w:tcW w:w="567" w:type="dxa"/>
+            <w:shd w:val="clear" w:color="auto" w:fill="D9D9D9" w:themeFill="background1" w:themeFillShade="D9"/>
+            <w:tcMar/>
+            <w:vAlign w:val="center"/>
+          </w:tcPr>
+          <w:p>
+            <w:pPr>
+              <w:suppressLineNumbers/>
+              <w:suppressAutoHyphens/>
+              <w:kinsoku w:val="0"/>
+              <w:overflowPunct w:val="0"/>
+              <w:autoSpaceDE w:val="0"/>
+              <w:autoSpaceDN w:val="0"/>
+              <w:adjustRightInd w:val="0"/>
+              <w:snapToGrid w:val="0"/>
+              <w:jc w:val="center"/>
+              <w:rPr>
+                <w:rFonts w:asciiTheme="majorEastAsia" w:hAnsiTheme="majorEastAsia" w:eastAsiaTheme="majorEastAsia"/>
                 <w:sz w:val="16"/>
                 <w:szCs w:val="16"/>
                 <w:highlight w:val="yellow"/>
@@ -6165,7 +5790,7 @@
     <w:p>
       <w:pPr>
         <w:rPr>
-          <w:rFonts w:asciiTheme="minorEastAsia" w:eastAsiaTheme="minorEastAsia" w:hAnsiTheme="minorEastAsia"/>
+          <w:rFonts w:asciiTheme="minorEastAsia" w:hAnsiTheme="minorEastAsia" w:eastAsiaTheme="minorEastAsia"/>
           <w:color w:val="FF0000"/>
           <w:szCs w:val="21"/>
         </w:rPr>
@@ -6174,14 +5799,14 @@
     <w:p>
       <w:pPr>
         <w:rPr>
-          <w:rFonts w:asciiTheme="minorEastAsia" w:eastAsiaTheme="minorEastAsia" w:hAnsiTheme="minorEastAsia"/>
+          <w:rFonts w:asciiTheme="minorEastAsia" w:hAnsiTheme="minorEastAsia" w:eastAsiaTheme="minorEastAsia"/>
           <w:b/>
           <w:szCs w:val="21"/>
         </w:rPr>
       </w:pPr>
       <w:r>
         <w:rPr>
-          <w:rFonts w:asciiTheme="minorEastAsia" w:eastAsiaTheme="minorEastAsia" w:hAnsiTheme="minorEastAsia" w:hint="eastAsia"/>
+          <w:rFonts w:hint="eastAsia" w:asciiTheme="minorEastAsia" w:hAnsiTheme="minorEastAsia" w:eastAsiaTheme="minorEastAsia"/>
           <w:b/>
           <w:szCs w:val="21"/>
         </w:rPr>
@@ -6192,7 +5817,7 @@
       <w:pPr>
         <w:ind w:left="426" w:hanging="425"/>
         <w:rPr>
-          <w:rFonts w:asciiTheme="minorEastAsia" w:eastAsiaTheme="minorEastAsia" w:hAnsiTheme="minorEastAsia"/>
+          <w:rFonts w:asciiTheme="minorEastAsia" w:hAnsiTheme="minorEastAsia" w:eastAsiaTheme="minorEastAsia"/>
           <w:szCs w:val="21"/>
         </w:rPr>
       </w:pPr>
@@ -6201,13 +5826,13 @@
       <w:pPr>
         <w:ind w:left="426" w:hanging="425"/>
         <w:rPr>
-          <w:rFonts w:asciiTheme="minorEastAsia" w:eastAsiaTheme="minorEastAsia" w:hAnsiTheme="minorEastAsia"/>
+          <w:rFonts w:asciiTheme="minorEastAsia" w:hAnsiTheme="minorEastAsia" w:eastAsiaTheme="minorEastAsia"/>
           <w:szCs w:val="21"/>
         </w:rPr>
       </w:pPr>
     </w:p>
     <w:sectPr>
-      <w:pgSz w:w="11906" w:h="16838"/>
+      <w:pgSz w:w="11906" w:h="16838" w:orient="portrait"/>
       <w:pgMar w:top="1985" w:right="1701" w:bottom="1701" w:left="1701" w:header="851" w:footer="992" w:gutter="0"/>
       <w:cols w:space="425"/>
       <w:docGrid w:type="lines" w:linePitch="360"/>
@@ -6240,7 +5865,7 @@
   <w:p>
     <w:pPr>
       <w:pStyle w:val="a4"/>
-      <w:framePr w:wrap="around" w:vAnchor="text" w:hAnchor="margin" w:xAlign="center" w:y="1"/>
+      <w:framePr w:wrap="around" w:hAnchor="margin" w:vAnchor="text" w:xAlign="center" w:y="1"/>
       <w:rPr>
         <w:rStyle w:val="a5"/>
       </w:rPr>
@@ -6289,6 +5914,20 @@
     </w:p>
   </w:footnote>
 </w:footnotes>
+</file>
+
+<file path=word/intelligence2.xml><?xml version="1.0" encoding="utf-8"?>
+<int2:intelligence xmlns:int2="http://schemas.microsoft.com/office/intelligence/2020/intelligence">
+  <int2:observations>
+    <int2:bookmark int2:bookmarkName="_Int_YAljOtXt" int2:invalidationBookmarkName="" int2:hashCode="vqx7MVewONGZOR" int2:id="iVyuX5wd">
+      <int2:state int2:type="gram" int2:value="Rejected"/>
+    </int2:bookmark>
+    <int2:bookmark int2:bookmarkName="_Int_bVto3r0q" int2:invalidationBookmarkName="" int2:hashCode="14sIymDdETuk44" int2:id="vBpa2ula">
+      <int2:state int2:type="gram" int2:value="Rejected"/>
+    </int2:bookmark>
+  </int2:observations>
+  <int2:intelligenceSettings/>
+</int2:intelligence>
 </file>
 
 <file path=word/numbering.xml><?xml version="1.0" encoding="utf-8"?>
@@ -9133,7 +8772,7 @@
   <w:docDefaults>
     <w:rPrDefault>
       <w:rPr>
-        <w:rFonts w:ascii="Century" w:eastAsia="ＭＳ 明朝" w:hAnsi="Century" w:cs="Times New Roman"/>
+        <w:rFonts w:ascii="Century" w:hAnsi="Century" w:eastAsia="ＭＳ 明朝" w:cs="Times New Roman"/>
         <w:lang w:val="en-US" w:eastAsia="ja-JP" w:bidi="ar-SA"/>
       </w:rPr>
     </w:rPrDefault>
@@ -9142,14 +8781,14 @@
   <w:latentStyles w:defLockedState="0" w:defUIPriority="99" w:defSemiHidden="0" w:defUnhideWhenUsed="0" w:defQFormat="0" w:count="376">
     <w:lsdException w:name="Normal" w:uiPriority="0" w:qFormat="1"/>
     <w:lsdException w:name="heading 1" w:uiPriority="9" w:qFormat="1"/>
-    <w:lsdException w:name="heading 2" w:semiHidden="1" w:uiPriority="9" w:unhideWhenUsed="1" w:qFormat="1"/>
-    <w:lsdException w:name="heading 3" w:semiHidden="1" w:uiPriority="9" w:unhideWhenUsed="1" w:qFormat="1"/>
-    <w:lsdException w:name="heading 4" w:semiHidden="1" w:uiPriority="9" w:unhideWhenUsed="1" w:qFormat="1"/>
-    <w:lsdException w:name="heading 5" w:semiHidden="1" w:uiPriority="9" w:unhideWhenUsed="1" w:qFormat="1"/>
-    <w:lsdException w:name="heading 6" w:semiHidden="1" w:uiPriority="9" w:unhideWhenUsed="1" w:qFormat="1"/>
-    <w:lsdException w:name="heading 7" w:semiHidden="1" w:uiPriority="9" w:unhideWhenUsed="1" w:qFormat="1"/>
-    <w:lsdException w:name="heading 8" w:semiHidden="1" w:uiPriority="9" w:unhideWhenUsed="1" w:qFormat="1"/>
-    <w:lsdException w:name="heading 9" w:semiHidden="1" w:uiPriority="9" w:unhideWhenUsed="1" w:qFormat="1"/>
+    <w:lsdException w:name="heading 2" w:uiPriority="9" w:semiHidden="1" w:unhideWhenUsed="1" w:qFormat="1"/>
+    <w:lsdException w:name="heading 3" w:uiPriority="9" w:semiHidden="1" w:unhideWhenUsed="1" w:qFormat="1"/>
+    <w:lsdException w:name="heading 4" w:uiPriority="9" w:semiHidden="1" w:unhideWhenUsed="1" w:qFormat="1"/>
+    <w:lsdException w:name="heading 5" w:uiPriority="9" w:semiHidden="1" w:unhideWhenUsed="1" w:qFormat="1"/>
+    <w:lsdException w:name="heading 6" w:uiPriority="9" w:semiHidden="1" w:unhideWhenUsed="1" w:qFormat="1"/>
+    <w:lsdException w:name="heading 7" w:uiPriority="9" w:semiHidden="1" w:unhideWhenUsed="1" w:qFormat="1"/>
+    <w:lsdException w:name="heading 8" w:uiPriority="9" w:semiHidden="1" w:unhideWhenUsed="1" w:qFormat="1"/>
+    <w:lsdException w:name="heading 9" w:uiPriority="9" w:semiHidden="1" w:unhideWhenUsed="1" w:qFormat="1"/>
     <w:lsdException w:name="index 1" w:semiHidden="1" w:unhideWhenUsed="1"/>
     <w:lsdException w:name="index 2" w:semiHidden="1" w:unhideWhenUsed="1"/>
     <w:lsdException w:name="index 3" w:semiHidden="1" w:unhideWhenUsed="1"/>
@@ -9159,22 +8798,22 @@
     <w:lsdException w:name="index 7" w:semiHidden="1" w:unhideWhenUsed="1"/>
     <w:lsdException w:name="index 8" w:semiHidden="1" w:unhideWhenUsed="1"/>
     <w:lsdException w:name="index 9" w:semiHidden="1" w:unhideWhenUsed="1"/>
-    <w:lsdException w:name="toc 1" w:semiHidden="1" w:uiPriority="39" w:unhideWhenUsed="1"/>
-    <w:lsdException w:name="toc 2" w:semiHidden="1" w:uiPriority="39" w:unhideWhenUsed="1"/>
-    <w:lsdException w:name="toc 3" w:semiHidden="1" w:uiPriority="39" w:unhideWhenUsed="1"/>
-    <w:lsdException w:name="toc 4" w:semiHidden="1" w:uiPriority="39" w:unhideWhenUsed="1"/>
-    <w:lsdException w:name="toc 5" w:semiHidden="1" w:uiPriority="39" w:unhideWhenUsed="1"/>
-    <w:lsdException w:name="toc 6" w:semiHidden="1" w:uiPriority="39" w:unhideWhenUsed="1"/>
-    <w:lsdException w:name="toc 7" w:semiHidden="1" w:uiPriority="39" w:unhideWhenUsed="1"/>
-    <w:lsdException w:name="toc 8" w:semiHidden="1" w:uiPriority="39" w:unhideWhenUsed="1"/>
-    <w:lsdException w:name="toc 9" w:semiHidden="1" w:uiPriority="39" w:unhideWhenUsed="1"/>
+    <w:lsdException w:name="toc 1" w:uiPriority="39" w:semiHidden="1" w:unhideWhenUsed="1"/>
+    <w:lsdException w:name="toc 2" w:uiPriority="39" w:semiHidden="1" w:unhideWhenUsed="1"/>
+    <w:lsdException w:name="toc 3" w:uiPriority="39" w:semiHidden="1" w:unhideWhenUsed="1"/>
+    <w:lsdException w:name="toc 4" w:uiPriority="39" w:semiHidden="1" w:unhideWhenUsed="1"/>
+    <w:lsdException w:name="toc 5" w:uiPriority="39" w:semiHidden="1" w:unhideWhenUsed="1"/>
+    <w:lsdException w:name="toc 6" w:uiPriority="39" w:semiHidden="1" w:unhideWhenUsed="1"/>
+    <w:lsdException w:name="toc 7" w:uiPriority="39" w:semiHidden="1" w:unhideWhenUsed="1"/>
+    <w:lsdException w:name="toc 8" w:uiPriority="39" w:semiHidden="1" w:unhideWhenUsed="1"/>
+    <w:lsdException w:name="toc 9" w:uiPriority="39" w:semiHidden="1" w:unhideWhenUsed="1"/>
     <w:lsdException w:name="Normal Indent" w:semiHidden="1" w:unhideWhenUsed="1"/>
     <w:lsdException w:name="footnote text" w:semiHidden="1" w:unhideWhenUsed="1"/>
     <w:lsdException w:name="annotation text" w:semiHidden="1" w:unhideWhenUsed="1"/>
     <w:lsdException w:name="header" w:semiHidden="1" w:unhideWhenUsed="1"/>
     <w:lsdException w:name="footer" w:semiHidden="1" w:unhideWhenUsed="1"/>
     <w:lsdException w:name="index heading" w:semiHidden="1" w:unhideWhenUsed="1"/>
-    <w:lsdException w:name="caption" w:semiHidden="1" w:uiPriority="35" w:unhideWhenUsed="1" w:qFormat="1"/>
+    <w:lsdException w:name="caption" w:uiPriority="35" w:semiHidden="1" w:unhideWhenUsed="1" w:qFormat="1"/>
     <w:lsdException w:name="table of figures" w:semiHidden="1" w:unhideWhenUsed="1"/>
     <w:lsdException w:name="envelope address" w:semiHidden="1" w:unhideWhenUsed="1"/>
     <w:lsdException w:name="envelope return" w:semiHidden="1" w:unhideWhenUsed="1"/>
@@ -9205,7 +8844,7 @@
     <w:lsdException w:name="Title" w:uiPriority="10" w:qFormat="1"/>
     <w:lsdException w:name="Closing" w:semiHidden="1" w:unhideWhenUsed="1"/>
     <w:lsdException w:name="Signature" w:semiHidden="1" w:unhideWhenUsed="1"/>
-    <w:lsdException w:name="Default Paragraph Font" w:semiHidden="1" w:uiPriority="1" w:unhideWhenUsed="1"/>
+    <w:lsdException w:name="Default Paragraph Font" w:uiPriority="1" w:semiHidden="1" w:unhideWhenUsed="1"/>
     <w:lsdException w:name="Body Text" w:semiHidden="1" w:unhideWhenUsed="1"/>
     <w:lsdException w:name="Body Text Indent" w:semiHidden="1" w:unhideWhenUsed="1"/>
     <w:lsdException w:name="List Continue" w:semiHidden="1" w:unhideWhenUsed="1"/>
@@ -9405,8 +9044,8 @@
     <w:lsdException w:name="Subtle Reference" w:uiPriority="31" w:qFormat="1"/>
     <w:lsdException w:name="Intense Reference" w:uiPriority="32" w:qFormat="1"/>
     <w:lsdException w:name="Book Title" w:uiPriority="33" w:qFormat="1"/>
-    <w:lsdException w:name="Bibliography" w:semiHidden="1" w:uiPriority="37" w:unhideWhenUsed="1"/>
-    <w:lsdException w:name="TOC Heading" w:semiHidden="1" w:uiPriority="39" w:unhideWhenUsed="1" w:qFormat="1"/>
+    <w:lsdException w:name="Bibliography" w:uiPriority="37" w:semiHidden="1" w:unhideWhenUsed="1"/>
+    <w:lsdException w:name="TOC Heading" w:uiPriority="39" w:semiHidden="1" w:unhideWhenUsed="1" w:qFormat="1"/>
     <w:lsdException w:name="Plain Table 1" w:uiPriority="41"/>
     <w:lsdException w:name="Plain Table 2" w:uiPriority="42"/>
     <w:lsdException w:name="Plain Table 3" w:uiPriority="43"/>
@@ -9517,7 +9156,7 @@
     <w:lsdException w:name="Unresolved Mention" w:semiHidden="1" w:unhideWhenUsed="1"/>
     <w:lsdException w:name="Smart Link" w:semiHidden="1" w:unhideWhenUsed="1"/>
   </w:latentStyles>
-  <w:style w:type="paragraph" w:default="1" w:styleId="a">
+  <w:style w:type="paragraph" w:styleId="a" w:default="1">
     <w:name w:val="Normal"/>
     <w:qFormat/>
     <w:rsid w:val="004838DE"/>
@@ -9531,13 +9170,13 @@
       <w:szCs w:val="24"/>
     </w:rPr>
   </w:style>
-  <w:style w:type="character" w:default="1" w:styleId="a0">
+  <w:style w:type="character" w:styleId="a0" w:default="1">
     <w:name w:val="Default Paragraph Font"/>
     <w:uiPriority w:val="1"/>
     <w:semiHidden/>
     <w:unhideWhenUsed/>
   </w:style>
-  <w:style w:type="table" w:default="1" w:styleId="a1">
+  <w:style w:type="table" w:styleId="a1" w:default="1">
     <w:name w:val="Normal Table"/>
     <w:uiPriority w:val="99"/>
     <w:semiHidden/>
@@ -9552,7 +9191,7 @@
       </w:tblCellMar>
     </w:tblPr>
   </w:style>
-  <w:style w:type="numbering" w:default="1" w:styleId="a2">
+  <w:style w:type="numbering" w:styleId="a2" w:default="1">
     <w:name w:val="No List"/>
     <w:uiPriority w:val="99"/>
     <w:semiHidden/>
@@ -9613,7 +9252,7 @@
       <w:jc w:val="center"/>
     </w:pPr>
     <w:rPr>
-      <w:rFonts w:ascii="Arial" w:eastAsia="ＭＳ Ｐゴシック" w:hAnsi="Arial"/>
+      <w:rFonts w:ascii="Arial" w:hAnsi="Arial" w:eastAsia="ＭＳ Ｐゴシック"/>
       <w:b/>
       <w:bCs/>
       <w:color w:val="000000"/>
@@ -9628,12 +9267,12 @@
     <w:rsid w:val="004C1969"/>
     <w:tblPr>
       <w:tblBorders>
-        <w:top w:val="single" w:sz="4" w:space="0" w:color="auto"/>
-        <w:left w:val="single" w:sz="4" w:space="0" w:color="auto"/>
-        <w:bottom w:val="single" w:sz="4" w:space="0" w:color="auto"/>
-        <w:right w:val="single" w:sz="4" w:space="0" w:color="auto"/>
-        <w:insideH w:val="single" w:sz="4" w:space="0" w:color="auto"/>
-        <w:insideV w:val="single" w:sz="4" w:space="0" w:color="auto"/>
+        <w:top w:val="single" w:color="auto" w:sz="4" w:space="0"/>
+        <w:left w:val="single" w:color="auto" w:sz="4" w:space="0"/>
+        <w:bottom w:val="single" w:color="auto" w:sz="4" w:space="0"/>
+        <w:right w:val="single" w:color="auto" w:sz="4" w:space="0"/>
+        <w:insideH w:val="single" w:color="auto" w:sz="4" w:space="0"/>
+        <w:insideV w:val="single" w:color="auto" w:sz="4" w:space="0"/>
       </w:tblBorders>
     </w:tblPr>
   </w:style>
